--- a/docs/patent_disclosure.docx
+++ b/docs/patent_disclosure.docx
@@ -3880,6 +3880,7 @@
     <w:tbl>
       <w:tblPr>
         <w:tblStyle w:val="Table"/>
+        <w:jc w:val="center"/>
         <w:tblLook w:firstRow="1" w:lastRow="0" w:firstColumn="0" w:lastColumn="0" w:noHBand="0" w:noVBand="0" w:val="0020"/>
         <w:tblCellMar>
           <w:top w:w="0" w:type="dxa"/>
@@ -3902,7 +3903,7 @@
         </w:trPr>
         <w:tc>
           <w:tcPr>
-            <w:tcW w:type="dxa" w:w="510"/>
+            <w:tcW w:type="dxa" w:w="1488"/>
           </w:tcPr>
           <w:p>
             <w:pPr>
@@ -3918,7 +3919,7 @@
         </w:tc>
         <w:tc>
           <w:tcPr>
-            <w:tcW w:type="dxa" w:w="7481"/>
+            <w:tcW w:type="dxa" w:w="5494"/>
           </w:tcPr>
           <w:p>
             <w:pPr>
@@ -3934,7 +3935,7 @@
         </w:tc>
         <w:tc>
           <w:tcPr>
-            <w:tcW w:type="dxa" w:w="1035"/>
+            <w:tcW w:type="dxa" w:w="2044"/>
           </w:tcPr>
           <w:p>
             <w:pPr>
@@ -3955,7 +3956,7 @@
         </w:trPr>
         <w:tc>
           <w:tcPr>
-            <w:tcW w:type="dxa" w:w="510"/>
+            <w:tcW w:type="dxa" w:w="1488"/>
           </w:tcPr>
           <w:p>
             <w:pPr>
@@ -3970,7 +3971,7 @@
         </w:tc>
         <w:tc>
           <w:tcPr>
-            <w:tcW w:type="dxa" w:w="7481"/>
+            <w:tcW w:type="dxa" w:w="5494"/>
           </w:tcPr>
           <w:p>
             <w:pPr>
@@ -4009,7 +4010,7 @@
         </w:tc>
         <w:tc>
           <w:tcPr>
-            <w:tcW w:type="dxa" w:w="1035"/>
+            <w:tcW w:type="dxa" w:w="2044"/>
           </w:tcPr>
           <w:p>
             <w:pPr>
@@ -4027,7 +4028,7 @@
         </w:trPr>
         <w:tc>
           <w:tcPr>
-            <w:tcW w:type="dxa" w:w="510"/>
+            <w:tcW w:type="dxa" w:w="1488"/>
           </w:tcPr>
           <w:p>
             <w:pPr>
@@ -4042,7 +4043,7 @@
         </w:tc>
         <w:tc>
           <w:tcPr>
-            <w:tcW w:type="dxa" w:w="7481"/>
+            <w:tcW w:type="dxa" w:w="5494"/>
           </w:tcPr>
           <w:p>
             <w:pPr>
@@ -4058,7 +4059,7 @@
         </w:tc>
         <w:tc>
           <w:tcPr>
-            <w:tcW w:type="dxa" w:w="1035"/>
+            <w:tcW w:type="dxa" w:w="2044"/>
           </w:tcPr>
           <w:p>
             <w:pPr>
@@ -4076,7 +4077,7 @@
         </w:trPr>
         <w:tc>
           <w:tcPr>
-            <w:tcW w:type="dxa" w:w="510"/>
+            <w:tcW w:type="dxa" w:w="1488"/>
           </w:tcPr>
           <w:p>
             <w:pPr>
@@ -4114,7 +4115,7 @@
         </w:tc>
         <w:tc>
           <w:tcPr>
-            <w:tcW w:type="dxa" w:w="7481"/>
+            <w:tcW w:type="dxa" w:w="5494"/>
           </w:tcPr>
           <w:p>
             <w:pPr>
@@ -4147,7 +4148,7 @@
         </w:tc>
         <w:tc>
           <w:tcPr>
-            <w:tcW w:type="dxa" w:w="1035"/>
+            <w:tcW w:type="dxa" w:w="2044"/>
           </w:tcPr>
           <w:p>
             <w:pPr>
@@ -4165,7 +4166,7 @@
         </w:trPr>
         <w:tc>
           <w:tcPr>
-            <w:tcW w:type="dxa" w:w="510"/>
+            <w:tcW w:type="dxa" w:w="1488"/>
           </w:tcPr>
           <w:p>
             <w:pPr>
@@ -4192,7 +4193,7 @@
         </w:tc>
         <w:tc>
           <w:tcPr>
-            <w:tcW w:type="dxa" w:w="7481"/>
+            <w:tcW w:type="dxa" w:w="5494"/>
           </w:tcPr>
           <w:p>
             <w:pPr>
@@ -4231,7 +4232,7 @@
         </w:tc>
         <w:tc>
           <w:tcPr>
-            <w:tcW w:type="dxa" w:w="1035"/>
+            <w:tcW w:type="dxa" w:w="2044"/>
           </w:tcPr>
           <w:p>
             <w:pPr>
@@ -4249,7 +4250,7 @@
         </w:trPr>
         <w:tc>
           <w:tcPr>
-            <w:tcW w:type="dxa" w:w="510"/>
+            <w:tcW w:type="dxa" w:w="1488"/>
           </w:tcPr>
           <w:p>
             <w:pPr>
@@ -4273,7 +4274,7 @@
         </w:tc>
         <w:tc>
           <w:tcPr>
-            <w:tcW w:type="dxa" w:w="7481"/>
+            <w:tcW w:type="dxa" w:w="5494"/>
           </w:tcPr>
           <w:p>
             <w:pPr>
@@ -4306,7 +4307,7 @@
         </w:tc>
         <w:tc>
           <w:tcPr>
-            <w:tcW w:type="dxa" w:w="1035"/>
+            <w:tcW w:type="dxa" w:w="2044"/>
           </w:tcPr>
           <w:p>
             <w:pPr>
@@ -4324,7 +4325,7 @@
         </w:trPr>
         <w:tc>
           <w:tcPr>
-            <w:tcW w:type="dxa" w:w="510"/>
+            <w:tcW w:type="dxa" w:w="1488"/>
           </w:tcPr>
           <w:p>
             <w:pPr>
@@ -4339,7 +4340,7 @@
         </w:tc>
         <w:tc>
           <w:tcPr>
-            <w:tcW w:type="dxa" w:w="7481"/>
+            <w:tcW w:type="dxa" w:w="5494"/>
           </w:tcPr>
           <w:p>
             <w:pPr>
@@ -4364,7 +4365,7 @@
         </w:tc>
         <w:tc>
           <w:tcPr>
-            <w:tcW w:type="dxa" w:w="1035"/>
+            <w:tcW w:type="dxa" w:w="2044"/>
           </w:tcPr>
           <w:p>
             <w:pPr>
@@ -4382,7 +4383,7 @@
         </w:trPr>
         <w:tc>
           <w:tcPr>
-            <w:tcW w:type="dxa" w:w="510"/>
+            <w:tcW w:type="dxa" w:w="1488"/>
           </w:tcPr>
           <w:p>
             <w:pPr>
@@ -4397,7 +4398,7 @@
         </w:tc>
         <w:tc>
           <w:tcPr>
-            <w:tcW w:type="dxa" w:w="7481"/>
+            <w:tcW w:type="dxa" w:w="5494"/>
           </w:tcPr>
           <w:p>
             <w:pPr>
@@ -4413,7 +4414,7 @@
         </w:tc>
         <w:tc>
           <w:tcPr>
-            <w:tcW w:type="dxa" w:w="1035"/>
+            <w:tcW w:type="dxa" w:w="2044"/>
           </w:tcPr>
           <w:p>
             <w:pPr>
@@ -4431,7 +4432,7 @@
         </w:trPr>
         <w:tc>
           <w:tcPr>
-            <w:tcW w:type="dxa" w:w="510"/>
+            <w:tcW w:type="dxa" w:w="1488"/>
           </w:tcPr>
           <w:p>
             <w:pPr>
@@ -4446,7 +4447,7 @@
         </w:tc>
         <w:tc>
           <w:tcPr>
-            <w:tcW w:type="dxa" w:w="7481"/>
+            <w:tcW w:type="dxa" w:w="5494"/>
           </w:tcPr>
           <w:p>
             <w:pPr>
@@ -4462,7 +4463,7 @@
         </w:tc>
         <w:tc>
           <w:tcPr>
-            <w:tcW w:type="dxa" w:w="1035"/>
+            <w:tcW w:type="dxa" w:w="2044"/>
           </w:tcPr>
           <w:p>
             <w:pPr>
@@ -4480,7 +4481,7 @@
         </w:trPr>
         <w:tc>
           <w:tcPr>
-            <w:tcW w:type="dxa" w:w="510"/>
+            <w:tcW w:type="dxa" w:w="1488"/>
           </w:tcPr>
           <w:p>
             <w:pPr>
@@ -4495,7 +4496,7 @@
         </w:tc>
         <w:tc>
           <w:tcPr>
-            <w:tcW w:type="dxa" w:w="7481"/>
+            <w:tcW w:type="dxa" w:w="5494"/>
           </w:tcPr>
           <w:p>
             <w:pPr>
@@ -4511,7 +4512,7 @@
         </w:tc>
         <w:tc>
           <w:tcPr>
-            <w:tcW w:type="dxa" w:w="1035"/>
+            <w:tcW w:type="dxa" w:w="2044"/>
           </w:tcPr>
           <w:p>
             <w:pPr>
@@ -4529,7 +4530,7 @@
         </w:trPr>
         <w:tc>
           <w:tcPr>
-            <w:tcW w:type="dxa" w:w="510"/>
+            <w:tcW w:type="dxa" w:w="1488"/>
           </w:tcPr>
           <w:p>
             <w:pPr>
@@ -4544,7 +4545,7 @@
         </w:tc>
         <w:tc>
           <w:tcPr>
-            <w:tcW w:type="dxa" w:w="7481"/>
+            <w:tcW w:type="dxa" w:w="5494"/>
           </w:tcPr>
           <w:p>
             <w:pPr>
@@ -4560,7 +4561,7 @@
         </w:tc>
         <w:tc>
           <w:tcPr>
-            <w:tcW w:type="dxa" w:w="1035"/>
+            <w:tcW w:type="dxa" w:w="2044"/>
           </w:tcPr>
           <w:p>
             <w:pPr>
@@ -4578,7 +4579,7 @@
         </w:trPr>
         <w:tc>
           <w:tcPr>
-            <w:tcW w:type="dxa" w:w="510"/>
+            <w:tcW w:type="dxa" w:w="1488"/>
           </w:tcPr>
           <w:p>
             <w:pPr>
@@ -4641,7 +4642,7 @@
         </w:tc>
         <w:tc>
           <w:tcPr>
-            <w:tcW w:type="dxa" w:w="7481"/>
+            <w:tcW w:type="dxa" w:w="5494"/>
           </w:tcPr>
           <w:p>
             <w:pPr>
@@ -4709,7 +4710,7 @@
         </w:tc>
         <w:tc>
           <w:tcPr>
-            <w:tcW w:type="dxa" w:w="1035"/>
+            <w:tcW w:type="dxa" w:w="2044"/>
           </w:tcPr>
           <w:p>
             <w:pPr>
@@ -4727,7 +4728,7 @@
         </w:trPr>
         <w:tc>
           <w:tcPr>
-            <w:tcW w:type="dxa" w:w="510"/>
+            <w:tcW w:type="dxa" w:w="1488"/>
           </w:tcPr>
           <w:p>
             <w:pPr>
@@ -4742,7 +4743,7 @@
         </w:tc>
         <w:tc>
           <w:tcPr>
-            <w:tcW w:type="dxa" w:w="7481"/>
+            <w:tcW w:type="dxa" w:w="5494"/>
           </w:tcPr>
           <w:p>
             <w:pPr>
@@ -4758,7 +4759,7 @@
         </w:tc>
         <w:tc>
           <w:tcPr>
-            <w:tcW w:type="dxa" w:w="1035"/>
+            <w:tcW w:type="dxa" w:w="2044"/>
           </w:tcPr>
           <w:p>
             <w:pPr>
@@ -4776,7 +4777,7 @@
         </w:trPr>
         <w:tc>
           <w:tcPr>
-            <w:tcW w:type="dxa" w:w="510"/>
+            <w:tcW w:type="dxa" w:w="1488"/>
           </w:tcPr>
           <w:p>
             <w:pPr>
@@ -4791,7 +4792,7 @@
         </w:tc>
         <w:tc>
           <w:tcPr>
-            <w:tcW w:type="dxa" w:w="7481"/>
+            <w:tcW w:type="dxa" w:w="5494"/>
           </w:tcPr>
           <w:p>
             <w:pPr>
@@ -4807,7 +4808,7 @@
         </w:tc>
         <w:tc>
           <w:tcPr>
-            <w:tcW w:type="dxa" w:w="1035"/>
+            <w:tcW w:type="dxa" w:w="2044"/>
           </w:tcPr>
           <w:p>
             <w:pPr>
@@ -4825,7 +4826,7 @@
         </w:trPr>
         <w:tc>
           <w:tcPr>
-            <w:tcW w:type="dxa" w:w="510"/>
+            <w:tcW w:type="dxa" w:w="1488"/>
           </w:tcPr>
           <w:p>
             <w:pPr>
@@ -4840,7 +4841,7 @@
         </w:tc>
         <w:tc>
           <w:tcPr>
-            <w:tcW w:type="dxa" w:w="7481"/>
+            <w:tcW w:type="dxa" w:w="5494"/>
           </w:tcPr>
           <w:p>
             <w:pPr>
@@ -4856,7 +4857,7 @@
         </w:tc>
         <w:tc>
           <w:tcPr>
-            <w:tcW w:type="dxa" w:w="1035"/>
+            <w:tcW w:type="dxa" w:w="2044"/>
           </w:tcPr>
           <w:p>
             <w:pPr>
@@ -4874,7 +4875,7 @@
         </w:trPr>
         <w:tc>
           <w:tcPr>
-            <w:tcW w:type="dxa" w:w="510"/>
+            <w:tcW w:type="dxa" w:w="1488"/>
           </w:tcPr>
           <w:p>
             <w:pPr>
@@ -4889,7 +4890,7 @@
         </w:tc>
         <w:tc>
           <w:tcPr>
-            <w:tcW w:type="dxa" w:w="7481"/>
+            <w:tcW w:type="dxa" w:w="5494"/>
           </w:tcPr>
           <w:p>
             <w:pPr>
@@ -4905,7 +4906,7 @@
         </w:tc>
         <w:tc>
           <w:tcPr>
-            <w:tcW w:type="dxa" w:w="1035"/>
+            <w:tcW w:type="dxa" w:w="2044"/>
           </w:tcPr>
           <w:p>
             <w:pPr>
@@ -4923,7 +4924,7 @@
         </w:trPr>
         <w:tc>
           <w:tcPr>
-            <w:tcW w:type="dxa" w:w="510"/>
+            <w:tcW w:type="dxa" w:w="1488"/>
           </w:tcPr>
           <w:p>
             <w:pPr>
@@ -4938,7 +4939,7 @@
         </w:tc>
         <w:tc>
           <w:tcPr>
-            <w:tcW w:type="dxa" w:w="7481"/>
+            <w:tcW w:type="dxa" w:w="5494"/>
           </w:tcPr>
           <w:p>
             <w:pPr>
@@ -4963,7 +4964,7 @@
         </w:tc>
         <w:tc>
           <w:tcPr>
-            <w:tcW w:type="dxa" w:w="1035"/>
+            <w:tcW w:type="dxa" w:w="2044"/>
           </w:tcPr>
           <w:p>
             <w:pPr>
@@ -4981,7 +4982,7 @@
         </w:trPr>
         <w:tc>
           <w:tcPr>
-            <w:tcW w:type="dxa" w:w="510"/>
+            <w:tcW w:type="dxa" w:w="1488"/>
           </w:tcPr>
           <w:p>
             <w:pPr>
@@ -5032,7 +5033,7 @@
         </w:tc>
         <w:tc>
           <w:tcPr>
-            <w:tcW w:type="dxa" w:w="7481"/>
+            <w:tcW w:type="dxa" w:w="5494"/>
           </w:tcPr>
           <w:p>
             <w:pPr>
@@ -5131,7 +5132,7 @@
         </w:tc>
         <w:tc>
           <w:tcPr>
-            <w:tcW w:type="dxa" w:w="1035"/>
+            <w:tcW w:type="dxa" w:w="2044"/>
           </w:tcPr>
           <w:p>
             <w:pPr>
@@ -5149,7 +5150,7 @@
         </w:trPr>
         <w:tc>
           <w:tcPr>
-            <w:tcW w:type="dxa" w:w="510"/>
+            <w:tcW w:type="dxa" w:w="1488"/>
           </w:tcPr>
           <w:p>
             <w:pPr>
@@ -5164,7 +5165,7 @@
         </w:tc>
         <w:tc>
           <w:tcPr>
-            <w:tcW w:type="dxa" w:w="7481"/>
+            <w:tcW w:type="dxa" w:w="5494"/>
           </w:tcPr>
           <w:p>
             <w:pPr>
@@ -5209,7 +5210,7 @@
         </w:tc>
         <w:tc>
           <w:tcPr>
-            <w:tcW w:type="dxa" w:w="1035"/>
+            <w:tcW w:type="dxa" w:w="2044"/>
           </w:tcPr>
           <w:p>
             <w:pPr>
@@ -10349,7 +10350,7 @@
     <w:tbl>
       <w:tblPr>
         <w:tblStyle w:val="Table"/>
-        <w:jc w:val="left"/>
+        <w:jc w:val="center"/>
         <w:tblInd w:w="720" w:type="dxa"/>
         <w:tblLook w:firstRow="1" w:lastRow="0" w:firstColumn="0" w:lastColumn="0" w:noHBand="0" w:noVBand="0" w:val="0020"/>
         <w:tblCellMar>
@@ -10378,7 +10379,7 @@
         </w:trPr>
         <w:tc>
           <w:tcPr>
-            <w:tcW w:type="dxa" w:w="4721"/>
+            <w:tcW w:type="dxa" w:w="2297"/>
           </w:tcPr>
           <w:p>
             <w:pPr>
@@ -10402,7 +10403,7 @@
         </w:tc>
         <w:tc>
           <w:tcPr>
-            <w:tcW w:type="dxa" w:w="615"/>
+            <w:tcW w:type="dxa" w:w="961"/>
           </w:tcPr>
           <w:p>
             <w:pPr>
@@ -10415,7 +10416,7 @@
         </w:tc>
         <w:tc>
           <w:tcPr>
-            <w:tcW w:type="dxa" w:w="615"/>
+            <w:tcW w:type="dxa" w:w="961"/>
           </w:tcPr>
           <w:p>
             <w:pPr>
@@ -10428,7 +10429,7 @@
         </w:tc>
         <w:tc>
           <w:tcPr>
-            <w:tcW w:type="dxa" w:w="615"/>
+            <w:tcW w:type="dxa" w:w="961"/>
           </w:tcPr>
           <w:p>
             <w:pPr>
@@ -10441,7 +10442,7 @@
         </w:tc>
         <w:tc>
           <w:tcPr>
-            <w:tcW w:type="dxa" w:w="615"/>
+            <w:tcW w:type="dxa" w:w="961"/>
           </w:tcPr>
           <w:p>
             <w:pPr>
@@ -10454,7 +10455,7 @@
         </w:tc>
         <w:tc>
           <w:tcPr>
-            <w:tcW w:type="dxa" w:w="615"/>
+            <w:tcW w:type="dxa" w:w="961"/>
           </w:tcPr>
           <w:p>
             <w:pPr>
@@ -10467,7 +10468,7 @@
         </w:tc>
         <w:tc>
           <w:tcPr>
-            <w:tcW w:type="dxa" w:w="615"/>
+            <w:tcW w:type="dxa" w:w="961"/>
           </w:tcPr>
           <w:p>
             <w:pPr>
@@ -10480,7 +10481,7 @@
         </w:tc>
         <w:tc>
           <w:tcPr>
-            <w:tcW w:type="dxa" w:w="615"/>
+            <w:tcW w:type="dxa" w:w="961"/>
           </w:tcPr>
           <w:p>
             <w:pPr>
@@ -10498,7 +10499,7 @@
         </w:trPr>
         <w:tc>
           <w:tcPr>
-            <w:tcW w:type="dxa" w:w="4721"/>
+            <w:tcW w:type="dxa" w:w="2297"/>
           </w:tcPr>
           <w:p>
             <w:pPr>
@@ -10535,7 +10536,7 @@
         </w:tc>
         <w:tc>
           <w:tcPr>
-            <w:tcW w:type="dxa" w:w="615"/>
+            <w:tcW w:type="dxa" w:w="961"/>
           </w:tcPr>
           <w:p>
             <w:pPr>
@@ -10548,7 +10549,7 @@
         </w:tc>
         <w:tc>
           <w:tcPr>
-            <w:tcW w:type="dxa" w:w="615"/>
+            <w:tcW w:type="dxa" w:w="961"/>
           </w:tcPr>
           <w:p>
             <w:pPr>
@@ -10561,7 +10562,7 @@
         </w:tc>
         <w:tc>
           <w:tcPr>
-            <w:tcW w:type="dxa" w:w="615"/>
+            <w:tcW w:type="dxa" w:w="961"/>
           </w:tcPr>
           <w:p>
             <w:pPr>
@@ -10574,7 +10575,7 @@
         </w:tc>
         <w:tc>
           <w:tcPr>
-            <w:tcW w:type="dxa" w:w="615"/>
+            <w:tcW w:type="dxa" w:w="961"/>
           </w:tcPr>
           <w:p>
             <w:pPr>
@@ -10587,7 +10588,7 @@
         </w:tc>
         <w:tc>
           <w:tcPr>
-            <w:tcW w:type="dxa" w:w="615"/>
+            <w:tcW w:type="dxa" w:w="961"/>
           </w:tcPr>
           <w:p>
             <w:pPr>
@@ -10600,7 +10601,7 @@
         </w:tc>
         <w:tc>
           <w:tcPr>
-            <w:tcW w:type="dxa" w:w="615"/>
+            <w:tcW w:type="dxa" w:w="961"/>
           </w:tcPr>
           <w:p>
             <w:pPr>
@@ -10613,7 +10614,7 @@
         </w:tc>
         <w:tc>
           <w:tcPr>
-            <w:tcW w:type="dxa" w:w="615"/>
+            <w:tcW w:type="dxa" w:w="961"/>
           </w:tcPr>
           <w:p>
             <w:pPr>
@@ -10631,7 +10632,7 @@
         </w:trPr>
         <w:tc>
           <w:tcPr>
-            <w:tcW w:type="dxa" w:w="4721"/>
+            <w:tcW w:type="dxa" w:w="2297"/>
           </w:tcPr>
           <w:p>
             <w:pPr>
@@ -10650,7 +10651,7 @@
         </w:tc>
         <w:tc>
           <w:tcPr>
-            <w:tcW w:type="dxa" w:w="615"/>
+            <w:tcW w:type="dxa" w:w="961"/>
           </w:tcPr>
           <w:p>
             <w:pPr>
@@ -10663,7 +10664,7 @@
         </w:tc>
         <w:tc>
           <w:tcPr>
-            <w:tcW w:type="dxa" w:w="615"/>
+            <w:tcW w:type="dxa" w:w="961"/>
           </w:tcPr>
           <w:p>
             <w:pPr>
@@ -10676,7 +10677,7 @@
         </w:tc>
         <w:tc>
           <w:tcPr>
-            <w:tcW w:type="dxa" w:w="615"/>
+            <w:tcW w:type="dxa" w:w="961"/>
           </w:tcPr>
           <w:p>
             <w:pPr>
@@ -10689,7 +10690,7 @@
         </w:tc>
         <w:tc>
           <w:tcPr>
-            <w:tcW w:type="dxa" w:w="615"/>
+            <w:tcW w:type="dxa" w:w="961"/>
           </w:tcPr>
           <w:p>
             <w:pPr>
@@ -10702,7 +10703,7 @@
         </w:tc>
         <w:tc>
           <w:tcPr>
-            <w:tcW w:type="dxa" w:w="615"/>
+            <w:tcW w:type="dxa" w:w="961"/>
           </w:tcPr>
           <w:p>
             <w:pPr>
@@ -10715,7 +10716,7 @@
         </w:tc>
         <w:tc>
           <w:tcPr>
-            <w:tcW w:type="dxa" w:w="615"/>
+            <w:tcW w:type="dxa" w:w="961"/>
           </w:tcPr>
           <w:p>
             <w:pPr>
@@ -10728,7 +10729,7 @@
         </w:tc>
         <w:tc>
           <w:tcPr>
-            <w:tcW w:type="dxa" w:w="615"/>
+            <w:tcW w:type="dxa" w:w="961"/>
           </w:tcPr>
           <w:p>
             <w:pPr>
@@ -10746,7 +10747,7 @@
         </w:trPr>
         <w:tc>
           <w:tcPr>
-            <w:tcW w:type="dxa" w:w="4721"/>
+            <w:tcW w:type="dxa" w:w="2297"/>
           </w:tcPr>
           <w:p>
             <w:pPr>
@@ -10783,7 +10784,7 @@
         </w:tc>
         <w:tc>
           <w:tcPr>
-            <w:tcW w:type="dxa" w:w="615"/>
+            <w:tcW w:type="dxa" w:w="961"/>
           </w:tcPr>
           <w:p>
             <w:pPr>
@@ -10796,7 +10797,7 @@
         </w:tc>
         <w:tc>
           <w:tcPr>
-            <w:tcW w:type="dxa" w:w="615"/>
+            <w:tcW w:type="dxa" w:w="961"/>
           </w:tcPr>
           <w:p>
             <w:pPr>
@@ -10809,7 +10810,7 @@
         </w:tc>
         <w:tc>
           <w:tcPr>
-            <w:tcW w:type="dxa" w:w="615"/>
+            <w:tcW w:type="dxa" w:w="961"/>
           </w:tcPr>
           <w:p>
             <w:pPr>
@@ -10822,7 +10823,7 @@
         </w:tc>
         <w:tc>
           <w:tcPr>
-            <w:tcW w:type="dxa" w:w="615"/>
+            <w:tcW w:type="dxa" w:w="961"/>
           </w:tcPr>
           <w:p>
             <w:pPr>
@@ -10835,7 +10836,7 @@
         </w:tc>
         <w:tc>
           <w:tcPr>
-            <w:tcW w:type="dxa" w:w="615"/>
+            <w:tcW w:type="dxa" w:w="961"/>
           </w:tcPr>
           <w:p>
             <w:pPr>
@@ -10848,7 +10849,7 @@
         </w:tc>
         <w:tc>
           <w:tcPr>
-            <w:tcW w:type="dxa" w:w="615"/>
+            <w:tcW w:type="dxa" w:w="961"/>
           </w:tcPr>
           <w:p>
             <w:pPr>
@@ -10861,7 +10862,7 @@
         </w:tc>
         <w:tc>
           <w:tcPr>
-            <w:tcW w:type="dxa" w:w="615"/>
+            <w:tcW w:type="dxa" w:w="961"/>
           </w:tcPr>
           <w:p>
             <w:pPr>
@@ -10879,7 +10880,7 @@
         </w:trPr>
         <w:tc>
           <w:tcPr>
-            <w:tcW w:type="dxa" w:w="4721"/>
+            <w:tcW w:type="dxa" w:w="2297"/>
           </w:tcPr>
           <w:p>
             <w:pPr>
@@ -10898,7 +10899,7 @@
         </w:tc>
         <w:tc>
           <w:tcPr>
-            <w:tcW w:type="dxa" w:w="615"/>
+            <w:tcW w:type="dxa" w:w="961"/>
           </w:tcPr>
           <w:p>
             <w:pPr>
@@ -10911,7 +10912,7 @@
         </w:tc>
         <w:tc>
           <w:tcPr>
-            <w:tcW w:type="dxa" w:w="615"/>
+            <w:tcW w:type="dxa" w:w="961"/>
           </w:tcPr>
           <w:p>
             <w:pPr>
@@ -10924,7 +10925,7 @@
         </w:tc>
         <w:tc>
           <w:tcPr>
-            <w:tcW w:type="dxa" w:w="615"/>
+            <w:tcW w:type="dxa" w:w="961"/>
           </w:tcPr>
           <w:p>
             <w:pPr>
@@ -10937,7 +10938,7 @@
         </w:tc>
         <w:tc>
           <w:tcPr>
-            <w:tcW w:type="dxa" w:w="615"/>
+            <w:tcW w:type="dxa" w:w="961"/>
           </w:tcPr>
           <w:p>
             <w:pPr>
@@ -10950,7 +10951,7 @@
         </w:tc>
         <w:tc>
           <w:tcPr>
-            <w:tcW w:type="dxa" w:w="615"/>
+            <w:tcW w:type="dxa" w:w="961"/>
           </w:tcPr>
           <w:p>
             <w:pPr>
@@ -10963,7 +10964,7 @@
         </w:tc>
         <w:tc>
           <w:tcPr>
-            <w:tcW w:type="dxa" w:w="615"/>
+            <w:tcW w:type="dxa" w:w="961"/>
           </w:tcPr>
           <w:p>
             <w:pPr>
@@ -10976,7 +10977,7 @@
         </w:tc>
         <w:tc>
           <w:tcPr>
-            <w:tcW w:type="dxa" w:w="615"/>
+            <w:tcW w:type="dxa" w:w="961"/>
           </w:tcPr>
           <w:p>
             <w:pPr>
@@ -18519,6 +18520,7 @@
     <w:tbl>
       <w:tblPr>
         <w:tblStyle w:val="Table"/>
+        <w:jc w:val="center"/>
         <w:tblLook w:firstRow="1" w:lastRow="0" w:firstColumn="0" w:lastColumn="0" w:noHBand="0" w:noVBand="0" w:val="0020"/>
         <w:tblCellMar>
           <w:top w:w="0" w:type="dxa"/>
@@ -18542,15 +18544,18 @@
         </w:trPr>
         <w:tc>
           <w:tcPr>
-            <w:tcW w:type="dxa" w:w="1770"/>
-          </w:tcPr>
-          <w:p>
-            <w:pPr>
-              <w:pStyle w:val="Compact"/>
+            <w:tcW w:type="dxa" w:w="2044"/>
+          </w:tcPr>
+          <w:p>
+            <w:pPr>
+              <w:pStyle w:val="Compact"/>
+              <w:spacing w:before="0" w:after="0"/>
             </w:pPr>
             <w:r>
               <w:rPr>
-                <w:rFonts w:hint="eastAsia"/>
+                <w:rFonts w:hint="eastAsia" w:ascii="Times New Roman" w:hAnsi="Times New Roman" w:eastAsia="宋体"/>
+                <w:color w:val="000000"/>
+                <w:sz w:val="16"/>
               </w:rPr>
               <w:t xml:space="preserve">实例组</w:t>
             </w:r>
@@ -18558,15 +18563,18 @@
         </w:tc>
         <w:tc>
           <w:tcPr>
-            <w:tcW w:type="dxa" w:w="615"/>
-          </w:tcPr>
-          <w:p>
-            <w:pPr>
-              <w:pStyle w:val="Compact"/>
+            <w:tcW w:type="dxa" w:w="1112"/>
+          </w:tcPr>
+          <w:p>
+            <w:pPr>
+              <w:pStyle w:val="Compact"/>
+              <w:spacing w:before="0" w:after="0"/>
             </w:pPr>
             <w:r>
               <w:rPr>
-                <w:rFonts w:hint="eastAsia"/>
+                <w:rFonts w:hint="eastAsia" w:ascii="Times New Roman" w:hAnsi="Times New Roman" w:eastAsia="宋体"/>
+                <w:color w:val="000000"/>
+                <w:sz w:val="16"/>
               </w:rPr>
               <w:t xml:space="preserve">规模</w:t>
             </w:r>
@@ -18574,15 +18582,18 @@
         </w:tc>
         <w:tc>
           <w:tcPr>
-            <w:tcW w:type="dxa" w:w="825"/>
-          </w:tcPr>
-          <w:p>
-            <w:pPr>
-              <w:pStyle w:val="Compact"/>
+            <w:tcW w:type="dxa" w:w="1281"/>
+          </w:tcPr>
+          <w:p>
+            <w:pPr>
+              <w:pStyle w:val="Compact"/>
+              <w:spacing w:before="0" w:after="0"/>
             </w:pPr>
             <w:r>
               <w:rPr>
-                <w:rFonts w:hint="eastAsia"/>
+                <w:rFonts w:hint="eastAsia" w:ascii="Times New Roman" w:hAnsi="Times New Roman" w:eastAsia="宋体"/>
+                <w:color w:val="000000"/>
+                <w:sz w:val="16"/>
               </w:rPr>
               <w:t xml:space="preserve">数量</w:t>
             </w:r>
@@ -18590,15 +18601,18 @@
         </w:tc>
         <w:tc>
           <w:tcPr>
-            <w:tcW w:type="dxa" w:w="5816"/>
-          </w:tcPr>
-          <w:p>
-            <w:pPr>
-              <w:pStyle w:val="Compact"/>
+            <w:tcW w:type="dxa" w:w="4588"/>
+          </w:tcPr>
+          <w:p>
+            <w:pPr>
+              <w:pStyle w:val="Compact"/>
+              <w:spacing w:before="0" w:after="0"/>
             </w:pPr>
             <w:r>
               <w:rPr>
-                <w:rFonts w:hint="eastAsia"/>
+                <w:rFonts w:hint="eastAsia" w:ascii="Times New Roman" w:hAnsi="Times New Roman" w:eastAsia="宋体"/>
+                <w:color w:val="000000"/>
+                <w:sz w:val="16"/>
               </w:rPr>
               <w:t xml:space="preserve">能耗节省（均值±标准差）</w:t>
             </w:r>
@@ -18611,15 +18625,18 @@
         </w:trPr>
         <w:tc>
           <w:tcPr>
-            <w:tcW w:type="dxa" w:w="1770"/>
-          </w:tcPr>
-          <w:p>
-            <w:pPr>
-              <w:pStyle w:val="Compact"/>
+            <w:tcW w:type="dxa" w:w="2044"/>
+          </w:tcPr>
+          <w:p>
+            <w:pPr>
+              <w:pStyle w:val="Compact"/>
+              <w:spacing w:before="0" w:after="0"/>
             </w:pPr>
             <w:r>
               <w:rPr>
-                <w:rFonts w:hint="eastAsia"/>
+                <w:rFonts w:hint="eastAsia" w:ascii="Times New Roman" w:hAnsi="Times New Roman" w:eastAsia="宋体"/>
+                <w:color w:val="000000"/>
+                <w:sz w:val="16"/>
               </w:rPr>
               <w:t xml:space="preserve">圆形分布（自建）</w:t>
             </w:r>
@@ -18627,18 +18644,26 @@
         </w:tc>
         <w:tc>
           <w:tcPr>
-            <w:tcW w:type="dxa" w:w="615"/>
-          </w:tcPr>
-          <w:p>
-            <w:pPr>
-              <w:pStyle w:val="Compact"/>
-            </w:pPr>
-            <w:r>
+            <w:tcW w:type="dxa" w:w="1112"/>
+          </w:tcPr>
+          <w:p>
+            <w:pPr>
+              <w:pStyle w:val="Compact"/>
+              <w:spacing w:before="0" w:after="0"/>
+            </w:pPr>
+            <w:r>
+              <w:rPr>
+                <w:rFonts w:ascii="Times New Roman" w:hAnsi="Times New Roman" w:eastAsia="宋体"/>
+                <w:color w:val="000000"/>
+                <w:sz w:val="16"/>
+              </w:rPr>
               <w:t xml:space="preserve">5 </w:t>
             </w:r>
             <w:r>
               <w:rPr>
-                <w:rFonts w:hint="eastAsia"/>
+                <w:rFonts w:hint="eastAsia" w:ascii="Times New Roman" w:hAnsi="Times New Roman" w:eastAsia="宋体"/>
+                <w:color w:val="000000"/>
+                <w:sz w:val="16"/>
               </w:rPr>
               <w:t xml:space="preserve">点</w:t>
             </w:r>
@@ -18646,26 +18671,38 @@
         </w:tc>
         <w:tc>
           <w:tcPr>
-            <w:tcW w:type="dxa" w:w="825"/>
-          </w:tcPr>
-          <w:p>
-            <w:pPr>
-              <w:pStyle w:val="Compact"/>
-            </w:pPr>
-            <w:r>
+            <w:tcW w:type="dxa" w:w="1281"/>
+          </w:tcPr>
+          <w:p>
+            <w:pPr>
+              <w:pStyle w:val="Compact"/>
+              <w:spacing w:before="0" w:after="0"/>
+            </w:pPr>
+            <w:r>
+              <w:rPr>
+                <w:rFonts w:ascii="Times New Roman" w:hAnsi="Times New Roman" w:eastAsia="宋体"/>
+                <w:color w:val="000000"/>
+                <w:sz w:val="16"/>
+              </w:rPr>
               <w:t xml:space="preserve">10</w:t>
             </w:r>
           </w:p>
         </w:tc>
         <w:tc>
           <w:tcPr>
-            <w:tcW w:type="dxa" w:w="5816"/>
-          </w:tcPr>
-          <w:p>
-            <w:pPr>
-              <w:pStyle w:val="Compact"/>
-            </w:pPr>
-            <w:r>
+            <w:tcW w:type="dxa" w:w="4588"/>
+          </w:tcPr>
+          <w:p>
+            <w:pPr>
+              <w:pStyle w:val="Compact"/>
+              <w:spacing w:before="0" w:after="0"/>
+            </w:pPr>
+            <w:r>
+              <w:rPr>
+                <w:rFonts w:ascii="Times New Roman" w:hAnsi="Times New Roman" w:eastAsia="宋体"/>
+                <w:color w:val="000000"/>
+                <w:sz w:val="16"/>
+              </w:rPr>
               <w:t xml:space="preserve">−1.66% ± 1.35%</w:t>
             </w:r>
           </w:p>
@@ -18677,15 +18714,18 @@
         </w:trPr>
         <w:tc>
           <w:tcPr>
-            <w:tcW w:type="dxa" w:w="1770"/>
-          </w:tcPr>
-          <w:p>
-            <w:pPr>
-              <w:pStyle w:val="Compact"/>
+            <w:tcW w:type="dxa" w:w="2044"/>
+          </w:tcPr>
+          <w:p>
+            <w:pPr>
+              <w:pStyle w:val="Compact"/>
+              <w:spacing w:before="0" w:after="0"/>
             </w:pPr>
             <w:r>
               <w:rPr>
-                <w:rFonts w:hint="eastAsia"/>
+                <w:rFonts w:hint="eastAsia" w:ascii="Times New Roman" w:hAnsi="Times New Roman" w:eastAsia="宋体"/>
+                <w:color w:val="000000"/>
+                <w:sz w:val="16"/>
               </w:rPr>
               <w:t xml:space="preserve">圆形分布（自建）</w:t>
             </w:r>
@@ -18693,18 +18733,26 @@
         </w:tc>
         <w:tc>
           <w:tcPr>
-            <w:tcW w:type="dxa" w:w="615"/>
-          </w:tcPr>
-          <w:p>
-            <w:pPr>
-              <w:pStyle w:val="Compact"/>
-            </w:pPr>
-            <w:r>
+            <w:tcW w:type="dxa" w:w="1112"/>
+          </w:tcPr>
+          <w:p>
+            <w:pPr>
+              <w:pStyle w:val="Compact"/>
+              <w:spacing w:before="0" w:after="0"/>
+            </w:pPr>
+            <w:r>
+              <w:rPr>
+                <w:rFonts w:ascii="Times New Roman" w:hAnsi="Times New Roman" w:eastAsia="宋体"/>
+                <w:color w:val="000000"/>
+                <w:sz w:val="16"/>
+              </w:rPr>
               <w:t xml:space="preserve">10 </w:t>
             </w:r>
             <w:r>
               <w:rPr>
-                <w:rFonts w:hint="eastAsia"/>
+                <w:rFonts w:hint="eastAsia" w:ascii="Times New Roman" w:hAnsi="Times New Roman" w:eastAsia="宋体"/>
+                <w:color w:val="000000"/>
+                <w:sz w:val="16"/>
               </w:rPr>
               <w:t xml:space="preserve">点</w:t>
             </w:r>
@@ -18712,26 +18760,38 @@
         </w:tc>
         <w:tc>
           <w:tcPr>
-            <w:tcW w:type="dxa" w:w="825"/>
-          </w:tcPr>
-          <w:p>
-            <w:pPr>
-              <w:pStyle w:val="Compact"/>
-            </w:pPr>
-            <w:r>
+            <w:tcW w:type="dxa" w:w="1281"/>
+          </w:tcPr>
+          <w:p>
+            <w:pPr>
+              <w:pStyle w:val="Compact"/>
+              <w:spacing w:before="0" w:after="0"/>
+            </w:pPr>
+            <w:r>
+              <w:rPr>
+                <w:rFonts w:ascii="Times New Roman" w:hAnsi="Times New Roman" w:eastAsia="宋体"/>
+                <w:color w:val="000000"/>
+                <w:sz w:val="16"/>
+              </w:rPr>
               <w:t xml:space="preserve">10</w:t>
             </w:r>
           </w:p>
         </w:tc>
         <w:tc>
           <w:tcPr>
-            <w:tcW w:type="dxa" w:w="5816"/>
-          </w:tcPr>
-          <w:p>
-            <w:pPr>
-              <w:pStyle w:val="Compact"/>
-            </w:pPr>
-            <w:r>
+            <w:tcW w:type="dxa" w:w="4588"/>
+          </w:tcPr>
+          <w:p>
+            <w:pPr>
+              <w:pStyle w:val="Compact"/>
+              <w:spacing w:before="0" w:after="0"/>
+            </w:pPr>
+            <w:r>
+              <w:rPr>
+                <w:rFonts w:ascii="Times New Roman" w:hAnsi="Times New Roman" w:eastAsia="宋体"/>
+                <w:color w:val="000000"/>
+                <w:sz w:val="16"/>
+              </w:rPr>
               <w:t xml:space="preserve">−1.69% ± 1.50%</w:t>
             </w:r>
           </w:p>
@@ -18743,15 +18803,18 @@
         </w:trPr>
         <w:tc>
           <w:tcPr>
-            <w:tcW w:type="dxa" w:w="1770"/>
-          </w:tcPr>
-          <w:p>
-            <w:pPr>
-              <w:pStyle w:val="Compact"/>
+            <w:tcW w:type="dxa" w:w="2044"/>
+          </w:tcPr>
+          <w:p>
+            <w:pPr>
+              <w:pStyle w:val="Compact"/>
+              <w:spacing w:before="0" w:after="0"/>
             </w:pPr>
             <w:r>
               <w:rPr>
-                <w:rFonts w:hint="eastAsia"/>
+                <w:rFonts w:hint="eastAsia" w:ascii="Times New Roman" w:hAnsi="Times New Roman" w:eastAsia="宋体"/>
+                <w:color w:val="000000"/>
+                <w:sz w:val="16"/>
               </w:rPr>
               <w:t xml:space="preserve">圆形分布（自建）</w:t>
             </w:r>
@@ -18759,18 +18822,26 @@
         </w:tc>
         <w:tc>
           <w:tcPr>
-            <w:tcW w:type="dxa" w:w="615"/>
-          </w:tcPr>
-          <w:p>
-            <w:pPr>
-              <w:pStyle w:val="Compact"/>
-            </w:pPr>
-            <w:r>
+            <w:tcW w:type="dxa" w:w="1112"/>
+          </w:tcPr>
+          <w:p>
+            <w:pPr>
+              <w:pStyle w:val="Compact"/>
+              <w:spacing w:before="0" w:after="0"/>
+            </w:pPr>
+            <w:r>
+              <w:rPr>
+                <w:rFonts w:ascii="Times New Roman" w:hAnsi="Times New Roman" w:eastAsia="宋体"/>
+                <w:color w:val="000000"/>
+                <w:sz w:val="16"/>
+              </w:rPr>
               <w:t xml:space="preserve">15 </w:t>
             </w:r>
             <w:r>
               <w:rPr>
-                <w:rFonts w:hint="eastAsia"/>
+                <w:rFonts w:hint="eastAsia" w:ascii="Times New Roman" w:hAnsi="Times New Roman" w:eastAsia="宋体"/>
+                <w:color w:val="000000"/>
+                <w:sz w:val="16"/>
               </w:rPr>
               <w:t xml:space="preserve">点</w:t>
             </w:r>
@@ -18778,26 +18849,38 @@
         </w:tc>
         <w:tc>
           <w:tcPr>
-            <w:tcW w:type="dxa" w:w="825"/>
-          </w:tcPr>
-          <w:p>
-            <w:pPr>
-              <w:pStyle w:val="Compact"/>
-            </w:pPr>
-            <w:r>
+            <w:tcW w:type="dxa" w:w="1281"/>
+          </w:tcPr>
+          <w:p>
+            <w:pPr>
+              <w:pStyle w:val="Compact"/>
+              <w:spacing w:before="0" w:after="0"/>
+            </w:pPr>
+            <w:r>
+              <w:rPr>
+                <w:rFonts w:ascii="Times New Roman" w:hAnsi="Times New Roman" w:eastAsia="宋体"/>
+                <w:color w:val="000000"/>
+                <w:sz w:val="16"/>
+              </w:rPr>
               <w:t xml:space="preserve">10</w:t>
             </w:r>
           </w:p>
         </w:tc>
         <w:tc>
           <w:tcPr>
-            <w:tcW w:type="dxa" w:w="5816"/>
-          </w:tcPr>
-          <w:p>
-            <w:pPr>
-              <w:pStyle w:val="Compact"/>
-            </w:pPr>
-            <w:r>
+            <w:tcW w:type="dxa" w:w="4588"/>
+          </w:tcPr>
+          <w:p>
+            <w:pPr>
+              <w:pStyle w:val="Compact"/>
+              <w:spacing w:before="0" w:after="0"/>
+            </w:pPr>
+            <w:r>
+              <w:rPr>
+                <w:rFonts w:ascii="Times New Roman" w:hAnsi="Times New Roman" w:eastAsia="宋体"/>
+                <w:color w:val="000000"/>
+                <w:sz w:val="16"/>
+              </w:rPr>
               <w:t xml:space="preserve">−3.06% ± 2.11%</w:t>
             </w:r>
           </w:p>
@@ -18809,15 +18892,18 @@
         </w:trPr>
         <w:tc>
           <w:tcPr>
-            <w:tcW w:type="dxa" w:w="1770"/>
-          </w:tcPr>
-          <w:p>
-            <w:pPr>
-              <w:pStyle w:val="Compact"/>
+            <w:tcW w:type="dxa" w:w="2044"/>
+          </w:tcPr>
+          <w:p>
+            <w:pPr>
+              <w:pStyle w:val="Compact"/>
+              <w:spacing w:before="0" w:after="0"/>
             </w:pPr>
             <w:r>
               <w:rPr>
-                <w:rFonts w:hint="eastAsia"/>
+                <w:rFonts w:hint="eastAsia" w:ascii="Times New Roman" w:hAnsi="Times New Roman" w:eastAsia="宋体"/>
+                <w:color w:val="000000"/>
+                <w:sz w:val="16"/>
               </w:rPr>
               <w:t xml:space="preserve">圆形分布（自建）</w:t>
             </w:r>
@@ -18825,18 +18911,26 @@
         </w:tc>
         <w:tc>
           <w:tcPr>
-            <w:tcW w:type="dxa" w:w="615"/>
-          </w:tcPr>
-          <w:p>
-            <w:pPr>
-              <w:pStyle w:val="Compact"/>
-            </w:pPr>
-            <w:r>
+            <w:tcW w:type="dxa" w:w="1112"/>
+          </w:tcPr>
+          <w:p>
+            <w:pPr>
+              <w:pStyle w:val="Compact"/>
+              <w:spacing w:before="0" w:after="0"/>
+            </w:pPr>
+            <w:r>
+              <w:rPr>
+                <w:rFonts w:ascii="Times New Roman" w:hAnsi="Times New Roman" w:eastAsia="宋体"/>
+                <w:color w:val="000000"/>
+                <w:sz w:val="16"/>
+              </w:rPr>
               <w:t xml:space="preserve">20 </w:t>
             </w:r>
             <w:r>
               <w:rPr>
-                <w:rFonts w:hint="eastAsia"/>
+                <w:rFonts w:hint="eastAsia" w:ascii="Times New Roman" w:hAnsi="Times New Roman" w:eastAsia="宋体"/>
+                <w:color w:val="000000"/>
+                <w:sz w:val="16"/>
               </w:rPr>
               <w:t xml:space="preserve">点</w:t>
             </w:r>
@@ -18844,26 +18938,38 @@
         </w:tc>
         <w:tc>
           <w:tcPr>
-            <w:tcW w:type="dxa" w:w="825"/>
-          </w:tcPr>
-          <w:p>
-            <w:pPr>
-              <w:pStyle w:val="Compact"/>
-            </w:pPr>
-            <w:r>
+            <w:tcW w:type="dxa" w:w="1281"/>
+          </w:tcPr>
+          <w:p>
+            <w:pPr>
+              <w:pStyle w:val="Compact"/>
+              <w:spacing w:before="0" w:after="0"/>
+            </w:pPr>
+            <w:r>
+              <w:rPr>
+                <w:rFonts w:ascii="Times New Roman" w:hAnsi="Times New Roman" w:eastAsia="宋体"/>
+                <w:color w:val="000000"/>
+                <w:sz w:val="16"/>
+              </w:rPr>
               <w:t xml:space="preserve">10</w:t>
             </w:r>
           </w:p>
         </w:tc>
         <w:tc>
           <w:tcPr>
-            <w:tcW w:type="dxa" w:w="5816"/>
-          </w:tcPr>
-          <w:p>
-            <w:pPr>
-              <w:pStyle w:val="Compact"/>
-            </w:pPr>
-            <w:r>
+            <w:tcW w:type="dxa" w:w="4588"/>
+          </w:tcPr>
+          <w:p>
+            <w:pPr>
+              <w:pStyle w:val="Compact"/>
+              <w:spacing w:before="0" w:after="0"/>
+            </w:pPr>
+            <w:r>
+              <w:rPr>
+                <w:rFonts w:ascii="Times New Roman" w:hAnsi="Times New Roman" w:eastAsia="宋体"/>
+                <w:color w:val="000000"/>
+                <w:sz w:val="16"/>
+              </w:rPr>
               <w:t xml:space="preserve">−2.34% ± 1.23%</w:t>
             </w:r>
           </w:p>
@@ -18875,15 +18981,18 @@
         </w:trPr>
         <w:tc>
           <w:tcPr>
-            <w:tcW w:type="dxa" w:w="1770"/>
-          </w:tcPr>
-          <w:p>
-            <w:pPr>
-              <w:pStyle w:val="Compact"/>
+            <w:tcW w:type="dxa" w:w="2044"/>
+          </w:tcPr>
+          <w:p>
+            <w:pPr>
+              <w:pStyle w:val="Compact"/>
+              <w:spacing w:before="0" w:after="0"/>
             </w:pPr>
             <w:r>
               <w:rPr>
-                <w:rFonts w:hint="eastAsia"/>
+                <w:rFonts w:hint="eastAsia" w:ascii="Times New Roman" w:hAnsi="Times New Roman" w:eastAsia="宋体"/>
+                <w:color w:val="000000"/>
+                <w:sz w:val="16"/>
               </w:rPr>
               <w:t xml:space="preserve">随机分布（自建）</w:t>
             </w:r>
@@ -18891,18 +19000,26 @@
         </w:tc>
         <w:tc>
           <w:tcPr>
-            <w:tcW w:type="dxa" w:w="615"/>
-          </w:tcPr>
-          <w:p>
-            <w:pPr>
-              <w:pStyle w:val="Compact"/>
-            </w:pPr>
-            <w:r>
+            <w:tcW w:type="dxa" w:w="1112"/>
+          </w:tcPr>
+          <w:p>
+            <w:pPr>
+              <w:pStyle w:val="Compact"/>
+              <w:spacing w:before="0" w:after="0"/>
+            </w:pPr>
+            <w:r>
+              <w:rPr>
+                <w:rFonts w:ascii="Times New Roman" w:hAnsi="Times New Roman" w:eastAsia="宋体"/>
+                <w:color w:val="000000"/>
+                <w:sz w:val="16"/>
+              </w:rPr>
               <w:t xml:space="preserve">5 </w:t>
             </w:r>
             <w:r>
               <w:rPr>
-                <w:rFonts w:hint="eastAsia"/>
+                <w:rFonts w:hint="eastAsia" w:ascii="Times New Roman" w:hAnsi="Times New Roman" w:eastAsia="宋体"/>
+                <w:color w:val="000000"/>
+                <w:sz w:val="16"/>
               </w:rPr>
               <w:t xml:space="preserve">点</w:t>
             </w:r>
@@ -18910,26 +19027,38 @@
         </w:tc>
         <w:tc>
           <w:tcPr>
-            <w:tcW w:type="dxa" w:w="825"/>
-          </w:tcPr>
-          <w:p>
-            <w:pPr>
-              <w:pStyle w:val="Compact"/>
-            </w:pPr>
-            <w:r>
+            <w:tcW w:type="dxa" w:w="1281"/>
+          </w:tcPr>
+          <w:p>
+            <w:pPr>
+              <w:pStyle w:val="Compact"/>
+              <w:spacing w:before="0" w:after="0"/>
+            </w:pPr>
+            <w:r>
+              <w:rPr>
+                <w:rFonts w:ascii="Times New Roman" w:hAnsi="Times New Roman" w:eastAsia="宋体"/>
+                <w:color w:val="000000"/>
+                <w:sz w:val="16"/>
+              </w:rPr>
               <w:t xml:space="preserve">10</w:t>
             </w:r>
           </w:p>
         </w:tc>
         <w:tc>
           <w:tcPr>
-            <w:tcW w:type="dxa" w:w="5816"/>
-          </w:tcPr>
-          <w:p>
-            <w:pPr>
-              <w:pStyle w:val="Compact"/>
-            </w:pPr>
-            <w:r>
+            <w:tcW w:type="dxa" w:w="4588"/>
+          </w:tcPr>
+          <w:p>
+            <w:pPr>
+              <w:pStyle w:val="Compact"/>
+              <w:spacing w:before="0" w:after="0"/>
+            </w:pPr>
+            <w:r>
+              <w:rPr>
+                <w:rFonts w:ascii="Times New Roman" w:hAnsi="Times New Roman" w:eastAsia="宋体"/>
+                <w:color w:val="000000"/>
+                <w:sz w:val="16"/>
+              </w:rPr>
               <w:t xml:space="preserve">−1.11% ± 2.02%</w:t>
             </w:r>
           </w:p>
@@ -18941,15 +19070,18 @@
         </w:trPr>
         <w:tc>
           <w:tcPr>
-            <w:tcW w:type="dxa" w:w="1770"/>
-          </w:tcPr>
-          <w:p>
-            <w:pPr>
-              <w:pStyle w:val="Compact"/>
+            <w:tcW w:type="dxa" w:w="2044"/>
+          </w:tcPr>
+          <w:p>
+            <w:pPr>
+              <w:pStyle w:val="Compact"/>
+              <w:spacing w:before="0" w:after="0"/>
             </w:pPr>
             <w:r>
               <w:rPr>
-                <w:rFonts w:hint="eastAsia"/>
+                <w:rFonts w:hint="eastAsia" w:ascii="Times New Roman" w:hAnsi="Times New Roman" w:eastAsia="宋体"/>
+                <w:color w:val="000000"/>
+                <w:sz w:val="16"/>
               </w:rPr>
               <w:t xml:space="preserve">随机分布（自建）</w:t>
             </w:r>
@@ -18957,18 +19089,26 @@
         </w:tc>
         <w:tc>
           <w:tcPr>
-            <w:tcW w:type="dxa" w:w="615"/>
-          </w:tcPr>
-          <w:p>
-            <w:pPr>
-              <w:pStyle w:val="Compact"/>
-            </w:pPr>
-            <w:r>
+            <w:tcW w:type="dxa" w:w="1112"/>
+          </w:tcPr>
+          <w:p>
+            <w:pPr>
+              <w:pStyle w:val="Compact"/>
+              <w:spacing w:before="0" w:after="0"/>
+            </w:pPr>
+            <w:r>
+              <w:rPr>
+                <w:rFonts w:ascii="Times New Roman" w:hAnsi="Times New Roman" w:eastAsia="宋体"/>
+                <w:color w:val="000000"/>
+                <w:sz w:val="16"/>
+              </w:rPr>
               <w:t xml:space="preserve">10 </w:t>
             </w:r>
             <w:r>
               <w:rPr>
-                <w:rFonts w:hint="eastAsia"/>
+                <w:rFonts w:hint="eastAsia" w:ascii="Times New Roman" w:hAnsi="Times New Roman" w:eastAsia="宋体"/>
+                <w:color w:val="000000"/>
+                <w:sz w:val="16"/>
               </w:rPr>
               <w:t xml:space="preserve">点</w:t>
             </w:r>
@@ -18976,26 +19116,38 @@
         </w:tc>
         <w:tc>
           <w:tcPr>
-            <w:tcW w:type="dxa" w:w="825"/>
-          </w:tcPr>
-          <w:p>
-            <w:pPr>
-              <w:pStyle w:val="Compact"/>
-            </w:pPr>
-            <w:r>
+            <w:tcW w:type="dxa" w:w="1281"/>
+          </w:tcPr>
+          <w:p>
+            <w:pPr>
+              <w:pStyle w:val="Compact"/>
+              <w:spacing w:before="0" w:after="0"/>
+            </w:pPr>
+            <w:r>
+              <w:rPr>
+                <w:rFonts w:ascii="Times New Roman" w:hAnsi="Times New Roman" w:eastAsia="宋体"/>
+                <w:color w:val="000000"/>
+                <w:sz w:val="16"/>
+              </w:rPr>
               <w:t xml:space="preserve">10</w:t>
             </w:r>
           </w:p>
         </w:tc>
         <w:tc>
           <w:tcPr>
-            <w:tcW w:type="dxa" w:w="5816"/>
-          </w:tcPr>
-          <w:p>
-            <w:pPr>
-              <w:pStyle w:val="Compact"/>
-            </w:pPr>
-            <w:r>
+            <w:tcW w:type="dxa" w:w="4588"/>
+          </w:tcPr>
+          <w:p>
+            <w:pPr>
+              <w:pStyle w:val="Compact"/>
+              <w:spacing w:before="0" w:after="0"/>
+            </w:pPr>
+            <w:r>
+              <w:rPr>
+                <w:rFonts w:ascii="Times New Roman" w:hAnsi="Times New Roman" w:eastAsia="宋体"/>
+                <w:color w:val="000000"/>
+                <w:sz w:val="16"/>
+              </w:rPr>
               <w:t xml:space="preserve">−4.60% ± 4.49%</w:t>
             </w:r>
           </w:p>
@@ -19007,15 +19159,18 @@
         </w:trPr>
         <w:tc>
           <w:tcPr>
-            <w:tcW w:type="dxa" w:w="1770"/>
-          </w:tcPr>
-          <w:p>
-            <w:pPr>
-              <w:pStyle w:val="Compact"/>
+            <w:tcW w:type="dxa" w:w="2044"/>
+          </w:tcPr>
+          <w:p>
+            <w:pPr>
+              <w:pStyle w:val="Compact"/>
+              <w:spacing w:before="0" w:after="0"/>
             </w:pPr>
             <w:r>
               <w:rPr>
-                <w:rFonts w:hint="eastAsia"/>
+                <w:rFonts w:hint="eastAsia" w:ascii="Times New Roman" w:hAnsi="Times New Roman" w:eastAsia="宋体"/>
+                <w:color w:val="000000"/>
+                <w:sz w:val="16"/>
               </w:rPr>
               <w:t xml:space="preserve">随机分布（自建）</w:t>
             </w:r>
@@ -19023,18 +19178,26 @@
         </w:tc>
         <w:tc>
           <w:tcPr>
-            <w:tcW w:type="dxa" w:w="615"/>
-          </w:tcPr>
-          <w:p>
-            <w:pPr>
-              <w:pStyle w:val="Compact"/>
-            </w:pPr>
-            <w:r>
+            <w:tcW w:type="dxa" w:w="1112"/>
+          </w:tcPr>
+          <w:p>
+            <w:pPr>
+              <w:pStyle w:val="Compact"/>
+              <w:spacing w:before="0" w:after="0"/>
+            </w:pPr>
+            <w:r>
+              <w:rPr>
+                <w:rFonts w:ascii="Times New Roman" w:hAnsi="Times New Roman" w:eastAsia="宋体"/>
+                <w:color w:val="000000"/>
+                <w:sz w:val="16"/>
+              </w:rPr>
               <w:t xml:space="preserve">15 </w:t>
             </w:r>
             <w:r>
               <w:rPr>
-                <w:rFonts w:hint="eastAsia"/>
+                <w:rFonts w:hint="eastAsia" w:ascii="Times New Roman" w:hAnsi="Times New Roman" w:eastAsia="宋体"/>
+                <w:color w:val="000000"/>
+                <w:sz w:val="16"/>
               </w:rPr>
               <w:t xml:space="preserve">点</w:t>
             </w:r>
@@ -19042,26 +19205,38 @@
         </w:tc>
         <w:tc>
           <w:tcPr>
-            <w:tcW w:type="dxa" w:w="825"/>
-          </w:tcPr>
-          <w:p>
-            <w:pPr>
-              <w:pStyle w:val="Compact"/>
-            </w:pPr>
-            <w:r>
+            <w:tcW w:type="dxa" w:w="1281"/>
+          </w:tcPr>
+          <w:p>
+            <w:pPr>
+              <w:pStyle w:val="Compact"/>
+              <w:spacing w:before="0" w:after="0"/>
+            </w:pPr>
+            <w:r>
+              <w:rPr>
+                <w:rFonts w:ascii="Times New Roman" w:hAnsi="Times New Roman" w:eastAsia="宋体"/>
+                <w:color w:val="000000"/>
+                <w:sz w:val="16"/>
+              </w:rPr>
               <w:t xml:space="preserve">10</w:t>
             </w:r>
           </w:p>
         </w:tc>
         <w:tc>
           <w:tcPr>
-            <w:tcW w:type="dxa" w:w="5816"/>
-          </w:tcPr>
-          <w:p>
-            <w:pPr>
-              <w:pStyle w:val="Compact"/>
-            </w:pPr>
-            <w:r>
+            <w:tcW w:type="dxa" w:w="4588"/>
+          </w:tcPr>
+          <w:p>
+            <w:pPr>
+              <w:pStyle w:val="Compact"/>
+              <w:spacing w:before="0" w:after="0"/>
+            </w:pPr>
+            <w:r>
+              <w:rPr>
+                <w:rFonts w:ascii="Times New Roman" w:hAnsi="Times New Roman" w:eastAsia="宋体"/>
+                <w:color w:val="000000"/>
+                <w:sz w:val="16"/>
+              </w:rPr>
               <w:t xml:space="preserve">−3.55% ± 6.02%</w:t>
             </w:r>
           </w:p>
@@ -19073,15 +19248,18 @@
         </w:trPr>
         <w:tc>
           <w:tcPr>
-            <w:tcW w:type="dxa" w:w="1770"/>
-          </w:tcPr>
-          <w:p>
-            <w:pPr>
-              <w:pStyle w:val="Compact"/>
+            <w:tcW w:type="dxa" w:w="2044"/>
+          </w:tcPr>
+          <w:p>
+            <w:pPr>
+              <w:pStyle w:val="Compact"/>
+              <w:spacing w:before="0" w:after="0"/>
             </w:pPr>
             <w:r>
               <w:rPr>
-                <w:rFonts w:hint="eastAsia"/>
+                <w:rFonts w:hint="eastAsia" w:ascii="Times New Roman" w:hAnsi="Times New Roman" w:eastAsia="宋体"/>
+                <w:color w:val="000000"/>
+                <w:sz w:val="16"/>
               </w:rPr>
               <w:t xml:space="preserve">随机分布（自建）</w:t>
             </w:r>
@@ -19089,18 +19267,26 @@
         </w:tc>
         <w:tc>
           <w:tcPr>
-            <w:tcW w:type="dxa" w:w="615"/>
-          </w:tcPr>
-          <w:p>
-            <w:pPr>
-              <w:pStyle w:val="Compact"/>
-            </w:pPr>
-            <w:r>
+            <w:tcW w:type="dxa" w:w="1112"/>
+          </w:tcPr>
+          <w:p>
+            <w:pPr>
+              <w:pStyle w:val="Compact"/>
+              <w:spacing w:before="0" w:after="0"/>
+            </w:pPr>
+            <w:r>
+              <w:rPr>
+                <w:rFonts w:ascii="Times New Roman" w:hAnsi="Times New Roman" w:eastAsia="宋体"/>
+                <w:color w:val="000000"/>
+                <w:sz w:val="16"/>
+              </w:rPr>
               <w:t xml:space="preserve">20 </w:t>
             </w:r>
             <w:r>
               <w:rPr>
-                <w:rFonts w:hint="eastAsia"/>
+                <w:rFonts w:hint="eastAsia" w:ascii="Times New Roman" w:hAnsi="Times New Roman" w:eastAsia="宋体"/>
+                <w:color w:val="000000"/>
+                <w:sz w:val="16"/>
               </w:rPr>
               <w:t xml:space="preserve">点</w:t>
             </w:r>
@@ -19108,29 +19294,39 @@
         </w:tc>
         <w:tc>
           <w:tcPr>
-            <w:tcW w:type="dxa" w:w="825"/>
-          </w:tcPr>
-          <w:p>
-            <w:pPr>
-              <w:pStyle w:val="Compact"/>
-            </w:pPr>
-            <w:r>
+            <w:tcW w:type="dxa" w:w="1281"/>
+          </w:tcPr>
+          <w:p>
+            <w:pPr>
+              <w:pStyle w:val="Compact"/>
+              <w:spacing w:before="0" w:after="0"/>
+            </w:pPr>
+            <w:r>
+              <w:rPr>
+                <w:rFonts w:ascii="Times New Roman" w:hAnsi="Times New Roman" w:eastAsia="宋体"/>
+                <w:color w:val="000000"/>
+                <w:sz w:val="16"/>
+              </w:rPr>
               <w:t xml:space="preserve">10</w:t>
             </w:r>
           </w:p>
         </w:tc>
         <w:tc>
           <w:tcPr>
-            <w:tcW w:type="dxa" w:w="5816"/>
-          </w:tcPr>
-          <w:p>
-            <w:pPr>
-              <w:pStyle w:val="Compact"/>
+            <w:tcW w:type="dxa" w:w="4588"/>
+          </w:tcPr>
+          <w:p>
+            <w:pPr>
+              <w:pStyle w:val="Compact"/>
+              <w:spacing w:before="0" w:after="0"/>
             </w:pPr>
             <w:r>
               <w:rPr>
+                <w:rFonts w:ascii="Times New Roman" w:hAnsi="Times New Roman" w:eastAsia="宋体"/>
                 <w:b/>
                 <w:bCs/>
+                <w:color w:val="000000"/>
+                <w:sz w:val="16"/>
               </w:rPr>
               <w:t xml:space="preserve">−5.24% ± 5.05%</w:t>
             </w:r>
@@ -19143,15 +19339,18 @@
         </w:trPr>
         <w:tc>
           <w:tcPr>
-            <w:tcW w:type="dxa" w:w="1770"/>
-          </w:tcPr>
-          <w:p>
-            <w:pPr>
-              <w:pStyle w:val="Compact"/>
+            <w:tcW w:type="dxa" w:w="2044"/>
+          </w:tcPr>
+          <w:p>
+            <w:pPr>
+              <w:pStyle w:val="Compact"/>
+              <w:spacing w:before="0" w:after="0"/>
             </w:pPr>
             <w:r>
               <w:rPr>
-                <w:rFonts w:hint="eastAsia"/>
+                <w:rFonts w:hint="eastAsia" w:ascii="Times New Roman" w:hAnsi="Times New Roman" w:eastAsia="宋体"/>
+                <w:color w:val="000000"/>
+                <w:sz w:val="16"/>
               </w:rPr>
               <w:t xml:space="preserve">电量紧张（自建）</w:t>
             </w:r>
@@ -19159,18 +19358,26 @@
         </w:tc>
         <w:tc>
           <w:tcPr>
-            <w:tcW w:type="dxa" w:w="615"/>
-          </w:tcPr>
-          <w:p>
-            <w:pPr>
-              <w:pStyle w:val="Compact"/>
-            </w:pPr>
-            <w:r>
+            <w:tcW w:type="dxa" w:w="1112"/>
+          </w:tcPr>
+          <w:p>
+            <w:pPr>
+              <w:pStyle w:val="Compact"/>
+              <w:spacing w:before="0" w:after="0"/>
+            </w:pPr>
+            <w:r>
+              <w:rPr>
+                <w:rFonts w:ascii="Times New Roman" w:hAnsi="Times New Roman" w:eastAsia="宋体"/>
+                <w:color w:val="000000"/>
+                <w:sz w:val="16"/>
+              </w:rPr>
               <w:t xml:space="preserve">10 </w:t>
             </w:r>
             <w:r>
               <w:rPr>
-                <w:rFonts w:hint="eastAsia"/>
+                <w:rFonts w:hint="eastAsia" w:ascii="Times New Roman" w:hAnsi="Times New Roman" w:eastAsia="宋体"/>
+                <w:color w:val="000000"/>
+                <w:sz w:val="16"/>
               </w:rPr>
               <w:t xml:space="preserve">点</w:t>
             </w:r>
@@ -19178,15 +19385,18 @@
         </w:tc>
         <w:tc>
           <w:tcPr>
-            <w:tcW w:type="dxa" w:w="825"/>
-          </w:tcPr>
-          <w:p>
-            <w:pPr>
-              <w:pStyle w:val="Compact"/>
+            <w:tcW w:type="dxa" w:w="1281"/>
+          </w:tcPr>
+          <w:p>
+            <w:pPr>
+              <w:pStyle w:val="Compact"/>
+              <w:spacing w:before="0" w:after="0"/>
             </w:pPr>
             <w:r>
               <w:rPr>
-                <w:rFonts w:hint="eastAsia"/>
+                <w:rFonts w:hint="eastAsia" w:ascii="Times New Roman" w:hAnsi="Times New Roman" w:eastAsia="宋体"/>
+                <w:color w:val="000000"/>
+                <w:sz w:val="16"/>
               </w:rPr>
               <w:t xml:space="preserve">9（注）</w:t>
             </w:r>
@@ -19194,13 +19404,19 @@
         </w:tc>
         <w:tc>
           <w:tcPr>
-            <w:tcW w:type="dxa" w:w="5816"/>
-          </w:tcPr>
-          <w:p>
-            <w:pPr>
-              <w:pStyle w:val="Compact"/>
-            </w:pPr>
-            <w:r>
+            <w:tcW w:type="dxa" w:w="4588"/>
+          </w:tcPr>
+          <w:p>
+            <w:pPr>
+              <w:pStyle w:val="Compact"/>
+              <w:spacing w:before="0" w:after="0"/>
+            </w:pPr>
+            <w:r>
+              <w:rPr>
+                <w:rFonts w:ascii="Times New Roman" w:hAnsi="Times New Roman" w:eastAsia="宋体"/>
+                <w:color w:val="000000"/>
+                <w:sz w:val="16"/>
+              </w:rPr>
               <w:t xml:space="preserve">−1.98% ± 1.69%</w:t>
             </w:r>
           </w:p>
@@ -19212,27 +19428,42 @@
         </w:trPr>
         <w:tc>
           <w:tcPr>
-            <w:tcW w:type="dxa" w:w="1770"/>
-          </w:tcPr>
-          <w:p>
-            <w:pPr>
-              <w:pStyle w:val="Compact"/>
-            </w:pPr>
-            <w:r>
+            <w:tcW w:type="dxa" w:w="2044"/>
+          </w:tcPr>
+          <w:p>
+            <w:pPr>
+              <w:pStyle w:val="Compact"/>
+              <w:spacing w:before="0" w:after="0"/>
+            </w:pPr>
+            <w:r>
+              <w:rPr>
+                <w:rFonts w:ascii="Times New Roman" w:hAnsi="Times New Roman" w:eastAsia="宋体"/>
+                <w:color w:val="000000"/>
+                <w:sz w:val="16"/>
+              </w:rPr>
               <w:t xml:space="preserve">Solomon </w:t>
             </w:r>
             <w:r>
               <w:rPr>
-                <w:rFonts w:hint="eastAsia"/>
+                <w:rFonts w:hint="eastAsia" w:ascii="Times New Roman" w:hAnsi="Times New Roman" w:eastAsia="宋体"/>
+                <w:color w:val="000000"/>
+                <w:sz w:val="16"/>
               </w:rPr>
               <w:t xml:space="preserve">前</w:t>
             </w:r>
             <w:r>
+              <w:rPr>
+                <w:rFonts w:ascii="Times New Roman" w:hAnsi="Times New Roman" w:eastAsia="宋体"/>
+                <w:color w:val="000000"/>
+                <w:sz w:val="16"/>
+              </w:rPr>
               <w:t xml:space="preserve"> 20 </w:t>
             </w:r>
             <w:r>
               <w:rPr>
-                <w:rFonts w:hint="eastAsia"/>
+                <w:rFonts w:hint="eastAsia" w:ascii="Times New Roman" w:hAnsi="Times New Roman" w:eastAsia="宋体"/>
+                <w:color w:val="000000"/>
+                <w:sz w:val="16"/>
               </w:rPr>
               <w:t xml:space="preserve">点</w:t>
             </w:r>
@@ -19240,18 +19471,26 @@
         </w:tc>
         <w:tc>
           <w:tcPr>
-            <w:tcW w:type="dxa" w:w="615"/>
-          </w:tcPr>
-          <w:p>
-            <w:pPr>
-              <w:pStyle w:val="Compact"/>
-            </w:pPr>
-            <w:r>
+            <w:tcW w:type="dxa" w:w="1112"/>
+          </w:tcPr>
+          <w:p>
+            <w:pPr>
+              <w:pStyle w:val="Compact"/>
+              <w:spacing w:before="0" w:after="0"/>
+            </w:pPr>
+            <w:r>
+              <w:rPr>
+                <w:rFonts w:ascii="Times New Roman" w:hAnsi="Times New Roman" w:eastAsia="宋体"/>
+                <w:color w:val="000000"/>
+                <w:sz w:val="16"/>
+              </w:rPr>
               <w:t xml:space="preserve">20 </w:t>
             </w:r>
             <w:r>
               <w:rPr>
-                <w:rFonts w:hint="eastAsia"/>
+                <w:rFonts w:hint="eastAsia" w:ascii="Times New Roman" w:hAnsi="Times New Roman" w:eastAsia="宋体"/>
+                <w:color w:val="000000"/>
+                <w:sz w:val="16"/>
               </w:rPr>
               <w:t xml:space="preserve">点</w:t>
             </w:r>
@@ -19259,44 +19498,63 @@
         </w:tc>
         <w:tc>
           <w:tcPr>
-            <w:tcW w:type="dxa" w:w="825"/>
-          </w:tcPr>
-          <w:p>
-            <w:pPr>
-              <w:pStyle w:val="Compact"/>
-            </w:pPr>
-            <w:r>
+            <w:tcW w:type="dxa" w:w="1281"/>
+          </w:tcPr>
+          <w:p>
+            <w:pPr>
+              <w:pStyle w:val="Compact"/>
+              <w:spacing w:before="0" w:after="0"/>
+            </w:pPr>
+            <w:r>
+              <w:rPr>
+                <w:rFonts w:ascii="Times New Roman" w:hAnsi="Times New Roman" w:eastAsia="宋体"/>
+                <w:color w:val="000000"/>
+                <w:sz w:val="16"/>
+              </w:rPr>
               <w:t xml:space="preserve">3</w:t>
             </w:r>
           </w:p>
         </w:tc>
         <w:tc>
           <w:tcPr>
-            <w:tcW w:type="dxa" w:w="5816"/>
-          </w:tcPr>
-          <w:p>
-            <w:pPr>
-              <w:pStyle w:val="Compact"/>
+            <w:tcW w:type="dxa" w:w="4588"/>
+          </w:tcPr>
+          <w:p>
+            <w:pPr>
+              <w:pStyle w:val="Compact"/>
+              <w:spacing w:before="0" w:after="0"/>
             </w:pPr>
             <w:r>
               <w:rPr>
-                <w:rFonts w:hint="eastAsia"/>
+                <w:rFonts w:hint="eastAsia" w:ascii="Times New Roman" w:hAnsi="Times New Roman" w:eastAsia="宋体"/>
+                <w:color w:val="000000"/>
+                <w:sz w:val="16"/>
               </w:rPr>
               <w:t xml:space="preserve">−7.83%（R101</w:t>
             </w:r>
             <w:r>
+              <w:rPr>
+                <w:rFonts w:ascii="Times New Roman" w:hAnsi="Times New Roman" w:eastAsia="宋体"/>
+                <w:color w:val="000000"/>
+                <w:sz w:val="16"/>
+              </w:rPr>
               <w:t xml:space="preserve"> −5.2%、C101 −2.1%、</w:t>
             </w:r>
             <w:r>
               <w:rPr>
+                <w:rFonts w:ascii="Times New Roman" w:hAnsi="Times New Roman" w:eastAsia="宋体"/>
                 <w:b/>
                 <w:bCs/>
+                <w:color w:val="000000"/>
+                <w:sz w:val="16"/>
               </w:rPr>
               <w:t xml:space="preserve">RC101 −16.2%</w:t>
             </w:r>
             <w:r>
               <w:rPr>
-                <w:rFonts w:hint="eastAsia"/>
+                <w:rFonts w:hint="eastAsia" w:ascii="Times New Roman" w:hAnsi="Times New Roman" w:eastAsia="宋体"/>
+                <w:color w:val="000000"/>
+                <w:sz w:val="16"/>
               </w:rPr>
               <w:t xml:space="preserve">）</w:t>
             </w:r>
@@ -19970,6 +20228,7 @@
     <w:tbl>
       <w:tblPr>
         <w:tblStyle w:val="Table"/>
+        <w:jc w:val="center"/>
         <w:tblLook w:firstRow="1" w:lastRow="0" w:firstColumn="0" w:lastColumn="0" w:noHBand="0" w:noVBand="0" w:val="0020"/>
         <w:tblCellMar>
           <w:top w:w="0" w:type="dxa"/>
@@ -19994,7 +20253,7 @@
         </w:trPr>
         <w:tc>
           <w:tcPr>
-            <w:tcW w:type="dxa" w:w="4676"/>
+            <w:tcW w:type="dxa" w:w="3541"/>
           </w:tcPr>
           <w:p>
             <w:pPr>
@@ -20010,7 +20269,7 @@
         </w:tc>
         <w:tc>
           <w:tcPr>
-            <w:tcW w:type="dxa" w:w="1035"/>
+            <w:tcW w:type="dxa" w:w="1315"/>
           </w:tcPr>
           <w:p>
             <w:pPr>
@@ -20035,7 +20294,7 @@
         </w:tc>
         <w:tc>
           <w:tcPr>
-            <w:tcW w:type="dxa" w:w="1140"/>
+            <w:tcW w:type="dxa" w:w="1427"/>
           </w:tcPr>
           <w:p>
             <w:pPr>
@@ -20060,7 +20319,7 @@
         </w:tc>
         <w:tc>
           <w:tcPr>
-            <w:tcW w:type="dxa" w:w="1035"/>
+            <w:tcW w:type="dxa" w:w="1315"/>
           </w:tcPr>
           <w:p>
             <w:pPr>
@@ -20085,7 +20344,7 @@
         </w:tc>
         <w:tc>
           <w:tcPr>
-            <w:tcW w:type="dxa" w:w="1140"/>
+            <w:tcW w:type="dxa" w:w="1427"/>
           </w:tcPr>
           <w:p>
             <w:pPr>
@@ -20115,7 +20374,7 @@
         </w:trPr>
         <w:tc>
           <w:tcPr>
-            <w:tcW w:type="dxa" w:w="4676"/>
+            <w:tcW w:type="dxa" w:w="3541"/>
           </w:tcPr>
           <w:p>
             <w:pPr>
@@ -20131,7 +20390,7 @@
         </w:tc>
         <w:tc>
           <w:tcPr>
-            <w:tcW w:type="dxa" w:w="1035"/>
+            <w:tcW w:type="dxa" w:w="1315"/>
           </w:tcPr>
           <w:p>
             <w:pPr>
@@ -20144,7 +20403,7 @@
         </w:tc>
         <w:tc>
           <w:tcPr>
-            <w:tcW w:type="dxa" w:w="1140"/>
+            <w:tcW w:type="dxa" w:w="1427"/>
           </w:tcPr>
           <w:p>
             <w:pPr>
@@ -20157,7 +20416,7 @@
         </w:tc>
         <w:tc>
           <w:tcPr>
-            <w:tcW w:type="dxa" w:w="1035"/>
+            <w:tcW w:type="dxa" w:w="1315"/>
           </w:tcPr>
           <w:p>
             <w:pPr>
@@ -20170,7 +20429,7 @@
         </w:tc>
         <w:tc>
           <w:tcPr>
-            <w:tcW w:type="dxa" w:w="1140"/>
+            <w:tcW w:type="dxa" w:w="1427"/>
           </w:tcPr>
           <w:p>
             <w:pPr>
@@ -20188,7 +20447,7 @@
         </w:trPr>
         <w:tc>
           <w:tcPr>
-            <w:tcW w:type="dxa" w:w="4676"/>
+            <w:tcW w:type="dxa" w:w="3541"/>
           </w:tcPr>
           <w:p>
             <w:pPr>
@@ -20204,7 +20463,7 @@
         </w:tc>
         <w:tc>
           <w:tcPr>
-            <w:tcW w:type="dxa" w:w="1035"/>
+            <w:tcW w:type="dxa" w:w="1315"/>
           </w:tcPr>
           <w:p>
             <w:pPr>
@@ -20217,7 +20476,7 @@
         </w:tc>
         <w:tc>
           <w:tcPr>
-            <w:tcW w:type="dxa" w:w="1140"/>
+            <w:tcW w:type="dxa" w:w="1427"/>
           </w:tcPr>
           <w:p>
             <w:pPr>
@@ -20230,7 +20489,7 @@
         </w:tc>
         <w:tc>
           <w:tcPr>
-            <w:tcW w:type="dxa" w:w="1035"/>
+            <w:tcW w:type="dxa" w:w="1315"/>
           </w:tcPr>
           <w:p>
             <w:pPr>
@@ -20243,7 +20502,7 @@
         </w:tc>
         <w:tc>
           <w:tcPr>
-            <w:tcW w:type="dxa" w:w="1140"/>
+            <w:tcW w:type="dxa" w:w="1427"/>
           </w:tcPr>
           <w:p>
             <w:pPr>
@@ -20265,7 +20524,7 @@
         </w:trPr>
         <w:tc>
           <w:tcPr>
-            <w:tcW w:type="dxa" w:w="4676"/>
+            <w:tcW w:type="dxa" w:w="3541"/>
           </w:tcPr>
           <w:p>
             <w:pPr>
@@ -20284,7 +20543,7 @@
         </w:tc>
         <w:tc>
           <w:tcPr>
-            <w:tcW w:type="dxa" w:w="1035"/>
+            <w:tcW w:type="dxa" w:w="1315"/>
           </w:tcPr>
           <w:p>
             <w:pPr>
@@ -20297,7 +20556,7 @@
         </w:tc>
         <w:tc>
           <w:tcPr>
-            <w:tcW w:type="dxa" w:w="1140"/>
+            <w:tcW w:type="dxa" w:w="1427"/>
           </w:tcPr>
           <w:p>
             <w:pPr>
@@ -20310,7 +20569,7 @@
         </w:tc>
         <w:tc>
           <w:tcPr>
-            <w:tcW w:type="dxa" w:w="1035"/>
+            <w:tcW w:type="dxa" w:w="1315"/>
           </w:tcPr>
           <w:p>
             <w:pPr>
@@ -20323,7 +20582,7 @@
         </w:tc>
         <w:tc>
           <w:tcPr>
-            <w:tcW w:type="dxa" w:w="1140"/>
+            <w:tcW w:type="dxa" w:w="1427"/>
           </w:tcPr>
           <w:p>
             <w:pPr>
@@ -20345,7 +20604,7 @@
         </w:trPr>
         <w:tc>
           <w:tcPr>
-            <w:tcW w:type="dxa" w:w="4676"/>
+            <w:tcW w:type="dxa" w:w="3541"/>
           </w:tcPr>
           <w:p>
             <w:pPr>
@@ -20364,7 +20623,7 @@
         </w:tc>
         <w:tc>
           <w:tcPr>
-            <w:tcW w:type="dxa" w:w="1035"/>
+            <w:tcW w:type="dxa" w:w="1315"/>
           </w:tcPr>
           <w:p>
             <w:pPr>
@@ -20377,7 +20636,7 @@
         </w:tc>
         <w:tc>
           <w:tcPr>
-            <w:tcW w:type="dxa" w:w="1140"/>
+            <w:tcW w:type="dxa" w:w="1427"/>
           </w:tcPr>
           <w:p>
             <w:pPr>
@@ -20390,7 +20649,7 @@
         </w:tc>
         <w:tc>
           <w:tcPr>
-            <w:tcW w:type="dxa" w:w="1035"/>
+            <w:tcW w:type="dxa" w:w="1315"/>
           </w:tcPr>
           <w:p>
             <w:pPr>
@@ -20403,7 +20662,7 @@
         </w:tc>
         <w:tc>
           <w:tcPr>
-            <w:tcW w:type="dxa" w:w="1140"/>
+            <w:tcW w:type="dxa" w:w="1427"/>
           </w:tcPr>
           <w:p>
             <w:pPr>
@@ -20421,7 +20680,7 @@
         </w:trPr>
         <w:tc>
           <w:tcPr>
-            <w:tcW w:type="dxa" w:w="4676"/>
+            <w:tcW w:type="dxa" w:w="3541"/>
           </w:tcPr>
           <w:p>
             <w:pPr>
@@ -20437,7 +20696,7 @@
         </w:tc>
         <w:tc>
           <w:tcPr>
-            <w:tcW w:type="dxa" w:w="1035"/>
+            <w:tcW w:type="dxa" w:w="1315"/>
           </w:tcPr>
           <w:p>
             <w:pPr>
@@ -20450,7 +20709,7 @@
         </w:tc>
         <w:tc>
           <w:tcPr>
-            <w:tcW w:type="dxa" w:w="1140"/>
+            <w:tcW w:type="dxa" w:w="1427"/>
           </w:tcPr>
           <w:p>
             <w:pPr>
@@ -20463,7 +20722,7 @@
         </w:tc>
         <w:tc>
           <w:tcPr>
-            <w:tcW w:type="dxa" w:w="1035"/>
+            <w:tcW w:type="dxa" w:w="1315"/>
           </w:tcPr>
           <w:p>
             <w:pPr>
@@ -20476,7 +20735,7 @@
         </w:tc>
         <w:tc>
           <w:tcPr>
-            <w:tcW w:type="dxa" w:w="1140"/>
+            <w:tcW w:type="dxa" w:w="1427"/>
           </w:tcPr>
           <w:p>
             <w:pPr>
@@ -21800,6 +22059,7 @@
     <w:tbl>
       <w:tblPr>
         <w:tblStyle w:val="Table"/>
+        <w:jc w:val="center"/>
         <w:tblLook w:firstRow="1" w:lastRow="0" w:firstColumn="0" w:lastColumn="0" w:noHBand="0" w:noVBand="0" w:val="0020"/>
         <w:tblCellMar>
           <w:top w:w="0" w:type="dxa"/>
@@ -21822,17 +22082,18 @@
         </w:trPr>
         <w:tc>
           <w:tcPr>
-            <w:tcW w:type="dxa" w:w="3846"/>
-          </w:tcPr>
-          <w:p>
-            <w:pPr>
-              <w:pStyle w:val="Compact"/>
+            <w:tcW w:type="dxa" w:w="3613"/>
+          </w:tcPr>
+          <w:p>
+            <w:pPr>
+              <w:pStyle w:val="Compact"/>
+              <w:spacing w:before="0" w:after="0"/>
             </w:pPr>
             <w:r>
               <w:rPr>
                 <w:rFonts w:hint="eastAsia" w:ascii="Times New Roman" w:hAnsi="Times New Roman" w:eastAsia="宋体"/>
                 <w:color w:val="000000"/>
-                <w:sz w:val="20"/>
+                <w:sz w:val="19"/>
               </w:rPr>
               <w:t xml:space="preserve">对照对象</w:t>
             </w:r>
@@ -21840,17 +22101,18 @@
         </w:tc>
         <w:tc>
           <w:tcPr>
-            <w:tcW w:type="dxa" w:w="2690"/>
-          </w:tcPr>
-          <w:p>
-            <w:pPr>
-              <w:pStyle w:val="Compact"/>
+            <w:tcW w:type="dxa" w:w="2807"/>
+          </w:tcPr>
+          <w:p>
+            <w:pPr>
+              <w:pStyle w:val="Compact"/>
+              <w:spacing w:before="0" w:after="0"/>
             </w:pPr>
             <w:r>
               <w:rPr>
                 <w:rFonts w:hint="eastAsia" w:ascii="Times New Roman" w:hAnsi="Times New Roman" w:eastAsia="宋体"/>
                 <w:color w:val="000000"/>
-                <w:sz w:val="20"/>
+                <w:sz w:val="19"/>
               </w:rPr>
               <w:t xml:space="preserve">该对照输出不可行路线的实例</w:t>
             </w:r>
@@ -21858,17 +22120,18 @@
         </w:tc>
         <w:tc>
           <w:tcPr>
-            <w:tcW w:type="dxa" w:w="2490"/>
-          </w:tcPr>
-          <w:p>
-            <w:pPr>
-              <w:pStyle w:val="Compact"/>
+            <w:tcW w:type="dxa" w:w="2606"/>
+          </w:tcPr>
+          <w:p>
+            <w:pPr>
+              <w:pStyle w:val="Compact"/>
+              <w:spacing w:before="0" w:after="0"/>
             </w:pPr>
             <w:r>
               <w:rPr>
                 <w:rFonts w:hint="eastAsia" w:ascii="Times New Roman" w:hAnsi="Times New Roman" w:eastAsia="宋体"/>
                 <w:color w:val="000000"/>
-                <w:sz w:val="20"/>
+                <w:sz w:val="19"/>
               </w:rPr>
               <w:t xml:space="preserve">本方法在相同实例上的结果</w:t>
             </w:r>
@@ -21881,17 +22144,18 @@
         </w:trPr>
         <w:tc>
           <w:tcPr>
-            <w:tcW w:type="dxa" w:w="3846"/>
-          </w:tcPr>
-          <w:p>
-            <w:pPr>
-              <w:pStyle w:val="Compact"/>
+            <w:tcW w:type="dxa" w:w="3613"/>
+          </w:tcPr>
+          <w:p>
+            <w:pPr>
+              <w:pStyle w:val="Compact"/>
+              <w:spacing w:before="0" w:after="0"/>
             </w:pPr>
             <w:r>
               <w:rPr>
                 <w:rFonts w:hint="eastAsia" w:ascii="Times New Roman" w:hAnsi="Times New Roman" w:eastAsia="宋体"/>
                 <w:color w:val="000000"/>
-                <w:sz w:val="20"/>
+                <w:sz w:val="19"/>
               </w:rPr>
               <w:t xml:space="preserve">几何最优（按求解器返回的回路方向）</w:t>
             </w:r>
@@ -21899,17 +22163,18 @@
         </w:tc>
         <w:tc>
           <w:tcPr>
-            <w:tcW w:type="dxa" w:w="2690"/>
-          </w:tcPr>
-          <w:p>
-            <w:pPr>
-              <w:pStyle w:val="Compact"/>
+            <w:tcW w:type="dxa" w:w="2807"/>
+          </w:tcPr>
+          <w:p>
+            <w:pPr>
+              <w:pStyle w:val="Compact"/>
+              <w:spacing w:before="0" w:after="0"/>
             </w:pPr>
             <w:r>
               <w:rPr>
                 <w:rFonts w:hint="eastAsia" w:ascii="Times New Roman" w:hAnsi="Times New Roman" w:eastAsia="宋体"/>
                 <w:color w:val="000000"/>
-                <w:sz w:val="20"/>
+                <w:sz w:val="19"/>
               </w:rPr>
               <w:t xml:space="preserve">种子</w:t>
             </w:r>
@@ -21917,7 +22182,7 @@
               <w:rPr>
                 <w:rFonts w:ascii="Times New Roman" w:hAnsi="Times New Roman" w:eastAsia="宋体"/>
                 <w:color w:val="000000"/>
-                <w:sz w:val="20"/>
+                <w:sz w:val="19"/>
               </w:rPr>
               <w:t xml:space="preserve"> </w:t>
             </w:r>
@@ -21925,7 +22190,7 @@
               <w:rPr>
                 <w:rFonts w:hint="eastAsia" w:ascii="Times New Roman" w:hAnsi="Times New Roman" w:eastAsia="宋体"/>
                 <w:color w:val="000000"/>
-                <w:sz w:val="20"/>
+                <w:sz w:val="19"/>
               </w:rPr>
               <w:t xml:space="preserve">9（1</w:t>
             </w:r>
@@ -21933,7 +22198,7 @@
               <w:rPr>
                 <w:rFonts w:ascii="Times New Roman" w:hAnsi="Times New Roman" w:eastAsia="宋体"/>
                 <w:color w:val="000000"/>
-                <w:sz w:val="20"/>
+                <w:sz w:val="19"/>
               </w:rPr>
               <w:t xml:space="preserve"> </w:t>
             </w:r>
@@ -21941,7 +22206,7 @@
               <w:rPr>
                 <w:rFonts w:hint="eastAsia" w:ascii="Times New Roman" w:hAnsi="Times New Roman" w:eastAsia="宋体"/>
                 <w:color w:val="000000"/>
-                <w:sz w:val="20"/>
+                <w:sz w:val="19"/>
               </w:rPr>
               <w:t xml:space="preserve">例）</w:t>
             </w:r>
@@ -21949,17 +22214,18 @@
         </w:tc>
         <w:tc>
           <w:tcPr>
-            <w:tcW w:type="dxa" w:w="2490"/>
-          </w:tcPr>
-          <w:p>
-            <w:pPr>
-              <w:pStyle w:val="Compact"/>
+            <w:tcW w:type="dxa" w:w="2606"/>
+          </w:tcPr>
+          <w:p>
+            <w:pPr>
+              <w:pStyle w:val="Compact"/>
+              <w:spacing w:before="0" w:after="0"/>
             </w:pPr>
             <w:r>
               <w:rPr>
                 <w:rFonts w:hint="eastAsia" w:ascii="Times New Roman" w:hAnsi="Times New Roman" w:eastAsia="宋体"/>
                 <w:color w:val="000000"/>
-                <w:sz w:val="20"/>
+                <w:sz w:val="19"/>
               </w:rPr>
               <w:t xml:space="preserve">同样不可行（未体现优势）</w:t>
             </w:r>
@@ -21972,17 +22238,18 @@
         </w:trPr>
         <w:tc>
           <w:tcPr>
-            <w:tcW w:type="dxa" w:w="3846"/>
-          </w:tcPr>
-          <w:p>
-            <w:pPr>
-              <w:pStyle w:val="Compact"/>
+            <w:tcW w:type="dxa" w:w="3613"/>
+          </w:tcPr>
+          <w:p>
+            <w:pPr>
+              <w:pStyle w:val="Compact"/>
+              <w:spacing w:before="0" w:after="0"/>
             </w:pPr>
             <w:r>
               <w:rPr>
                 <w:rFonts w:hint="eastAsia" w:ascii="Times New Roman" w:hAnsi="Times New Roman" w:eastAsia="宋体"/>
                 <w:color w:val="000000"/>
-                <w:sz w:val="20"/>
+                <w:sz w:val="19"/>
               </w:rPr>
               <w:t xml:space="preserve">通用求解器基线</w:t>
             </w:r>
@@ -21990,7 +22257,7 @@
               <w:rPr>
                 <w:rFonts w:ascii="Times New Roman" w:hAnsi="Times New Roman" w:eastAsia="宋体"/>
                 <w:color w:val="000000"/>
-                <w:sz w:val="20"/>
+                <w:sz w:val="19"/>
               </w:rPr>
               <w:t xml:space="preserve"> PyVRP</w:t>
             </w:r>
@@ -21998,17 +22265,18 @@
         </w:tc>
         <w:tc>
           <w:tcPr>
-            <w:tcW w:type="dxa" w:w="2690"/>
-          </w:tcPr>
-          <w:p>
-            <w:pPr>
-              <w:pStyle w:val="Compact"/>
+            <w:tcW w:type="dxa" w:w="2807"/>
+          </w:tcPr>
+          <w:p>
+            <w:pPr>
+              <w:pStyle w:val="Compact"/>
+              <w:spacing w:before="0" w:after="0"/>
             </w:pPr>
             <w:r>
               <w:rPr>
                 <w:rFonts w:hint="eastAsia" w:ascii="Times New Roman" w:hAnsi="Times New Roman" w:eastAsia="宋体"/>
                 <w:color w:val="000000"/>
-                <w:sz w:val="20"/>
+                <w:sz w:val="19"/>
               </w:rPr>
               <w:t xml:space="preserve">种子</w:t>
             </w:r>
@@ -22016,7 +22284,7 @@
               <w:rPr>
                 <w:rFonts w:ascii="Times New Roman" w:hAnsi="Times New Roman" w:eastAsia="宋体"/>
                 <w:color w:val="000000"/>
-                <w:sz w:val="20"/>
+                <w:sz w:val="19"/>
               </w:rPr>
               <w:t xml:space="preserve"> </w:t>
             </w:r>
@@ -22024,7 +22292,7 @@
               <w:rPr>
                 <w:rFonts w:hint="eastAsia" w:ascii="Times New Roman" w:hAnsi="Times New Roman" w:eastAsia="宋体"/>
                 <w:color w:val="000000"/>
-                <w:sz w:val="20"/>
+                <w:sz w:val="19"/>
               </w:rPr>
               <w:t xml:space="preserve">4、7（2</w:t>
             </w:r>
@@ -22032,7 +22300,7 @@
               <w:rPr>
                 <w:rFonts w:ascii="Times New Roman" w:hAnsi="Times New Roman" w:eastAsia="宋体"/>
                 <w:color w:val="000000"/>
-                <w:sz w:val="20"/>
+                <w:sz w:val="19"/>
               </w:rPr>
               <w:t xml:space="preserve"> </w:t>
             </w:r>
@@ -22040,7 +22308,7 @@
               <w:rPr>
                 <w:rFonts w:hint="eastAsia" w:ascii="Times New Roman" w:hAnsi="Times New Roman" w:eastAsia="宋体"/>
                 <w:color w:val="000000"/>
-                <w:sz w:val="20"/>
+                <w:sz w:val="19"/>
               </w:rPr>
               <w:t xml:space="preserve">例）</w:t>
             </w:r>
@@ -22048,17 +22316,18 @@
         </w:tc>
         <w:tc>
           <w:tcPr>
-            <w:tcW w:type="dxa" w:w="2490"/>
-          </w:tcPr>
-          <w:p>
-            <w:pPr>
-              <w:pStyle w:val="Compact"/>
+            <w:tcW w:type="dxa" w:w="2606"/>
+          </w:tcPr>
+          <w:p>
+            <w:pPr>
+              <w:pStyle w:val="Compact"/>
+              <w:spacing w:before="0" w:after="0"/>
             </w:pPr>
             <w:r>
               <w:rPr>
                 <w:rFonts w:hint="eastAsia" w:ascii="Times New Roman" w:hAnsi="Times New Roman" w:eastAsia="宋体"/>
                 <w:color w:val="000000"/>
-                <w:sz w:val="20"/>
+                <w:sz w:val="19"/>
               </w:rPr>
               <w:t xml:space="preserve">均给出可行解</w:t>
             </w:r>
@@ -22103,6 +22372,7 @@
     <w:tbl>
       <w:tblPr>
         <w:tblStyle w:val="Table"/>
+        <w:jc w:val="center"/>
         <w:tblLook w:firstRow="1" w:lastRow="0" w:firstColumn="0" w:lastColumn="0" w:noHBand="0" w:noVBand="0" w:val="0020"/>
         <w:tblCellMar>
           <w:top w:w="0" w:type="dxa"/>
@@ -22125,17 +22395,18 @@
         </w:trPr>
         <w:tc>
           <w:tcPr>
-            <w:tcW w:type="dxa" w:w="4571"/>
-          </w:tcPr>
-          <w:p>
-            <w:pPr>
-              <w:pStyle w:val="Compact"/>
+            <w:tcW w:type="dxa" w:w="4503"/>
+          </w:tcPr>
+          <w:p>
+            <w:pPr>
+              <w:pStyle w:val="Compact"/>
+              <w:spacing w:before="0" w:after="0"/>
             </w:pPr>
             <w:r>
               <w:rPr>
                 <w:rFonts w:hint="eastAsia" w:ascii="Times New Roman" w:hAnsi="Times New Roman" w:eastAsia="宋体"/>
                 <w:color w:val="000000"/>
-                <w:sz w:val="19"/>
+                <w:sz w:val="18"/>
               </w:rPr>
               <w:t xml:space="preserve">对照对象</w:t>
             </w:r>
@@ -22143,17 +22414,18 @@
         </w:tc>
         <w:tc>
           <w:tcPr>
-            <w:tcW w:type="dxa" w:w="1800"/>
-          </w:tcPr>
-          <w:p>
-            <w:pPr>
-              <w:pStyle w:val="Compact"/>
+            <w:tcW w:type="dxa" w:w="1832"/>
+          </w:tcPr>
+          <w:p>
+            <w:pPr>
+              <w:pStyle w:val="Compact"/>
+              <w:spacing w:before="0" w:after="0"/>
             </w:pPr>
             <w:r>
               <w:rPr>
                 <w:rFonts w:hint="eastAsia" w:ascii="Times New Roman" w:hAnsi="Times New Roman" w:eastAsia="宋体"/>
                 <w:color w:val="000000"/>
-                <w:sz w:val="19"/>
+                <w:sz w:val="18"/>
               </w:rPr>
               <w:t xml:space="preserve">该对照的不可行实例</w:t>
             </w:r>
@@ -22161,17 +22433,18 @@
         </w:tc>
         <w:tc>
           <w:tcPr>
-            <w:tcW w:type="dxa" w:w="2655"/>
-          </w:tcPr>
-          <w:p>
-            <w:pPr>
-              <w:pStyle w:val="Compact"/>
+            <w:tcW w:type="dxa" w:w="2691"/>
+          </w:tcPr>
+          <w:p>
+            <w:pPr>
+              <w:pStyle w:val="Compact"/>
+              <w:spacing w:before="0" w:after="0"/>
             </w:pPr>
             <w:r>
               <w:rPr>
                 <w:rFonts w:hint="eastAsia" w:ascii="Times New Roman" w:hAnsi="Times New Roman" w:eastAsia="宋体"/>
                 <w:color w:val="000000"/>
-                <w:sz w:val="19"/>
+                <w:sz w:val="18"/>
               </w:rPr>
               <w:t xml:space="preserve">本方法相对该基线的表现</w:t>
             </w:r>
@@ -22184,17 +22457,18 @@
         </w:trPr>
         <w:tc>
           <w:tcPr>
-            <w:tcW w:type="dxa" w:w="4571"/>
-          </w:tcPr>
-          <w:p>
-            <w:pPr>
-              <w:pStyle w:val="Compact"/>
+            <w:tcW w:type="dxa" w:w="4503"/>
+          </w:tcPr>
+          <w:p>
+            <w:pPr>
+              <w:pStyle w:val="Compact"/>
+              <w:spacing w:before="0" w:after="0"/>
             </w:pPr>
             <w:r>
               <w:rPr>
                 <w:rFonts w:hint="eastAsia" w:ascii="Times New Roman" w:hAnsi="Times New Roman" w:eastAsia="宋体"/>
                 <w:color w:val="000000"/>
-                <w:sz w:val="19"/>
+                <w:sz w:val="18"/>
               </w:rPr>
               <w:t xml:space="preserve">几何最优回路（两方向中就可行且能耗更低者择优）</w:t>
             </w:r>
@@ -22202,17 +22476,18 @@
         </w:tc>
         <w:tc>
           <w:tcPr>
-            <w:tcW w:type="dxa" w:w="1800"/>
-          </w:tcPr>
-          <w:p>
-            <w:pPr>
-              <w:pStyle w:val="Compact"/>
+            <w:tcW w:type="dxa" w:w="1832"/>
+          </w:tcPr>
+          <w:p>
+            <w:pPr>
+              <w:pStyle w:val="Compact"/>
+              <w:spacing w:before="0" w:after="0"/>
             </w:pPr>
             <w:r>
               <w:rPr>
                 <w:rFonts w:ascii="Times New Roman" w:hAnsi="Times New Roman" w:eastAsia="宋体"/>
                 <w:color w:val="000000"/>
-                <w:sz w:val="19"/>
+                <w:sz w:val="18"/>
               </w:rPr>
               <w:t xml:space="preserve">0 </w:t>
             </w:r>
@@ -22220,7 +22495,7 @@
               <w:rPr>
                 <w:rFonts w:hint="eastAsia" w:ascii="Times New Roman" w:hAnsi="Times New Roman" w:eastAsia="宋体"/>
                 <w:color w:val="000000"/>
-                <w:sz w:val="19"/>
+                <w:sz w:val="18"/>
               </w:rPr>
               <w:t xml:space="preserve">例</w:t>
             </w:r>
@@ -22228,17 +22503,18 @@
         </w:tc>
         <w:tc>
           <w:tcPr>
-            <w:tcW w:type="dxa" w:w="2655"/>
-          </w:tcPr>
-          <w:p>
-            <w:pPr>
-              <w:pStyle w:val="Compact"/>
+            <w:tcW w:type="dxa" w:w="2691"/>
+          </w:tcPr>
+          <w:p>
+            <w:pPr>
+              <w:pStyle w:val="Compact"/>
+              <w:spacing w:before="0" w:after="0"/>
             </w:pPr>
             <w:r>
               <w:rPr>
                 <w:rFonts w:hint="eastAsia" w:ascii="Times New Roman" w:hAnsi="Times New Roman" w:eastAsia="宋体"/>
                 <w:color w:val="000000"/>
-                <w:sz w:val="19"/>
+                <w:sz w:val="18"/>
               </w:rPr>
               <w:t xml:space="preserve">在种子</w:t>
             </w:r>
@@ -22246,7 +22522,7 @@
               <w:rPr>
                 <w:rFonts w:ascii="Times New Roman" w:hAnsi="Times New Roman" w:eastAsia="宋体"/>
                 <w:color w:val="000000"/>
-                <w:sz w:val="19"/>
+                <w:sz w:val="18"/>
               </w:rPr>
               <w:t xml:space="preserve"> 9 </w:t>
             </w:r>
@@ -22254,7 +22530,7 @@
               <w:rPr>
                 <w:rFonts w:hint="eastAsia" w:ascii="Times New Roman" w:hAnsi="Times New Roman" w:eastAsia="宋体"/>
                 <w:color w:val="000000"/>
-                <w:sz w:val="19"/>
+                <w:sz w:val="18"/>
               </w:rPr>
               <w:t xml:space="preserve">上本方法劣于该基线</w:t>
             </w:r>
@@ -22509,6 +22785,7 @@
     <w:tbl>
       <w:tblPr>
         <w:tblStyle w:val="Table"/>
+        <w:jc w:val="center"/>
         <w:tblLook w:firstRow="1" w:lastRow="0" w:firstColumn="0" w:lastColumn="0" w:noHBand="0" w:noVBand="0" w:val="0020"/>
         <w:tblCellMar>
           <w:top w:w="0" w:type="dxa"/>
@@ -22536,7 +22813,7 @@
         </w:trPr>
         <w:tc>
           <w:tcPr>
-            <w:tcW w:type="dxa" w:w="4721"/>
+            <w:tcW w:type="dxa" w:w="1907"/>
           </w:tcPr>
           <w:p>
             <w:pPr>
@@ -22560,7 +22837,7 @@
         </w:tc>
         <w:tc>
           <w:tcPr>
-            <w:tcW w:type="dxa" w:w="615"/>
+            <w:tcW w:type="dxa" w:w="1017"/>
           </w:tcPr>
           <w:p>
             <w:pPr>
@@ -22573,7 +22850,7 @@
         </w:tc>
         <w:tc>
           <w:tcPr>
-            <w:tcW w:type="dxa" w:w="615"/>
+            <w:tcW w:type="dxa" w:w="1017"/>
           </w:tcPr>
           <w:p>
             <w:pPr>
@@ -22586,7 +22863,7 @@
         </w:tc>
         <w:tc>
           <w:tcPr>
-            <w:tcW w:type="dxa" w:w="615"/>
+            <w:tcW w:type="dxa" w:w="1017"/>
           </w:tcPr>
           <w:p>
             <w:pPr>
@@ -22599,7 +22876,7 @@
         </w:tc>
         <w:tc>
           <w:tcPr>
-            <w:tcW w:type="dxa" w:w="615"/>
+            <w:tcW w:type="dxa" w:w="1017"/>
           </w:tcPr>
           <w:p>
             <w:pPr>
@@ -22612,7 +22889,7 @@
         </w:tc>
         <w:tc>
           <w:tcPr>
-            <w:tcW w:type="dxa" w:w="615"/>
+            <w:tcW w:type="dxa" w:w="1017"/>
           </w:tcPr>
           <w:p>
             <w:pPr>
@@ -22625,7 +22902,7 @@
         </w:tc>
         <w:tc>
           <w:tcPr>
-            <w:tcW w:type="dxa" w:w="615"/>
+            <w:tcW w:type="dxa" w:w="1017"/>
           </w:tcPr>
           <w:p>
             <w:pPr>
@@ -22638,7 +22915,7 @@
         </w:tc>
         <w:tc>
           <w:tcPr>
-            <w:tcW w:type="dxa" w:w="615"/>
+            <w:tcW w:type="dxa" w:w="1017"/>
           </w:tcPr>
           <w:p>
             <w:pPr>
@@ -22656,7 +22933,7 @@
         </w:trPr>
         <w:tc>
           <w:tcPr>
-            <w:tcW w:type="dxa" w:w="4721"/>
+            <w:tcW w:type="dxa" w:w="1907"/>
           </w:tcPr>
           <w:p>
             <w:pPr>
@@ -22675,7 +22952,7 @@
         </w:tc>
         <w:tc>
           <w:tcPr>
-            <w:tcW w:type="dxa" w:w="615"/>
+            <w:tcW w:type="dxa" w:w="1017"/>
           </w:tcPr>
           <w:p>
             <w:pPr>
@@ -22688,7 +22965,7 @@
         </w:tc>
         <w:tc>
           <w:tcPr>
-            <w:tcW w:type="dxa" w:w="615"/>
+            <w:tcW w:type="dxa" w:w="1017"/>
           </w:tcPr>
           <w:p>
             <w:pPr>
@@ -22701,7 +22978,7 @@
         </w:tc>
         <w:tc>
           <w:tcPr>
-            <w:tcW w:type="dxa" w:w="615"/>
+            <w:tcW w:type="dxa" w:w="1017"/>
           </w:tcPr>
           <w:p>
             <w:pPr>
@@ -22714,7 +22991,7 @@
         </w:tc>
         <w:tc>
           <w:tcPr>
-            <w:tcW w:type="dxa" w:w="615"/>
+            <w:tcW w:type="dxa" w:w="1017"/>
           </w:tcPr>
           <w:p>
             <w:pPr>
@@ -22727,7 +23004,7 @@
         </w:tc>
         <w:tc>
           <w:tcPr>
-            <w:tcW w:type="dxa" w:w="615"/>
+            <w:tcW w:type="dxa" w:w="1017"/>
           </w:tcPr>
           <w:p>
             <w:pPr>
@@ -22740,7 +23017,7 @@
         </w:tc>
         <w:tc>
           <w:tcPr>
-            <w:tcW w:type="dxa" w:w="615"/>
+            <w:tcW w:type="dxa" w:w="1017"/>
           </w:tcPr>
           <w:p>
             <w:pPr>
@@ -22753,7 +23030,7 @@
         </w:tc>
         <w:tc>
           <w:tcPr>
-            <w:tcW w:type="dxa" w:w="615"/>
+            <w:tcW w:type="dxa" w:w="1017"/>
           </w:tcPr>
           <w:p>
             <w:pPr>
@@ -22771,7 +23048,7 @@
         </w:trPr>
         <w:tc>
           <w:tcPr>
-            <w:tcW w:type="dxa" w:w="4721"/>
+            <w:tcW w:type="dxa" w:w="1907"/>
           </w:tcPr>
           <w:p>
             <w:pPr>
@@ -22790,7 +23067,7 @@
         </w:tc>
         <w:tc>
           <w:tcPr>
-            <w:tcW w:type="dxa" w:w="615"/>
+            <w:tcW w:type="dxa" w:w="1017"/>
           </w:tcPr>
           <w:p>
             <w:pPr>
@@ -22803,7 +23080,7 @@
         </w:tc>
         <w:tc>
           <w:tcPr>
-            <w:tcW w:type="dxa" w:w="615"/>
+            <w:tcW w:type="dxa" w:w="1017"/>
           </w:tcPr>
           <w:p>
             <w:pPr>
@@ -22816,7 +23093,7 @@
         </w:tc>
         <w:tc>
           <w:tcPr>
-            <w:tcW w:type="dxa" w:w="615"/>
+            <w:tcW w:type="dxa" w:w="1017"/>
           </w:tcPr>
           <w:p>
             <w:pPr>
@@ -22829,7 +23106,7 @@
         </w:tc>
         <w:tc>
           <w:tcPr>
-            <w:tcW w:type="dxa" w:w="615"/>
+            <w:tcW w:type="dxa" w:w="1017"/>
           </w:tcPr>
           <w:p>
             <w:pPr>
@@ -22842,7 +23119,7 @@
         </w:tc>
         <w:tc>
           <w:tcPr>
-            <w:tcW w:type="dxa" w:w="615"/>
+            <w:tcW w:type="dxa" w:w="1017"/>
           </w:tcPr>
           <w:p>
             <w:pPr>
@@ -22855,7 +23132,7 @@
         </w:tc>
         <w:tc>
           <w:tcPr>
-            <w:tcW w:type="dxa" w:w="615"/>
+            <w:tcW w:type="dxa" w:w="1017"/>
           </w:tcPr>
           <w:p>
             <w:pPr>
@@ -22868,7 +23145,7 @@
         </w:tc>
         <w:tc>
           <w:tcPr>
-            <w:tcW w:type="dxa" w:w="615"/>
+            <w:tcW w:type="dxa" w:w="1017"/>
           </w:tcPr>
           <w:p>
             <w:pPr>
@@ -23795,6 +24072,7 @@
     <w:tbl>
       <w:tblPr>
         <w:tblStyle w:val="Table"/>
+        <w:jc w:val="center"/>
         <w:tblLook w:firstRow="1" w:lastRow="0" w:firstColumn="0" w:lastColumn="0" w:noHBand="0" w:noVBand="0" w:val="0020"/>
         <w:tblCellMar>
           <w:top w:w="0" w:type="dxa"/>
@@ -23803,7 +24081,7 @@
           <w:right w:w="45" w:type="dxa"/>
         </w:tblCellMar>
         <w:tblLayout w:type="fixed"/>
-        <w:tblW w:w="3960" w:type="dxa"/>
+        <w:tblW w:w="9026" w:type="dxa"/>
       </w:tblPr>
       <w:tblGrid>
         <w:gridCol w:w="3960"/>
@@ -23816,7 +24094,7 @@
         </w:trPr>
         <w:tc>
           <w:tcPr>
-            <w:tcW w:type="dxa" w:w="2400"/>
+            <w:tcW w:type="dxa" w:w="4958"/>
           </w:tcPr>
           <w:p>
             <w:pPr>
@@ -23832,7 +24110,7 @@
         </w:tc>
         <w:tc>
           <w:tcPr>
-            <w:tcW w:type="dxa" w:w="1560"/>
+            <w:tcW w:type="dxa" w:w="4068"/>
           </w:tcPr>
           <w:p>
             <w:pPr>
@@ -23853,7 +24131,7 @@
         </w:trPr>
         <w:tc>
           <w:tcPr>
-            <w:tcW w:type="dxa" w:w="2400"/>
+            <w:tcW w:type="dxa" w:w="4958"/>
           </w:tcPr>
           <w:p>
             <w:pPr>
@@ -23877,7 +24155,7 @@
         </w:tc>
         <w:tc>
           <w:tcPr>
-            <w:tcW w:type="dxa" w:w="1560"/>
+            <w:tcW w:type="dxa" w:w="4068"/>
           </w:tcPr>
           <w:p>
             <w:pPr>
@@ -23911,7 +24189,7 @@
         </w:trPr>
         <w:tc>
           <w:tcPr>
-            <w:tcW w:type="dxa" w:w="2400"/>
+            <w:tcW w:type="dxa" w:w="4958"/>
           </w:tcPr>
           <w:p>
             <w:pPr>
@@ -23947,7 +24225,7 @@
         </w:tc>
         <w:tc>
           <w:tcPr>
-            <w:tcW w:type="dxa" w:w="1560"/>
+            <w:tcW w:type="dxa" w:w="4068"/>
           </w:tcPr>
           <w:p>
             <w:pPr>
@@ -23981,7 +24259,7 @@
         </w:trPr>
         <w:tc>
           <w:tcPr>
-            <w:tcW w:type="dxa" w:w="2400"/>
+            <w:tcW w:type="dxa" w:w="4958"/>
           </w:tcPr>
           <w:p>
             <w:pPr>
@@ -23997,7 +24275,7 @@
         </w:tc>
         <w:tc>
           <w:tcPr>
-            <w:tcW w:type="dxa" w:w="1560"/>
+            <w:tcW w:type="dxa" w:w="4068"/>
           </w:tcPr>
           <w:p>
             <w:pPr>
@@ -24019,7 +24297,7 @@
         </w:trPr>
         <w:tc>
           <w:tcPr>
-            <w:tcW w:type="dxa" w:w="2400"/>
+            <w:tcW w:type="dxa" w:w="4958"/>
           </w:tcPr>
           <w:p>
             <w:pPr>
@@ -24035,7 +24313,7 @@
         </w:tc>
         <w:tc>
           <w:tcPr>
-            <w:tcW w:type="dxa" w:w="1560"/>
+            <w:tcW w:type="dxa" w:w="4068"/>
           </w:tcPr>
           <w:p>
             <w:pPr>
@@ -24814,6 +25092,7 @@
     <w:tbl>
       <w:tblPr>
         <w:tblStyle w:val="Table"/>
+        <w:jc w:val="center"/>
         <w:tblLook w:firstRow="1" w:lastRow="0" w:firstColumn="0" w:lastColumn="0" w:noHBand="0" w:noVBand="0" w:val="0020"/>
         <w:tblCellMar>
           <w:top w:w="0" w:type="dxa"/>
@@ -24822,7 +25101,7 @@
           <w:right w:w="45" w:type="dxa"/>
         </w:tblCellMar>
         <w:tblLayout w:type="fixed"/>
-        <w:tblW w:w="3510" w:type="dxa"/>
+        <w:tblW w:w="9026" w:type="dxa"/>
       </w:tblPr>
       <w:tblGrid>
         <w:gridCol w:w="1980"/>
@@ -24837,7 +25116,7 @@
         </w:trPr>
         <w:tc>
           <w:tcPr>
-            <w:tcW w:type="dxa" w:w="930"/>
+            <w:tcW w:type="dxa" w:w="2312"/>
           </w:tcPr>
           <w:p>
             <w:pPr>
@@ -24853,7 +25132,7 @@
         </w:tc>
         <w:tc>
           <w:tcPr>
-            <w:tcW w:type="dxa" w:w="930"/>
+            <w:tcW w:type="dxa" w:w="2312"/>
           </w:tcPr>
           <w:p>
             <w:pPr>
@@ -24869,7 +25148,7 @@
         </w:tc>
         <w:tc>
           <w:tcPr>
-            <w:tcW w:type="dxa" w:w="930"/>
+            <w:tcW w:type="dxa" w:w="2312"/>
           </w:tcPr>
           <w:p>
             <w:pPr>
@@ -24885,7 +25164,7 @@
         </w:tc>
         <w:tc>
           <w:tcPr>
-            <w:tcW w:type="dxa" w:w="720"/>
+            <w:tcW w:type="dxa" w:w="2090"/>
           </w:tcPr>
           <w:p>
             <w:pPr>
@@ -24906,7 +25185,7 @@
         </w:trPr>
         <w:tc>
           <w:tcPr>
-            <w:tcW w:type="dxa" w:w="930"/>
+            <w:tcW w:type="dxa" w:w="2312"/>
           </w:tcPr>
           <w:p>
             <w:pPr>
@@ -24919,7 +25198,7 @@
         </w:tc>
         <w:tc>
           <w:tcPr>
-            <w:tcW w:type="dxa" w:w="930"/>
+            <w:tcW w:type="dxa" w:w="2312"/>
           </w:tcPr>
           <w:p>
             <w:pPr>
@@ -24935,7 +25214,7 @@
         </w:tc>
         <w:tc>
           <w:tcPr>
-            <w:tcW w:type="dxa" w:w="930"/>
+            <w:tcW w:type="dxa" w:w="2312"/>
           </w:tcPr>
           <w:p>
             <w:pPr>
@@ -24948,7 +25227,7 @@
         </w:tc>
         <w:tc>
           <w:tcPr>
-            <w:tcW w:type="dxa" w:w="720"/>
+            <w:tcW w:type="dxa" w:w="2090"/>
           </w:tcPr>
           <w:p>
             <w:pPr>
@@ -24970,7 +25249,7 @@
         </w:trPr>
         <w:tc>
           <w:tcPr>
-            <w:tcW w:type="dxa" w:w="930"/>
+            <w:tcW w:type="dxa" w:w="2312"/>
           </w:tcPr>
           <w:p>
             <w:pPr>
@@ -24983,7 +25262,7 @@
         </w:tc>
         <w:tc>
           <w:tcPr>
-            <w:tcW w:type="dxa" w:w="930"/>
+            <w:tcW w:type="dxa" w:w="2312"/>
           </w:tcPr>
           <w:p>
             <w:pPr>
@@ -24999,7 +25278,7 @@
         </w:tc>
         <w:tc>
           <w:tcPr>
-            <w:tcW w:type="dxa" w:w="930"/>
+            <w:tcW w:type="dxa" w:w="2312"/>
           </w:tcPr>
           <w:p>
             <w:pPr>
@@ -25016,7 +25295,7 @@
         </w:tc>
         <w:tc>
           <w:tcPr>
-            <w:tcW w:type="dxa" w:w="720"/>
+            <w:tcW w:type="dxa" w:w="2090"/>
           </w:tcPr>
           <w:p>
             <w:pPr>
@@ -27337,6 +27616,7 @@
     <w:tbl>
       <w:tblPr>
         <w:tblStyle w:val="Table"/>
+        <w:jc w:val="center"/>
         <w:tblLook w:firstRow="1" w:lastRow="0" w:firstColumn="0" w:lastColumn="0" w:noHBand="0" w:noVBand="0" w:val="0020"/>
         <w:tblCellMar>
           <w:top w:w="0" w:type="dxa"/>
@@ -27362,7 +27642,7 @@
         </w:trPr>
         <w:tc>
           <w:tcPr>
-            <w:tcW w:type="dxa" w:w="2285"/>
+            <w:tcW w:type="dxa" w:w="1968"/>
           </w:tcPr>
           <w:p>
             <w:pPr>
@@ -27378,7 +27658,7 @@
         </w:tc>
         <w:tc>
           <w:tcPr>
-            <w:tcW w:type="dxa" w:w="1140"/>
+            <w:tcW w:type="dxa" w:w="1300"/>
           </w:tcPr>
           <w:p>
             <w:pPr>
@@ -27397,7 +27677,7 @@
         </w:tc>
         <w:tc>
           <w:tcPr>
-            <w:tcW w:type="dxa" w:w="1140"/>
+            <w:tcW w:type="dxa" w:w="1300"/>
           </w:tcPr>
           <w:p>
             <w:pPr>
@@ -27416,7 +27696,7 @@
         </w:tc>
         <w:tc>
           <w:tcPr>
-            <w:tcW w:type="dxa" w:w="1350"/>
+            <w:tcW w:type="dxa" w:w="1523"/>
           </w:tcPr>
           <w:p>
             <w:pPr>
@@ -27435,7 +27715,7 @@
         </w:tc>
         <w:tc>
           <w:tcPr>
-            <w:tcW w:type="dxa" w:w="2180"/>
+            <w:tcW w:type="dxa" w:w="1857"/>
           </w:tcPr>
           <w:p>
             <w:pPr>
@@ -27454,7 +27734,7 @@
         </w:tc>
         <w:tc>
           <w:tcPr>
-            <w:tcW w:type="dxa" w:w="930"/>
+            <w:tcW w:type="dxa" w:w="1078"/>
           </w:tcPr>
           <w:p>
             <w:pPr>
@@ -27475,7 +27755,7 @@
         </w:trPr>
         <w:tc>
           <w:tcPr>
-            <w:tcW w:type="dxa" w:w="2285"/>
+            <w:tcW w:type="dxa" w:w="1968"/>
           </w:tcPr>
           <w:p>
             <w:pPr>
@@ -27491,7 +27771,7 @@
         </w:tc>
         <w:tc>
           <w:tcPr>
-            <w:tcW w:type="dxa" w:w="1140"/>
+            <w:tcW w:type="dxa" w:w="1300"/>
           </w:tcPr>
           <w:p>
             <w:pPr>
@@ -27504,7 +27784,7 @@
         </w:tc>
         <w:tc>
           <w:tcPr>
-            <w:tcW w:type="dxa" w:w="1140"/>
+            <w:tcW w:type="dxa" w:w="1300"/>
           </w:tcPr>
           <w:p>
             <w:pPr>
@@ -27517,7 +27797,7 @@
         </w:tc>
         <w:tc>
           <w:tcPr>
-            <w:tcW w:type="dxa" w:w="1350"/>
+            <w:tcW w:type="dxa" w:w="1523"/>
           </w:tcPr>
           <w:p>
             <w:pPr>
@@ -27530,7 +27810,7 @@
         </w:tc>
         <w:tc>
           <w:tcPr>
-            <w:tcW w:type="dxa" w:w="2180"/>
+            <w:tcW w:type="dxa" w:w="1857"/>
           </w:tcPr>
           <w:p>
             <w:pPr>
@@ -27543,7 +27823,7 @@
         </w:tc>
         <w:tc>
           <w:tcPr>
-            <w:tcW w:type="dxa" w:w="930"/>
+            <w:tcW w:type="dxa" w:w="1078"/>
           </w:tcPr>
           <w:p>
             <w:pPr>
@@ -27561,7 +27841,7 @@
         </w:trPr>
         <w:tc>
           <w:tcPr>
-            <w:tcW w:type="dxa" w:w="2285"/>
+            <w:tcW w:type="dxa" w:w="1968"/>
           </w:tcPr>
           <w:p>
             <w:pPr>
@@ -27579,7 +27859,7 @@
         </w:tc>
         <w:tc>
           <w:tcPr>
-            <w:tcW w:type="dxa" w:w="1140"/>
+            <w:tcW w:type="dxa" w:w="1300"/>
           </w:tcPr>
           <w:p>
             <w:pPr>
@@ -27596,7 +27876,7 @@
         </w:tc>
         <w:tc>
           <w:tcPr>
-            <w:tcW w:type="dxa" w:w="1140"/>
+            <w:tcW w:type="dxa" w:w="1300"/>
           </w:tcPr>
           <w:p>
             <w:pPr>
@@ -27613,7 +27893,7 @@
         </w:tc>
         <w:tc>
           <w:tcPr>
-            <w:tcW w:type="dxa" w:w="1350"/>
+            <w:tcW w:type="dxa" w:w="1523"/>
           </w:tcPr>
           <w:p>
             <w:pPr>
@@ -27630,7 +27910,7 @@
         </w:tc>
         <w:tc>
           <w:tcPr>
-            <w:tcW w:type="dxa" w:w="2180"/>
+            <w:tcW w:type="dxa" w:w="1857"/>
           </w:tcPr>
           <w:p>
             <w:pPr>
@@ -27647,7 +27927,7 @@
         </w:tc>
         <w:tc>
           <w:tcPr>
-            <w:tcW w:type="dxa" w:w="930"/>
+            <w:tcW w:type="dxa" w:w="1078"/>
           </w:tcPr>
           <w:p>
             <w:pPr>
@@ -27665,7 +27945,7 @@
         </w:trPr>
         <w:tc>
           <w:tcPr>
-            <w:tcW w:type="dxa" w:w="2285"/>
+            <w:tcW w:type="dxa" w:w="1968"/>
           </w:tcPr>
           <w:p>
             <w:pPr>
@@ -27681,7 +27961,7 @@
         </w:tc>
         <w:tc>
           <w:tcPr>
-            <w:tcW w:type="dxa" w:w="1140"/>
+            <w:tcW w:type="dxa" w:w="1300"/>
           </w:tcPr>
           <w:p>
             <w:pPr>
@@ -27694,7 +27974,7 @@
         </w:tc>
         <w:tc>
           <w:tcPr>
-            <w:tcW w:type="dxa" w:w="1140"/>
+            <w:tcW w:type="dxa" w:w="1300"/>
           </w:tcPr>
           <w:p>
             <w:pPr>
@@ -27707,7 +27987,7 @@
         </w:tc>
         <w:tc>
           <w:tcPr>
-            <w:tcW w:type="dxa" w:w="1350"/>
+            <w:tcW w:type="dxa" w:w="1523"/>
           </w:tcPr>
           <w:p>
             <w:pPr>
@@ -27720,7 +28000,7 @@
         </w:tc>
         <w:tc>
           <w:tcPr>
-            <w:tcW w:type="dxa" w:w="2180"/>
+            <w:tcW w:type="dxa" w:w="1857"/>
           </w:tcPr>
           <w:p>
             <w:pPr>
@@ -27733,7 +28013,7 @@
         </w:tc>
         <w:tc>
           <w:tcPr>
-            <w:tcW w:type="dxa" w:w="930"/>
+            <w:tcW w:type="dxa" w:w="1078"/>
           </w:tcPr>
           <w:p>
             <w:pPr>
@@ -28043,6 +28323,7 @@
     <w:tbl>
       <w:tblPr>
         <w:tblStyle w:val="Table"/>
+        <w:jc w:val="center"/>
         <w:tblLook w:firstRow="1" w:lastRow="0" w:firstColumn="0" w:lastColumn="0" w:noHBand="0" w:noVBand="0" w:val="0020"/>
         <w:tblCellMar>
           <w:top w:w="0" w:type="dxa"/>
@@ -28069,17 +28350,18 @@
         </w:trPr>
         <w:tc>
           <w:tcPr>
-            <w:tcW w:type="dxa" w:w="1203"/>
-          </w:tcPr>
-          <w:p>
-            <w:pPr>
-              <w:pStyle w:val="Compact"/>
+            <w:tcW w:type="dxa" w:w="1180"/>
+          </w:tcPr>
+          <w:p>
+            <w:pPr>
+              <w:pStyle w:val="Compact"/>
+              <w:spacing w:before="0" w:after="0"/>
             </w:pPr>
             <w:r>
               <w:rPr>
                 <w:rFonts w:hint="eastAsia" w:ascii="Times New Roman" w:hAnsi="Times New Roman" w:eastAsia="宋体"/>
                 <w:color w:val="000000"/>
-                <w:sz w:val="17"/>
+                <w:sz w:val="16"/>
               </w:rPr>
               <w:t xml:space="preserve">实例组</w:t>
             </w:r>
@@ -28087,17 +28369,18 @@
         </w:tc>
         <w:tc>
           <w:tcPr>
-            <w:tcW w:type="dxa" w:w="430"/>
-          </w:tcPr>
-          <w:p>
-            <w:pPr>
-              <w:pStyle w:val="Compact"/>
+            <w:tcW w:type="dxa" w:w="502"/>
+          </w:tcPr>
+          <w:p>
+            <w:pPr>
+              <w:pStyle w:val="Compact"/>
+              <w:spacing w:before="0" w:after="0"/>
             </w:pPr>
             <w:r>
               <w:rPr>
                 <w:rFonts w:hint="eastAsia" w:ascii="Times New Roman" w:hAnsi="Times New Roman" w:eastAsia="宋体"/>
                 <w:color w:val="000000"/>
-                <w:sz w:val="17"/>
+                <w:sz w:val="16"/>
               </w:rPr>
               <w:t xml:space="preserve">数量</w:t>
             </w:r>
@@ -28105,17 +28388,18 @@
         </w:tc>
         <w:tc>
           <w:tcPr>
-            <w:tcW w:type="dxa" w:w="1767"/>
-          </w:tcPr>
-          <w:p>
-            <w:pPr>
-              <w:pStyle w:val="Compact"/>
+            <w:tcW w:type="dxa" w:w="2198"/>
+          </w:tcPr>
+          <w:p>
+            <w:pPr>
+              <w:pStyle w:val="Compact"/>
+              <w:spacing w:before="0" w:after="0"/>
             </w:pPr>
             <w:r>
               <w:rPr>
                 <w:rFonts w:hint="eastAsia" w:ascii="Times New Roman" w:hAnsi="Times New Roman" w:eastAsia="宋体"/>
                 <w:color w:val="000000"/>
-                <w:sz w:val="17"/>
+                <w:sz w:val="16"/>
               </w:rPr>
               <w:t xml:space="preserve">分布/来源</w:t>
             </w:r>
@@ -28123,17 +28407,18 @@
         </w:tc>
         <w:tc>
           <w:tcPr>
-            <w:tcW w:type="dxa" w:w="1697"/>
-          </w:tcPr>
-          <w:p>
-            <w:pPr>
-              <w:pStyle w:val="Compact"/>
+            <w:tcW w:type="dxa" w:w="2028"/>
+          </w:tcPr>
+          <w:p>
+            <w:pPr>
+              <w:pStyle w:val="Compact"/>
+              <w:spacing w:before="0" w:after="0"/>
             </w:pPr>
             <w:r>
               <w:rPr>
                 <w:rFonts w:hint="eastAsia" w:ascii="Times New Roman" w:hAnsi="Times New Roman" w:eastAsia="宋体"/>
                 <w:color w:val="000000"/>
-                <w:sz w:val="17"/>
+                <w:sz w:val="16"/>
               </w:rPr>
               <w:t xml:space="preserve">规模</w:t>
             </w:r>
@@ -28141,17 +28426,18 @@
         </w:tc>
         <w:tc>
           <w:tcPr>
-            <w:tcW w:type="dxa" w:w="940"/>
-          </w:tcPr>
-          <w:p>
-            <w:pPr>
-              <w:pStyle w:val="Compact"/>
+            <w:tcW w:type="dxa" w:w="672"/>
+          </w:tcPr>
+          <w:p>
+            <w:pPr>
+              <w:pStyle w:val="Compact"/>
+              <w:spacing w:before="0" w:after="0"/>
             </w:pPr>
             <w:r>
               <w:rPr>
                 <w:rFonts w:hint="eastAsia" w:ascii="Times New Roman" w:hAnsi="Times New Roman" w:eastAsia="宋体"/>
                 <w:color w:val="000000"/>
-                <w:sz w:val="17"/>
+                <w:sz w:val="16"/>
               </w:rPr>
               <w:t xml:space="preserve">尺度</w:t>
             </w:r>
@@ -28159,17 +28445,18 @@
         </w:tc>
         <w:tc>
           <w:tcPr>
-            <w:tcW w:type="dxa" w:w="940"/>
-          </w:tcPr>
-          <w:p>
-            <w:pPr>
-              <w:pStyle w:val="Compact"/>
+            <w:tcW w:type="dxa" w:w="672"/>
+          </w:tcPr>
+          <w:p>
+            <w:pPr>
+              <w:pStyle w:val="Compact"/>
+              <w:spacing w:before="0" w:after="0"/>
             </w:pPr>
             <w:r>
               <w:rPr>
                 <w:rFonts w:hint="eastAsia" w:ascii="Times New Roman" w:hAnsi="Times New Roman" w:eastAsia="宋体"/>
                 <w:color w:val="000000"/>
-                <w:sz w:val="17"/>
+                <w:sz w:val="16"/>
               </w:rPr>
               <w:t xml:space="preserve">需求量</w:t>
             </w:r>
@@ -28177,17 +28464,18 @@
         </w:tc>
         <w:tc>
           <w:tcPr>
-            <w:tcW w:type="dxa" w:w="2049"/>
-          </w:tcPr>
-          <w:p>
-            <w:pPr>
-              <w:pStyle w:val="Compact"/>
+            <w:tcW w:type="dxa" w:w="1774"/>
+          </w:tcPr>
+          <w:p>
+            <w:pPr>
+              <w:pStyle w:val="Compact"/>
+              <w:spacing w:before="0" w:after="0"/>
             </w:pPr>
             <w:r>
               <w:rPr>
                 <w:rFonts w:hint="eastAsia" w:ascii="Times New Roman" w:hAnsi="Times New Roman" w:eastAsia="宋体"/>
                 <w:color w:val="000000"/>
-                <w:sz w:val="17"/>
+                <w:sz w:val="16"/>
               </w:rPr>
               <w:t xml:space="preserve">机型</w:t>
             </w:r>
@@ -28200,35 +28488,37 @@
         </w:trPr>
         <w:tc>
           <w:tcPr>
-            <w:tcW w:type="dxa" w:w="1203"/>
-          </w:tcPr>
-          <w:p>
-            <w:pPr>
-              <w:pStyle w:val="Compact"/>
+            <w:tcW w:type="dxa" w:w="1180"/>
+          </w:tcPr>
+          <w:p>
+            <w:pPr>
+              <w:pStyle w:val="Compact"/>
+              <w:spacing w:before="0" w:after="0"/>
             </w:pPr>
             <w:r>
               <w:rPr>
                 <w:rFonts w:hint="eastAsia" w:ascii="Times New Roman" w:hAnsi="Times New Roman" w:eastAsia="宋体"/>
                 <w:color w:val="000000"/>
-                <w:sz w:val="17"/>
+                <w:sz w:val="16"/>
               </w:rPr>
-              <w:t xml:space="preserve">自建-随机分布</w:t>
-            </w:r>
-          </w:p>
-        </w:tc>
-        <w:tc>
-          <w:tcPr>
-            <w:tcW w:type="dxa" w:w="430"/>
-          </w:tcPr>
-          <w:p>
-            <w:pPr>
-              <w:pStyle w:val="Compact"/>
+              <w:t xml:space="preserve">自建-随机</w:t>
+            </w:r>
+          </w:p>
+        </w:tc>
+        <w:tc>
+          <w:tcPr>
+            <w:tcW w:type="dxa" w:w="502"/>
+          </w:tcPr>
+          <w:p>
+            <w:pPr>
+              <w:pStyle w:val="Compact"/>
+              <w:spacing w:before="0" w:after="0"/>
             </w:pPr>
             <w:r>
               <w:rPr>
                 <w:rFonts w:ascii="Times New Roman" w:hAnsi="Times New Roman" w:eastAsia="宋体"/>
                 <w:color w:val="000000"/>
-                <w:sz w:val="17"/>
+                <w:sz w:val="16"/>
               </w:rPr>
               <w:t xml:space="preserve">40</w:t>
             </w:r>
@@ -28236,35 +28526,37 @@
         </w:tc>
         <w:tc>
           <w:tcPr>
-            <w:tcW w:type="dxa" w:w="1767"/>
-          </w:tcPr>
-          <w:p>
-            <w:pPr>
-              <w:pStyle w:val="Compact"/>
+            <w:tcW w:type="dxa" w:w="2198"/>
+          </w:tcPr>
+          <w:p>
+            <w:pPr>
+              <w:pStyle w:val="Compact"/>
+              <w:spacing w:before="0" w:after="0"/>
             </w:pPr>
             <w:r>
               <w:rPr>
                 <w:rFonts w:hint="eastAsia" w:ascii="Times New Roman" w:hAnsi="Times New Roman" w:eastAsia="宋体"/>
                 <w:color w:val="000000"/>
-                <w:sz w:val="17"/>
+                <w:sz w:val="16"/>
               </w:rPr>
-              <w:t xml:space="preserve">随机均匀分布</w:t>
-            </w:r>
-          </w:p>
-        </w:tc>
-        <w:tc>
-          <w:tcPr>
-            <w:tcW w:type="dxa" w:w="1697"/>
-          </w:tcPr>
-          <w:p>
-            <w:pPr>
-              <w:pStyle w:val="Compact"/>
+              <w:t xml:space="preserve">随机均匀</w:t>
+            </w:r>
+          </w:p>
+        </w:tc>
+        <w:tc>
+          <w:tcPr>
+            <w:tcW w:type="dxa" w:w="2028"/>
+          </w:tcPr>
+          <w:p>
+            <w:pPr>
+              <w:pStyle w:val="Compact"/>
+              <w:spacing w:before="0" w:after="0"/>
             </w:pPr>
             <w:r>
               <w:rPr>
                 <w:rFonts w:ascii="Times New Roman" w:hAnsi="Times New Roman" w:eastAsia="宋体"/>
                 <w:color w:val="000000"/>
-                <w:sz w:val="17"/>
+                <w:sz w:val="16"/>
               </w:rPr>
               <w:t xml:space="preserve">5/10/15/20 </w:t>
             </w:r>
@@ -28272,7 +28564,7 @@
               <w:rPr>
                 <w:rFonts w:hint="eastAsia" w:ascii="Times New Roman" w:hAnsi="Times New Roman" w:eastAsia="宋体"/>
                 <w:color w:val="000000"/>
-                <w:sz w:val="17"/>
+                <w:sz w:val="16"/>
               </w:rPr>
               <w:t xml:space="preserve">点</w:t>
             </w:r>
@@ -28280,15 +28572,15 @@
               <w:rPr>
                 <w:rFonts w:ascii="Times New Roman" w:hAnsi="Times New Roman" w:eastAsia="宋体"/>
                 <w:color w:val="000000"/>
-                <w:sz w:val="17"/>
+                <w:sz w:val="16"/>
               </w:rPr>
-              <w:t xml:space="preserve"> × 10 </w:t>
+              <w:t xml:space="preserve"> ×10 </w:t>
             </w:r>
             <w:r>
               <w:rPr>
                 <w:rFonts w:hint="eastAsia" w:ascii="Times New Roman" w:hAnsi="Times New Roman" w:eastAsia="宋体"/>
                 <w:color w:val="000000"/>
-                <w:sz w:val="17"/>
+                <w:sz w:val="16"/>
               </w:rPr>
               <w:t xml:space="preserve">种子</w:t>
             </w:r>
@@ -28296,17 +28588,18 @@
         </w:tc>
         <w:tc>
           <w:tcPr>
-            <w:tcW w:type="dxa" w:w="940"/>
-          </w:tcPr>
-          <w:p>
-            <w:pPr>
-              <w:pStyle w:val="Compact"/>
+            <w:tcW w:type="dxa" w:w="672"/>
+          </w:tcPr>
+          <w:p>
+            <w:pPr>
+              <w:pStyle w:val="Compact"/>
+              <w:spacing w:before="0" w:after="0"/>
             </w:pPr>
             <w:r>
               <w:rPr>
                 <w:rFonts w:ascii="Times New Roman" w:hAnsi="Times New Roman" w:eastAsia="宋体"/>
                 <w:color w:val="000000"/>
-                <w:sz w:val="17"/>
+                <w:sz w:val="16"/>
               </w:rPr>
               <w:t xml:space="preserve">1000 m</w:t>
             </w:r>
@@ -28314,17 +28607,18 @@
         </w:tc>
         <w:tc>
           <w:tcPr>
-            <w:tcW w:type="dxa" w:w="940"/>
-          </w:tcPr>
-          <w:p>
-            <w:pPr>
-              <w:pStyle w:val="Compact"/>
+            <w:tcW w:type="dxa" w:w="672"/>
+          </w:tcPr>
+          <w:p>
+            <w:pPr>
+              <w:pStyle w:val="Compact"/>
+              <w:spacing w:before="0" w:after="0"/>
             </w:pPr>
             <w:r>
               <w:rPr>
                 <w:rFonts w:ascii="Times New Roman" w:hAnsi="Times New Roman" w:eastAsia="宋体"/>
                 <w:color w:val="000000"/>
-                <w:sz w:val="17"/>
+                <w:sz w:val="16"/>
               </w:rPr>
               <w:t xml:space="preserve">1~3 kg</w:t>
             </w:r>
@@ -28332,17 +28626,18 @@
         </w:tc>
         <w:tc>
           <w:tcPr>
-            <w:tcW w:type="dxa" w:w="2049"/>
-          </w:tcPr>
-          <w:p>
-            <w:pPr>
-              <w:pStyle w:val="Compact"/>
+            <w:tcW w:type="dxa" w:w="1774"/>
+          </w:tcPr>
+          <w:p>
+            <w:pPr>
+              <w:pStyle w:val="Compact"/>
+              <w:spacing w:before="0" w:after="0"/>
             </w:pPr>
             <w:r>
               <w:rPr>
                 <w:rFonts w:ascii="Times New Roman" w:hAnsi="Times New Roman" w:eastAsia="宋体"/>
                 <w:color w:val="000000"/>
-                <w:sz w:val="17"/>
+                <w:sz w:val="16"/>
               </w:rPr>
               <w:t xml:space="preserve">standard</w:t>
             </w:r>
@@ -28355,35 +28650,37 @@
         </w:trPr>
         <w:tc>
           <w:tcPr>
-            <w:tcW w:type="dxa" w:w="1203"/>
-          </w:tcPr>
-          <w:p>
-            <w:pPr>
-              <w:pStyle w:val="Compact"/>
+            <w:tcW w:type="dxa" w:w="1180"/>
+          </w:tcPr>
+          <w:p>
+            <w:pPr>
+              <w:pStyle w:val="Compact"/>
+              <w:spacing w:before="0" w:after="0"/>
             </w:pPr>
             <w:r>
               <w:rPr>
                 <w:rFonts w:hint="eastAsia" w:ascii="Times New Roman" w:hAnsi="Times New Roman" w:eastAsia="宋体"/>
                 <w:color w:val="000000"/>
-                <w:sz w:val="17"/>
+                <w:sz w:val="16"/>
               </w:rPr>
-              <w:t xml:space="preserve">自建-圆形分布</w:t>
-            </w:r>
-          </w:p>
-        </w:tc>
-        <w:tc>
-          <w:tcPr>
-            <w:tcW w:type="dxa" w:w="430"/>
-          </w:tcPr>
-          <w:p>
-            <w:pPr>
-              <w:pStyle w:val="Compact"/>
+              <w:t xml:space="preserve">自建-圆形</w:t>
+            </w:r>
+          </w:p>
+        </w:tc>
+        <w:tc>
+          <w:tcPr>
+            <w:tcW w:type="dxa" w:w="502"/>
+          </w:tcPr>
+          <w:p>
+            <w:pPr>
+              <w:pStyle w:val="Compact"/>
+              <w:spacing w:before="0" w:after="0"/>
             </w:pPr>
             <w:r>
               <w:rPr>
                 <w:rFonts w:ascii="Times New Roman" w:hAnsi="Times New Roman" w:eastAsia="宋体"/>
                 <w:color w:val="000000"/>
-                <w:sz w:val="17"/>
+                <w:sz w:val="16"/>
               </w:rPr>
               <w:t xml:space="preserve">40</w:t>
             </w:r>
@@ -28391,35 +28688,37 @@
         </w:tc>
         <w:tc>
           <w:tcPr>
-            <w:tcW w:type="dxa" w:w="1767"/>
-          </w:tcPr>
-          <w:p>
-            <w:pPr>
-              <w:pStyle w:val="Compact"/>
+            <w:tcW w:type="dxa" w:w="2198"/>
+          </w:tcPr>
+          <w:p>
+            <w:pPr>
+              <w:pStyle w:val="Compact"/>
+              <w:spacing w:before="0" w:after="0"/>
             </w:pPr>
             <w:r>
               <w:rPr>
                 <w:rFonts w:hint="eastAsia" w:ascii="Times New Roman" w:hAnsi="Times New Roman" w:eastAsia="宋体"/>
                 <w:color w:val="000000"/>
-                <w:sz w:val="17"/>
+                <w:sz w:val="16"/>
               </w:rPr>
-              <w:t xml:space="preserve">圆周均匀分布</w:t>
-            </w:r>
-          </w:p>
-        </w:tc>
-        <w:tc>
-          <w:tcPr>
-            <w:tcW w:type="dxa" w:w="1697"/>
-          </w:tcPr>
-          <w:p>
-            <w:pPr>
-              <w:pStyle w:val="Compact"/>
+              <w:t xml:space="preserve">圆周均匀</w:t>
+            </w:r>
+          </w:p>
+        </w:tc>
+        <w:tc>
+          <w:tcPr>
+            <w:tcW w:type="dxa" w:w="2028"/>
+          </w:tcPr>
+          <w:p>
+            <w:pPr>
+              <w:pStyle w:val="Compact"/>
+              <w:spacing w:before="0" w:after="0"/>
             </w:pPr>
             <w:r>
               <w:rPr>
                 <w:rFonts w:ascii="Times New Roman" w:hAnsi="Times New Roman" w:eastAsia="宋体"/>
                 <w:color w:val="000000"/>
-                <w:sz w:val="17"/>
+                <w:sz w:val="16"/>
               </w:rPr>
               <w:t xml:space="preserve">5/10/15/20 </w:t>
             </w:r>
@@ -28427,7 +28726,7 @@
               <w:rPr>
                 <w:rFonts w:hint="eastAsia" w:ascii="Times New Roman" w:hAnsi="Times New Roman" w:eastAsia="宋体"/>
                 <w:color w:val="000000"/>
-                <w:sz w:val="17"/>
+                <w:sz w:val="16"/>
               </w:rPr>
               <w:t xml:space="preserve">点</w:t>
             </w:r>
@@ -28435,15 +28734,15 @@
               <w:rPr>
                 <w:rFonts w:ascii="Times New Roman" w:hAnsi="Times New Roman" w:eastAsia="宋体"/>
                 <w:color w:val="000000"/>
-                <w:sz w:val="17"/>
+                <w:sz w:val="16"/>
               </w:rPr>
-              <w:t xml:space="preserve"> × 10 </w:t>
+              <w:t xml:space="preserve"> ×10 </w:t>
             </w:r>
             <w:r>
               <w:rPr>
                 <w:rFonts w:hint="eastAsia" w:ascii="Times New Roman" w:hAnsi="Times New Roman" w:eastAsia="宋体"/>
                 <w:color w:val="000000"/>
-                <w:sz w:val="17"/>
+                <w:sz w:val="16"/>
               </w:rPr>
               <w:t xml:space="preserve">种子</w:t>
             </w:r>
@@ -28451,17 +28750,18 @@
         </w:tc>
         <w:tc>
           <w:tcPr>
-            <w:tcW w:type="dxa" w:w="940"/>
-          </w:tcPr>
-          <w:p>
-            <w:pPr>
-              <w:pStyle w:val="Compact"/>
+            <w:tcW w:type="dxa" w:w="672"/>
+          </w:tcPr>
+          <w:p>
+            <w:pPr>
+              <w:pStyle w:val="Compact"/>
+              <w:spacing w:before="0" w:after="0"/>
             </w:pPr>
             <w:r>
               <w:rPr>
                 <w:rFonts w:ascii="Times New Roman" w:hAnsi="Times New Roman" w:eastAsia="宋体"/>
                 <w:color w:val="000000"/>
-                <w:sz w:val="17"/>
+                <w:sz w:val="16"/>
               </w:rPr>
               <w:t xml:space="preserve">1000 m</w:t>
             </w:r>
@@ -28469,17 +28769,18 @@
         </w:tc>
         <w:tc>
           <w:tcPr>
-            <w:tcW w:type="dxa" w:w="940"/>
-          </w:tcPr>
-          <w:p>
-            <w:pPr>
-              <w:pStyle w:val="Compact"/>
+            <w:tcW w:type="dxa" w:w="672"/>
+          </w:tcPr>
+          <w:p>
+            <w:pPr>
+              <w:pStyle w:val="Compact"/>
+              <w:spacing w:before="0" w:after="0"/>
             </w:pPr>
             <w:r>
               <w:rPr>
                 <w:rFonts w:ascii="Times New Roman" w:hAnsi="Times New Roman" w:eastAsia="宋体"/>
                 <w:color w:val="000000"/>
-                <w:sz w:val="17"/>
+                <w:sz w:val="16"/>
               </w:rPr>
               <w:t xml:space="preserve">1~3 kg</w:t>
             </w:r>
@@ -28487,17 +28788,18 @@
         </w:tc>
         <w:tc>
           <w:tcPr>
-            <w:tcW w:type="dxa" w:w="2049"/>
-          </w:tcPr>
-          <w:p>
-            <w:pPr>
-              <w:pStyle w:val="Compact"/>
+            <w:tcW w:type="dxa" w:w="1774"/>
+          </w:tcPr>
+          <w:p>
+            <w:pPr>
+              <w:pStyle w:val="Compact"/>
+              <w:spacing w:before="0" w:after="0"/>
             </w:pPr>
             <w:r>
               <w:rPr>
                 <w:rFonts w:ascii="Times New Roman" w:hAnsi="Times New Roman" w:eastAsia="宋体"/>
                 <w:color w:val="000000"/>
-                <w:sz w:val="17"/>
+                <w:sz w:val="16"/>
               </w:rPr>
               <w:t xml:space="preserve">standard</w:t>
             </w:r>
@@ -28510,17 +28812,18 @@
         </w:trPr>
         <w:tc>
           <w:tcPr>
-            <w:tcW w:type="dxa" w:w="1203"/>
-          </w:tcPr>
-          <w:p>
-            <w:pPr>
-              <w:pStyle w:val="Compact"/>
+            <w:tcW w:type="dxa" w:w="1180"/>
+          </w:tcPr>
+          <w:p>
+            <w:pPr>
+              <w:pStyle w:val="Compact"/>
+              <w:spacing w:before="0" w:after="0"/>
             </w:pPr>
             <w:r>
               <w:rPr>
                 <w:rFonts w:hint="eastAsia" w:ascii="Times New Roman" w:hAnsi="Times New Roman" w:eastAsia="宋体"/>
                 <w:color w:val="000000"/>
-                <w:sz w:val="17"/>
+                <w:sz w:val="16"/>
               </w:rPr>
               <w:t xml:space="preserve">电量紧张</w:t>
             </w:r>
@@ -28528,17 +28831,18 @@
         </w:tc>
         <w:tc>
           <w:tcPr>
-            <w:tcW w:type="dxa" w:w="430"/>
-          </w:tcPr>
-          <w:p>
-            <w:pPr>
-              <w:pStyle w:val="Compact"/>
+            <w:tcW w:type="dxa" w:w="502"/>
+          </w:tcPr>
+          <w:p>
+            <w:pPr>
+              <w:pStyle w:val="Compact"/>
+              <w:spacing w:before="0" w:after="0"/>
             </w:pPr>
             <w:r>
               <w:rPr>
                 <w:rFonts w:ascii="Times New Roman" w:hAnsi="Times New Roman" w:eastAsia="宋体"/>
                 <w:color w:val="000000"/>
-                <w:sz w:val="17"/>
+                <w:sz w:val="16"/>
               </w:rPr>
               <w:t xml:space="preserve">10</w:t>
             </w:r>
@@ -28546,17 +28850,18 @@
         </w:tc>
         <w:tc>
           <w:tcPr>
-            <w:tcW w:type="dxa" w:w="1767"/>
-          </w:tcPr>
-          <w:p>
-            <w:pPr>
-              <w:pStyle w:val="Compact"/>
+            <w:tcW w:type="dxa" w:w="2198"/>
+          </w:tcPr>
+          <w:p>
+            <w:pPr>
+              <w:pStyle w:val="Compact"/>
+              <w:spacing w:before="0" w:after="0"/>
             </w:pPr>
             <w:r>
               <w:rPr>
                 <w:rFonts w:hint="eastAsia" w:ascii="Times New Roman" w:hAnsi="Times New Roman" w:eastAsia="宋体"/>
                 <w:color w:val="000000"/>
-                <w:sz w:val="17"/>
+                <w:sz w:val="16"/>
               </w:rPr>
               <w:t xml:space="preserve">圆周分布</w:t>
             </w:r>
@@ -28564,17 +28869,18 @@
         </w:tc>
         <w:tc>
           <w:tcPr>
-            <w:tcW w:type="dxa" w:w="1697"/>
-          </w:tcPr>
-          <w:p>
-            <w:pPr>
-              <w:pStyle w:val="Compact"/>
+            <w:tcW w:type="dxa" w:w="2028"/>
+          </w:tcPr>
+          <w:p>
+            <w:pPr>
+              <w:pStyle w:val="Compact"/>
+              <w:spacing w:before="0" w:after="0"/>
             </w:pPr>
             <w:r>
               <w:rPr>
                 <w:rFonts w:ascii="Times New Roman" w:hAnsi="Times New Roman" w:eastAsia="宋体"/>
                 <w:color w:val="000000"/>
-                <w:sz w:val="17"/>
+                <w:sz w:val="16"/>
               </w:rPr>
               <w:t xml:space="preserve">10 </w:t>
             </w:r>
@@ -28582,7 +28888,7 @@
               <w:rPr>
                 <w:rFonts w:hint="eastAsia" w:ascii="Times New Roman" w:hAnsi="Times New Roman" w:eastAsia="宋体"/>
                 <w:color w:val="000000"/>
-                <w:sz w:val="17"/>
+                <w:sz w:val="16"/>
               </w:rPr>
               <w:t xml:space="preserve">点</w:t>
             </w:r>
@@ -28590,7 +28896,7 @@
               <w:rPr>
                 <w:rFonts w:ascii="Times New Roman" w:hAnsi="Times New Roman" w:eastAsia="宋体"/>
                 <w:color w:val="000000"/>
-                <w:sz w:val="17"/>
+                <w:sz w:val="16"/>
               </w:rPr>
               <w:t xml:space="preserve"> × 10 </w:t>
             </w:r>
@@ -28598,7 +28904,7 @@
               <w:rPr>
                 <w:rFonts w:hint="eastAsia" w:ascii="Times New Roman" w:hAnsi="Times New Roman" w:eastAsia="宋体"/>
                 <w:color w:val="000000"/>
-                <w:sz w:val="17"/>
+                <w:sz w:val="16"/>
               </w:rPr>
               <w:t xml:space="preserve">种子</w:t>
             </w:r>
@@ -28606,17 +28912,18 @@
         </w:tc>
         <w:tc>
           <w:tcPr>
-            <w:tcW w:type="dxa" w:w="940"/>
-          </w:tcPr>
-          <w:p>
-            <w:pPr>
-              <w:pStyle w:val="Compact"/>
+            <w:tcW w:type="dxa" w:w="672"/>
+          </w:tcPr>
+          <w:p>
+            <w:pPr>
+              <w:pStyle w:val="Compact"/>
+              <w:spacing w:before="0" w:after="0"/>
             </w:pPr>
             <w:r>
               <w:rPr>
                 <w:rFonts w:ascii="Times New Roman" w:hAnsi="Times New Roman" w:eastAsia="宋体"/>
                 <w:color w:val="000000"/>
-                <w:sz w:val="17"/>
+                <w:sz w:val="16"/>
               </w:rPr>
               <w:t xml:space="preserve">3000 m</w:t>
             </w:r>
@@ -28624,17 +28931,18 @@
         </w:tc>
         <w:tc>
           <w:tcPr>
-            <w:tcW w:type="dxa" w:w="940"/>
-          </w:tcPr>
-          <w:p>
-            <w:pPr>
-              <w:pStyle w:val="Compact"/>
+            <w:tcW w:type="dxa" w:w="672"/>
+          </w:tcPr>
+          <w:p>
+            <w:pPr>
+              <w:pStyle w:val="Compact"/>
+              <w:spacing w:before="0" w:after="0"/>
             </w:pPr>
             <w:r>
               <w:rPr>
                 <w:rFonts w:ascii="Times New Roman" w:hAnsi="Times New Roman" w:eastAsia="宋体"/>
                 <w:color w:val="000000"/>
-                <w:sz w:val="17"/>
+                <w:sz w:val="16"/>
               </w:rPr>
               <w:t xml:space="preserve">1~3 kg</w:t>
             </w:r>
@@ -28642,33 +28950,34 @@
         </w:tc>
         <w:tc>
           <w:tcPr>
-            <w:tcW w:type="dxa" w:w="2049"/>
-          </w:tcPr>
-          <w:p>
-            <w:pPr>
-              <w:pStyle w:val="Compact"/>
+            <w:tcW w:type="dxa" w:w="1774"/>
+          </w:tcPr>
+          <w:p>
+            <w:pPr>
+              <w:pStyle w:val="Compact"/>
+              <w:spacing w:before="0" w:after="0"/>
             </w:pPr>
             <w:r>
               <w:rPr>
                 <w:rFonts w:hint="eastAsia" w:ascii="Times New Roman" w:hAnsi="Times New Roman" w:eastAsia="宋体"/>
                 <w:color w:val="000000"/>
-                <w:sz w:val="17"/>
+                <w:sz w:val="16"/>
               </w:rPr>
-              <w:t xml:space="preserve">standard（电池改为</w:t>
+              <w:t xml:space="preserve">standard（3500</w:t>
             </w:r>
             <w:r>
               <w:rPr>
                 <w:rFonts w:ascii="Times New Roman" w:hAnsi="Times New Roman" w:eastAsia="宋体"/>
                 <w:color w:val="000000"/>
-                <w:sz w:val="17"/>
+                <w:sz w:val="16"/>
               </w:rPr>
-              <w:t xml:space="preserve"> 3500 </w:t>
+              <w:t xml:space="preserve"> </w:t>
             </w:r>
             <w:r>
               <w:rPr>
                 <w:rFonts w:hint="eastAsia" w:ascii="Times New Roman" w:hAnsi="Times New Roman" w:eastAsia="宋体"/>
                 <w:color w:val="000000"/>
-                <w:sz w:val="17"/>
+                <w:sz w:val="16"/>
               </w:rPr>
               <w:t xml:space="preserve">Wh）</w:t>
             </w:r>
@@ -28681,17 +28990,18 @@
         </w:trPr>
         <w:tc>
           <w:tcPr>
-            <w:tcW w:type="dxa" w:w="1203"/>
-          </w:tcPr>
-          <w:p>
-            <w:pPr>
-              <w:pStyle w:val="Compact"/>
+            <w:tcW w:type="dxa" w:w="1180"/>
+          </w:tcPr>
+          <w:p>
+            <w:pPr>
+              <w:pStyle w:val="Compact"/>
+              <w:spacing w:before="0" w:after="0"/>
             </w:pPr>
             <w:r>
               <w:rPr>
                 <w:rFonts w:ascii="Times New Roman" w:hAnsi="Times New Roman" w:eastAsia="宋体"/>
                 <w:color w:val="000000"/>
-                <w:sz w:val="17"/>
+                <w:sz w:val="16"/>
               </w:rPr>
               <w:t xml:space="preserve">Solomon </w:t>
             </w:r>
@@ -28699,25 +29009,26 @@
               <w:rPr>
                 <w:rFonts w:hint="eastAsia" w:ascii="Times New Roman" w:hAnsi="Times New Roman" w:eastAsia="宋体"/>
                 <w:color w:val="000000"/>
-                <w:sz w:val="17"/>
+                <w:sz w:val="16"/>
               </w:rPr>
-              <w:t xml:space="preserve">标准算例</w:t>
-            </w:r>
-          </w:p>
-        </w:tc>
-        <w:tc>
-          <w:tcPr>
-            <w:tcW w:type="dxa" w:w="430"/>
-          </w:tcPr>
-          <w:p>
-            <w:pPr>
-              <w:pStyle w:val="Compact"/>
+              <w:t xml:space="preserve">算例</w:t>
+            </w:r>
+          </w:p>
+        </w:tc>
+        <w:tc>
+          <w:tcPr>
+            <w:tcW w:type="dxa" w:w="502"/>
+          </w:tcPr>
+          <w:p>
+            <w:pPr>
+              <w:pStyle w:val="Compact"/>
+              <w:spacing w:before="0" w:after="0"/>
             </w:pPr>
             <w:r>
               <w:rPr>
                 <w:rFonts w:ascii="Times New Roman" w:hAnsi="Times New Roman" w:eastAsia="宋体"/>
                 <w:color w:val="000000"/>
-                <w:sz w:val="17"/>
+                <w:sz w:val="16"/>
               </w:rPr>
               <w:t xml:space="preserve">3</w:t>
             </w:r>
@@ -28725,17 +29036,18 @@
         </w:tc>
         <w:tc>
           <w:tcPr>
-            <w:tcW w:type="dxa" w:w="1767"/>
-          </w:tcPr>
-          <w:p>
-            <w:pPr>
-              <w:pStyle w:val="Compact"/>
+            <w:tcW w:type="dxa" w:w="2198"/>
+          </w:tcPr>
+          <w:p>
+            <w:pPr>
+              <w:pStyle w:val="Compact"/>
+              <w:spacing w:before="0" w:after="0"/>
             </w:pPr>
             <w:r>
               <w:rPr>
                 <w:rFonts w:ascii="Times New Roman" w:hAnsi="Times New Roman" w:eastAsia="宋体"/>
                 <w:color w:val="000000"/>
-                <w:sz w:val="17"/>
+                <w:sz w:val="16"/>
               </w:rPr>
               <w:t xml:space="preserve">R101/C101/RC101 </w:t>
             </w:r>
@@ -28743,7 +29055,7 @@
               <w:rPr>
                 <w:rFonts w:hint="eastAsia" w:ascii="Times New Roman" w:hAnsi="Times New Roman" w:eastAsia="宋体"/>
                 <w:color w:val="000000"/>
-                <w:sz w:val="17"/>
+                <w:sz w:val="16"/>
               </w:rPr>
               <w:t xml:space="preserve">前</w:t>
             </w:r>
@@ -28751,7 +29063,7 @@
               <w:rPr>
                 <w:rFonts w:ascii="Times New Roman" w:hAnsi="Times New Roman" w:eastAsia="宋体"/>
                 <w:color w:val="000000"/>
-                <w:sz w:val="17"/>
+                <w:sz w:val="16"/>
               </w:rPr>
               <w:t xml:space="preserve"> 20 </w:t>
             </w:r>
@@ -28759,7 +29071,7 @@
               <w:rPr>
                 <w:rFonts w:hint="eastAsia" w:ascii="Times New Roman" w:hAnsi="Times New Roman" w:eastAsia="宋体"/>
                 <w:color w:val="000000"/>
-                <w:sz w:val="17"/>
+                <w:sz w:val="16"/>
               </w:rPr>
               <w:t xml:space="preserve">点</w:t>
             </w:r>
@@ -28767,17 +29079,18 @@
         </w:tc>
         <w:tc>
           <w:tcPr>
-            <w:tcW w:type="dxa" w:w="1697"/>
-          </w:tcPr>
-          <w:p>
-            <w:pPr>
-              <w:pStyle w:val="Compact"/>
+            <w:tcW w:type="dxa" w:w="2028"/>
+          </w:tcPr>
+          <w:p>
+            <w:pPr>
+              <w:pStyle w:val="Compact"/>
+              <w:spacing w:before="0" w:after="0"/>
             </w:pPr>
             <w:r>
               <w:rPr>
                 <w:rFonts w:ascii="Times New Roman" w:hAnsi="Times New Roman" w:eastAsia="宋体"/>
                 <w:color w:val="000000"/>
-                <w:sz w:val="17"/>
+                <w:sz w:val="16"/>
               </w:rPr>
               <w:t xml:space="preserve">20 </w:t>
             </w:r>
@@ -28785,7 +29098,7 @@
               <w:rPr>
                 <w:rFonts w:hint="eastAsia" w:ascii="Times New Roman" w:hAnsi="Times New Roman" w:eastAsia="宋体"/>
                 <w:color w:val="000000"/>
-                <w:sz w:val="17"/>
+                <w:sz w:val="16"/>
               </w:rPr>
               <w:t xml:space="preserve">点</w:t>
             </w:r>
@@ -28793,53 +29106,56 @@
         </w:tc>
         <w:tc>
           <w:tcPr>
-            <w:tcW w:type="dxa" w:w="940"/>
-          </w:tcPr>
-          <w:p>
-            <w:pPr>
-              <w:pStyle w:val="Compact"/>
+            <w:tcW w:type="dxa" w:w="672"/>
+          </w:tcPr>
+          <w:p>
+            <w:pPr>
+              <w:pStyle w:val="Compact"/>
+              <w:spacing w:before="0" w:after="0"/>
             </w:pPr>
             <w:r>
               <w:rPr>
                 <w:rFonts w:hint="eastAsia" w:ascii="Times New Roman" w:hAnsi="Times New Roman" w:eastAsia="宋体"/>
                 <w:color w:val="000000"/>
-                <w:sz w:val="17"/>
+                <w:sz w:val="16"/>
               </w:rPr>
-              <w:t xml:space="preserve">原算例坐标</w:t>
-            </w:r>
-          </w:p>
-        </w:tc>
-        <w:tc>
-          <w:tcPr>
-            <w:tcW w:type="dxa" w:w="940"/>
-          </w:tcPr>
-          <w:p>
-            <w:pPr>
-              <w:pStyle w:val="Compact"/>
+              <w:t xml:space="preserve">原坐标</w:t>
+            </w:r>
+          </w:p>
+        </w:tc>
+        <w:tc>
+          <w:tcPr>
+            <w:tcW w:type="dxa" w:w="672"/>
+          </w:tcPr>
+          <w:p>
+            <w:pPr>
+              <w:pStyle w:val="Compact"/>
+              <w:spacing w:before="0" w:after="0"/>
             </w:pPr>
             <w:r>
               <w:rPr>
                 <w:rFonts w:hint="eastAsia" w:ascii="Times New Roman" w:hAnsi="Times New Roman" w:eastAsia="宋体"/>
                 <w:color w:val="000000"/>
-                <w:sz w:val="17"/>
+                <w:sz w:val="16"/>
               </w:rPr>
-              <w:t xml:space="preserve">原算例需求</w:t>
-            </w:r>
-          </w:p>
-        </w:tc>
-        <w:tc>
-          <w:tcPr>
-            <w:tcW w:type="dxa" w:w="2049"/>
-          </w:tcPr>
-          <w:p>
-            <w:pPr>
-              <w:pStyle w:val="Compact"/>
+              <w:t xml:space="preserve">原需求</w:t>
+            </w:r>
+          </w:p>
+        </w:tc>
+        <w:tc>
+          <w:tcPr>
+            <w:tcW w:type="dxa" w:w="1774"/>
+          </w:tcPr>
+          <w:p>
+            <w:pPr>
+              <w:pStyle w:val="Compact"/>
+              <w:spacing w:before="0" w:after="0"/>
             </w:pPr>
             <w:r>
               <w:rPr>
                 <w:rFonts w:ascii="Times New Roman" w:hAnsi="Times New Roman" w:eastAsia="宋体"/>
                 <w:color w:val="000000"/>
-                <w:sz w:val="17"/>
+                <w:sz w:val="16"/>
               </w:rPr>
               <w:t xml:space="preserve">heavy</w:t>
             </w:r>
@@ -29670,6 +29986,7 @@
     <w:tbl>
       <w:tblPr>
         <w:tblStyle w:val="Table"/>
+        <w:jc w:val="center"/>
         <w:tblLook w:firstRow="1" w:lastRow="0" w:firstColumn="0" w:lastColumn="0" w:noHBand="0" w:noVBand="0" w:val="0020"/>
         <w:tblCellMar>
           <w:top w:w="0" w:type="dxa"/>
@@ -29678,7 +29995,7 @@
           <w:right w:w="45" w:type="dxa"/>
         </w:tblCellMar>
         <w:tblLayout w:type="fixed"/>
-        <w:tblW w:w="3405" w:type="dxa"/>
+        <w:tblW w:w="9026" w:type="dxa"/>
       </w:tblPr>
       <w:tblGrid>
         <w:gridCol w:w="1980"/>
@@ -29693,7 +30010,7 @@
         </w:trPr>
         <w:tc>
           <w:tcPr>
-            <w:tcW w:type="dxa" w:w="720"/>
+            <w:tcW w:type="dxa" w:w="2117"/>
           </w:tcPr>
           <w:p>
             <w:pPr>
@@ -29709,7 +30026,7 @@
         </w:tc>
         <w:tc>
           <w:tcPr>
-            <w:tcW w:type="dxa" w:w="720"/>
+            <w:tcW w:type="dxa" w:w="2117"/>
           </w:tcPr>
           <w:p>
             <w:pPr>
@@ -29722,7 +30039,7 @@
         </w:tc>
         <w:tc>
           <w:tcPr>
-            <w:tcW w:type="dxa" w:w="720"/>
+            <w:tcW w:type="dxa" w:w="2117"/>
           </w:tcPr>
           <w:p>
             <w:pPr>
@@ -29735,7 +30052,7 @@
         </w:tc>
         <w:tc>
           <w:tcPr>
-            <w:tcW w:type="dxa" w:w="1245"/>
+            <w:tcW w:type="dxa" w:w="2674"/>
           </w:tcPr>
           <w:p>
             <w:pPr>
@@ -29759,7 +30076,7 @@
         </w:trPr>
         <w:tc>
           <w:tcPr>
-            <w:tcW w:type="dxa" w:w="720"/>
+            <w:tcW w:type="dxa" w:w="2117"/>
           </w:tcPr>
           <w:p>
             <w:pPr>
@@ -29772,7 +30089,7 @@
         </w:tc>
         <w:tc>
           <w:tcPr>
-            <w:tcW w:type="dxa" w:w="720"/>
+            <w:tcW w:type="dxa" w:w="2117"/>
           </w:tcPr>
           <w:p>
             <w:pPr>
@@ -29785,7 +30102,7 @@
         </w:tc>
         <w:tc>
           <w:tcPr>
-            <w:tcW w:type="dxa" w:w="720"/>
+            <w:tcW w:type="dxa" w:w="2117"/>
           </w:tcPr>
           <w:p>
             <w:pPr>
@@ -29798,7 +30115,7 @@
         </w:tc>
         <w:tc>
           <w:tcPr>
-            <w:tcW w:type="dxa" w:w="1245"/>
+            <w:tcW w:type="dxa" w:w="2674"/>
           </w:tcPr>
           <w:p>
             <w:pPr>
@@ -29816,7 +30133,7 @@
         </w:trPr>
         <w:tc>
           <w:tcPr>
-            <w:tcW w:type="dxa" w:w="720"/>
+            <w:tcW w:type="dxa" w:w="2117"/>
           </w:tcPr>
           <w:p>
             <w:pPr>
@@ -29829,7 +30146,7 @@
         </w:tc>
         <w:tc>
           <w:tcPr>
-            <w:tcW w:type="dxa" w:w="720"/>
+            <w:tcW w:type="dxa" w:w="2117"/>
           </w:tcPr>
           <w:p>
             <w:pPr>
@@ -29842,7 +30159,7 @@
         </w:tc>
         <w:tc>
           <w:tcPr>
-            <w:tcW w:type="dxa" w:w="720"/>
+            <w:tcW w:type="dxa" w:w="2117"/>
           </w:tcPr>
           <w:p>
             <w:pPr>
@@ -29855,7 +30172,7 @@
         </w:tc>
         <w:tc>
           <w:tcPr>
-            <w:tcW w:type="dxa" w:w="1245"/>
+            <w:tcW w:type="dxa" w:w="2674"/>
           </w:tcPr>
           <w:p>
             <w:pPr>
@@ -29873,7 +30190,7 @@
         </w:trPr>
         <w:tc>
           <w:tcPr>
-            <w:tcW w:type="dxa" w:w="720"/>
+            <w:tcW w:type="dxa" w:w="2117"/>
           </w:tcPr>
           <w:p>
             <w:pPr>
@@ -29886,7 +30203,7 @@
         </w:tc>
         <w:tc>
           <w:tcPr>
-            <w:tcW w:type="dxa" w:w="720"/>
+            <w:tcW w:type="dxa" w:w="2117"/>
           </w:tcPr>
           <w:p>
             <w:pPr>
@@ -29899,7 +30216,7 @@
         </w:tc>
         <w:tc>
           <w:tcPr>
-            <w:tcW w:type="dxa" w:w="720"/>
+            <w:tcW w:type="dxa" w:w="2117"/>
           </w:tcPr>
           <w:p>
             <w:pPr>
@@ -29912,7 +30229,7 @@
         </w:tc>
         <w:tc>
           <w:tcPr>
-            <w:tcW w:type="dxa" w:w="1245"/>
+            <w:tcW w:type="dxa" w:w="2674"/>
           </w:tcPr>
           <w:p>
             <w:pPr>
@@ -29930,7 +30247,7 @@
         </w:trPr>
         <w:tc>
           <w:tcPr>
-            <w:tcW w:type="dxa" w:w="720"/>
+            <w:tcW w:type="dxa" w:w="2117"/>
           </w:tcPr>
           <w:p>
             <w:pPr>
@@ -29943,7 +30260,7 @@
         </w:tc>
         <w:tc>
           <w:tcPr>
-            <w:tcW w:type="dxa" w:w="720"/>
+            <w:tcW w:type="dxa" w:w="2117"/>
           </w:tcPr>
           <w:p>
             <w:pPr>
@@ -29956,7 +30273,7 @@
         </w:tc>
         <w:tc>
           <w:tcPr>
-            <w:tcW w:type="dxa" w:w="720"/>
+            <w:tcW w:type="dxa" w:w="2117"/>
           </w:tcPr>
           <w:p>
             <w:pPr>
@@ -29969,7 +30286,7 @@
         </w:tc>
         <w:tc>
           <w:tcPr>
-            <w:tcW w:type="dxa" w:w="1245"/>
+            <w:tcW w:type="dxa" w:w="2674"/>
           </w:tcPr>
           <w:p>
             <w:pPr>
@@ -29987,7 +30304,7 @@
         </w:trPr>
         <w:tc>
           <w:tcPr>
-            <w:tcW w:type="dxa" w:w="720"/>
+            <w:tcW w:type="dxa" w:w="2117"/>
           </w:tcPr>
           <w:p>
             <w:pPr>
@@ -30000,7 +30317,7 @@
         </w:tc>
         <w:tc>
           <w:tcPr>
-            <w:tcW w:type="dxa" w:w="720"/>
+            <w:tcW w:type="dxa" w:w="2117"/>
           </w:tcPr>
           <w:p>
             <w:pPr>
@@ -30013,7 +30330,7 @@
         </w:tc>
         <w:tc>
           <w:tcPr>
-            <w:tcW w:type="dxa" w:w="720"/>
+            <w:tcW w:type="dxa" w:w="2117"/>
           </w:tcPr>
           <w:p>
             <w:pPr>
@@ -30026,7 +30343,7 @@
         </w:tc>
         <w:tc>
           <w:tcPr>
-            <w:tcW w:type="dxa" w:w="1245"/>
+            <w:tcW w:type="dxa" w:w="2674"/>
           </w:tcPr>
           <w:p>
             <w:pPr>
@@ -30044,7 +30361,7 @@
         </w:trPr>
         <w:tc>
           <w:tcPr>
-            <w:tcW w:type="dxa" w:w="720"/>
+            <w:tcW w:type="dxa" w:w="2117"/>
           </w:tcPr>
           <w:p>
             <w:pPr>
@@ -30057,7 +30374,7 @@
         </w:tc>
         <w:tc>
           <w:tcPr>
-            <w:tcW w:type="dxa" w:w="720"/>
+            <w:tcW w:type="dxa" w:w="2117"/>
           </w:tcPr>
           <w:p>
             <w:pPr>
@@ -30070,7 +30387,7 @@
         </w:tc>
         <w:tc>
           <w:tcPr>
-            <w:tcW w:type="dxa" w:w="720"/>
+            <w:tcW w:type="dxa" w:w="2117"/>
           </w:tcPr>
           <w:p>
             <w:pPr>
@@ -30083,7 +30400,7 @@
         </w:tc>
         <w:tc>
           <w:tcPr>
-            <w:tcW w:type="dxa" w:w="1245"/>
+            <w:tcW w:type="dxa" w:w="2674"/>
           </w:tcPr>
           <w:p>
             <w:pPr>
@@ -30101,7 +30418,7 @@
         </w:trPr>
         <w:tc>
           <w:tcPr>
-            <w:tcW w:type="dxa" w:w="720"/>
+            <w:tcW w:type="dxa" w:w="2117"/>
           </w:tcPr>
           <w:p>
             <w:pPr>
@@ -30114,7 +30431,7 @@
         </w:tc>
         <w:tc>
           <w:tcPr>
-            <w:tcW w:type="dxa" w:w="720"/>
+            <w:tcW w:type="dxa" w:w="2117"/>
           </w:tcPr>
           <w:p>
             <w:pPr>
@@ -30127,7 +30444,7 @@
         </w:tc>
         <w:tc>
           <w:tcPr>
-            <w:tcW w:type="dxa" w:w="720"/>
+            <w:tcW w:type="dxa" w:w="2117"/>
           </w:tcPr>
           <w:p>
             <w:pPr>
@@ -30140,7 +30457,7 @@
         </w:tc>
         <w:tc>
           <w:tcPr>
-            <w:tcW w:type="dxa" w:w="1245"/>
+            <w:tcW w:type="dxa" w:w="2674"/>
           </w:tcPr>
           <w:p>
             <w:pPr>
@@ -30158,7 +30475,7 @@
         </w:trPr>
         <w:tc>
           <w:tcPr>
-            <w:tcW w:type="dxa" w:w="720"/>
+            <w:tcW w:type="dxa" w:w="2117"/>
           </w:tcPr>
           <w:p>
             <w:pPr>
@@ -30171,7 +30488,7 @@
         </w:tc>
         <w:tc>
           <w:tcPr>
-            <w:tcW w:type="dxa" w:w="720"/>
+            <w:tcW w:type="dxa" w:w="2117"/>
           </w:tcPr>
           <w:p>
             <w:pPr>
@@ -30184,7 +30501,7 @@
         </w:tc>
         <w:tc>
           <w:tcPr>
-            <w:tcW w:type="dxa" w:w="720"/>
+            <w:tcW w:type="dxa" w:w="2117"/>
           </w:tcPr>
           <w:p>
             <w:pPr>
@@ -30197,7 +30514,7 @@
         </w:tc>
         <w:tc>
           <w:tcPr>
-            <w:tcW w:type="dxa" w:w="1245"/>
+            <w:tcW w:type="dxa" w:w="2674"/>
           </w:tcPr>
           <w:p>
             <w:pPr>
@@ -31266,6 +31583,7 @@
     <w:tbl>
       <w:tblPr>
         <w:tblStyle w:val="Table"/>
+        <w:jc w:val="center"/>
         <w:tblLook w:firstRow="1" w:lastRow="0" w:firstColumn="0" w:lastColumn="0" w:noHBand="0" w:noVBand="0" w:val="0020"/>
         <w:tblCellMar>
           <w:top w:w="0" w:type="dxa"/>
@@ -31274,7 +31592,7 @@
           <w:right w:w="45" w:type="dxa"/>
         </w:tblCellMar>
         <w:tblLayout w:type="fixed"/>
-        <w:tblW w:w="6435" w:type="dxa"/>
+        <w:tblW w:w="9026" w:type="dxa"/>
       </w:tblPr>
       <w:tblGrid>
         <w:gridCol w:w="1584"/>
@@ -31290,7 +31608,7 @@
         </w:trPr>
         <w:tc>
           <w:tcPr>
-            <w:tcW w:type="dxa" w:w="825"/>
+            <w:tcW w:type="dxa" w:w="1315"/>
           </w:tcPr>
           <w:p>
             <w:pPr>
@@ -31306,7 +31624,7 @@
         </w:tc>
         <w:tc>
           <w:tcPr>
-            <w:tcW w:type="dxa" w:w="1350"/>
+            <w:tcW w:type="dxa" w:w="1872"/>
           </w:tcPr>
           <w:p>
             <w:pPr>
@@ -31325,7 +31643,7 @@
         </w:tc>
         <w:tc>
           <w:tcPr>
-            <w:tcW w:type="dxa" w:w="1770"/>
+            <w:tcW w:type="dxa" w:w="2317"/>
           </w:tcPr>
           <w:p>
             <w:pPr>
@@ -31344,7 +31662,7 @@
         </w:tc>
         <w:tc>
           <w:tcPr>
-            <w:tcW w:type="dxa" w:w="1035"/>
+            <w:tcW w:type="dxa" w:w="1538"/>
           </w:tcPr>
           <w:p>
             <w:pPr>
@@ -31363,7 +31681,7 @@
         </w:tc>
         <w:tc>
           <w:tcPr>
-            <w:tcW w:type="dxa" w:w="1455"/>
+            <w:tcW w:type="dxa" w:w="1983"/>
           </w:tcPr>
           <w:p>
             <w:pPr>
@@ -31387,7 +31705,7 @@
         </w:trPr>
         <w:tc>
           <w:tcPr>
-            <w:tcW w:type="dxa" w:w="825"/>
+            <w:tcW w:type="dxa" w:w="1315"/>
           </w:tcPr>
           <w:p>
             <w:pPr>
@@ -31403,7 +31721,7 @@
         </w:tc>
         <w:tc>
           <w:tcPr>
-            <w:tcW w:type="dxa" w:w="1350"/>
+            <w:tcW w:type="dxa" w:w="1872"/>
           </w:tcPr>
           <w:p>
             <w:pPr>
@@ -31416,7 +31734,7 @@
         </w:tc>
         <w:tc>
           <w:tcPr>
-            <w:tcW w:type="dxa" w:w="1770"/>
+            <w:tcW w:type="dxa" w:w="2317"/>
           </w:tcPr>
           <w:p>
             <w:pPr>
@@ -31429,7 +31747,7 @@
         </w:tc>
         <w:tc>
           <w:tcPr>
-            <w:tcW w:type="dxa" w:w="1035"/>
+            <w:tcW w:type="dxa" w:w="1538"/>
           </w:tcPr>
           <w:p>
             <w:pPr>
@@ -31442,7 +31760,7 @@
         </w:tc>
         <w:tc>
           <w:tcPr>
-            <w:tcW w:type="dxa" w:w="1455"/>
+            <w:tcW w:type="dxa" w:w="1983"/>
           </w:tcPr>
           <w:p>
             <w:pPr>
@@ -31460,7 +31778,7 @@
         </w:trPr>
         <w:tc>
           <w:tcPr>
-            <w:tcW w:type="dxa" w:w="825"/>
+            <w:tcW w:type="dxa" w:w="1315"/>
           </w:tcPr>
           <w:p>
             <w:pPr>
@@ -31473,7 +31791,7 @@
         </w:tc>
         <w:tc>
           <w:tcPr>
-            <w:tcW w:type="dxa" w:w="1350"/>
+            <w:tcW w:type="dxa" w:w="1872"/>
           </w:tcPr>
           <w:p>
             <w:pPr>
@@ -31486,7 +31804,7 @@
         </w:tc>
         <w:tc>
           <w:tcPr>
-            <w:tcW w:type="dxa" w:w="1770"/>
+            <w:tcW w:type="dxa" w:w="2317"/>
           </w:tcPr>
           <w:p>
             <w:pPr>
@@ -31499,7 +31817,7 @@
         </w:tc>
         <w:tc>
           <w:tcPr>
-            <w:tcW w:type="dxa" w:w="1035"/>
+            <w:tcW w:type="dxa" w:w="1538"/>
           </w:tcPr>
           <w:p>
             <w:pPr>
@@ -31512,7 +31830,7 @@
         </w:tc>
         <w:tc>
           <w:tcPr>
-            <w:tcW w:type="dxa" w:w="1455"/>
+            <w:tcW w:type="dxa" w:w="1983"/>
           </w:tcPr>
           <w:p>
             <w:pPr>
@@ -31530,7 +31848,7 @@
         </w:trPr>
         <w:tc>
           <w:tcPr>
-            <w:tcW w:type="dxa" w:w="825"/>
+            <w:tcW w:type="dxa" w:w="1315"/>
           </w:tcPr>
           <w:p>
             <w:pPr>
@@ -31543,7 +31861,7 @@
         </w:tc>
         <w:tc>
           <w:tcPr>
-            <w:tcW w:type="dxa" w:w="1350"/>
+            <w:tcW w:type="dxa" w:w="1872"/>
           </w:tcPr>
           <w:p>
             <w:pPr>
@@ -31556,7 +31874,7 @@
         </w:tc>
         <w:tc>
           <w:tcPr>
-            <w:tcW w:type="dxa" w:w="1770"/>
+            <w:tcW w:type="dxa" w:w="2317"/>
           </w:tcPr>
           <w:p>
             <w:pPr>
@@ -31569,7 +31887,7 @@
         </w:tc>
         <w:tc>
           <w:tcPr>
-            <w:tcW w:type="dxa" w:w="1035"/>
+            <w:tcW w:type="dxa" w:w="1538"/>
           </w:tcPr>
           <w:p>
             <w:pPr>
@@ -31582,7 +31900,7 @@
         </w:tc>
         <w:tc>
           <w:tcPr>
-            <w:tcW w:type="dxa" w:w="1455"/>
+            <w:tcW w:type="dxa" w:w="1983"/>
           </w:tcPr>
           <w:p>
             <w:pPr>
@@ -31600,7 +31918,7 @@
         </w:trPr>
         <w:tc>
           <w:tcPr>
-            <w:tcW w:type="dxa" w:w="825"/>
+            <w:tcW w:type="dxa" w:w="1315"/>
           </w:tcPr>
           <w:p>
             <w:pPr>
@@ -31613,7 +31931,7 @@
         </w:tc>
         <w:tc>
           <w:tcPr>
-            <w:tcW w:type="dxa" w:w="1350"/>
+            <w:tcW w:type="dxa" w:w="1872"/>
           </w:tcPr>
           <w:p>
             <w:pPr>
@@ -31626,7 +31944,7 @@
         </w:tc>
         <w:tc>
           <w:tcPr>
-            <w:tcW w:type="dxa" w:w="1770"/>
+            <w:tcW w:type="dxa" w:w="2317"/>
           </w:tcPr>
           <w:p>
             <w:pPr>
@@ -31639,7 +31957,7 @@
         </w:tc>
         <w:tc>
           <w:tcPr>
-            <w:tcW w:type="dxa" w:w="1035"/>
+            <w:tcW w:type="dxa" w:w="1538"/>
           </w:tcPr>
           <w:p>
             <w:pPr>
@@ -31652,7 +31970,7 @@
         </w:tc>
         <w:tc>
           <w:tcPr>
-            <w:tcW w:type="dxa" w:w="1455"/>
+            <w:tcW w:type="dxa" w:w="1983"/>
           </w:tcPr>
           <w:p>
             <w:pPr>
@@ -31670,7 +31988,7 @@
         </w:trPr>
         <w:tc>
           <w:tcPr>
-            <w:tcW w:type="dxa" w:w="825"/>
+            <w:tcW w:type="dxa" w:w="1315"/>
           </w:tcPr>
           <w:p>
             <w:pPr>
@@ -31683,7 +32001,7 @@
         </w:tc>
         <w:tc>
           <w:tcPr>
-            <w:tcW w:type="dxa" w:w="1350"/>
+            <w:tcW w:type="dxa" w:w="1872"/>
           </w:tcPr>
           <w:p>
             <w:pPr>
@@ -31696,7 +32014,7 @@
         </w:tc>
         <w:tc>
           <w:tcPr>
-            <w:tcW w:type="dxa" w:w="1770"/>
+            <w:tcW w:type="dxa" w:w="2317"/>
           </w:tcPr>
           <w:p>
             <w:pPr>
@@ -31709,7 +32027,7 @@
         </w:tc>
         <w:tc>
           <w:tcPr>
-            <w:tcW w:type="dxa" w:w="1035"/>
+            <w:tcW w:type="dxa" w:w="1538"/>
           </w:tcPr>
           <w:p>
             <w:pPr>
@@ -31722,7 +32040,7 @@
         </w:tc>
         <w:tc>
           <w:tcPr>
-            <w:tcW w:type="dxa" w:w="1455"/>
+            <w:tcW w:type="dxa" w:w="1983"/>
           </w:tcPr>
           <w:p>
             <w:pPr>
@@ -31740,7 +32058,7 @@
         </w:trPr>
         <w:tc>
           <w:tcPr>
-            <w:tcW w:type="dxa" w:w="825"/>
+            <w:tcW w:type="dxa" w:w="1315"/>
           </w:tcPr>
           <w:p>
             <w:pPr>
@@ -31753,7 +32071,7 @@
         </w:tc>
         <w:tc>
           <w:tcPr>
-            <w:tcW w:type="dxa" w:w="1350"/>
+            <w:tcW w:type="dxa" w:w="1872"/>
           </w:tcPr>
           <w:p>
             <w:pPr>
@@ -31766,7 +32084,7 @@
         </w:tc>
         <w:tc>
           <w:tcPr>
-            <w:tcW w:type="dxa" w:w="1770"/>
+            <w:tcW w:type="dxa" w:w="2317"/>
           </w:tcPr>
           <w:p>
             <w:pPr>
@@ -31779,7 +32097,7 @@
         </w:tc>
         <w:tc>
           <w:tcPr>
-            <w:tcW w:type="dxa" w:w="1035"/>
+            <w:tcW w:type="dxa" w:w="1538"/>
           </w:tcPr>
           <w:p>
             <w:pPr>
@@ -31792,7 +32110,7 @@
         </w:tc>
         <w:tc>
           <w:tcPr>
-            <w:tcW w:type="dxa" w:w="1455"/>
+            <w:tcW w:type="dxa" w:w="1983"/>
           </w:tcPr>
           <w:p>
             <w:pPr>
@@ -31810,7 +32128,7 @@
         </w:trPr>
         <w:tc>
           <w:tcPr>
-            <w:tcW w:type="dxa" w:w="825"/>
+            <w:tcW w:type="dxa" w:w="1315"/>
           </w:tcPr>
           <w:p>
             <w:pPr>
@@ -31823,7 +32141,7 @@
         </w:tc>
         <w:tc>
           <w:tcPr>
-            <w:tcW w:type="dxa" w:w="1350"/>
+            <w:tcW w:type="dxa" w:w="1872"/>
           </w:tcPr>
           <w:p>
             <w:pPr>
@@ -31836,7 +32154,7 @@
         </w:tc>
         <w:tc>
           <w:tcPr>
-            <w:tcW w:type="dxa" w:w="1770"/>
+            <w:tcW w:type="dxa" w:w="2317"/>
           </w:tcPr>
           <w:p>
             <w:pPr>
@@ -31849,7 +32167,7 @@
         </w:tc>
         <w:tc>
           <w:tcPr>
-            <w:tcW w:type="dxa" w:w="1035"/>
+            <w:tcW w:type="dxa" w:w="1538"/>
           </w:tcPr>
           <w:p>
             <w:pPr>
@@ -31862,7 +32180,7 @@
         </w:tc>
         <w:tc>
           <w:tcPr>
-            <w:tcW w:type="dxa" w:w="1455"/>
+            <w:tcW w:type="dxa" w:w="1983"/>
           </w:tcPr>
           <w:p>
             <w:pPr>
@@ -31880,7 +32198,7 @@
         </w:trPr>
         <w:tc>
           <w:tcPr>
-            <w:tcW w:type="dxa" w:w="825"/>
+            <w:tcW w:type="dxa" w:w="1315"/>
           </w:tcPr>
           <w:p>
             <w:pPr>
@@ -31893,7 +32211,7 @@
         </w:tc>
         <w:tc>
           <w:tcPr>
-            <w:tcW w:type="dxa" w:w="1350"/>
+            <w:tcW w:type="dxa" w:w="1872"/>
           </w:tcPr>
           <w:p>
             <w:pPr>
@@ -31906,7 +32224,7 @@
         </w:tc>
         <w:tc>
           <w:tcPr>
-            <w:tcW w:type="dxa" w:w="1770"/>
+            <w:tcW w:type="dxa" w:w="2317"/>
           </w:tcPr>
           <w:p>
             <w:pPr>
@@ -31919,7 +32237,7 @@
         </w:tc>
         <w:tc>
           <w:tcPr>
-            <w:tcW w:type="dxa" w:w="1035"/>
+            <w:tcW w:type="dxa" w:w="1538"/>
           </w:tcPr>
           <w:p>
             <w:pPr>
@@ -31932,7 +32250,7 @@
         </w:tc>
         <w:tc>
           <w:tcPr>
-            <w:tcW w:type="dxa" w:w="1455"/>
+            <w:tcW w:type="dxa" w:w="1983"/>
           </w:tcPr>
           <w:p>
             <w:pPr>
@@ -31950,7 +32268,7 @@
         </w:trPr>
         <w:tc>
           <w:tcPr>
-            <w:tcW w:type="dxa" w:w="825"/>
+            <w:tcW w:type="dxa" w:w="1315"/>
           </w:tcPr>
           <w:p>
             <w:pPr>
@@ -31966,7 +32284,7 @@
         </w:tc>
         <w:tc>
           <w:tcPr>
-            <w:tcW w:type="dxa" w:w="1350"/>
+            <w:tcW w:type="dxa" w:w="1872"/>
           </w:tcPr>
           <w:p>
             <w:pPr>
@@ -31979,7 +32297,7 @@
         </w:tc>
         <w:tc>
           <w:tcPr>
-            <w:tcW w:type="dxa" w:w="1770"/>
+            <w:tcW w:type="dxa" w:w="2317"/>
           </w:tcPr>
           <w:p>
             <w:pPr>
@@ -31992,7 +32310,7 @@
         </w:tc>
         <w:tc>
           <w:tcPr>
-            <w:tcW w:type="dxa" w:w="1035"/>
+            <w:tcW w:type="dxa" w:w="1538"/>
           </w:tcPr>
           <w:p>
             <w:pPr>
@@ -32005,7 +32323,7 @@
         </w:tc>
         <w:tc>
           <w:tcPr>
-            <w:tcW w:type="dxa" w:w="1455"/>
+            <w:tcW w:type="dxa" w:w="1983"/>
           </w:tcPr>
           <w:p>
             <w:pPr>
@@ -32023,7 +32341,7 @@
         </w:trPr>
         <w:tc>
           <w:tcPr>
-            <w:tcW w:type="dxa" w:w="825"/>
+            <w:tcW w:type="dxa" w:w="1315"/>
           </w:tcPr>
           <w:p>
             <w:pPr>
@@ -32041,7 +32359,7 @@
         </w:tc>
         <w:tc>
           <w:tcPr>
-            <w:tcW w:type="dxa" w:w="1350"/>
+            <w:tcW w:type="dxa" w:w="1872"/>
           </w:tcPr>
           <w:p>
             <w:pPr>
@@ -32058,7 +32376,7 @@
         </w:tc>
         <w:tc>
           <w:tcPr>
-            <w:tcW w:type="dxa" w:w="1770"/>
+            <w:tcW w:type="dxa" w:w="2317"/>
           </w:tcPr>
           <w:p>
             <w:pPr>
@@ -32075,7 +32393,7 @@
         </w:tc>
         <w:tc>
           <w:tcPr>
-            <w:tcW w:type="dxa" w:w="1035"/>
+            <w:tcW w:type="dxa" w:w="1538"/>
           </w:tcPr>
           <w:p>
             <w:pPr>
@@ -32092,7 +32410,7 @@
         </w:tc>
         <w:tc>
           <w:tcPr>
-            <w:tcW w:type="dxa" w:w="1455"/>
+            <w:tcW w:type="dxa" w:w="1983"/>
           </w:tcPr>
           <w:p>
             <w:pPr>
@@ -32576,6 +32894,7 @@
     <w:tbl>
       <w:tblPr>
         <w:tblStyle w:val="Table"/>
+        <w:jc w:val="center"/>
         <w:tblLook w:firstRow="1" w:lastRow="0" w:firstColumn="0" w:lastColumn="0" w:noHBand="0" w:noVBand="0" w:val="0020"/>
         <w:tblCellMar>
           <w:top w:w="0" w:type="dxa"/>
@@ -32606,7 +32925,7 @@
         </w:trPr>
         <w:tc>
           <w:tcPr>
-            <w:tcW w:type="dxa" w:w="4976"/>
+            <w:tcW w:type="dxa" w:w="1630"/>
           </w:tcPr>
           <w:p>
             <w:pPr>
@@ -32622,7 +32941,7 @@
         </w:tc>
         <w:tc>
           <w:tcPr>
-            <w:tcW w:type="dxa" w:w="405"/>
+            <w:tcW w:type="dxa" w:w="740"/>
           </w:tcPr>
           <w:p>
             <w:pPr>
@@ -32646,7 +32965,7 @@
         </w:tc>
         <w:tc>
           <w:tcPr>
-            <w:tcW w:type="dxa" w:w="405"/>
+            <w:tcW w:type="dxa" w:w="740"/>
           </w:tcPr>
           <w:p>
             <w:pPr>
@@ -32670,7 +32989,7 @@
         </w:tc>
         <w:tc>
           <w:tcPr>
-            <w:tcW w:type="dxa" w:w="405"/>
+            <w:tcW w:type="dxa" w:w="740"/>
           </w:tcPr>
           <w:p>
             <w:pPr>
@@ -32694,7 +33013,7 @@
         </w:tc>
         <w:tc>
           <w:tcPr>
-            <w:tcW w:type="dxa" w:w="405"/>
+            <w:tcW w:type="dxa" w:w="740"/>
           </w:tcPr>
           <w:p>
             <w:pPr>
@@ -32718,7 +33037,7 @@
         </w:tc>
         <w:tc>
           <w:tcPr>
-            <w:tcW w:type="dxa" w:w="405"/>
+            <w:tcW w:type="dxa" w:w="740"/>
           </w:tcPr>
           <w:p>
             <w:pPr>
@@ -32742,7 +33061,7 @@
         </w:tc>
         <w:tc>
           <w:tcPr>
-            <w:tcW w:type="dxa" w:w="405"/>
+            <w:tcW w:type="dxa" w:w="740"/>
           </w:tcPr>
           <w:p>
             <w:pPr>
@@ -32766,7 +33085,7 @@
         </w:tc>
         <w:tc>
           <w:tcPr>
-            <w:tcW w:type="dxa" w:w="405"/>
+            <w:tcW w:type="dxa" w:w="740"/>
           </w:tcPr>
           <w:p>
             <w:pPr>
@@ -32790,7 +33109,7 @@
         </w:tc>
         <w:tc>
           <w:tcPr>
-            <w:tcW w:type="dxa" w:w="405"/>
+            <w:tcW w:type="dxa" w:w="740"/>
           </w:tcPr>
           <w:p>
             <w:pPr>
@@ -32814,7 +33133,7 @@
         </w:tc>
         <w:tc>
           <w:tcPr>
-            <w:tcW w:type="dxa" w:w="405"/>
+            <w:tcW w:type="dxa" w:w="740"/>
           </w:tcPr>
           <w:p>
             <w:pPr>
@@ -32838,7 +33157,7 @@
         </w:tc>
         <w:tc>
           <w:tcPr>
-            <w:tcW w:type="dxa" w:w="405"/>
+            <w:tcW w:type="dxa" w:w="740"/>
           </w:tcPr>
           <w:p>
             <w:pPr>
@@ -32867,7 +33186,7 @@
         </w:trPr>
         <w:tc>
           <w:tcPr>
-            <w:tcW w:type="dxa" w:w="4976"/>
+            <w:tcW w:type="dxa" w:w="1630"/>
           </w:tcPr>
           <w:p>
             <w:pPr>
@@ -32883,7 +33202,7 @@
         </w:tc>
         <w:tc>
           <w:tcPr>
-            <w:tcW w:type="dxa" w:w="405"/>
+            <w:tcW w:type="dxa" w:w="740"/>
           </w:tcPr>
           <w:p>
             <w:pPr>
@@ -32896,7 +33215,7 @@
         </w:tc>
         <w:tc>
           <w:tcPr>
-            <w:tcW w:type="dxa" w:w="405"/>
+            <w:tcW w:type="dxa" w:w="740"/>
           </w:tcPr>
           <w:p>
             <w:pPr>
@@ -32909,7 +33228,7 @@
         </w:tc>
         <w:tc>
           <w:tcPr>
-            <w:tcW w:type="dxa" w:w="405"/>
+            <w:tcW w:type="dxa" w:w="740"/>
           </w:tcPr>
           <w:p>
             <w:pPr>
@@ -32922,7 +33241,7 @@
         </w:tc>
         <w:tc>
           <w:tcPr>
-            <w:tcW w:type="dxa" w:w="405"/>
+            <w:tcW w:type="dxa" w:w="740"/>
           </w:tcPr>
           <w:p>
             <w:pPr>
@@ -32935,7 +33254,7 @@
         </w:tc>
         <w:tc>
           <w:tcPr>
-            <w:tcW w:type="dxa" w:w="405"/>
+            <w:tcW w:type="dxa" w:w="740"/>
           </w:tcPr>
           <w:p>
             <w:pPr>
@@ -32948,7 +33267,7 @@
         </w:tc>
         <w:tc>
           <w:tcPr>
-            <w:tcW w:type="dxa" w:w="405"/>
+            <w:tcW w:type="dxa" w:w="740"/>
           </w:tcPr>
           <w:p>
             <w:pPr>
@@ -32961,7 +33280,7 @@
         </w:tc>
         <w:tc>
           <w:tcPr>
-            <w:tcW w:type="dxa" w:w="405"/>
+            <w:tcW w:type="dxa" w:w="740"/>
           </w:tcPr>
           <w:p>
             <w:pPr>
@@ -32974,7 +33293,7 @@
         </w:tc>
         <w:tc>
           <w:tcPr>
-            <w:tcW w:type="dxa" w:w="405"/>
+            <w:tcW w:type="dxa" w:w="740"/>
           </w:tcPr>
           <w:p>
             <w:pPr>
@@ -32987,7 +33306,7 @@
         </w:tc>
         <w:tc>
           <w:tcPr>
-            <w:tcW w:type="dxa" w:w="405"/>
+            <w:tcW w:type="dxa" w:w="740"/>
           </w:tcPr>
           <w:p>
             <w:pPr>
@@ -33000,7 +33319,7 @@
         </w:tc>
         <w:tc>
           <w:tcPr>
-            <w:tcW w:type="dxa" w:w="405"/>
+            <w:tcW w:type="dxa" w:w="740"/>
           </w:tcPr>
           <w:p>
             <w:pPr>
@@ -33018,7 +33337,7 @@
         </w:trPr>
         <w:tc>
           <w:tcPr>
-            <w:tcW w:type="dxa" w:w="4976"/>
+            <w:tcW w:type="dxa" w:w="1630"/>
           </w:tcPr>
           <w:p>
             <w:pPr>
@@ -33037,7 +33356,7 @@
         </w:tc>
         <w:tc>
           <w:tcPr>
-            <w:tcW w:type="dxa" w:w="405"/>
+            <w:tcW w:type="dxa" w:w="740"/>
           </w:tcPr>
           <w:p>
             <w:pPr>
@@ -33050,7 +33369,7 @@
         </w:tc>
         <w:tc>
           <w:tcPr>
-            <w:tcW w:type="dxa" w:w="405"/>
+            <w:tcW w:type="dxa" w:w="740"/>
           </w:tcPr>
           <w:p>
             <w:pPr>
@@ -33063,7 +33382,7 @@
         </w:tc>
         <w:tc>
           <w:tcPr>
-            <w:tcW w:type="dxa" w:w="405"/>
+            <w:tcW w:type="dxa" w:w="740"/>
           </w:tcPr>
           <w:p>
             <w:pPr>
@@ -33076,7 +33395,7 @@
         </w:tc>
         <w:tc>
           <w:tcPr>
-            <w:tcW w:type="dxa" w:w="405"/>
+            <w:tcW w:type="dxa" w:w="740"/>
           </w:tcPr>
           <w:p>
             <w:pPr>
@@ -33089,7 +33408,7 @@
         </w:tc>
         <w:tc>
           <w:tcPr>
-            <w:tcW w:type="dxa" w:w="405"/>
+            <w:tcW w:type="dxa" w:w="740"/>
           </w:tcPr>
           <w:p>
             <w:pPr>
@@ -33102,7 +33421,7 @@
         </w:tc>
         <w:tc>
           <w:tcPr>
-            <w:tcW w:type="dxa" w:w="405"/>
+            <w:tcW w:type="dxa" w:w="740"/>
           </w:tcPr>
           <w:p>
             <w:pPr>
@@ -33115,7 +33434,7 @@
         </w:tc>
         <w:tc>
           <w:tcPr>
-            <w:tcW w:type="dxa" w:w="405"/>
+            <w:tcW w:type="dxa" w:w="740"/>
           </w:tcPr>
           <w:p>
             <w:pPr>
@@ -33128,7 +33447,7 @@
         </w:tc>
         <w:tc>
           <w:tcPr>
-            <w:tcW w:type="dxa" w:w="405"/>
+            <w:tcW w:type="dxa" w:w="740"/>
           </w:tcPr>
           <w:p>
             <w:pPr>
@@ -33141,7 +33460,7 @@
         </w:tc>
         <w:tc>
           <w:tcPr>
-            <w:tcW w:type="dxa" w:w="405"/>
+            <w:tcW w:type="dxa" w:w="740"/>
           </w:tcPr>
           <w:p>
             <w:pPr>
@@ -33154,7 +33473,7 @@
         </w:tc>
         <w:tc>
           <w:tcPr>
-            <w:tcW w:type="dxa" w:w="405"/>
+            <w:tcW w:type="dxa" w:w="740"/>
           </w:tcPr>
           <w:p>
             <w:pPr>
@@ -33412,6 +33731,7 @@
     <w:tbl>
       <w:tblPr>
         <w:tblStyle w:val="Table"/>
+        <w:jc w:val="center"/>
         <w:tblLook w:firstRow="1" w:lastRow="0" w:firstColumn="0" w:lastColumn="0" w:noHBand="0" w:noVBand="0" w:val="0020"/>
         <w:tblCellMar>
           <w:top w:w="0" w:type="dxa"/>
@@ -33438,7 +33758,7 @@
         </w:trPr>
         <w:tc>
           <w:tcPr>
-            <w:tcW w:type="dxa" w:w="930"/>
+            <w:tcW w:type="dxa" w:w="1035"/>
           </w:tcPr>
           <w:p>
             <w:pPr>
@@ -33454,7 +33774,7 @@
         </w:tc>
         <w:tc>
           <w:tcPr>
-            <w:tcW w:type="dxa" w:w="930"/>
+            <w:tcW w:type="dxa" w:w="1035"/>
           </w:tcPr>
           <w:p>
             <w:pPr>
@@ -33473,7 +33793,7 @@
         </w:tc>
         <w:tc>
           <w:tcPr>
-            <w:tcW w:type="dxa" w:w="930"/>
+            <w:tcW w:type="dxa" w:w="1035"/>
           </w:tcPr>
           <w:p>
             <w:pPr>
@@ -33492,7 +33812,7 @@
         </w:tc>
         <w:tc>
           <w:tcPr>
-            <w:tcW w:type="dxa" w:w="1035"/>
+            <w:tcW w:type="dxa" w:w="1146"/>
           </w:tcPr>
           <w:p>
             <w:pPr>
@@ -33511,7 +33831,7 @@
         </w:tc>
         <w:tc>
           <w:tcPr>
-            <w:tcW w:type="dxa" w:w="1734"/>
+            <w:tcW w:type="dxa" w:w="1592"/>
           </w:tcPr>
           <w:p>
             <w:pPr>
@@ -33530,7 +33850,7 @@
         </w:tc>
         <w:tc>
           <w:tcPr>
-            <w:tcW w:type="dxa" w:w="1734"/>
+            <w:tcW w:type="dxa" w:w="1592"/>
           </w:tcPr>
           <w:p>
             <w:pPr>
@@ -33549,7 +33869,7 @@
         </w:tc>
         <w:tc>
           <w:tcPr>
-            <w:tcW w:type="dxa" w:w="1734"/>
+            <w:tcW w:type="dxa" w:w="1592"/>
           </w:tcPr>
           <w:p>
             <w:pPr>
@@ -33573,7 +33893,7 @@
         </w:trPr>
         <w:tc>
           <w:tcPr>
-            <w:tcW w:type="dxa" w:w="930"/>
+            <w:tcW w:type="dxa" w:w="1035"/>
           </w:tcPr>
           <w:p>
             <w:pPr>
@@ -33589,7 +33909,7 @@
         </w:tc>
         <w:tc>
           <w:tcPr>
-            <w:tcW w:type="dxa" w:w="930"/>
+            <w:tcW w:type="dxa" w:w="1035"/>
           </w:tcPr>
           <w:p>
             <w:pPr>
@@ -33602,7 +33922,7 @@
         </w:tc>
         <w:tc>
           <w:tcPr>
-            <w:tcW w:type="dxa" w:w="930"/>
+            <w:tcW w:type="dxa" w:w="1035"/>
           </w:tcPr>
           <w:p>
             <w:pPr>
@@ -33615,7 +33935,7 @@
         </w:tc>
         <w:tc>
           <w:tcPr>
-            <w:tcW w:type="dxa" w:w="1035"/>
+            <w:tcW w:type="dxa" w:w="1146"/>
           </w:tcPr>
           <w:p>
             <w:pPr>
@@ -33628,7 +33948,7 @@
         </w:tc>
         <w:tc>
           <w:tcPr>
-            <w:tcW w:type="dxa" w:w="1734"/>
+            <w:tcW w:type="dxa" w:w="1592"/>
           </w:tcPr>
           <w:p>
             <w:pPr>
@@ -33641,7 +33961,7 @@
         </w:tc>
         <w:tc>
           <w:tcPr>
-            <w:tcW w:type="dxa" w:w="1734"/>
+            <w:tcW w:type="dxa" w:w="1592"/>
           </w:tcPr>
           <w:p>
             <w:pPr>
@@ -33654,7 +33974,7 @@
         </w:tc>
         <w:tc>
           <w:tcPr>
-            <w:tcW w:type="dxa" w:w="1734"/>
+            <w:tcW w:type="dxa" w:w="1592"/>
           </w:tcPr>
           <w:p>
             <w:pPr>
@@ -33672,7 +33992,7 @@
         </w:trPr>
         <w:tc>
           <w:tcPr>
-            <w:tcW w:type="dxa" w:w="930"/>
+            <w:tcW w:type="dxa" w:w="1035"/>
           </w:tcPr>
           <w:p>
             <w:pPr>
@@ -33685,7 +34005,7 @@
         </w:tc>
         <w:tc>
           <w:tcPr>
-            <w:tcW w:type="dxa" w:w="930"/>
+            <w:tcW w:type="dxa" w:w="1035"/>
           </w:tcPr>
           <w:p>
             <w:pPr>
@@ -33698,7 +34018,7 @@
         </w:tc>
         <w:tc>
           <w:tcPr>
-            <w:tcW w:type="dxa" w:w="930"/>
+            <w:tcW w:type="dxa" w:w="1035"/>
           </w:tcPr>
           <w:p>
             <w:pPr>
@@ -33711,7 +34031,7 @@
         </w:tc>
         <w:tc>
           <w:tcPr>
-            <w:tcW w:type="dxa" w:w="1035"/>
+            <w:tcW w:type="dxa" w:w="1146"/>
           </w:tcPr>
           <w:p>
             <w:pPr>
@@ -33724,7 +34044,7 @@
         </w:tc>
         <w:tc>
           <w:tcPr>
-            <w:tcW w:type="dxa" w:w="1734"/>
+            <w:tcW w:type="dxa" w:w="1592"/>
           </w:tcPr>
           <w:p>
             <w:pPr>
@@ -33737,7 +34057,7 @@
         </w:tc>
         <w:tc>
           <w:tcPr>
-            <w:tcW w:type="dxa" w:w="1734"/>
+            <w:tcW w:type="dxa" w:w="1592"/>
           </w:tcPr>
           <w:p>
             <w:pPr>
@@ -33750,7 +34070,7 @@
         </w:tc>
         <w:tc>
           <w:tcPr>
-            <w:tcW w:type="dxa" w:w="1734"/>
+            <w:tcW w:type="dxa" w:w="1592"/>
           </w:tcPr>
           <w:p>
             <w:pPr>
@@ -33768,7 +34088,7 @@
         </w:trPr>
         <w:tc>
           <w:tcPr>
-            <w:tcW w:type="dxa" w:w="930"/>
+            <w:tcW w:type="dxa" w:w="1035"/>
           </w:tcPr>
           <w:p>
             <w:pPr>
@@ -33781,7 +34101,7 @@
         </w:tc>
         <w:tc>
           <w:tcPr>
-            <w:tcW w:type="dxa" w:w="930"/>
+            <w:tcW w:type="dxa" w:w="1035"/>
           </w:tcPr>
           <w:p>
             <w:pPr>
@@ -33794,7 +34114,7 @@
         </w:tc>
         <w:tc>
           <w:tcPr>
-            <w:tcW w:type="dxa" w:w="930"/>
+            <w:tcW w:type="dxa" w:w="1035"/>
           </w:tcPr>
           <w:p>
             <w:pPr>
@@ -33807,7 +34127,7 @@
         </w:tc>
         <w:tc>
           <w:tcPr>
-            <w:tcW w:type="dxa" w:w="1035"/>
+            <w:tcW w:type="dxa" w:w="1146"/>
           </w:tcPr>
           <w:p>
             <w:pPr>
@@ -33820,7 +34140,7 @@
         </w:tc>
         <w:tc>
           <w:tcPr>
-            <w:tcW w:type="dxa" w:w="1734"/>
+            <w:tcW w:type="dxa" w:w="1592"/>
           </w:tcPr>
           <w:p>
             <w:pPr>
@@ -33833,7 +34153,7 @@
         </w:tc>
         <w:tc>
           <w:tcPr>
-            <w:tcW w:type="dxa" w:w="1734"/>
+            <w:tcW w:type="dxa" w:w="1592"/>
           </w:tcPr>
           <w:p>
             <w:pPr>
@@ -33846,7 +34166,7 @@
         </w:tc>
         <w:tc>
           <w:tcPr>
-            <w:tcW w:type="dxa" w:w="1734"/>
+            <w:tcW w:type="dxa" w:w="1592"/>
           </w:tcPr>
           <w:p>
             <w:pPr>
@@ -33864,7 +34184,7 @@
         </w:trPr>
         <w:tc>
           <w:tcPr>
-            <w:tcW w:type="dxa" w:w="930"/>
+            <w:tcW w:type="dxa" w:w="1035"/>
           </w:tcPr>
           <w:p>
             <w:pPr>
@@ -33877,7 +34197,7 @@
         </w:tc>
         <w:tc>
           <w:tcPr>
-            <w:tcW w:type="dxa" w:w="930"/>
+            <w:tcW w:type="dxa" w:w="1035"/>
           </w:tcPr>
           <w:p>
             <w:pPr>
@@ -33890,7 +34210,7 @@
         </w:tc>
         <w:tc>
           <w:tcPr>
-            <w:tcW w:type="dxa" w:w="930"/>
+            <w:tcW w:type="dxa" w:w="1035"/>
           </w:tcPr>
           <w:p>
             <w:pPr>
@@ -33903,7 +34223,7 @@
         </w:tc>
         <w:tc>
           <w:tcPr>
-            <w:tcW w:type="dxa" w:w="1035"/>
+            <w:tcW w:type="dxa" w:w="1146"/>
           </w:tcPr>
           <w:p>
             <w:pPr>
@@ -33916,7 +34236,7 @@
         </w:tc>
         <w:tc>
           <w:tcPr>
-            <w:tcW w:type="dxa" w:w="1734"/>
+            <w:tcW w:type="dxa" w:w="1592"/>
           </w:tcPr>
           <w:p>
             <w:pPr>
@@ -33929,7 +34249,7 @@
         </w:tc>
         <w:tc>
           <w:tcPr>
-            <w:tcW w:type="dxa" w:w="1734"/>
+            <w:tcW w:type="dxa" w:w="1592"/>
           </w:tcPr>
           <w:p>
             <w:pPr>
@@ -33942,7 +34262,7 @@
         </w:tc>
         <w:tc>
           <w:tcPr>
-            <w:tcW w:type="dxa" w:w="1734"/>
+            <w:tcW w:type="dxa" w:w="1592"/>
           </w:tcPr>
           <w:p>
             <w:pPr>
@@ -33960,7 +34280,7 @@
         </w:trPr>
         <w:tc>
           <w:tcPr>
-            <w:tcW w:type="dxa" w:w="930"/>
+            <w:tcW w:type="dxa" w:w="1035"/>
           </w:tcPr>
           <w:p>
             <w:pPr>
@@ -33973,7 +34293,7 @@
         </w:tc>
         <w:tc>
           <w:tcPr>
-            <w:tcW w:type="dxa" w:w="930"/>
+            <w:tcW w:type="dxa" w:w="1035"/>
           </w:tcPr>
           <w:p>
             <w:pPr>
@@ -33986,7 +34306,7 @@
         </w:tc>
         <w:tc>
           <w:tcPr>
-            <w:tcW w:type="dxa" w:w="930"/>
+            <w:tcW w:type="dxa" w:w="1035"/>
           </w:tcPr>
           <w:p>
             <w:pPr>
@@ -33999,7 +34319,7 @@
         </w:tc>
         <w:tc>
           <w:tcPr>
-            <w:tcW w:type="dxa" w:w="1035"/>
+            <w:tcW w:type="dxa" w:w="1146"/>
           </w:tcPr>
           <w:p>
             <w:pPr>
@@ -34012,7 +34332,7 @@
         </w:tc>
         <w:tc>
           <w:tcPr>
-            <w:tcW w:type="dxa" w:w="1734"/>
+            <w:tcW w:type="dxa" w:w="1592"/>
           </w:tcPr>
           <w:p>
             <w:pPr>
@@ -34025,7 +34345,7 @@
         </w:tc>
         <w:tc>
           <w:tcPr>
-            <w:tcW w:type="dxa" w:w="1734"/>
+            <w:tcW w:type="dxa" w:w="1592"/>
           </w:tcPr>
           <w:p>
             <w:pPr>
@@ -34038,7 +34358,7 @@
         </w:tc>
         <w:tc>
           <w:tcPr>
-            <w:tcW w:type="dxa" w:w="1734"/>
+            <w:tcW w:type="dxa" w:w="1592"/>
           </w:tcPr>
           <w:p>
             <w:pPr>
@@ -34056,7 +34376,7 @@
         </w:trPr>
         <w:tc>
           <w:tcPr>
-            <w:tcW w:type="dxa" w:w="930"/>
+            <w:tcW w:type="dxa" w:w="1035"/>
           </w:tcPr>
           <w:p>
             <w:pPr>
@@ -34069,7 +34389,7 @@
         </w:tc>
         <w:tc>
           <w:tcPr>
-            <w:tcW w:type="dxa" w:w="930"/>
+            <w:tcW w:type="dxa" w:w="1035"/>
           </w:tcPr>
           <w:p>
             <w:pPr>
@@ -34082,7 +34402,7 @@
         </w:tc>
         <w:tc>
           <w:tcPr>
-            <w:tcW w:type="dxa" w:w="930"/>
+            <w:tcW w:type="dxa" w:w="1035"/>
           </w:tcPr>
           <w:p>
             <w:pPr>
@@ -34095,7 +34415,7 @@
         </w:tc>
         <w:tc>
           <w:tcPr>
-            <w:tcW w:type="dxa" w:w="1035"/>
+            <w:tcW w:type="dxa" w:w="1146"/>
           </w:tcPr>
           <w:p>
             <w:pPr>
@@ -34108,7 +34428,7 @@
         </w:tc>
         <w:tc>
           <w:tcPr>
-            <w:tcW w:type="dxa" w:w="1734"/>
+            <w:tcW w:type="dxa" w:w="1592"/>
           </w:tcPr>
           <w:p>
             <w:pPr>
@@ -34121,7 +34441,7 @@
         </w:tc>
         <w:tc>
           <w:tcPr>
-            <w:tcW w:type="dxa" w:w="1734"/>
+            <w:tcW w:type="dxa" w:w="1592"/>
           </w:tcPr>
           <w:p>
             <w:pPr>
@@ -34134,7 +34454,7 @@
         </w:tc>
         <w:tc>
           <w:tcPr>
-            <w:tcW w:type="dxa" w:w="1734"/>
+            <w:tcW w:type="dxa" w:w="1592"/>
           </w:tcPr>
           <w:p>
             <w:pPr>
@@ -34152,7 +34472,7 @@
         </w:trPr>
         <w:tc>
           <w:tcPr>
-            <w:tcW w:type="dxa" w:w="930"/>
+            <w:tcW w:type="dxa" w:w="1035"/>
           </w:tcPr>
           <w:p>
             <w:pPr>
@@ -34165,7 +34485,7 @@
         </w:tc>
         <w:tc>
           <w:tcPr>
-            <w:tcW w:type="dxa" w:w="930"/>
+            <w:tcW w:type="dxa" w:w="1035"/>
           </w:tcPr>
           <w:p>
             <w:pPr>
@@ -34178,7 +34498,7 @@
         </w:tc>
         <w:tc>
           <w:tcPr>
-            <w:tcW w:type="dxa" w:w="930"/>
+            <w:tcW w:type="dxa" w:w="1035"/>
           </w:tcPr>
           <w:p>
             <w:pPr>
@@ -34191,7 +34511,7 @@
         </w:tc>
         <w:tc>
           <w:tcPr>
-            <w:tcW w:type="dxa" w:w="1035"/>
+            <w:tcW w:type="dxa" w:w="1146"/>
           </w:tcPr>
           <w:p>
             <w:pPr>
@@ -34204,7 +34524,7 @@
         </w:tc>
         <w:tc>
           <w:tcPr>
-            <w:tcW w:type="dxa" w:w="1734"/>
+            <w:tcW w:type="dxa" w:w="1592"/>
           </w:tcPr>
           <w:p>
             <w:pPr>
@@ -34217,7 +34537,7 @@
         </w:tc>
         <w:tc>
           <w:tcPr>
-            <w:tcW w:type="dxa" w:w="1734"/>
+            <w:tcW w:type="dxa" w:w="1592"/>
           </w:tcPr>
           <w:p>
             <w:pPr>
@@ -34230,7 +34550,7 @@
         </w:tc>
         <w:tc>
           <w:tcPr>
-            <w:tcW w:type="dxa" w:w="1734"/>
+            <w:tcW w:type="dxa" w:w="1592"/>
           </w:tcPr>
           <w:p>
             <w:pPr>
@@ -34248,7 +34568,7 @@
         </w:trPr>
         <w:tc>
           <w:tcPr>
-            <w:tcW w:type="dxa" w:w="930"/>
+            <w:tcW w:type="dxa" w:w="1035"/>
           </w:tcPr>
           <w:p>
             <w:pPr>
@@ -34261,7 +34581,7 @@
         </w:tc>
         <w:tc>
           <w:tcPr>
-            <w:tcW w:type="dxa" w:w="930"/>
+            <w:tcW w:type="dxa" w:w="1035"/>
           </w:tcPr>
           <w:p>
             <w:pPr>
@@ -34274,7 +34594,7 @@
         </w:tc>
         <w:tc>
           <w:tcPr>
-            <w:tcW w:type="dxa" w:w="930"/>
+            <w:tcW w:type="dxa" w:w="1035"/>
           </w:tcPr>
           <w:p>
             <w:pPr>
@@ -34287,7 +34607,7 @@
         </w:tc>
         <w:tc>
           <w:tcPr>
-            <w:tcW w:type="dxa" w:w="1035"/>
+            <w:tcW w:type="dxa" w:w="1146"/>
           </w:tcPr>
           <w:p>
             <w:pPr>
@@ -34300,7 +34620,7 @@
         </w:tc>
         <w:tc>
           <w:tcPr>
-            <w:tcW w:type="dxa" w:w="1734"/>
+            <w:tcW w:type="dxa" w:w="1592"/>
           </w:tcPr>
           <w:p>
             <w:pPr>
@@ -34313,7 +34633,7 @@
         </w:tc>
         <w:tc>
           <w:tcPr>
-            <w:tcW w:type="dxa" w:w="1734"/>
+            <w:tcW w:type="dxa" w:w="1592"/>
           </w:tcPr>
           <w:p>
             <w:pPr>
@@ -34326,7 +34646,7 @@
         </w:tc>
         <w:tc>
           <w:tcPr>
-            <w:tcW w:type="dxa" w:w="1734"/>
+            <w:tcW w:type="dxa" w:w="1592"/>
           </w:tcPr>
           <w:p>
             <w:pPr>
@@ -34344,7 +34664,7 @@
         </w:trPr>
         <w:tc>
           <w:tcPr>
-            <w:tcW w:type="dxa" w:w="930"/>
+            <w:tcW w:type="dxa" w:w="1035"/>
           </w:tcPr>
           <w:p>
             <w:pPr>
@@ -34357,7 +34677,7 @@
         </w:tc>
         <w:tc>
           <w:tcPr>
-            <w:tcW w:type="dxa" w:w="930"/>
+            <w:tcW w:type="dxa" w:w="1035"/>
           </w:tcPr>
           <w:p>
             <w:pPr>
@@ -34370,7 +34690,7 @@
         </w:tc>
         <w:tc>
           <w:tcPr>
-            <w:tcW w:type="dxa" w:w="930"/>
+            <w:tcW w:type="dxa" w:w="1035"/>
           </w:tcPr>
           <w:p>
             <w:pPr>
@@ -34383,7 +34703,7 @@
         </w:tc>
         <w:tc>
           <w:tcPr>
-            <w:tcW w:type="dxa" w:w="1035"/>
+            <w:tcW w:type="dxa" w:w="1146"/>
           </w:tcPr>
           <w:p>
             <w:pPr>
@@ -34396,7 +34716,7 @@
         </w:tc>
         <w:tc>
           <w:tcPr>
-            <w:tcW w:type="dxa" w:w="1734"/>
+            <w:tcW w:type="dxa" w:w="1592"/>
           </w:tcPr>
           <w:p>
             <w:pPr>
@@ -34409,7 +34729,7 @@
         </w:tc>
         <w:tc>
           <w:tcPr>
-            <w:tcW w:type="dxa" w:w="1734"/>
+            <w:tcW w:type="dxa" w:w="1592"/>
           </w:tcPr>
           <w:p>
             <w:pPr>
@@ -34422,7 +34742,7 @@
         </w:tc>
         <w:tc>
           <w:tcPr>
-            <w:tcW w:type="dxa" w:w="1734"/>
+            <w:tcW w:type="dxa" w:w="1592"/>
           </w:tcPr>
           <w:p>
             <w:pPr>
@@ -34440,7 +34760,7 @@
         </w:trPr>
         <w:tc>
           <w:tcPr>
-            <w:tcW w:type="dxa" w:w="930"/>
+            <w:tcW w:type="dxa" w:w="1035"/>
           </w:tcPr>
           <w:p>
             <w:pPr>
@@ -34453,7 +34773,7 @@
         </w:tc>
         <w:tc>
           <w:tcPr>
-            <w:tcW w:type="dxa" w:w="930"/>
+            <w:tcW w:type="dxa" w:w="1035"/>
           </w:tcPr>
           <w:p>
             <w:pPr>
@@ -34466,7 +34786,7 @@
         </w:tc>
         <w:tc>
           <w:tcPr>
-            <w:tcW w:type="dxa" w:w="930"/>
+            <w:tcW w:type="dxa" w:w="1035"/>
           </w:tcPr>
           <w:p>
             <w:pPr>
@@ -34479,7 +34799,7 @@
         </w:tc>
         <w:tc>
           <w:tcPr>
-            <w:tcW w:type="dxa" w:w="1035"/>
+            <w:tcW w:type="dxa" w:w="1146"/>
           </w:tcPr>
           <w:p>
             <w:pPr>
@@ -34492,7 +34812,7 @@
         </w:tc>
         <w:tc>
           <w:tcPr>
-            <w:tcW w:type="dxa" w:w="1734"/>
+            <w:tcW w:type="dxa" w:w="1592"/>
           </w:tcPr>
           <w:p>
             <w:pPr>
@@ -34505,7 +34825,7 @@
         </w:tc>
         <w:tc>
           <w:tcPr>
-            <w:tcW w:type="dxa" w:w="1734"/>
+            <w:tcW w:type="dxa" w:w="1592"/>
           </w:tcPr>
           <w:p>
             <w:pPr>
@@ -34518,7 +34838,7 @@
         </w:tc>
         <w:tc>
           <w:tcPr>
-            <w:tcW w:type="dxa" w:w="1734"/>
+            <w:tcW w:type="dxa" w:w="1592"/>
           </w:tcPr>
           <w:p>
             <w:pPr>
@@ -34536,7 +34856,7 @@
         </w:trPr>
         <w:tc>
           <w:tcPr>
-            <w:tcW w:type="dxa" w:w="930"/>
+            <w:tcW w:type="dxa" w:w="1035"/>
           </w:tcPr>
           <w:p>
             <w:pPr>
@@ -34552,7 +34872,7 @@
         </w:tc>
         <w:tc>
           <w:tcPr>
-            <w:tcW w:type="dxa" w:w="930"/>
+            <w:tcW w:type="dxa" w:w="1035"/>
           </w:tcPr>
           <w:p>
             <w:pPr>
@@ -34565,7 +34885,7 @@
         </w:tc>
         <w:tc>
           <w:tcPr>
-            <w:tcW w:type="dxa" w:w="930"/>
+            <w:tcW w:type="dxa" w:w="1035"/>
           </w:tcPr>
           <w:p>
             <w:pPr>
@@ -34578,7 +34898,7 @@
         </w:tc>
         <w:tc>
           <w:tcPr>
-            <w:tcW w:type="dxa" w:w="1035"/>
+            <w:tcW w:type="dxa" w:w="1146"/>
           </w:tcPr>
           <w:p>
             <w:pPr>
@@ -34591,7 +34911,7 @@
         </w:tc>
         <w:tc>
           <w:tcPr>
-            <w:tcW w:type="dxa" w:w="1734"/>
+            <w:tcW w:type="dxa" w:w="1592"/>
           </w:tcPr>
           <w:p>
             <w:pPr>
@@ -34604,7 +34924,7 @@
         </w:tc>
         <w:tc>
           <w:tcPr>
-            <w:tcW w:type="dxa" w:w="1734"/>
+            <w:tcW w:type="dxa" w:w="1592"/>
           </w:tcPr>
           <w:p>
             <w:pPr>
@@ -34617,7 +34937,7 @@
         </w:tc>
         <w:tc>
           <w:tcPr>
-            <w:tcW w:type="dxa" w:w="1734"/>
+            <w:tcW w:type="dxa" w:w="1592"/>
           </w:tcPr>
           <w:p>
             <w:pPr>
@@ -34635,7 +34955,7 @@
         </w:trPr>
         <w:tc>
           <w:tcPr>
-            <w:tcW w:type="dxa" w:w="930"/>
+            <w:tcW w:type="dxa" w:w="1035"/>
           </w:tcPr>
           <w:p>
             <w:pPr>
@@ -34653,7 +34973,7 @@
         </w:tc>
         <w:tc>
           <w:tcPr>
-            <w:tcW w:type="dxa" w:w="930"/>
+            <w:tcW w:type="dxa" w:w="1035"/>
           </w:tcPr>
           <w:p>
             <w:pPr>
@@ -34670,7 +34990,7 @@
         </w:tc>
         <w:tc>
           <w:tcPr>
-            <w:tcW w:type="dxa" w:w="930"/>
+            <w:tcW w:type="dxa" w:w="1035"/>
           </w:tcPr>
           <w:p>
             <w:pPr>
@@ -34687,7 +35007,7 @@
         </w:tc>
         <w:tc>
           <w:tcPr>
-            <w:tcW w:type="dxa" w:w="1035"/>
+            <w:tcW w:type="dxa" w:w="1146"/>
           </w:tcPr>
           <w:p>
             <w:pPr>
@@ -34704,7 +35024,7 @@
         </w:tc>
         <w:tc>
           <w:tcPr>
-            <w:tcW w:type="dxa" w:w="1734"/>
+            <w:tcW w:type="dxa" w:w="1592"/>
           </w:tcPr>
           <w:p>
             <w:pPr>
@@ -34717,7 +35037,7 @@
         </w:tc>
         <w:tc>
           <w:tcPr>
-            <w:tcW w:type="dxa" w:w="1734"/>
+            <w:tcW w:type="dxa" w:w="1592"/>
           </w:tcPr>
           <w:p>
             <w:pPr>
@@ -34730,7 +35050,7 @@
         </w:tc>
         <w:tc>
           <w:tcPr>
-            <w:tcW w:type="dxa" w:w="1734"/>
+            <w:tcW w:type="dxa" w:w="1592"/>
           </w:tcPr>
           <w:p>
             <w:pPr>
@@ -35144,6 +35464,7 @@
     <w:tbl>
       <w:tblPr>
         <w:tblStyle w:val="Table"/>
+        <w:jc w:val="center"/>
         <w:tblLook w:firstRow="1" w:lastRow="0" w:firstColumn="0" w:lastColumn="0" w:noHBand="0" w:noVBand="0" w:val="0020"/>
         <w:tblCellMar>
           <w:top w:w="0" w:type="dxa"/>
@@ -35168,7 +35489,7 @@
         </w:trPr>
         <w:tc>
           <w:tcPr>
-            <w:tcW w:type="dxa" w:w="6566"/>
+            <w:tcW w:type="dxa" w:w="3319"/>
           </w:tcPr>
           <w:p>
             <w:pPr>
@@ -35184,7 +35505,7 @@
         </w:tc>
         <w:tc>
           <w:tcPr>
-            <w:tcW w:type="dxa" w:w="510"/>
+            <w:tcW w:type="dxa" w:w="1315"/>
           </w:tcPr>
           <w:p>
             <w:pPr>
@@ -35197,7 +35518,7 @@
         </w:tc>
         <w:tc>
           <w:tcPr>
-            <w:tcW w:type="dxa" w:w="615"/>
+            <w:tcW w:type="dxa" w:w="1427"/>
           </w:tcPr>
           <w:p>
             <w:pPr>
@@ -35210,7 +35531,7 @@
         </w:tc>
         <w:tc>
           <w:tcPr>
-            <w:tcW w:type="dxa" w:w="615"/>
+            <w:tcW w:type="dxa" w:w="1427"/>
           </w:tcPr>
           <w:p>
             <w:pPr>
@@ -35223,7 +35544,7 @@
         </w:tc>
         <w:tc>
           <w:tcPr>
-            <w:tcW w:type="dxa" w:w="720"/>
+            <w:tcW w:type="dxa" w:w="1538"/>
           </w:tcPr>
           <w:p>
             <w:pPr>
@@ -35241,7 +35562,7 @@
         </w:trPr>
         <w:tc>
           <w:tcPr>
-            <w:tcW w:type="dxa" w:w="6566"/>
+            <w:tcW w:type="dxa" w:w="3319"/>
           </w:tcPr>
           <w:p>
             <w:pPr>
@@ -35257,7 +35578,7 @@
         </w:tc>
         <w:tc>
           <w:tcPr>
-            <w:tcW w:type="dxa" w:w="510"/>
+            <w:tcW w:type="dxa" w:w="1315"/>
           </w:tcPr>
           <w:p>
             <w:pPr>
@@ -35270,7 +35591,7 @@
         </w:tc>
         <w:tc>
           <w:tcPr>
-            <w:tcW w:type="dxa" w:w="615"/>
+            <w:tcW w:type="dxa" w:w="1427"/>
           </w:tcPr>
           <w:p>
             <w:pPr>
@@ -35283,7 +35604,7 @@
         </w:tc>
         <w:tc>
           <w:tcPr>
-            <w:tcW w:type="dxa" w:w="615"/>
+            <w:tcW w:type="dxa" w:w="1427"/>
           </w:tcPr>
           <w:p>
             <w:pPr>
@@ -35296,7 +35617,7 @@
         </w:tc>
         <w:tc>
           <w:tcPr>
-            <w:tcW w:type="dxa" w:w="720"/>
+            <w:tcW w:type="dxa" w:w="1538"/>
           </w:tcPr>
           <w:p>
             <w:pPr>
@@ -35314,7 +35635,7 @@
         </w:trPr>
         <w:tc>
           <w:tcPr>
-            <w:tcW w:type="dxa" w:w="6566"/>
+            <w:tcW w:type="dxa" w:w="3319"/>
           </w:tcPr>
           <w:p>
             <w:pPr>
@@ -35336,7 +35657,7 @@
         </w:tc>
         <w:tc>
           <w:tcPr>
-            <w:tcW w:type="dxa" w:w="510"/>
+            <w:tcW w:type="dxa" w:w="1315"/>
           </w:tcPr>
           <w:p>
             <w:pPr>
@@ -35349,7 +35670,7 @@
         </w:tc>
         <w:tc>
           <w:tcPr>
-            <w:tcW w:type="dxa" w:w="615"/>
+            <w:tcW w:type="dxa" w:w="1427"/>
           </w:tcPr>
           <w:p>
             <w:pPr>
@@ -35362,7 +35683,7 @@
         </w:tc>
         <w:tc>
           <w:tcPr>
-            <w:tcW w:type="dxa" w:w="615"/>
+            <w:tcW w:type="dxa" w:w="1427"/>
           </w:tcPr>
           <w:p>
             <w:pPr>
@@ -35375,7 +35696,7 @@
         </w:tc>
         <w:tc>
           <w:tcPr>
-            <w:tcW w:type="dxa" w:w="720"/>
+            <w:tcW w:type="dxa" w:w="1538"/>
           </w:tcPr>
           <w:p>
             <w:pPr>
@@ -35428,6 +35749,7 @@
     <w:tbl>
       <w:tblPr>
         <w:tblStyle w:val="Table"/>
+        <w:jc w:val="center"/>
         <w:tblLook w:firstRow="1" w:lastRow="0" w:firstColumn="0" w:lastColumn="0" w:noHBand="0" w:noVBand="0" w:val="0020"/>
         <w:tblCellMar>
           <w:top w:w="0" w:type="dxa"/>
@@ -35455,7 +35777,7 @@
         </w:trPr>
         <w:tc>
           <w:tcPr>
-            <w:tcW w:type="dxa" w:w="4721"/>
+            <w:tcW w:type="dxa" w:w="2686"/>
           </w:tcPr>
           <w:p>
             <w:pPr>
@@ -35471,7 +35793,7 @@
         </w:tc>
         <w:tc>
           <w:tcPr>
-            <w:tcW w:type="dxa" w:w="615"/>
+            <w:tcW w:type="dxa" w:w="906"/>
           </w:tcPr>
           <w:p>
             <w:pPr>
@@ -35484,7 +35806,7 @@
         </w:tc>
         <w:tc>
           <w:tcPr>
-            <w:tcW w:type="dxa" w:w="615"/>
+            <w:tcW w:type="dxa" w:w="906"/>
           </w:tcPr>
           <w:p>
             <w:pPr>
@@ -35497,7 +35819,7 @@
         </w:tc>
         <w:tc>
           <w:tcPr>
-            <w:tcW w:type="dxa" w:w="615"/>
+            <w:tcW w:type="dxa" w:w="906"/>
           </w:tcPr>
           <w:p>
             <w:pPr>
@@ -35510,7 +35832,7 @@
         </w:tc>
         <w:tc>
           <w:tcPr>
-            <w:tcW w:type="dxa" w:w="615"/>
+            <w:tcW w:type="dxa" w:w="906"/>
           </w:tcPr>
           <w:p>
             <w:pPr>
@@ -35523,7 +35845,7 @@
         </w:tc>
         <w:tc>
           <w:tcPr>
-            <w:tcW w:type="dxa" w:w="615"/>
+            <w:tcW w:type="dxa" w:w="906"/>
           </w:tcPr>
           <w:p>
             <w:pPr>
@@ -35536,7 +35858,7 @@
         </w:tc>
         <w:tc>
           <w:tcPr>
-            <w:tcW w:type="dxa" w:w="615"/>
+            <w:tcW w:type="dxa" w:w="906"/>
           </w:tcPr>
           <w:p>
             <w:pPr>
@@ -35549,7 +35871,7 @@
         </w:tc>
         <w:tc>
           <w:tcPr>
-            <w:tcW w:type="dxa" w:w="615"/>
+            <w:tcW w:type="dxa" w:w="906"/>
           </w:tcPr>
           <w:p>
             <w:pPr>
@@ -35567,7 +35889,7 @@
         </w:trPr>
         <w:tc>
           <w:tcPr>
-            <w:tcW w:type="dxa" w:w="4721"/>
+            <w:tcW w:type="dxa" w:w="2686"/>
           </w:tcPr>
           <w:p>
             <w:pPr>
@@ -35586,7 +35908,7 @@
         </w:tc>
         <w:tc>
           <w:tcPr>
-            <w:tcW w:type="dxa" w:w="615"/>
+            <w:tcW w:type="dxa" w:w="906"/>
           </w:tcPr>
           <w:p>
             <w:pPr>
@@ -35599,7 +35921,7 @@
         </w:tc>
         <w:tc>
           <w:tcPr>
-            <w:tcW w:type="dxa" w:w="615"/>
+            <w:tcW w:type="dxa" w:w="906"/>
           </w:tcPr>
           <w:p>
             <w:pPr>
@@ -35612,7 +35934,7 @@
         </w:tc>
         <w:tc>
           <w:tcPr>
-            <w:tcW w:type="dxa" w:w="615"/>
+            <w:tcW w:type="dxa" w:w="906"/>
           </w:tcPr>
           <w:p>
             <w:pPr>
@@ -35625,7 +35947,7 @@
         </w:tc>
         <w:tc>
           <w:tcPr>
-            <w:tcW w:type="dxa" w:w="615"/>
+            <w:tcW w:type="dxa" w:w="906"/>
           </w:tcPr>
           <w:p>
             <w:pPr>
@@ -35638,7 +35960,7 @@
         </w:tc>
         <w:tc>
           <w:tcPr>
-            <w:tcW w:type="dxa" w:w="615"/>
+            <w:tcW w:type="dxa" w:w="906"/>
           </w:tcPr>
           <w:p>
             <w:pPr>
@@ -35651,7 +35973,7 @@
         </w:tc>
         <w:tc>
           <w:tcPr>
-            <w:tcW w:type="dxa" w:w="615"/>
+            <w:tcW w:type="dxa" w:w="906"/>
           </w:tcPr>
           <w:p>
             <w:pPr>
@@ -35664,7 +35986,7 @@
         </w:tc>
         <w:tc>
           <w:tcPr>
-            <w:tcW w:type="dxa" w:w="615"/>
+            <w:tcW w:type="dxa" w:w="906"/>
           </w:tcPr>
           <w:p>
             <w:pPr>
@@ -35682,7 +36004,7 @@
         </w:trPr>
         <w:tc>
           <w:tcPr>
-            <w:tcW w:type="dxa" w:w="4721"/>
+            <w:tcW w:type="dxa" w:w="2686"/>
           </w:tcPr>
           <w:p>
             <w:pPr>
@@ -35701,7 +36023,7 @@
         </w:tc>
         <w:tc>
           <w:tcPr>
-            <w:tcW w:type="dxa" w:w="615"/>
+            <w:tcW w:type="dxa" w:w="906"/>
           </w:tcPr>
           <w:p>
             <w:pPr>
@@ -35714,7 +36036,7 @@
         </w:tc>
         <w:tc>
           <w:tcPr>
-            <w:tcW w:type="dxa" w:w="615"/>
+            <w:tcW w:type="dxa" w:w="906"/>
           </w:tcPr>
           <w:p>
             <w:pPr>
@@ -35727,7 +36049,7 @@
         </w:tc>
         <w:tc>
           <w:tcPr>
-            <w:tcW w:type="dxa" w:w="615"/>
+            <w:tcW w:type="dxa" w:w="906"/>
           </w:tcPr>
           <w:p>
             <w:pPr>
@@ -35740,7 +36062,7 @@
         </w:tc>
         <w:tc>
           <w:tcPr>
-            <w:tcW w:type="dxa" w:w="615"/>
+            <w:tcW w:type="dxa" w:w="906"/>
           </w:tcPr>
           <w:p>
             <w:pPr>
@@ -35753,7 +36075,7 @@
         </w:tc>
         <w:tc>
           <w:tcPr>
-            <w:tcW w:type="dxa" w:w="615"/>
+            <w:tcW w:type="dxa" w:w="906"/>
           </w:tcPr>
           <w:p>
             <w:pPr>
@@ -35766,7 +36088,7 @@
         </w:tc>
         <w:tc>
           <w:tcPr>
-            <w:tcW w:type="dxa" w:w="615"/>
+            <w:tcW w:type="dxa" w:w="906"/>
           </w:tcPr>
           <w:p>
             <w:pPr>
@@ -35779,7 +36101,7 @@
         </w:tc>
         <w:tc>
           <w:tcPr>
-            <w:tcW w:type="dxa" w:w="615"/>
+            <w:tcW w:type="dxa" w:w="906"/>
           </w:tcPr>
           <w:p>
             <w:pPr>
@@ -38009,6 +38331,7 @@
     <w:tbl>
       <w:tblPr>
         <w:tblStyle w:val="Table"/>
+        <w:jc w:val="center"/>
         <w:tblLook w:firstRow="1" w:lastRow="0" w:firstColumn="0" w:lastColumn="0" w:noHBand="0" w:noVBand="0" w:val="0020"/>
         <w:tblCellMar>
           <w:top w:w="0" w:type="dxa"/>
@@ -38034,7 +38357,7 @@
         </w:trPr>
         <w:tc>
           <w:tcPr>
-            <w:tcW w:type="dxa" w:w="930"/>
+            <w:tcW w:type="dxa" w:w="1152"/>
           </w:tcPr>
           <w:p>
             <w:pPr>
@@ -38050,7 +38373,7 @@
         </w:tc>
         <w:tc>
           <w:tcPr>
-            <w:tcW w:type="dxa" w:w="930"/>
+            <w:tcW w:type="dxa" w:w="1152"/>
           </w:tcPr>
           <w:p>
             <w:pPr>
@@ -38066,7 +38389,7 @@
         </w:tc>
         <w:tc>
           <w:tcPr>
-            <w:tcW w:type="dxa" w:w="2390"/>
+            <w:tcW w:type="dxa" w:w="2042"/>
           </w:tcPr>
           <w:p>
             <w:pPr>
@@ -38082,7 +38405,7 @@
         </w:tc>
         <w:tc>
           <w:tcPr>
-            <w:tcW w:type="dxa" w:w="930"/>
+            <w:tcW w:type="dxa" w:w="1152"/>
           </w:tcPr>
           <w:p>
             <w:pPr>
@@ -38098,7 +38421,7 @@
         </w:tc>
         <w:tc>
           <w:tcPr>
-            <w:tcW w:type="dxa" w:w="930"/>
+            <w:tcW w:type="dxa" w:w="1152"/>
           </w:tcPr>
           <w:p>
             <w:pPr>
@@ -38114,7 +38437,7 @@
         </w:tc>
         <w:tc>
           <w:tcPr>
-            <w:tcW w:type="dxa" w:w="2915"/>
+            <w:tcW w:type="dxa" w:w="2376"/>
           </w:tcPr>
           <w:p>
             <w:pPr>
@@ -38135,7 +38458,7 @@
         </w:trPr>
         <w:tc>
           <w:tcPr>
-            <w:tcW w:type="dxa" w:w="930"/>
+            <w:tcW w:type="dxa" w:w="1152"/>
           </w:tcPr>
           <w:p>
             <w:pPr>
@@ -38148,7 +38471,7 @@
         </w:tc>
         <w:tc>
           <w:tcPr>
-            <w:tcW w:type="dxa" w:w="930"/>
+            <w:tcW w:type="dxa" w:w="1152"/>
           </w:tcPr>
           <w:p>
             <w:pPr>
@@ -38161,7 +38484,7 @@
         </w:tc>
         <w:tc>
           <w:tcPr>
-            <w:tcW w:type="dxa" w:w="2390"/>
+            <w:tcW w:type="dxa" w:w="2042"/>
           </w:tcPr>
           <w:p>
             <w:pPr>
@@ -38177,7 +38500,7 @@
         </w:tc>
         <w:tc>
           <w:tcPr>
-            <w:tcW w:type="dxa" w:w="930"/>
+            <w:tcW w:type="dxa" w:w="1152"/>
           </w:tcPr>
           <w:p>
             <w:pPr>
@@ -38195,7 +38518,7 @@
         </w:tc>
         <w:tc>
           <w:tcPr>
-            <w:tcW w:type="dxa" w:w="930"/>
+            <w:tcW w:type="dxa" w:w="1152"/>
           </w:tcPr>
           <w:p>
             <w:pPr>
@@ -38208,7 +38531,7 @@
         </w:tc>
         <w:tc>
           <w:tcPr>
-            <w:tcW w:type="dxa" w:w="2915"/>
+            <w:tcW w:type="dxa" w:w="2376"/>
           </w:tcPr>
           <w:p>
             <w:pPr>
@@ -38236,7 +38559,7 @@
         </w:trPr>
         <w:tc>
           <w:tcPr>
-            <w:tcW w:type="dxa" w:w="930"/>
+            <w:tcW w:type="dxa" w:w="1152"/>
           </w:tcPr>
           <w:p>
             <w:pPr>
@@ -38249,7 +38572,7 @@
         </w:tc>
         <w:tc>
           <w:tcPr>
-            <w:tcW w:type="dxa" w:w="930"/>
+            <w:tcW w:type="dxa" w:w="1152"/>
           </w:tcPr>
           <w:p>
             <w:pPr>
@@ -38262,7 +38585,7 @@
         </w:tc>
         <w:tc>
           <w:tcPr>
-            <w:tcW w:type="dxa" w:w="2390"/>
+            <w:tcW w:type="dxa" w:w="2042"/>
           </w:tcPr>
           <w:p>
             <w:pPr>
@@ -38272,33 +38595,13 @@
               <w:rPr>
                 <w:rFonts w:hint="eastAsia"/>
               </w:rPr>
-              <w:t xml:space="preserve">估算耗时</w:t>
-            </w:r>
-            <w:r>
-              <w:t xml:space="preserve"> 3.1 s</w:t>
-            </w:r>
-            <w:r>
-              <w:t xml:space="preserve"> </w:t>
-            </w:r>
-            <m:oMath>
-              <m:r>
-                <m:rPr>
-                  <m:sty m:val="p"/>
-                </m:rPr>
-                <m:t>&gt;</m:t>
-              </m:r>
-            </m:oMath>
-            <w:r>
-              <w:t xml:space="preserve"> </w:t>
-            </w:r>
-            <w:r>
-              <w:t xml:space="preserve">0.5 s</w:t>
-            </w:r>
-          </w:p>
-        </w:tc>
-        <w:tc>
-          <w:tcPr>
-            <w:tcW w:type="dxa" w:w="930"/>
+              <w:t xml:space="preserve">耗时估算超出预算</w:t>
+            </w:r>
+          </w:p>
+        </w:tc>
+        <w:tc>
+          <w:tcPr>
+            <w:tcW w:type="dxa" w:w="1152"/>
           </w:tcPr>
           <w:p>
             <w:pPr>
@@ -38316,7 +38619,7 @@
         </w:tc>
         <w:tc>
           <w:tcPr>
-            <w:tcW w:type="dxa" w:w="930"/>
+            <w:tcW w:type="dxa" w:w="1152"/>
           </w:tcPr>
           <w:p>
             <w:pPr>
@@ -38333,7 +38636,7 @@
         </w:tc>
         <w:tc>
           <w:tcPr>
-            <w:tcW w:type="dxa" w:w="2915"/>
+            <w:tcW w:type="dxa" w:w="2376"/>
           </w:tcPr>
           <w:p>
             <w:pPr>

--- a/docs/patent_disclosure.docx
+++ b/docs/patent_disclosure.docx
@@ -3489,21 +3489,10 @@
             <m:e>
               <m:r>
                 <m:rPr>
+                  <m:nor/>
                   <m:sty m:val="p"/>
                 </m:rPr>
-                <m:t>E</m:t>
-              </m:r>
-              <m:r>
-                <m:rPr>
-                  <m:sty m:val="p"/>
-                </m:rPr>
-                <m:t>E</m:t>
-              </m:r>
-              <m:r>
-                <m:rPr>
-                  <m:sty m:val="p"/>
-                </m:rPr>
-                <m:t>D</m:t>
+                <m:t>EED</m:t>
               </m:r>
             </m:e>
           </m:nary>
@@ -3880,21 +3869,21 @@
     <w:tbl>
       <w:tblPr>
         <w:tblStyle w:val="Table"/>
+        <w:tblW w:w="9026" w:type="dxa"/>
         <w:jc w:val="center"/>
-        <w:tblLook w:firstRow="1" w:lastRow="0" w:firstColumn="0" w:lastColumn="0" w:noHBand="0" w:noVBand="0" w:val="0020"/>
+        <w:tblLayout w:type="fixed"/>
         <w:tblCellMar>
           <w:top w:w="0" w:type="dxa"/>
           <w:left w:w="45" w:type="dxa"/>
           <w:bottom w:w="0" w:type="dxa"/>
           <w:right w:w="45" w:type="dxa"/>
         </w:tblCellMar>
-        <w:tblLayout w:type="fixed"/>
-        <w:tblW w:w="9026" w:type="dxa"/>
+        <w:tblLook w:firstRow="1" w:lastRow="0" w:firstColumn="0" w:lastColumn="0" w:noHBand="0" w:noVBand="0" w:val="0020"/>
       </w:tblPr>
       <w:tblGrid>
-        <w:gridCol w:w="2640"/>
-        <w:gridCol w:w="2640"/>
-        <w:gridCol w:w="2640"/>
+        <w:gridCol w:w="1488"/>
+        <w:gridCol w:w="5494"/>
+        <w:gridCol w:w="2044"/>
       </w:tblGrid>
       <w:tr>
         <w:trPr>
@@ -4588,21 +4577,10 @@
             <m:oMath>
               <m:r>
                 <m:rPr>
+                  <m:nor/>
                   <m:sty m:val="p"/>
                 </m:rPr>
-                <m:t>E</m:t>
-              </m:r>
-              <m:r>
-                <m:rPr>
-                  <m:sty m:val="p"/>
-                </m:rPr>
-                <m:t>E</m:t>
-              </m:r>
-              <m:r>
-                <m:rPr>
-                  <m:sty m:val="p"/>
-                </m:rPr>
-                <m:t>D</m:t>
+                <m:t>EED</m:t>
               </m:r>
               <m:r>
                 <m:rPr>
@@ -5509,21 +5487,10 @@
         <m:oMath>
           <m:r>
             <m:rPr>
+              <m:nor/>
               <m:sty m:val="p"/>
             </m:rPr>
-            <m:t>E</m:t>
-          </m:r>
-          <m:r>
-            <m:rPr>
-              <m:sty m:val="p"/>
-            </m:rPr>
-            <m:t>E</m:t>
-          </m:r>
-          <m:r>
-            <m:rPr>
-              <m:sty m:val="p"/>
-            </m:rPr>
-            <m:t>D</m:t>
+            <m:t>EED</m:t>
           </m:r>
           <m:r>
             <m:rPr>
@@ -5701,21 +5668,10 @@
       <m:oMath>
         <m:r>
           <m:rPr>
+            <m:nor/>
             <m:sty m:val="p"/>
           </m:rPr>
-          <m:t>E</m:t>
-        </m:r>
-        <m:r>
-          <m:rPr>
-            <m:sty m:val="p"/>
-          </m:rPr>
-          <m:t>E</m:t>
-        </m:r>
-        <m:r>
-          <m:rPr>
-            <m:sty m:val="p"/>
-          </m:rPr>
-          <m:t>D</m:t>
+          <m:t>EED</m:t>
         </m:r>
         <m:r>
           <m:rPr>
@@ -5816,21 +5772,10 @@
       <m:oMath>
         <m:r>
           <m:rPr>
+            <m:nor/>
             <m:sty m:val="p"/>
           </m:rPr>
-          <m:t>E</m:t>
-        </m:r>
-        <m:r>
-          <m:rPr>
-            <m:sty m:val="p"/>
-          </m:rPr>
-          <m:t>E</m:t>
-        </m:r>
-        <m:r>
-          <m:rPr>
-            <m:sty m:val="p"/>
-          </m:rPr>
-          <m:t>D</m:t>
+          <m:t>EED</m:t>
         </m:r>
         <m:r>
           <m:rPr>
@@ -5972,62 +5917,40 @@
       <m:oMath>
         <m:r>
           <m:rPr>
+            <m:nor/>
             <m:sty m:val="p"/>
           </m:rPr>
-          <m:t>E</m:t>
-        </m:r>
+          <m:t>EED</m:t>
+        </m:r>
+      </m:oMath>
+      <w:r>
+        <w:rPr>
+          <w:b/>
+          <w:bCs/>
+        </w:rPr>
+        <w:t xml:space="preserve"> </w:t>
+      </w:r>
+      <w:r>
+        <w:rPr>
+          <w:rFonts w:hint="eastAsia"/>
+          <w:b/>
+          <w:bCs/>
+        </w:rPr>
+        <w:t xml:space="preserve">的性质</w:t>
+      </w:r>
+      <w:r>
+        <w:rPr>
+          <w:rFonts w:hint="eastAsia"/>
+        </w:rPr>
+        <w:t xml:space="preserve">：由定义可见，</w:t>
+      </w:r>
+      <m:oMath>
         <m:r>
           <m:rPr>
+            <m:nor/>
             <m:sty m:val="p"/>
           </m:rPr>
-          <m:t>E</m:t>
-        </m:r>
-        <m:r>
-          <m:rPr>
-            <m:sty m:val="p"/>
-          </m:rPr>
-          <m:t>D</m:t>
-        </m:r>
-      </m:oMath>
-      <w:r>
-        <w:rPr>
-          <w:b/>
-          <w:bCs/>
-        </w:rPr>
-        <w:t xml:space="preserve"> </w:t>
-      </w:r>
-      <w:r>
-        <w:rPr>
-          <w:rFonts w:hint="eastAsia"/>
-          <w:b/>
-          <w:bCs/>
-        </w:rPr>
-        <w:t xml:space="preserve">的性质</w:t>
-      </w:r>
-      <w:r>
-        <w:rPr>
-          <w:rFonts w:hint="eastAsia"/>
-        </w:rPr>
-        <w:t xml:space="preserve">：由定义可见，</w:t>
-      </w:r>
-      <m:oMath>
-        <m:r>
-          <m:rPr>
-            <m:sty m:val="p"/>
-          </m:rPr>
-          <m:t>E</m:t>
-        </m:r>
-        <m:r>
-          <m:rPr>
-            <m:sty m:val="p"/>
-          </m:rPr>
-          <m:t>E</m:t>
-        </m:r>
-        <m:r>
-          <m:rPr>
-            <m:sty m:val="p"/>
-          </m:rPr>
-          <m:t>D</m:t>
+          <m:t>EED</m:t>
         </m:r>
       </m:oMath>
       <w:r>
@@ -6306,21 +6229,10 @@
       <m:oMath>
         <m:r>
           <m:rPr>
+            <m:nor/>
             <m:sty m:val="p"/>
           </m:rPr>
-          <m:t>E</m:t>
-        </m:r>
-        <m:r>
-          <m:rPr>
-            <m:sty m:val="p"/>
-          </m:rPr>
-          <m:t>E</m:t>
-        </m:r>
-        <m:r>
-          <m:rPr>
-            <m:sty m:val="p"/>
-          </m:rPr>
-          <m:t>D</m:t>
+          <m:t>EED</m:t>
         </m:r>
         <m:r>
           <m:rPr>
@@ -6482,21 +6394,10 @@
       <m:oMath>
         <m:r>
           <m:rPr>
+            <m:nor/>
             <m:sty m:val="p"/>
           </m:rPr>
-          <m:t>E</m:t>
-        </m:r>
-        <m:r>
-          <m:rPr>
-            <m:sty m:val="p"/>
-          </m:rPr>
-          <m:t>E</m:t>
-        </m:r>
-        <m:r>
-          <m:rPr>
-            <m:sty m:val="p"/>
-          </m:rPr>
-          <m:t>D</m:t>
+          <m:t>EED</m:t>
         </m:r>
       </m:oMath>
       <w:r>
@@ -7160,21 +7061,10 @@
           </m:r>
           <m:r>
             <m:rPr>
+              <m:nor/>
               <m:sty m:val="p"/>
             </m:rPr>
-            <m:t>E</m:t>
-          </m:r>
-          <m:r>
-            <m:rPr>
-              <m:sty m:val="p"/>
-            </m:rPr>
-            <m:t>E</m:t>
-          </m:r>
-          <m:r>
-            <m:rPr>
-              <m:sty m:val="p"/>
-            </m:rPr>
-            <m:t>D</m:t>
+            <m:t>EED</m:t>
           </m:r>
           <m:r>
             <m:rPr>
@@ -7245,21 +7135,10 @@
           </m:r>
           <m:r>
             <m:rPr>
+              <m:nor/>
               <m:sty m:val="p"/>
             </m:rPr>
-            <m:t>E</m:t>
-          </m:r>
-          <m:r>
-            <m:rPr>
-              <m:sty m:val="p"/>
-            </m:rPr>
-            <m:t>E</m:t>
-          </m:r>
-          <m:r>
-            <m:rPr>
-              <m:sty m:val="p"/>
-            </m:rPr>
-            <m:t>D</m:t>
+            <m:t>EED</m:t>
           </m:r>
           <m:r>
             <m:rPr>
@@ -9916,6 +9795,7 @@
         </m:r>
         <m:r>
           <m:rPr>
+            <m:nor/>
             <m:sty m:val="p"/>
           </m:rPr>
           <m:t>s</m:t>
@@ -9954,15 +9834,10 @@
         </m:r>
         <m:r>
           <m:rPr>
+            <m:nor/>
             <m:sty m:val="p"/>
           </m:rPr>
-          <m:t>M</m:t>
-        </m:r>
-        <m:r>
-          <m:rPr>
-            <m:sty m:val="p"/>
-          </m:rPr>
-          <m:t>B</m:t>
+          <m:t>MB</m:t>
         </m:r>
       </m:oMath>
       <w:r>
@@ -10094,6 +9969,7 @@
         </m:r>
         <m:r>
           <m:rPr>
+            <m:nor/>
             <m:sty m:val="p"/>
           </m:rPr>
           <m:t>s</m:t>
@@ -10129,15 +10005,10 @@
         </m:r>
         <m:r>
           <m:rPr>
+            <m:nor/>
             <m:sty m:val="p"/>
           </m:rPr>
-          <m:t>M</m:t>
-        </m:r>
-        <m:r>
-          <m:rPr>
-            <m:sty m:val="p"/>
-          </m:rPr>
-          <m:t>B</m:t>
+          <m:t>MB</m:t>
         </m:r>
       </m:oMath>
       <w:r>
@@ -10350,27 +10221,27 @@
     <w:tbl>
       <w:tblPr>
         <w:tblStyle w:val="Table"/>
+        <w:tblW w:w="9026" w:type="dxa"/>
         <w:jc w:val="center"/>
         <w:tblInd w:w="720" w:type="dxa"/>
-        <w:tblLook w:firstRow="1" w:lastRow="0" w:firstColumn="0" w:lastColumn="0" w:noHBand="0" w:noVBand="0" w:val="0020"/>
+        <w:tblLayout w:type="fixed"/>
         <w:tblCellMar>
           <w:top w:w="0" w:type="dxa"/>
           <w:left w:w="45" w:type="dxa"/>
           <w:bottom w:w="0" w:type="dxa"/>
           <w:right w:w="45" w:type="dxa"/>
         </w:tblCellMar>
-        <w:tblLayout w:type="fixed"/>
-        <w:tblW w:w="9026" w:type="dxa"/>
+        <w:tblLook w:firstRow="1" w:lastRow="0" w:firstColumn="0" w:lastColumn="0" w:noHBand="0" w:noVBand="0" w:val="0020"/>
       </w:tblPr>
       <w:tblGrid>
-        <w:gridCol w:w="990"/>
-        <w:gridCol w:w="990"/>
-        <w:gridCol w:w="990"/>
-        <w:gridCol w:w="990"/>
-        <w:gridCol w:w="990"/>
-        <w:gridCol w:w="990"/>
-        <w:gridCol w:w="990"/>
-        <w:gridCol w:w="990"/>
+        <w:gridCol w:w="2130"/>
+        <w:gridCol w:w="985"/>
+        <w:gridCol w:w="985"/>
+        <w:gridCol w:w="985"/>
+        <w:gridCol w:w="985"/>
+        <w:gridCol w:w="985"/>
+        <w:gridCol w:w="985"/>
+        <w:gridCol w:w="985"/>
       </w:tblGrid>
       <w:tr>
         <w:trPr>
@@ -10379,19 +10250,27 @@
         </w:trPr>
         <w:tc>
           <w:tcPr>
-            <w:tcW w:type="dxa" w:w="2297"/>
-          </w:tcPr>
-          <w:p>
-            <w:pPr>
-              <w:pStyle w:val="Compact"/>
-            </w:pPr>
-            <w:r>
-              <w:rPr>
-                <w:rFonts w:hint="eastAsia"/>
+            <w:tcW w:type="dxa" w:w="2130"/>
+          </w:tcPr>
+          <w:p>
+            <w:pPr>
+              <w:pStyle w:val="Compact"/>
+              <w:spacing w:before="0" w:after="0"/>
+            </w:pPr>
+            <w:r>
+              <w:rPr>
+                <w:rFonts w:hint="eastAsia" w:ascii="Times New Roman" w:hAnsi="Times New Roman" w:eastAsia="宋体"/>
+                <w:color w:val="000000"/>
+                <w:sz w:val="18"/>
               </w:rPr>
               <w:t xml:space="preserve">目标点数</w:t>
             </w:r>
             <w:r>
+              <w:rPr>
+                <w:rFonts w:ascii="Times New Roman" w:hAnsi="Times New Roman" w:eastAsia="宋体"/>
+                <w:color w:val="000000"/>
+                <w:sz w:val="18"/>
+              </w:rPr>
               <w:t xml:space="preserve"> </w:t>
             </w:r>
             <m:oMath>
@@ -10403,91 +10282,133 @@
         </w:tc>
         <w:tc>
           <w:tcPr>
-            <w:tcW w:type="dxa" w:w="961"/>
-          </w:tcPr>
-          <w:p>
-            <w:pPr>
-              <w:pStyle w:val="Compact"/>
-            </w:pPr>
-            <w:r>
+            <w:tcW w:type="dxa" w:w="985"/>
+          </w:tcPr>
+          <w:p>
+            <w:pPr>
+              <w:pStyle w:val="Compact"/>
+              <w:spacing w:before="0" w:after="0"/>
+            </w:pPr>
+            <w:r>
+              <w:rPr>
+                <w:rFonts w:ascii="Times New Roman" w:hAnsi="Times New Roman" w:eastAsia="宋体"/>
+                <w:color w:val="000000"/>
+                <w:sz w:val="18"/>
+              </w:rPr>
               <w:t xml:space="preserve">14</w:t>
             </w:r>
           </w:p>
         </w:tc>
         <w:tc>
           <w:tcPr>
-            <w:tcW w:type="dxa" w:w="961"/>
-          </w:tcPr>
-          <w:p>
-            <w:pPr>
-              <w:pStyle w:val="Compact"/>
-            </w:pPr>
-            <w:r>
+            <w:tcW w:type="dxa" w:w="985"/>
+          </w:tcPr>
+          <w:p>
+            <w:pPr>
+              <w:pStyle w:val="Compact"/>
+              <w:spacing w:before="0" w:after="0"/>
+            </w:pPr>
+            <w:r>
+              <w:rPr>
+                <w:rFonts w:ascii="Times New Roman" w:hAnsi="Times New Roman" w:eastAsia="宋体"/>
+                <w:color w:val="000000"/>
+                <w:sz w:val="18"/>
+              </w:rPr>
               <w:t xml:space="preserve">15</w:t>
             </w:r>
           </w:p>
         </w:tc>
         <w:tc>
           <w:tcPr>
-            <w:tcW w:type="dxa" w:w="961"/>
-          </w:tcPr>
-          <w:p>
-            <w:pPr>
-              <w:pStyle w:val="Compact"/>
-            </w:pPr>
-            <w:r>
+            <w:tcW w:type="dxa" w:w="985"/>
+          </w:tcPr>
+          <w:p>
+            <w:pPr>
+              <w:pStyle w:val="Compact"/>
+              <w:spacing w:before="0" w:after="0"/>
+            </w:pPr>
+            <w:r>
+              <w:rPr>
+                <w:rFonts w:ascii="Times New Roman" w:hAnsi="Times New Roman" w:eastAsia="宋体"/>
+                <w:color w:val="000000"/>
+                <w:sz w:val="18"/>
+              </w:rPr>
               <w:t xml:space="preserve">16</w:t>
             </w:r>
           </w:p>
         </w:tc>
         <w:tc>
           <w:tcPr>
-            <w:tcW w:type="dxa" w:w="961"/>
-          </w:tcPr>
-          <w:p>
-            <w:pPr>
-              <w:pStyle w:val="Compact"/>
-            </w:pPr>
-            <w:r>
+            <w:tcW w:type="dxa" w:w="985"/>
+          </w:tcPr>
+          <w:p>
+            <w:pPr>
+              <w:pStyle w:val="Compact"/>
+              <w:spacing w:before="0" w:after="0"/>
+            </w:pPr>
+            <w:r>
+              <w:rPr>
+                <w:rFonts w:ascii="Times New Roman" w:hAnsi="Times New Roman" w:eastAsia="宋体"/>
+                <w:color w:val="000000"/>
+                <w:sz w:val="18"/>
+              </w:rPr>
               <w:t xml:space="preserve">17</w:t>
             </w:r>
           </w:p>
         </w:tc>
         <w:tc>
           <w:tcPr>
-            <w:tcW w:type="dxa" w:w="961"/>
-          </w:tcPr>
-          <w:p>
-            <w:pPr>
-              <w:pStyle w:val="Compact"/>
-            </w:pPr>
-            <w:r>
+            <w:tcW w:type="dxa" w:w="985"/>
+          </w:tcPr>
+          <w:p>
+            <w:pPr>
+              <w:pStyle w:val="Compact"/>
+              <w:spacing w:before="0" w:after="0"/>
+            </w:pPr>
+            <w:r>
+              <w:rPr>
+                <w:rFonts w:ascii="Times New Roman" w:hAnsi="Times New Roman" w:eastAsia="宋体"/>
+                <w:color w:val="000000"/>
+                <w:sz w:val="18"/>
+              </w:rPr>
               <w:t xml:space="preserve">18</w:t>
             </w:r>
           </w:p>
         </w:tc>
         <w:tc>
           <w:tcPr>
-            <w:tcW w:type="dxa" w:w="961"/>
-          </w:tcPr>
-          <w:p>
-            <w:pPr>
-              <w:pStyle w:val="Compact"/>
-            </w:pPr>
-            <w:r>
+            <w:tcW w:type="dxa" w:w="985"/>
+          </w:tcPr>
+          <w:p>
+            <w:pPr>
+              <w:pStyle w:val="Compact"/>
+              <w:spacing w:before="0" w:after="0"/>
+            </w:pPr>
+            <w:r>
+              <w:rPr>
+                <w:rFonts w:ascii="Times New Roman" w:hAnsi="Times New Roman" w:eastAsia="宋体"/>
+                <w:color w:val="000000"/>
+                <w:sz w:val="18"/>
+              </w:rPr>
               <w:t xml:space="preserve">19</w:t>
             </w:r>
           </w:p>
         </w:tc>
         <w:tc>
           <w:tcPr>
-            <w:tcW w:type="dxa" w:w="961"/>
-          </w:tcPr>
-          <w:p>
-            <w:pPr>
-              <w:pStyle w:val="Compact"/>
-            </w:pPr>
-            <w:r>
+            <w:tcW w:type="dxa" w:w="985"/>
+          </w:tcPr>
+          <w:p>
+            <w:pPr>
+              <w:pStyle w:val="Compact"/>
+              <w:spacing w:before="0" w:after="0"/>
+            </w:pPr>
+            <w:r>
+              <w:rPr>
+                <w:rFonts w:ascii="Times New Roman" w:hAnsi="Times New Roman" w:eastAsia="宋体"/>
+                <w:color w:val="000000"/>
+                <w:sz w:val="18"/>
+              </w:rPr>
               <w:t xml:space="preserve">20</w:t>
             </w:r>
           </w:p>
@@ -10499,19 +10420,27 @@
         </w:trPr>
         <w:tc>
           <w:tcPr>
-            <w:tcW w:type="dxa" w:w="2297"/>
-          </w:tcPr>
-          <w:p>
-            <w:pPr>
-              <w:pStyle w:val="Compact"/>
-            </w:pPr>
-            <w:r>
-              <w:rPr>
-                <w:rFonts w:hint="eastAsia"/>
+            <w:tcW w:type="dxa" w:w="2130"/>
+          </w:tcPr>
+          <w:p>
+            <w:pPr>
+              <w:pStyle w:val="Compact"/>
+              <w:spacing w:before="0" w:after="0"/>
+            </w:pPr>
+            <w:r>
+              <w:rPr>
+                <w:rFonts w:hint="eastAsia" w:ascii="Times New Roman" w:hAnsi="Times New Roman" w:eastAsia="宋体"/>
+                <w:color w:val="000000"/>
+                <w:sz w:val="18"/>
               </w:rPr>
               <w:t xml:space="preserve">估算耗时</w:t>
             </w:r>
             <w:r>
+              <w:rPr>
+                <w:rFonts w:ascii="Times New Roman" w:hAnsi="Times New Roman" w:eastAsia="宋体"/>
+                <w:color w:val="000000"/>
+                <w:sz w:val="18"/>
+              </w:rPr>
               <w:t xml:space="preserve"> </w:t>
             </w:r>
             <m:oMath>
@@ -10527,100 +10456,152 @@
               </m:acc>
             </m:oMath>
             <w:r>
+              <w:rPr>
+                <w:rFonts w:ascii="Times New Roman" w:hAnsi="Times New Roman" w:eastAsia="宋体"/>
+                <w:color w:val="000000"/>
+                <w:sz w:val="18"/>
+              </w:rPr>
               <w:t xml:space="preserve"> </w:t>
             </w:r>
             <w:r>
+              <w:rPr>
+                <w:rFonts w:ascii="Times New Roman" w:hAnsi="Times New Roman" w:eastAsia="宋体"/>
+                <w:color w:val="000000"/>
+                <w:sz w:val="18"/>
+              </w:rPr>
               <w:t xml:space="preserve">(s)</w:t>
             </w:r>
           </w:p>
         </w:tc>
         <w:tc>
           <w:tcPr>
-            <w:tcW w:type="dxa" w:w="961"/>
-          </w:tcPr>
-          <w:p>
-            <w:pPr>
-              <w:pStyle w:val="Compact"/>
-            </w:pPr>
-            <w:r>
+            <w:tcW w:type="dxa" w:w="985"/>
+          </w:tcPr>
+          <w:p>
+            <w:pPr>
+              <w:pStyle w:val="Compact"/>
+              <w:spacing w:before="0" w:after="0"/>
+            </w:pPr>
+            <w:r>
+              <w:rPr>
+                <w:rFonts w:ascii="Times New Roman" w:hAnsi="Times New Roman" w:eastAsia="宋体"/>
+                <w:color w:val="000000"/>
+                <w:sz w:val="18"/>
+              </w:rPr>
               <w:t xml:space="preserve">0.12</w:t>
             </w:r>
           </w:p>
         </w:tc>
         <w:tc>
           <w:tcPr>
-            <w:tcW w:type="dxa" w:w="961"/>
-          </w:tcPr>
-          <w:p>
-            <w:pPr>
-              <w:pStyle w:val="Compact"/>
-            </w:pPr>
-            <w:r>
+            <w:tcW w:type="dxa" w:w="985"/>
+          </w:tcPr>
+          <w:p>
+            <w:pPr>
+              <w:pStyle w:val="Compact"/>
+              <w:spacing w:before="0" w:after="0"/>
+            </w:pPr>
+            <w:r>
+              <w:rPr>
+                <w:rFonts w:ascii="Times New Roman" w:hAnsi="Times New Roman" w:eastAsia="宋体"/>
+                <w:color w:val="000000"/>
+                <w:sz w:val="18"/>
+              </w:rPr>
               <w:t xml:space="preserve">0.17</w:t>
             </w:r>
           </w:p>
         </w:tc>
         <w:tc>
           <w:tcPr>
-            <w:tcW w:type="dxa" w:w="961"/>
-          </w:tcPr>
-          <w:p>
-            <w:pPr>
-              <w:pStyle w:val="Compact"/>
-            </w:pPr>
-            <w:r>
+            <w:tcW w:type="dxa" w:w="985"/>
+          </w:tcPr>
+          <w:p>
+            <w:pPr>
+              <w:pStyle w:val="Compact"/>
+              <w:spacing w:before="0" w:after="0"/>
+            </w:pPr>
+            <w:r>
+              <w:rPr>
+                <w:rFonts w:ascii="Times New Roman" w:hAnsi="Times New Roman" w:eastAsia="宋体"/>
+                <w:color w:val="000000"/>
+                <w:sz w:val="18"/>
+              </w:rPr>
               <w:t xml:space="preserve">0.26</w:t>
             </w:r>
           </w:p>
         </w:tc>
         <w:tc>
           <w:tcPr>
-            <w:tcW w:type="dxa" w:w="961"/>
-          </w:tcPr>
-          <w:p>
-            <w:pPr>
-              <w:pStyle w:val="Compact"/>
-            </w:pPr>
-            <w:r>
+            <w:tcW w:type="dxa" w:w="985"/>
+          </w:tcPr>
+          <w:p>
+            <w:pPr>
+              <w:pStyle w:val="Compact"/>
+              <w:spacing w:before="0" w:after="0"/>
+            </w:pPr>
+            <w:r>
+              <w:rPr>
+                <w:rFonts w:ascii="Times New Roman" w:hAnsi="Times New Roman" w:eastAsia="宋体"/>
+                <w:color w:val="000000"/>
+                <w:sz w:val="18"/>
+              </w:rPr>
               <w:t xml:space="preserve">0.45</w:t>
             </w:r>
           </w:p>
         </w:tc>
         <w:tc>
           <w:tcPr>
-            <w:tcW w:type="dxa" w:w="961"/>
-          </w:tcPr>
-          <w:p>
-            <w:pPr>
-              <w:pStyle w:val="Compact"/>
-            </w:pPr>
-            <w:r>
+            <w:tcW w:type="dxa" w:w="985"/>
+          </w:tcPr>
+          <w:p>
+            <w:pPr>
+              <w:pStyle w:val="Compact"/>
+              <w:spacing w:before="0" w:after="0"/>
+            </w:pPr>
+            <w:r>
+              <w:rPr>
+                <w:rFonts w:ascii="Times New Roman" w:hAnsi="Times New Roman" w:eastAsia="宋体"/>
+                <w:color w:val="000000"/>
+                <w:sz w:val="18"/>
+              </w:rPr>
               <w:t xml:space="preserve">0.83</w:t>
             </w:r>
           </w:p>
         </w:tc>
         <w:tc>
           <w:tcPr>
-            <w:tcW w:type="dxa" w:w="961"/>
-          </w:tcPr>
-          <w:p>
-            <w:pPr>
-              <w:pStyle w:val="Compact"/>
-            </w:pPr>
-            <w:r>
+            <w:tcW w:type="dxa" w:w="985"/>
+          </w:tcPr>
+          <w:p>
+            <w:pPr>
+              <w:pStyle w:val="Compact"/>
+              <w:spacing w:before="0" w:after="0"/>
+            </w:pPr>
+            <w:r>
+              <w:rPr>
+                <w:rFonts w:ascii="Times New Roman" w:hAnsi="Times New Roman" w:eastAsia="宋体"/>
+                <w:color w:val="000000"/>
+                <w:sz w:val="18"/>
+              </w:rPr>
               <w:t xml:space="preserve">1.58</w:t>
             </w:r>
           </w:p>
         </w:tc>
         <w:tc>
           <w:tcPr>
-            <w:tcW w:type="dxa" w:w="961"/>
-          </w:tcPr>
-          <w:p>
-            <w:pPr>
-              <w:pStyle w:val="Compact"/>
-            </w:pPr>
-            <w:r>
+            <w:tcW w:type="dxa" w:w="985"/>
+          </w:tcPr>
+          <w:p>
+            <w:pPr>
+              <w:pStyle w:val="Compact"/>
+              <w:spacing w:before="0" w:after="0"/>
+            </w:pPr>
+            <w:r>
+              <w:rPr>
+                <w:rFonts w:ascii="Times New Roman" w:hAnsi="Times New Roman" w:eastAsia="宋体"/>
+                <w:color w:val="000000"/>
+                <w:sz w:val="18"/>
+              </w:rPr>
               <w:t xml:space="preserve">3.08</w:t>
             </w:r>
           </w:p>
@@ -10632,110 +10613,160 @@
         </w:trPr>
         <w:tc>
           <w:tcPr>
-            <w:tcW w:type="dxa" w:w="2297"/>
-          </w:tcPr>
-          <w:p>
-            <w:pPr>
-              <w:pStyle w:val="Compact"/>
-            </w:pPr>
-            <w:r>
-              <w:rPr>
-                <w:rFonts w:hint="eastAsia"/>
+            <w:tcW w:type="dxa" w:w="2130"/>
+          </w:tcPr>
+          <w:p>
+            <w:pPr>
+              <w:pStyle w:val="Compact"/>
+              <w:spacing w:before="0" w:after="0"/>
+            </w:pPr>
+            <w:r>
+              <w:rPr>
+                <w:rFonts w:hint="eastAsia" w:ascii="Times New Roman" w:hAnsi="Times New Roman" w:eastAsia="宋体"/>
+                <w:color w:val="000000"/>
+                <w:sz w:val="18"/>
               </w:rPr>
               <w:t xml:space="preserve">实测耗时中位</w:t>
             </w:r>
             <w:r>
+              <w:rPr>
+                <w:rFonts w:ascii="Times New Roman" w:hAnsi="Times New Roman" w:eastAsia="宋体"/>
+                <w:color w:val="000000"/>
+                <w:sz w:val="18"/>
+              </w:rPr>
               <w:t xml:space="preserve"> (s)</w:t>
             </w:r>
           </w:p>
         </w:tc>
         <w:tc>
           <w:tcPr>
-            <w:tcW w:type="dxa" w:w="961"/>
-          </w:tcPr>
-          <w:p>
-            <w:pPr>
-              <w:pStyle w:val="Compact"/>
-            </w:pPr>
-            <w:r>
+            <w:tcW w:type="dxa" w:w="985"/>
+          </w:tcPr>
+          <w:p>
+            <w:pPr>
+              <w:pStyle w:val="Compact"/>
+              <w:spacing w:before="0" w:after="0"/>
+            </w:pPr>
+            <w:r>
+              <w:rPr>
+                <w:rFonts w:ascii="Times New Roman" w:hAnsi="Times New Roman" w:eastAsia="宋体"/>
+                <w:color w:val="000000"/>
+                <w:sz w:val="18"/>
+              </w:rPr>
               <w:t xml:space="preserve">0.053</w:t>
             </w:r>
           </w:p>
         </w:tc>
         <w:tc>
           <w:tcPr>
-            <w:tcW w:type="dxa" w:w="961"/>
-          </w:tcPr>
-          <w:p>
-            <w:pPr>
-              <w:pStyle w:val="Compact"/>
-            </w:pPr>
-            <w:r>
+            <w:tcW w:type="dxa" w:w="985"/>
+          </w:tcPr>
+          <w:p>
+            <w:pPr>
+              <w:pStyle w:val="Compact"/>
+              <w:spacing w:before="0" w:after="0"/>
+            </w:pPr>
+            <w:r>
+              <w:rPr>
+                <w:rFonts w:ascii="Times New Roman" w:hAnsi="Times New Roman" w:eastAsia="宋体"/>
+                <w:color w:val="000000"/>
+                <w:sz w:val="18"/>
+              </w:rPr>
               <w:t xml:space="preserve">0.071</w:t>
             </w:r>
           </w:p>
         </w:tc>
         <w:tc>
           <w:tcPr>
-            <w:tcW w:type="dxa" w:w="961"/>
-          </w:tcPr>
-          <w:p>
-            <w:pPr>
-              <w:pStyle w:val="Compact"/>
-            </w:pPr>
-            <w:r>
+            <w:tcW w:type="dxa" w:w="985"/>
+          </w:tcPr>
+          <w:p>
+            <w:pPr>
+              <w:pStyle w:val="Compact"/>
+              <w:spacing w:before="0" w:after="0"/>
+            </w:pPr>
+            <w:r>
+              <w:rPr>
+                <w:rFonts w:ascii="Times New Roman" w:hAnsi="Times New Roman" w:eastAsia="宋体"/>
+                <w:color w:val="000000"/>
+                <w:sz w:val="18"/>
+              </w:rPr>
               <w:t xml:space="preserve">0.112</w:t>
             </w:r>
           </w:p>
         </w:tc>
         <w:tc>
           <w:tcPr>
-            <w:tcW w:type="dxa" w:w="961"/>
-          </w:tcPr>
-          <w:p>
-            <w:pPr>
-              <w:pStyle w:val="Compact"/>
-            </w:pPr>
-            <w:r>
+            <w:tcW w:type="dxa" w:w="985"/>
+          </w:tcPr>
+          <w:p>
+            <w:pPr>
+              <w:pStyle w:val="Compact"/>
+              <w:spacing w:before="0" w:after="0"/>
+            </w:pPr>
+            <w:r>
+              <w:rPr>
+                <w:rFonts w:ascii="Times New Roman" w:hAnsi="Times New Roman" w:eastAsia="宋体"/>
+                <w:color w:val="000000"/>
+                <w:sz w:val="18"/>
+              </w:rPr>
               <w:t xml:space="preserve">0.206</w:t>
             </w:r>
           </w:p>
         </w:tc>
         <w:tc>
           <w:tcPr>
-            <w:tcW w:type="dxa" w:w="961"/>
-          </w:tcPr>
-          <w:p>
-            <w:pPr>
-              <w:pStyle w:val="Compact"/>
-            </w:pPr>
-            <w:r>
+            <w:tcW w:type="dxa" w:w="985"/>
+          </w:tcPr>
+          <w:p>
+            <w:pPr>
+              <w:pStyle w:val="Compact"/>
+              <w:spacing w:before="0" w:after="0"/>
+            </w:pPr>
+            <w:r>
+              <w:rPr>
+                <w:rFonts w:ascii="Times New Roman" w:hAnsi="Times New Roman" w:eastAsia="宋体"/>
+                <w:color w:val="000000"/>
+                <w:sz w:val="18"/>
+              </w:rPr>
               <w:t xml:space="preserve">0.421</w:t>
             </w:r>
           </w:p>
         </w:tc>
         <w:tc>
           <w:tcPr>
-            <w:tcW w:type="dxa" w:w="961"/>
-          </w:tcPr>
-          <w:p>
-            <w:pPr>
-              <w:pStyle w:val="Compact"/>
-            </w:pPr>
-            <w:r>
+            <w:tcW w:type="dxa" w:w="985"/>
+          </w:tcPr>
+          <w:p>
+            <w:pPr>
+              <w:pStyle w:val="Compact"/>
+              <w:spacing w:before="0" w:after="0"/>
+            </w:pPr>
+            <w:r>
+              <w:rPr>
+                <w:rFonts w:ascii="Times New Roman" w:hAnsi="Times New Roman" w:eastAsia="宋体"/>
+                <w:color w:val="000000"/>
+                <w:sz w:val="18"/>
+              </w:rPr>
               <w:t xml:space="preserve">0.743</w:t>
             </w:r>
           </w:p>
         </w:tc>
         <w:tc>
           <w:tcPr>
-            <w:tcW w:type="dxa" w:w="961"/>
-          </w:tcPr>
-          <w:p>
-            <w:pPr>
-              <w:pStyle w:val="Compact"/>
-            </w:pPr>
-            <w:r>
+            <w:tcW w:type="dxa" w:w="985"/>
+          </w:tcPr>
+          <w:p>
+            <w:pPr>
+              <w:pStyle w:val="Compact"/>
+              <w:spacing w:before="0" w:after="0"/>
+            </w:pPr>
+            <w:r>
+              <w:rPr>
+                <w:rFonts w:ascii="Times New Roman" w:hAnsi="Times New Roman" w:eastAsia="宋体"/>
+                <w:color w:val="000000"/>
+                <w:sz w:val="18"/>
+              </w:rPr>
               <w:t xml:space="preserve">1.774</w:t>
             </w:r>
           </w:p>
@@ -10747,19 +10778,27 @@
         </w:trPr>
         <w:tc>
           <w:tcPr>
-            <w:tcW w:type="dxa" w:w="2297"/>
-          </w:tcPr>
-          <w:p>
-            <w:pPr>
-              <w:pStyle w:val="Compact"/>
-            </w:pPr>
-            <w:r>
-              <w:rPr>
-                <w:rFonts w:hint="eastAsia"/>
+            <w:tcW w:type="dxa" w:w="2130"/>
+          </w:tcPr>
+          <w:p>
+            <w:pPr>
+              <w:pStyle w:val="Compact"/>
+              <w:spacing w:before="0" w:after="0"/>
+            </w:pPr>
+            <w:r>
+              <w:rPr>
+                <w:rFonts w:hint="eastAsia" w:ascii="Times New Roman" w:hAnsi="Times New Roman" w:eastAsia="宋体"/>
+                <w:color w:val="000000"/>
+                <w:sz w:val="18"/>
               </w:rPr>
               <w:t xml:space="preserve">估算峰值内存</w:t>
             </w:r>
             <w:r>
+              <w:rPr>
+                <w:rFonts w:ascii="Times New Roman" w:hAnsi="Times New Roman" w:eastAsia="宋体"/>
+                <w:color w:val="000000"/>
+                <w:sz w:val="18"/>
+              </w:rPr>
               <w:t xml:space="preserve"> </w:t>
             </w:r>
             <m:oMath>
@@ -10775,100 +10814,152 @@
               </m:acc>
             </m:oMath>
             <w:r>
+              <w:rPr>
+                <w:rFonts w:ascii="Times New Roman" w:hAnsi="Times New Roman" w:eastAsia="宋体"/>
+                <w:color w:val="000000"/>
+                <w:sz w:val="18"/>
+              </w:rPr>
               <w:t xml:space="preserve"> </w:t>
             </w:r>
             <w:r>
+              <w:rPr>
+                <w:rFonts w:ascii="Times New Roman" w:hAnsi="Times New Roman" w:eastAsia="宋体"/>
+                <w:color w:val="000000"/>
+                <w:sz w:val="18"/>
+              </w:rPr>
               <w:t xml:space="preserve">(MB)</w:t>
             </w:r>
           </w:p>
         </w:tc>
         <w:tc>
           <w:tcPr>
-            <w:tcW w:type="dxa" w:w="961"/>
-          </w:tcPr>
-          <w:p>
-            <w:pPr>
-              <w:pStyle w:val="Compact"/>
-            </w:pPr>
-            <w:r>
+            <w:tcW w:type="dxa" w:w="985"/>
+          </w:tcPr>
+          <w:p>
+            <w:pPr>
+              <w:pStyle w:val="Compact"/>
+              <w:spacing w:before="0" w:after="0"/>
+            </w:pPr>
+            <w:r>
+              <w:rPr>
+                <w:rFonts w:ascii="Times New Roman" w:hAnsi="Times New Roman" w:eastAsia="宋体"/>
+                <w:color w:val="000000"/>
+                <w:sz w:val="18"/>
+              </w:rPr>
               <w:t xml:space="preserve">4.4</w:t>
             </w:r>
           </w:p>
         </w:tc>
         <w:tc>
           <w:tcPr>
-            <w:tcW w:type="dxa" w:w="961"/>
-          </w:tcPr>
-          <w:p>
-            <w:pPr>
-              <w:pStyle w:val="Compact"/>
-            </w:pPr>
-            <w:r>
+            <w:tcW w:type="dxa" w:w="985"/>
+          </w:tcPr>
+          <w:p>
+            <w:pPr>
+              <w:pStyle w:val="Compact"/>
+              <w:spacing w:before="0" w:after="0"/>
+            </w:pPr>
+            <w:r>
+              <w:rPr>
+                <w:rFonts w:ascii="Times New Roman" w:hAnsi="Times New Roman" w:eastAsia="宋体"/>
+                <w:color w:val="000000"/>
+                <w:sz w:val="18"/>
+              </w:rPr>
               <w:t xml:space="preserve">8.1</w:t>
             </w:r>
           </w:p>
         </w:tc>
         <w:tc>
           <w:tcPr>
-            <w:tcW w:type="dxa" w:w="961"/>
-          </w:tcPr>
-          <w:p>
-            <w:pPr>
-              <w:pStyle w:val="Compact"/>
-            </w:pPr>
-            <w:r>
+            <w:tcW w:type="dxa" w:w="985"/>
+          </w:tcPr>
+          <w:p>
+            <w:pPr>
+              <w:pStyle w:val="Compact"/>
+              <w:spacing w:before="0" w:after="0"/>
+            </w:pPr>
+            <w:r>
+              <w:rPr>
+                <w:rFonts w:ascii="Times New Roman" w:hAnsi="Times New Roman" w:eastAsia="宋体"/>
+                <w:color w:val="000000"/>
+                <w:sz w:val="18"/>
+              </w:rPr>
               <w:t xml:space="preserve">15.4</w:t>
             </w:r>
           </w:p>
         </w:tc>
         <w:tc>
           <w:tcPr>
-            <w:tcW w:type="dxa" w:w="961"/>
-          </w:tcPr>
-          <w:p>
-            <w:pPr>
-              <w:pStyle w:val="Compact"/>
-            </w:pPr>
-            <w:r>
+            <w:tcW w:type="dxa" w:w="985"/>
+          </w:tcPr>
+          <w:p>
+            <w:pPr>
+              <w:pStyle w:val="Compact"/>
+              <w:spacing w:before="0" w:after="0"/>
+            </w:pPr>
+            <w:r>
+              <w:rPr>
+                <w:rFonts w:ascii="Times New Roman" w:hAnsi="Times New Roman" w:eastAsia="宋体"/>
+                <w:color w:val="000000"/>
+                <w:sz w:val="18"/>
+              </w:rPr>
               <w:t xml:space="preserve">30.0</w:t>
             </w:r>
           </w:p>
         </w:tc>
         <w:tc>
           <w:tcPr>
-            <w:tcW w:type="dxa" w:w="961"/>
-          </w:tcPr>
-          <w:p>
-            <w:pPr>
-              <w:pStyle w:val="Compact"/>
-            </w:pPr>
-            <w:r>
+            <w:tcW w:type="dxa" w:w="985"/>
+          </w:tcPr>
+          <w:p>
+            <w:pPr>
+              <w:pStyle w:val="Compact"/>
+              <w:spacing w:before="0" w:after="0"/>
+            </w:pPr>
+            <w:r>
+              <w:rPr>
+                <w:rFonts w:ascii="Times New Roman" w:hAnsi="Times New Roman" w:eastAsia="宋体"/>
+                <w:color w:val="000000"/>
+                <w:sz w:val="18"/>
+              </w:rPr>
               <w:t xml:space="preserve">59.2</w:t>
             </w:r>
           </w:p>
         </w:tc>
         <w:tc>
           <w:tcPr>
-            <w:tcW w:type="dxa" w:w="961"/>
-          </w:tcPr>
-          <w:p>
-            <w:pPr>
-              <w:pStyle w:val="Compact"/>
-            </w:pPr>
-            <w:r>
+            <w:tcW w:type="dxa" w:w="985"/>
+          </w:tcPr>
+          <w:p>
+            <w:pPr>
+              <w:pStyle w:val="Compact"/>
+              <w:spacing w:before="0" w:after="0"/>
+            </w:pPr>
+            <w:r>
+              <w:rPr>
+                <w:rFonts w:ascii="Times New Roman" w:hAnsi="Times New Roman" w:eastAsia="宋体"/>
+                <w:color w:val="000000"/>
+                <w:sz w:val="18"/>
+              </w:rPr>
               <w:t xml:space="preserve">117.6</w:t>
             </w:r>
           </w:p>
         </w:tc>
         <w:tc>
           <w:tcPr>
-            <w:tcW w:type="dxa" w:w="961"/>
-          </w:tcPr>
-          <w:p>
-            <w:pPr>
-              <w:pStyle w:val="Compact"/>
-            </w:pPr>
-            <w:r>
+            <w:tcW w:type="dxa" w:w="985"/>
+          </w:tcPr>
+          <w:p>
+            <w:pPr>
+              <w:pStyle w:val="Compact"/>
+              <w:spacing w:before="0" w:after="0"/>
+            </w:pPr>
+            <w:r>
+              <w:rPr>
+                <w:rFonts w:ascii="Times New Roman" w:hAnsi="Times New Roman" w:eastAsia="宋体"/>
+                <w:color w:val="000000"/>
+                <w:sz w:val="18"/>
+              </w:rPr>
               <w:t xml:space="preserve">234.5</w:t>
             </w:r>
           </w:p>
@@ -10880,110 +10971,160 @@
         </w:trPr>
         <w:tc>
           <w:tcPr>
-            <w:tcW w:type="dxa" w:w="2297"/>
-          </w:tcPr>
-          <w:p>
-            <w:pPr>
-              <w:pStyle w:val="Compact"/>
-            </w:pPr>
-            <w:r>
-              <w:rPr>
-                <w:rFonts w:hint="eastAsia"/>
+            <w:tcW w:type="dxa" w:w="2130"/>
+          </w:tcPr>
+          <w:p>
+            <w:pPr>
+              <w:pStyle w:val="Compact"/>
+              <w:spacing w:before="0" w:after="0"/>
+            </w:pPr>
+            <w:r>
+              <w:rPr>
+                <w:rFonts w:hint="eastAsia" w:ascii="Times New Roman" w:hAnsi="Times New Roman" w:eastAsia="宋体"/>
+                <w:color w:val="000000"/>
+                <w:sz w:val="18"/>
               </w:rPr>
               <w:t xml:space="preserve">实测峰值内存</w:t>
             </w:r>
             <w:r>
+              <w:rPr>
+                <w:rFonts w:ascii="Times New Roman" w:hAnsi="Times New Roman" w:eastAsia="宋体"/>
+                <w:color w:val="000000"/>
+                <w:sz w:val="18"/>
+              </w:rPr>
               <w:t xml:space="preserve"> (MB)</w:t>
             </w:r>
           </w:p>
         </w:tc>
         <w:tc>
           <w:tcPr>
-            <w:tcW w:type="dxa" w:w="961"/>
-          </w:tcPr>
-          <w:p>
-            <w:pPr>
-              <w:pStyle w:val="Compact"/>
-            </w:pPr>
-            <w:r>
+            <w:tcW w:type="dxa" w:w="985"/>
+          </w:tcPr>
+          <w:p>
+            <w:pPr>
+              <w:pStyle w:val="Compact"/>
+              <w:spacing w:before="0" w:after="0"/>
+            </w:pPr>
+            <w:r>
+              <w:rPr>
+                <w:rFonts w:ascii="Times New Roman" w:hAnsi="Times New Roman" w:eastAsia="宋体"/>
+                <w:color w:val="000000"/>
+                <w:sz w:val="18"/>
+              </w:rPr>
               <w:t xml:space="preserve">2.5</w:t>
             </w:r>
           </w:p>
         </w:tc>
         <w:tc>
           <w:tcPr>
-            <w:tcW w:type="dxa" w:w="961"/>
-          </w:tcPr>
-          <w:p>
-            <w:pPr>
-              <w:pStyle w:val="Compact"/>
-            </w:pPr>
-            <w:r>
+            <w:tcW w:type="dxa" w:w="985"/>
+          </w:tcPr>
+          <w:p>
+            <w:pPr>
+              <w:pStyle w:val="Compact"/>
+              <w:spacing w:before="0" w:after="0"/>
+            </w:pPr>
+            <w:r>
+              <w:rPr>
+                <w:rFonts w:ascii="Times New Roman" w:hAnsi="Times New Roman" w:eastAsia="宋体"/>
+                <w:color w:val="000000"/>
+                <w:sz w:val="18"/>
+              </w:rPr>
               <w:t xml:space="preserve">5.2</w:t>
             </w:r>
           </w:p>
         </w:tc>
         <w:tc>
           <w:tcPr>
-            <w:tcW w:type="dxa" w:w="961"/>
-          </w:tcPr>
-          <w:p>
-            <w:pPr>
-              <w:pStyle w:val="Compact"/>
-            </w:pPr>
-            <w:r>
+            <w:tcW w:type="dxa" w:w="985"/>
+          </w:tcPr>
+          <w:p>
+            <w:pPr>
+              <w:pStyle w:val="Compact"/>
+              <w:spacing w:before="0" w:after="0"/>
+            </w:pPr>
+            <w:r>
+              <w:rPr>
+                <w:rFonts w:ascii="Times New Roman" w:hAnsi="Times New Roman" w:eastAsia="宋体"/>
+                <w:color w:val="000000"/>
+                <w:sz w:val="18"/>
+              </w:rPr>
               <w:t xml:space="preserve">9.5</w:t>
             </w:r>
           </w:p>
         </w:tc>
         <w:tc>
           <w:tcPr>
-            <w:tcW w:type="dxa" w:w="961"/>
-          </w:tcPr>
-          <w:p>
-            <w:pPr>
-              <w:pStyle w:val="Compact"/>
-            </w:pPr>
-            <w:r>
+            <w:tcW w:type="dxa" w:w="985"/>
+          </w:tcPr>
+          <w:p>
+            <w:pPr>
+              <w:pStyle w:val="Compact"/>
+              <w:spacing w:before="0" w:after="0"/>
+            </w:pPr>
+            <w:r>
+              <w:rPr>
+                <w:rFonts w:ascii="Times New Roman" w:hAnsi="Times New Roman" w:eastAsia="宋体"/>
+                <w:color w:val="000000"/>
+                <w:sz w:val="18"/>
+              </w:rPr>
               <w:t xml:space="preserve">19.1</w:t>
             </w:r>
           </w:p>
         </w:tc>
         <w:tc>
           <w:tcPr>
-            <w:tcW w:type="dxa" w:w="961"/>
-          </w:tcPr>
-          <w:p>
-            <w:pPr>
-              <w:pStyle w:val="Compact"/>
-            </w:pPr>
-            <w:r>
+            <w:tcW w:type="dxa" w:w="985"/>
+          </w:tcPr>
+          <w:p>
+            <w:pPr>
+              <w:pStyle w:val="Compact"/>
+              <w:spacing w:before="0" w:after="0"/>
+            </w:pPr>
+            <w:r>
+              <w:rPr>
+                <w:rFonts w:ascii="Times New Roman" w:hAnsi="Times New Roman" w:eastAsia="宋体"/>
+                <w:color w:val="000000"/>
+                <w:sz w:val="18"/>
+              </w:rPr>
               <w:t xml:space="preserve">36.7</w:t>
             </w:r>
           </w:p>
         </w:tc>
         <w:tc>
           <w:tcPr>
-            <w:tcW w:type="dxa" w:w="961"/>
-          </w:tcPr>
-          <w:p>
-            <w:pPr>
-              <w:pStyle w:val="Compact"/>
-            </w:pPr>
-            <w:r>
+            <w:tcW w:type="dxa" w:w="985"/>
+          </w:tcPr>
+          <w:p>
+            <w:pPr>
+              <w:pStyle w:val="Compact"/>
+              <w:spacing w:before="0" w:after="0"/>
+            </w:pPr>
+            <w:r>
+              <w:rPr>
+                <w:rFonts w:ascii="Times New Roman" w:hAnsi="Times New Roman" w:eastAsia="宋体"/>
+                <w:color w:val="000000"/>
+                <w:sz w:val="18"/>
+              </w:rPr>
               <w:t xml:space="preserve">75.4</w:t>
             </w:r>
           </w:p>
         </w:tc>
         <w:tc>
           <w:tcPr>
-            <w:tcW w:type="dxa" w:w="961"/>
-          </w:tcPr>
-          <w:p>
-            <w:pPr>
-              <w:pStyle w:val="Compact"/>
-            </w:pPr>
-            <w:r>
+            <w:tcW w:type="dxa" w:w="985"/>
+          </w:tcPr>
+          <w:p>
+            <w:pPr>
+              <w:pStyle w:val="Compact"/>
+              <w:spacing w:before="0" w:after="0"/>
+            </w:pPr>
+            <w:r>
+              <w:rPr>
+                <w:rFonts w:ascii="Times New Roman" w:hAnsi="Times New Roman" w:eastAsia="宋体"/>
+                <w:color w:val="000000"/>
+                <w:sz w:val="18"/>
+              </w:rPr>
               <w:t xml:space="preserve">155.8</w:t>
             </w:r>
           </w:p>
@@ -12270,21 +12411,10 @@
           <m:e>
             <m:r>
               <m:rPr>
+                <m:nor/>
                 <m:sty m:val="p"/>
               </m:rPr>
-              <m:t>E</m:t>
-            </m:r>
-            <m:r>
-              <m:rPr>
-                <m:sty m:val="p"/>
-              </m:rPr>
-              <m:t>E</m:t>
-            </m:r>
-            <m:r>
-              <m:rPr>
-                <m:sty m:val="p"/>
-              </m:rPr>
-              <m:t>D</m:t>
+              <m:t>EED</m:t>
             </m:r>
           </m:e>
         </m:nary>
@@ -13068,27 +13198,10 @@
                   </m:r>
                   <m:r>
                     <m:rPr>
+                      <m:nor/>
                       <m:sty m:val="p"/>
                     </m:rPr>
-                    <m:t>l</m:t>
-                  </m:r>
-                  <m:r>
-                    <m:rPr>
-                      <m:sty m:val="p"/>
-                    </m:rPr>
-                    <m:t>o</m:t>
-                  </m:r>
-                  <m:r>
-                    <m:rPr>
-                      <m:sty m:val="p"/>
-                    </m:rPr>
-                    <m:t>a</m:t>
-                  </m:r>
-                  <m:r>
-                    <m:rPr>
-                      <m:sty m:val="p"/>
-                    </m:rPr>
-                    <m:t>d</m:t>
+                    <m:t>load</m:t>
                   </m:r>
                   <m:r>
                     <m:rPr>
@@ -13120,27 +13233,10 @@
           </m:r>
           <m:r>
             <m:rPr>
+              <m:nor/>
               <m:sty m:val="p"/>
             </m:rPr>
-            <m:t>l</m:t>
-          </m:r>
-          <m:r>
-            <m:rPr>
-              <m:sty m:val="p"/>
-            </m:rPr>
-            <m:t>o</m:t>
-          </m:r>
-          <m:r>
-            <m:rPr>
-              <m:sty m:val="p"/>
-            </m:rPr>
-            <m:t>a</m:t>
-          </m:r>
-          <m:r>
-            <m:rPr>
-              <m:sty m:val="p"/>
-            </m:rPr>
-            <m:t>d</m:t>
+            <m:t>load</m:t>
           </m:r>
           <m:r>
             <m:rPr>
@@ -13237,27 +13333,10 @@
       <m:oMath>
         <m:r>
           <m:rPr>
+            <m:nor/>
             <m:sty m:val="p"/>
           </m:rPr>
-          <m:t>l</m:t>
-        </m:r>
-        <m:r>
-          <m:rPr>
-            <m:sty m:val="p"/>
-          </m:rPr>
-          <m:t>o</m:t>
-        </m:r>
-        <m:r>
-          <m:rPr>
-            <m:sty m:val="p"/>
-          </m:rPr>
-          <m:t>a</m:t>
-        </m:r>
-        <m:r>
-          <m:rPr>
-            <m:sty m:val="p"/>
-          </m:rPr>
-          <m:t>d</m:t>
+          <m:t>load</m:t>
         </m:r>
         <m:r>
           <m:rPr>
@@ -14062,27 +14141,10 @@
         </m:r>
         <m:r>
           <m:rPr>
+            <m:nor/>
             <m:sty m:val="p"/>
           </m:rPr>
-          <m:t>l</m:t>
-        </m:r>
-        <m:r>
-          <m:rPr>
-            <m:sty m:val="p"/>
-          </m:rPr>
-          <m:t>o</m:t>
-        </m:r>
-        <m:r>
-          <m:rPr>
-            <m:sty m:val="p"/>
-          </m:rPr>
-          <m:t>a</m:t>
-        </m:r>
-        <m:r>
-          <m:rPr>
-            <m:sty m:val="p"/>
-          </m:rPr>
-          <m:t>d</m:t>
+          <m:t>load</m:t>
         </m:r>
         <m:r>
           <m:rPr>
@@ -16023,27 +16085,10 @@
       <m:oMath>
         <m:r>
           <m:rPr>
+            <m:nor/>
             <m:sty m:val="p"/>
           </m:rPr>
-          <m:t>c</m:t>
-        </m:r>
-        <m:r>
-          <m:rPr>
-            <m:sty m:val="p"/>
-          </m:rPr>
-          <m:t>o</m:t>
-        </m:r>
-        <m:r>
-          <m:rPr>
-            <m:sty m:val="p"/>
-          </m:rPr>
-          <m:t>s</m:t>
-        </m:r>
-        <m:r>
-          <m:rPr>
-            <m:sty m:val="p"/>
-          </m:rPr>
-          <m:t>t</m:t>
+          <m:t>cost</m:t>
         </m:r>
         <m:r>
           <m:rPr>
@@ -16124,27 +16169,10 @@
         </m:r>
         <m:r>
           <m:rPr>
+            <m:nor/>
             <m:sty m:val="p"/>
           </m:rPr>
-          <m:t>c</m:t>
-        </m:r>
-        <m:r>
-          <m:rPr>
-            <m:sty m:val="p"/>
-          </m:rPr>
-          <m:t>o</m:t>
-        </m:r>
-        <m:r>
-          <m:rPr>
-            <m:sty m:val="p"/>
-          </m:rPr>
-          <m:t>s</m:t>
-        </m:r>
-        <m:r>
-          <m:rPr>
-            <m:sty m:val="p"/>
-          </m:rPr>
-          <m:t>t</m:t>
+          <m:t>cost</m:t>
         </m:r>
         <m:r>
           <m:rPr>
@@ -18520,22 +18548,22 @@
     <w:tbl>
       <w:tblPr>
         <w:tblStyle w:val="Table"/>
+        <w:tblW w:w="9026" w:type="dxa"/>
         <w:jc w:val="center"/>
-        <w:tblLook w:firstRow="1" w:lastRow="0" w:firstColumn="0" w:lastColumn="0" w:noHBand="0" w:noVBand="0" w:val="0020"/>
+        <w:tblLayout w:type="fixed"/>
         <w:tblCellMar>
           <w:top w:w="0" w:type="dxa"/>
           <w:left w:w="45" w:type="dxa"/>
           <w:bottom w:w="0" w:type="dxa"/>
           <w:right w:w="45" w:type="dxa"/>
         </w:tblCellMar>
-        <w:tblLayout w:type="fixed"/>
-        <w:tblW w:w="9026" w:type="dxa"/>
+        <w:tblLook w:firstRow="1" w:lastRow="0" w:firstColumn="0" w:lastColumn="0" w:noHBand="0" w:noVBand="0" w:val="0020"/>
       </w:tblPr>
       <w:tblGrid>
-        <w:gridCol w:w="1980"/>
-        <w:gridCol w:w="1980"/>
-        <w:gridCol w:w="1980"/>
-        <w:gridCol w:w="1980"/>
+        <w:gridCol w:w="2045"/>
+        <w:gridCol w:w="1112"/>
+        <w:gridCol w:w="1281"/>
+        <w:gridCol w:w="4588"/>
       </w:tblGrid>
       <w:tr>
         <w:trPr>
@@ -20228,23 +20256,23 @@
     <w:tbl>
       <w:tblPr>
         <w:tblStyle w:val="Table"/>
+        <w:tblW w:w="9026" w:type="dxa"/>
         <w:jc w:val="center"/>
-        <w:tblLook w:firstRow="1" w:lastRow="0" w:firstColumn="0" w:lastColumn="0" w:noHBand="0" w:noVBand="0" w:val="0020"/>
+        <w:tblLayout w:type="fixed"/>
         <w:tblCellMar>
           <w:top w:w="0" w:type="dxa"/>
           <w:left w:w="45" w:type="dxa"/>
           <w:bottom w:w="0" w:type="dxa"/>
           <w:right w:w="45" w:type="dxa"/>
         </w:tblCellMar>
-        <w:tblLayout w:type="fixed"/>
-        <w:tblW w:w="9026" w:type="dxa"/>
+        <w:tblLook w:firstRow="1" w:lastRow="0" w:firstColumn="0" w:lastColumn="0" w:noHBand="0" w:noVBand="0" w:val="0020"/>
       </w:tblPr>
       <w:tblGrid>
-        <w:gridCol w:w="1584"/>
-        <w:gridCol w:w="1584"/>
-        <w:gridCol w:w="1584"/>
-        <w:gridCol w:w="1584"/>
-        <w:gridCol w:w="1584"/>
+        <w:gridCol w:w="3541"/>
+        <w:gridCol w:w="1315"/>
+        <w:gridCol w:w="1427"/>
+        <w:gridCol w:w="1315"/>
+        <w:gridCol w:w="1427"/>
       </w:tblGrid>
       <w:tr>
         <w:trPr>
@@ -22059,21 +22087,21 @@
     <w:tbl>
       <w:tblPr>
         <w:tblStyle w:val="Table"/>
+        <w:tblW w:w="9026" w:type="dxa"/>
         <w:jc w:val="center"/>
-        <w:tblLook w:firstRow="1" w:lastRow="0" w:firstColumn="0" w:lastColumn="0" w:noHBand="0" w:noVBand="0" w:val="0020"/>
+        <w:tblLayout w:type="fixed"/>
         <w:tblCellMar>
           <w:top w:w="0" w:type="dxa"/>
           <w:left w:w="45" w:type="dxa"/>
           <w:bottom w:w="0" w:type="dxa"/>
           <w:right w:w="45" w:type="dxa"/>
         </w:tblCellMar>
-        <w:tblLayout w:type="fixed"/>
-        <w:tblW w:w="9026" w:type="dxa"/>
+        <w:tblLook w:firstRow="1" w:lastRow="0" w:firstColumn="0" w:lastColumn="0" w:noHBand="0" w:noVBand="0" w:val="0020"/>
       </w:tblPr>
       <w:tblGrid>
-        <w:gridCol w:w="2640"/>
-        <w:gridCol w:w="2640"/>
-        <w:gridCol w:w="2640"/>
+        <w:gridCol w:w="3613"/>
+        <w:gridCol w:w="2807"/>
+        <w:gridCol w:w="2606"/>
       </w:tblGrid>
       <w:tr>
         <w:trPr>
@@ -22372,21 +22400,21 @@
     <w:tbl>
       <w:tblPr>
         <w:tblStyle w:val="Table"/>
+        <w:tblW w:w="9026" w:type="dxa"/>
         <w:jc w:val="center"/>
-        <w:tblLook w:firstRow="1" w:lastRow="0" w:firstColumn="0" w:lastColumn="0" w:noHBand="0" w:noVBand="0" w:val="0020"/>
+        <w:tblLayout w:type="fixed"/>
         <w:tblCellMar>
           <w:top w:w="0" w:type="dxa"/>
           <w:left w:w="45" w:type="dxa"/>
           <w:bottom w:w="0" w:type="dxa"/>
           <w:right w:w="45" w:type="dxa"/>
         </w:tblCellMar>
-        <w:tblLayout w:type="fixed"/>
-        <w:tblW w:w="9026" w:type="dxa"/>
+        <w:tblLook w:firstRow="1" w:lastRow="0" w:firstColumn="0" w:lastColumn="0" w:noHBand="0" w:noVBand="0" w:val="0020"/>
       </w:tblPr>
       <w:tblGrid>
-        <w:gridCol w:w="2640"/>
-        <w:gridCol w:w="2640"/>
-        <w:gridCol w:w="2640"/>
+        <w:gridCol w:w="4420"/>
+        <w:gridCol w:w="1897"/>
+        <w:gridCol w:w="2708"/>
       </w:tblGrid>
       <w:tr>
         <w:trPr>
@@ -22395,7 +22423,7 @@
         </w:trPr>
         <w:tc>
           <w:tcPr>
-            <w:tcW w:type="dxa" w:w="4503"/>
+            <w:tcW w:type="dxa" w:w="4420"/>
           </w:tcPr>
           <w:p>
             <w:pPr>
@@ -22406,7 +22434,7 @@
               <w:rPr>
                 <w:rFonts w:hint="eastAsia" w:ascii="Times New Roman" w:hAnsi="Times New Roman" w:eastAsia="宋体"/>
                 <w:color w:val="000000"/>
-                <w:sz w:val="18"/>
+                <w:sz w:val="17"/>
               </w:rPr>
               <w:t xml:space="preserve">对照对象</w:t>
             </w:r>
@@ -22414,7 +22442,7 @@
         </w:tc>
         <w:tc>
           <w:tcPr>
-            <w:tcW w:type="dxa" w:w="1832"/>
+            <w:tcW w:type="dxa" w:w="1897"/>
           </w:tcPr>
           <w:p>
             <w:pPr>
@@ -22425,7 +22453,7 @@
               <w:rPr>
                 <w:rFonts w:hint="eastAsia" w:ascii="Times New Roman" w:hAnsi="Times New Roman" w:eastAsia="宋体"/>
                 <w:color w:val="000000"/>
-                <w:sz w:val="18"/>
+                <w:sz w:val="17"/>
               </w:rPr>
               <w:t xml:space="preserve">该对照的不可行实例</w:t>
             </w:r>
@@ -22433,7 +22461,7 @@
         </w:tc>
         <w:tc>
           <w:tcPr>
-            <w:tcW w:type="dxa" w:w="2691"/>
+            <w:tcW w:type="dxa" w:w="2708"/>
           </w:tcPr>
           <w:p>
             <w:pPr>
@@ -22444,7 +22472,7 @@
               <w:rPr>
                 <w:rFonts w:hint="eastAsia" w:ascii="Times New Roman" w:hAnsi="Times New Roman" w:eastAsia="宋体"/>
                 <w:color w:val="000000"/>
-                <w:sz w:val="18"/>
+                <w:sz w:val="17"/>
               </w:rPr>
               <w:t xml:space="preserve">本方法相对该基线的表现</w:t>
             </w:r>
@@ -22457,7 +22485,7 @@
         </w:trPr>
         <w:tc>
           <w:tcPr>
-            <w:tcW w:type="dxa" w:w="4503"/>
+            <w:tcW w:type="dxa" w:w="4420"/>
           </w:tcPr>
           <w:p>
             <w:pPr>
@@ -22468,7 +22496,7 @@
               <w:rPr>
                 <w:rFonts w:hint="eastAsia" w:ascii="Times New Roman" w:hAnsi="Times New Roman" w:eastAsia="宋体"/>
                 <w:color w:val="000000"/>
-                <w:sz w:val="18"/>
+                <w:sz w:val="17"/>
               </w:rPr>
               <w:t xml:space="preserve">几何最优回路（两方向中就可行且能耗更低者择优）</w:t>
             </w:r>
@@ -22476,7 +22504,7 @@
         </w:tc>
         <w:tc>
           <w:tcPr>
-            <w:tcW w:type="dxa" w:w="1832"/>
+            <w:tcW w:type="dxa" w:w="1897"/>
           </w:tcPr>
           <w:p>
             <w:pPr>
@@ -22487,7 +22515,7 @@
               <w:rPr>
                 <w:rFonts w:ascii="Times New Roman" w:hAnsi="Times New Roman" w:eastAsia="宋体"/>
                 <w:color w:val="000000"/>
-                <w:sz w:val="18"/>
+                <w:sz w:val="17"/>
               </w:rPr>
               <w:t xml:space="preserve">0 </w:t>
             </w:r>
@@ -22495,7 +22523,7 @@
               <w:rPr>
                 <w:rFonts w:hint="eastAsia" w:ascii="Times New Roman" w:hAnsi="Times New Roman" w:eastAsia="宋体"/>
                 <w:color w:val="000000"/>
-                <w:sz w:val="18"/>
+                <w:sz w:val="17"/>
               </w:rPr>
               <w:t xml:space="preserve">例</w:t>
             </w:r>
@@ -22503,7 +22531,7 @@
         </w:tc>
         <w:tc>
           <w:tcPr>
-            <w:tcW w:type="dxa" w:w="2691"/>
+            <w:tcW w:type="dxa" w:w="2708"/>
           </w:tcPr>
           <w:p>
             <w:pPr>
@@ -22514,7 +22542,7 @@
               <w:rPr>
                 <w:rFonts w:hint="eastAsia" w:ascii="Times New Roman" w:hAnsi="Times New Roman" w:eastAsia="宋体"/>
                 <w:color w:val="000000"/>
-                <w:sz w:val="18"/>
+                <w:sz w:val="17"/>
               </w:rPr>
               <w:t xml:space="preserve">在种子</w:t>
             </w:r>
@@ -22522,7 +22550,7 @@
               <w:rPr>
                 <w:rFonts w:ascii="Times New Roman" w:hAnsi="Times New Roman" w:eastAsia="宋体"/>
                 <w:color w:val="000000"/>
-                <w:sz w:val="18"/>
+                <w:sz w:val="17"/>
               </w:rPr>
               <w:t xml:space="preserve"> 9 </w:t>
             </w:r>
@@ -22530,7 +22558,7 @@
               <w:rPr>
                 <w:rFonts w:hint="eastAsia" w:ascii="Times New Roman" w:hAnsi="Times New Roman" w:eastAsia="宋体"/>
                 <w:color w:val="000000"/>
-                <w:sz w:val="18"/>
+                <w:sz w:val="17"/>
               </w:rPr>
               <w:t xml:space="preserve">上本方法劣于该基线</w:t>
             </w:r>
@@ -22785,26 +22813,26 @@
     <w:tbl>
       <w:tblPr>
         <w:tblStyle w:val="Table"/>
+        <w:tblW w:w="9026" w:type="dxa"/>
         <w:jc w:val="center"/>
-        <w:tblLook w:firstRow="1" w:lastRow="0" w:firstColumn="0" w:lastColumn="0" w:noHBand="0" w:noVBand="0" w:val="0020"/>
+        <w:tblLayout w:type="fixed"/>
         <w:tblCellMar>
           <w:top w:w="0" w:type="dxa"/>
           <w:left w:w="45" w:type="dxa"/>
           <w:bottom w:w="0" w:type="dxa"/>
           <w:right w:w="45" w:type="dxa"/>
         </w:tblCellMar>
-        <w:tblLayout w:type="fixed"/>
-        <w:tblW w:w="9026" w:type="dxa"/>
+        <w:tblLook w:firstRow="1" w:lastRow="0" w:firstColumn="0" w:lastColumn="0" w:noHBand="0" w:noVBand="0" w:val="0020"/>
       </w:tblPr>
       <w:tblGrid>
-        <w:gridCol w:w="990"/>
-        <w:gridCol w:w="990"/>
-        <w:gridCol w:w="990"/>
-        <w:gridCol w:w="990"/>
-        <w:gridCol w:w="990"/>
-        <w:gridCol w:w="990"/>
-        <w:gridCol w:w="990"/>
-        <w:gridCol w:w="990"/>
+        <w:gridCol w:w="1796"/>
+        <w:gridCol w:w="1033"/>
+        <w:gridCol w:w="1033"/>
+        <w:gridCol w:w="1033"/>
+        <w:gridCol w:w="1033"/>
+        <w:gridCol w:w="1033"/>
+        <w:gridCol w:w="1033"/>
+        <w:gridCol w:w="1033"/>
       </w:tblGrid>
       <w:tr>
         <w:trPr>
@@ -22813,19 +22841,27 @@
         </w:trPr>
         <w:tc>
           <w:tcPr>
-            <w:tcW w:type="dxa" w:w="1907"/>
-          </w:tcPr>
-          <w:p>
-            <w:pPr>
-              <w:pStyle w:val="Compact"/>
-            </w:pPr>
-            <w:r>
-              <w:rPr>
-                <w:rFonts w:hint="eastAsia"/>
+            <w:tcW w:type="dxa" w:w="1796"/>
+          </w:tcPr>
+          <w:p>
+            <w:pPr>
+              <w:pStyle w:val="Compact"/>
+              <w:spacing w:before="0" w:after="0"/>
+            </w:pPr>
+            <w:r>
+              <w:rPr>
+                <w:rFonts w:hint="eastAsia" w:ascii="Times New Roman" w:hAnsi="Times New Roman" w:eastAsia="宋体"/>
+                <w:color w:val="000000"/>
+                <w:sz w:val="18"/>
               </w:rPr>
               <w:t xml:space="preserve">目标点数</w:t>
             </w:r>
             <w:r>
+              <w:rPr>
+                <w:rFonts w:ascii="Times New Roman" w:hAnsi="Times New Roman" w:eastAsia="宋体"/>
+                <w:color w:val="000000"/>
+                <w:sz w:val="18"/>
+              </w:rPr>
               <w:t xml:space="preserve"> </w:t>
             </w:r>
             <m:oMath>
@@ -22837,91 +22873,133 @@
         </w:tc>
         <w:tc>
           <w:tcPr>
-            <w:tcW w:type="dxa" w:w="1017"/>
-          </w:tcPr>
-          <w:p>
-            <w:pPr>
-              <w:pStyle w:val="Compact"/>
-            </w:pPr>
-            <w:r>
+            <w:tcW w:type="dxa" w:w="1033"/>
+          </w:tcPr>
+          <w:p>
+            <w:pPr>
+              <w:pStyle w:val="Compact"/>
+              <w:spacing w:before="0" w:after="0"/>
+            </w:pPr>
+            <w:r>
+              <w:rPr>
+                <w:rFonts w:ascii="Times New Roman" w:hAnsi="Times New Roman" w:eastAsia="宋体"/>
+                <w:color w:val="000000"/>
+                <w:sz w:val="18"/>
+              </w:rPr>
               <w:t xml:space="preserve">14</w:t>
             </w:r>
           </w:p>
         </w:tc>
         <w:tc>
           <w:tcPr>
-            <w:tcW w:type="dxa" w:w="1017"/>
-          </w:tcPr>
-          <w:p>
-            <w:pPr>
-              <w:pStyle w:val="Compact"/>
-            </w:pPr>
-            <w:r>
+            <w:tcW w:type="dxa" w:w="1033"/>
+          </w:tcPr>
+          <w:p>
+            <w:pPr>
+              <w:pStyle w:val="Compact"/>
+              <w:spacing w:before="0" w:after="0"/>
+            </w:pPr>
+            <w:r>
+              <w:rPr>
+                <w:rFonts w:ascii="Times New Roman" w:hAnsi="Times New Roman" w:eastAsia="宋体"/>
+                <w:color w:val="000000"/>
+                <w:sz w:val="18"/>
+              </w:rPr>
               <w:t xml:space="preserve">15</w:t>
             </w:r>
           </w:p>
         </w:tc>
         <w:tc>
           <w:tcPr>
-            <w:tcW w:type="dxa" w:w="1017"/>
-          </w:tcPr>
-          <w:p>
-            <w:pPr>
-              <w:pStyle w:val="Compact"/>
-            </w:pPr>
-            <w:r>
+            <w:tcW w:type="dxa" w:w="1033"/>
+          </w:tcPr>
+          <w:p>
+            <w:pPr>
+              <w:pStyle w:val="Compact"/>
+              <w:spacing w:before="0" w:after="0"/>
+            </w:pPr>
+            <w:r>
+              <w:rPr>
+                <w:rFonts w:ascii="Times New Roman" w:hAnsi="Times New Roman" w:eastAsia="宋体"/>
+                <w:color w:val="000000"/>
+                <w:sz w:val="18"/>
+              </w:rPr>
               <w:t xml:space="preserve">16</w:t>
             </w:r>
           </w:p>
         </w:tc>
         <w:tc>
           <w:tcPr>
-            <w:tcW w:type="dxa" w:w="1017"/>
-          </w:tcPr>
-          <w:p>
-            <w:pPr>
-              <w:pStyle w:val="Compact"/>
-            </w:pPr>
-            <w:r>
+            <w:tcW w:type="dxa" w:w="1033"/>
+          </w:tcPr>
+          <w:p>
+            <w:pPr>
+              <w:pStyle w:val="Compact"/>
+              <w:spacing w:before="0" w:after="0"/>
+            </w:pPr>
+            <w:r>
+              <w:rPr>
+                <w:rFonts w:ascii="Times New Roman" w:hAnsi="Times New Roman" w:eastAsia="宋体"/>
+                <w:color w:val="000000"/>
+                <w:sz w:val="18"/>
+              </w:rPr>
               <w:t xml:space="preserve">17</w:t>
             </w:r>
           </w:p>
         </w:tc>
         <w:tc>
           <w:tcPr>
-            <w:tcW w:type="dxa" w:w="1017"/>
-          </w:tcPr>
-          <w:p>
-            <w:pPr>
-              <w:pStyle w:val="Compact"/>
-            </w:pPr>
-            <w:r>
+            <w:tcW w:type="dxa" w:w="1033"/>
+          </w:tcPr>
+          <w:p>
+            <w:pPr>
+              <w:pStyle w:val="Compact"/>
+              <w:spacing w:before="0" w:after="0"/>
+            </w:pPr>
+            <w:r>
+              <w:rPr>
+                <w:rFonts w:ascii="Times New Roman" w:hAnsi="Times New Roman" w:eastAsia="宋体"/>
+                <w:color w:val="000000"/>
+                <w:sz w:val="18"/>
+              </w:rPr>
               <w:t xml:space="preserve">18</w:t>
             </w:r>
           </w:p>
         </w:tc>
         <w:tc>
           <w:tcPr>
-            <w:tcW w:type="dxa" w:w="1017"/>
-          </w:tcPr>
-          <w:p>
-            <w:pPr>
-              <w:pStyle w:val="Compact"/>
-            </w:pPr>
-            <w:r>
+            <w:tcW w:type="dxa" w:w="1033"/>
+          </w:tcPr>
+          <w:p>
+            <w:pPr>
+              <w:pStyle w:val="Compact"/>
+              <w:spacing w:before="0" w:after="0"/>
+            </w:pPr>
+            <w:r>
+              <w:rPr>
+                <w:rFonts w:ascii="Times New Roman" w:hAnsi="Times New Roman" w:eastAsia="宋体"/>
+                <w:color w:val="000000"/>
+                <w:sz w:val="18"/>
+              </w:rPr>
               <w:t xml:space="preserve">19</w:t>
             </w:r>
           </w:p>
         </w:tc>
         <w:tc>
           <w:tcPr>
-            <w:tcW w:type="dxa" w:w="1017"/>
-          </w:tcPr>
-          <w:p>
-            <w:pPr>
-              <w:pStyle w:val="Compact"/>
-            </w:pPr>
-            <w:r>
+            <w:tcW w:type="dxa" w:w="1033"/>
+          </w:tcPr>
+          <w:p>
+            <w:pPr>
+              <w:pStyle w:val="Compact"/>
+              <w:spacing w:before="0" w:after="0"/>
+            </w:pPr>
+            <w:r>
+              <w:rPr>
+                <w:rFonts w:ascii="Times New Roman" w:hAnsi="Times New Roman" w:eastAsia="宋体"/>
+                <w:color w:val="000000"/>
+                <w:sz w:val="18"/>
+              </w:rPr>
               <w:t xml:space="preserve">20</w:t>
             </w:r>
           </w:p>
@@ -22933,110 +23011,160 @@
         </w:trPr>
         <w:tc>
           <w:tcPr>
-            <w:tcW w:type="dxa" w:w="1907"/>
-          </w:tcPr>
-          <w:p>
-            <w:pPr>
-              <w:pStyle w:val="Compact"/>
-            </w:pPr>
-            <w:r>
-              <w:rPr>
-                <w:rFonts w:hint="eastAsia"/>
+            <w:tcW w:type="dxa" w:w="1796"/>
+          </w:tcPr>
+          <w:p>
+            <w:pPr>
+              <w:pStyle w:val="Compact"/>
+              <w:spacing w:before="0" w:after="0"/>
+            </w:pPr>
+            <w:r>
+              <w:rPr>
+                <w:rFonts w:hint="eastAsia" w:ascii="Times New Roman" w:hAnsi="Times New Roman" w:eastAsia="宋体"/>
+                <w:color w:val="000000"/>
+                <w:sz w:val="18"/>
               </w:rPr>
               <w:t xml:space="preserve">耗时中位</w:t>
             </w:r>
             <w:r>
+              <w:rPr>
+                <w:rFonts w:ascii="Times New Roman" w:hAnsi="Times New Roman" w:eastAsia="宋体"/>
+                <w:color w:val="000000"/>
+                <w:sz w:val="18"/>
+              </w:rPr>
               <w:t xml:space="preserve"> (s)</w:t>
             </w:r>
           </w:p>
         </w:tc>
         <w:tc>
           <w:tcPr>
-            <w:tcW w:type="dxa" w:w="1017"/>
-          </w:tcPr>
-          <w:p>
-            <w:pPr>
-              <w:pStyle w:val="Compact"/>
-            </w:pPr>
-            <w:r>
+            <w:tcW w:type="dxa" w:w="1033"/>
+          </w:tcPr>
+          <w:p>
+            <w:pPr>
+              <w:pStyle w:val="Compact"/>
+              <w:spacing w:before="0" w:after="0"/>
+            </w:pPr>
+            <w:r>
+              <w:rPr>
+                <w:rFonts w:ascii="Times New Roman" w:hAnsi="Times New Roman" w:eastAsia="宋体"/>
+                <w:color w:val="000000"/>
+                <w:sz w:val="18"/>
+              </w:rPr>
               <w:t xml:space="preserve">0.053</w:t>
             </w:r>
           </w:p>
         </w:tc>
         <w:tc>
           <w:tcPr>
-            <w:tcW w:type="dxa" w:w="1017"/>
-          </w:tcPr>
-          <w:p>
-            <w:pPr>
-              <w:pStyle w:val="Compact"/>
-            </w:pPr>
-            <w:r>
+            <w:tcW w:type="dxa" w:w="1033"/>
+          </w:tcPr>
+          <w:p>
+            <w:pPr>
+              <w:pStyle w:val="Compact"/>
+              <w:spacing w:before="0" w:after="0"/>
+            </w:pPr>
+            <w:r>
+              <w:rPr>
+                <w:rFonts w:ascii="Times New Roman" w:hAnsi="Times New Roman" w:eastAsia="宋体"/>
+                <w:color w:val="000000"/>
+                <w:sz w:val="18"/>
+              </w:rPr>
               <w:t xml:space="preserve">0.071</w:t>
             </w:r>
           </w:p>
         </w:tc>
         <w:tc>
           <w:tcPr>
-            <w:tcW w:type="dxa" w:w="1017"/>
-          </w:tcPr>
-          <w:p>
-            <w:pPr>
-              <w:pStyle w:val="Compact"/>
-            </w:pPr>
-            <w:r>
+            <w:tcW w:type="dxa" w:w="1033"/>
+          </w:tcPr>
+          <w:p>
+            <w:pPr>
+              <w:pStyle w:val="Compact"/>
+              <w:spacing w:before="0" w:after="0"/>
+            </w:pPr>
+            <w:r>
+              <w:rPr>
+                <w:rFonts w:ascii="Times New Roman" w:hAnsi="Times New Roman" w:eastAsia="宋体"/>
+                <w:color w:val="000000"/>
+                <w:sz w:val="18"/>
+              </w:rPr>
               <w:t xml:space="preserve">0.112</w:t>
             </w:r>
           </w:p>
         </w:tc>
         <w:tc>
           <w:tcPr>
-            <w:tcW w:type="dxa" w:w="1017"/>
-          </w:tcPr>
-          <w:p>
-            <w:pPr>
-              <w:pStyle w:val="Compact"/>
-            </w:pPr>
-            <w:r>
+            <w:tcW w:type="dxa" w:w="1033"/>
+          </w:tcPr>
+          <w:p>
+            <w:pPr>
+              <w:pStyle w:val="Compact"/>
+              <w:spacing w:before="0" w:after="0"/>
+            </w:pPr>
+            <w:r>
+              <w:rPr>
+                <w:rFonts w:ascii="Times New Roman" w:hAnsi="Times New Roman" w:eastAsia="宋体"/>
+                <w:color w:val="000000"/>
+                <w:sz w:val="18"/>
+              </w:rPr>
               <w:t xml:space="preserve">0.206</w:t>
             </w:r>
           </w:p>
         </w:tc>
         <w:tc>
           <w:tcPr>
-            <w:tcW w:type="dxa" w:w="1017"/>
-          </w:tcPr>
-          <w:p>
-            <w:pPr>
-              <w:pStyle w:val="Compact"/>
-            </w:pPr>
-            <w:r>
+            <w:tcW w:type="dxa" w:w="1033"/>
+          </w:tcPr>
+          <w:p>
+            <w:pPr>
+              <w:pStyle w:val="Compact"/>
+              <w:spacing w:before="0" w:after="0"/>
+            </w:pPr>
+            <w:r>
+              <w:rPr>
+                <w:rFonts w:ascii="Times New Roman" w:hAnsi="Times New Roman" w:eastAsia="宋体"/>
+                <w:color w:val="000000"/>
+                <w:sz w:val="18"/>
+              </w:rPr>
               <w:t xml:space="preserve">0.421</w:t>
             </w:r>
           </w:p>
         </w:tc>
         <w:tc>
           <w:tcPr>
-            <w:tcW w:type="dxa" w:w="1017"/>
-          </w:tcPr>
-          <w:p>
-            <w:pPr>
-              <w:pStyle w:val="Compact"/>
-            </w:pPr>
-            <w:r>
+            <w:tcW w:type="dxa" w:w="1033"/>
+          </w:tcPr>
+          <w:p>
+            <w:pPr>
+              <w:pStyle w:val="Compact"/>
+              <w:spacing w:before="0" w:after="0"/>
+            </w:pPr>
+            <w:r>
+              <w:rPr>
+                <w:rFonts w:ascii="Times New Roman" w:hAnsi="Times New Roman" w:eastAsia="宋体"/>
+                <w:color w:val="000000"/>
+                <w:sz w:val="18"/>
+              </w:rPr>
               <w:t xml:space="preserve">0.743</w:t>
             </w:r>
           </w:p>
         </w:tc>
         <w:tc>
           <w:tcPr>
-            <w:tcW w:type="dxa" w:w="1017"/>
-          </w:tcPr>
-          <w:p>
-            <w:pPr>
-              <w:pStyle w:val="Compact"/>
-            </w:pPr>
-            <w:r>
+            <w:tcW w:type="dxa" w:w="1033"/>
+          </w:tcPr>
+          <w:p>
+            <w:pPr>
+              <w:pStyle w:val="Compact"/>
+              <w:spacing w:before="0" w:after="0"/>
+            </w:pPr>
+            <w:r>
+              <w:rPr>
+                <w:rFonts w:ascii="Times New Roman" w:hAnsi="Times New Roman" w:eastAsia="宋体"/>
+                <w:color w:val="000000"/>
+                <w:sz w:val="18"/>
+              </w:rPr>
               <w:t xml:space="preserve">1.774</w:t>
             </w:r>
           </w:p>
@@ -23048,110 +23176,160 @@
         </w:trPr>
         <w:tc>
           <w:tcPr>
-            <w:tcW w:type="dxa" w:w="1907"/>
-          </w:tcPr>
-          <w:p>
-            <w:pPr>
-              <w:pStyle w:val="Compact"/>
-            </w:pPr>
-            <w:r>
-              <w:rPr>
-                <w:rFonts w:hint="eastAsia"/>
+            <w:tcW w:type="dxa" w:w="1796"/>
+          </w:tcPr>
+          <w:p>
+            <w:pPr>
+              <w:pStyle w:val="Compact"/>
+              <w:spacing w:before="0" w:after="0"/>
+            </w:pPr>
+            <w:r>
+              <w:rPr>
+                <w:rFonts w:hint="eastAsia" w:ascii="Times New Roman" w:hAnsi="Times New Roman" w:eastAsia="宋体"/>
+                <w:color w:val="000000"/>
+                <w:sz w:val="18"/>
               </w:rPr>
               <w:t xml:space="preserve">峰值内存</w:t>
             </w:r>
             <w:r>
+              <w:rPr>
+                <w:rFonts w:ascii="Times New Roman" w:hAnsi="Times New Roman" w:eastAsia="宋体"/>
+                <w:color w:val="000000"/>
+                <w:sz w:val="18"/>
+              </w:rPr>
               <w:t xml:space="preserve"> (MB)</w:t>
             </w:r>
           </w:p>
         </w:tc>
         <w:tc>
           <w:tcPr>
-            <w:tcW w:type="dxa" w:w="1017"/>
-          </w:tcPr>
-          <w:p>
-            <w:pPr>
-              <w:pStyle w:val="Compact"/>
-            </w:pPr>
-            <w:r>
+            <w:tcW w:type="dxa" w:w="1033"/>
+          </w:tcPr>
+          <w:p>
+            <w:pPr>
+              <w:pStyle w:val="Compact"/>
+              <w:spacing w:before="0" w:after="0"/>
+            </w:pPr>
+            <w:r>
+              <w:rPr>
+                <w:rFonts w:ascii="Times New Roman" w:hAnsi="Times New Roman" w:eastAsia="宋体"/>
+                <w:color w:val="000000"/>
+                <w:sz w:val="18"/>
+              </w:rPr>
               <w:t xml:space="preserve">2.5</w:t>
             </w:r>
           </w:p>
         </w:tc>
         <w:tc>
           <w:tcPr>
-            <w:tcW w:type="dxa" w:w="1017"/>
-          </w:tcPr>
-          <w:p>
-            <w:pPr>
-              <w:pStyle w:val="Compact"/>
-            </w:pPr>
-            <w:r>
+            <w:tcW w:type="dxa" w:w="1033"/>
+          </w:tcPr>
+          <w:p>
+            <w:pPr>
+              <w:pStyle w:val="Compact"/>
+              <w:spacing w:before="0" w:after="0"/>
+            </w:pPr>
+            <w:r>
+              <w:rPr>
+                <w:rFonts w:ascii="Times New Roman" w:hAnsi="Times New Roman" w:eastAsia="宋体"/>
+                <w:color w:val="000000"/>
+                <w:sz w:val="18"/>
+              </w:rPr>
               <w:t xml:space="preserve">5.2</w:t>
             </w:r>
           </w:p>
         </w:tc>
         <w:tc>
           <w:tcPr>
-            <w:tcW w:type="dxa" w:w="1017"/>
-          </w:tcPr>
-          <w:p>
-            <w:pPr>
-              <w:pStyle w:val="Compact"/>
-            </w:pPr>
-            <w:r>
+            <w:tcW w:type="dxa" w:w="1033"/>
+          </w:tcPr>
+          <w:p>
+            <w:pPr>
+              <w:pStyle w:val="Compact"/>
+              <w:spacing w:before="0" w:after="0"/>
+            </w:pPr>
+            <w:r>
+              <w:rPr>
+                <w:rFonts w:ascii="Times New Roman" w:hAnsi="Times New Roman" w:eastAsia="宋体"/>
+                <w:color w:val="000000"/>
+                <w:sz w:val="18"/>
+              </w:rPr>
               <w:t xml:space="preserve">9.5</w:t>
             </w:r>
           </w:p>
         </w:tc>
         <w:tc>
           <w:tcPr>
-            <w:tcW w:type="dxa" w:w="1017"/>
-          </w:tcPr>
-          <w:p>
-            <w:pPr>
-              <w:pStyle w:val="Compact"/>
-            </w:pPr>
-            <w:r>
+            <w:tcW w:type="dxa" w:w="1033"/>
+          </w:tcPr>
+          <w:p>
+            <w:pPr>
+              <w:pStyle w:val="Compact"/>
+              <w:spacing w:before="0" w:after="0"/>
+            </w:pPr>
+            <w:r>
+              <w:rPr>
+                <w:rFonts w:ascii="Times New Roman" w:hAnsi="Times New Roman" w:eastAsia="宋体"/>
+                <w:color w:val="000000"/>
+                <w:sz w:val="18"/>
+              </w:rPr>
               <w:t xml:space="preserve">19.1</w:t>
             </w:r>
           </w:p>
         </w:tc>
         <w:tc>
           <w:tcPr>
-            <w:tcW w:type="dxa" w:w="1017"/>
-          </w:tcPr>
-          <w:p>
-            <w:pPr>
-              <w:pStyle w:val="Compact"/>
-            </w:pPr>
-            <w:r>
+            <w:tcW w:type="dxa" w:w="1033"/>
+          </w:tcPr>
+          <w:p>
+            <w:pPr>
+              <w:pStyle w:val="Compact"/>
+              <w:spacing w:before="0" w:after="0"/>
+            </w:pPr>
+            <w:r>
+              <w:rPr>
+                <w:rFonts w:ascii="Times New Roman" w:hAnsi="Times New Roman" w:eastAsia="宋体"/>
+                <w:color w:val="000000"/>
+                <w:sz w:val="18"/>
+              </w:rPr>
               <w:t xml:space="preserve">36.7</w:t>
             </w:r>
           </w:p>
         </w:tc>
         <w:tc>
           <w:tcPr>
-            <w:tcW w:type="dxa" w:w="1017"/>
-          </w:tcPr>
-          <w:p>
-            <w:pPr>
-              <w:pStyle w:val="Compact"/>
-            </w:pPr>
-            <w:r>
+            <w:tcW w:type="dxa" w:w="1033"/>
+          </w:tcPr>
+          <w:p>
+            <w:pPr>
+              <w:pStyle w:val="Compact"/>
+              <w:spacing w:before="0" w:after="0"/>
+            </w:pPr>
+            <w:r>
+              <w:rPr>
+                <w:rFonts w:ascii="Times New Roman" w:hAnsi="Times New Roman" w:eastAsia="宋体"/>
+                <w:color w:val="000000"/>
+                <w:sz w:val="18"/>
+              </w:rPr>
               <w:t xml:space="preserve">75.4</w:t>
             </w:r>
           </w:p>
         </w:tc>
         <w:tc>
           <w:tcPr>
-            <w:tcW w:type="dxa" w:w="1017"/>
-          </w:tcPr>
-          <w:p>
-            <w:pPr>
-              <w:pStyle w:val="Compact"/>
-            </w:pPr>
-            <w:r>
+            <w:tcW w:type="dxa" w:w="1033"/>
+          </w:tcPr>
+          <w:p>
+            <w:pPr>
+              <w:pStyle w:val="Compact"/>
+              <w:spacing w:before="0" w:after="0"/>
+            </w:pPr>
+            <w:r>
+              <w:rPr>
+                <w:rFonts w:ascii="Times New Roman" w:hAnsi="Times New Roman" w:eastAsia="宋体"/>
+                <w:color w:val="000000"/>
+                <w:sz w:val="18"/>
+              </w:rPr>
               <w:t xml:space="preserve">155.8</w:t>
             </w:r>
           </w:p>
@@ -24072,20 +24250,20 @@
     <w:tbl>
       <w:tblPr>
         <w:tblStyle w:val="Table"/>
+        <w:tblW w:w="9026" w:type="dxa"/>
         <w:jc w:val="center"/>
-        <w:tblLook w:firstRow="1" w:lastRow="0" w:firstColumn="0" w:lastColumn="0" w:noHBand="0" w:noVBand="0" w:val="0020"/>
+        <w:tblLayout w:type="fixed"/>
         <w:tblCellMar>
           <w:top w:w="0" w:type="dxa"/>
           <w:left w:w="45" w:type="dxa"/>
           <w:bottom w:w="0" w:type="dxa"/>
           <w:right w:w="45" w:type="dxa"/>
         </w:tblCellMar>
-        <w:tblLayout w:type="fixed"/>
-        <w:tblW w:w="9026" w:type="dxa"/>
+        <w:tblLook w:firstRow="1" w:lastRow="0" w:firstColumn="0" w:lastColumn="0" w:noHBand="0" w:noVBand="0" w:val="0020"/>
       </w:tblPr>
       <w:tblGrid>
-        <w:gridCol w:w="3960"/>
-        <w:gridCol w:w="3960"/>
+        <w:gridCol w:w="4958"/>
+        <w:gridCol w:w="4068"/>
       </w:tblGrid>
       <w:tr>
         <w:trPr>
@@ -25092,22 +25270,22 @@
     <w:tbl>
       <w:tblPr>
         <w:tblStyle w:val="Table"/>
+        <w:tblW w:w="9026" w:type="dxa"/>
         <w:jc w:val="center"/>
-        <w:tblLook w:firstRow="1" w:lastRow="0" w:firstColumn="0" w:lastColumn="0" w:noHBand="0" w:noVBand="0" w:val="0020"/>
+        <w:tblLayout w:type="fixed"/>
         <w:tblCellMar>
           <w:top w:w="0" w:type="dxa"/>
           <w:left w:w="45" w:type="dxa"/>
           <w:bottom w:w="0" w:type="dxa"/>
           <w:right w:w="45" w:type="dxa"/>
         </w:tblCellMar>
-        <w:tblLayout w:type="fixed"/>
-        <w:tblW w:w="9026" w:type="dxa"/>
+        <w:tblLook w:firstRow="1" w:lastRow="0" w:firstColumn="0" w:lastColumn="0" w:noHBand="0" w:noVBand="0" w:val="0020"/>
       </w:tblPr>
       <w:tblGrid>
-        <w:gridCol w:w="1980"/>
-        <w:gridCol w:w="1980"/>
-        <w:gridCol w:w="1980"/>
-        <w:gridCol w:w="1980"/>
+        <w:gridCol w:w="2312"/>
+        <w:gridCol w:w="2312"/>
+        <w:gridCol w:w="2312"/>
+        <w:gridCol w:w="2090"/>
       </w:tblGrid>
       <w:tr>
         <w:trPr>
@@ -27616,24 +27794,24 @@
     <w:tbl>
       <w:tblPr>
         <w:tblStyle w:val="Table"/>
+        <w:tblW w:w="9026" w:type="dxa"/>
         <w:jc w:val="center"/>
-        <w:tblLook w:firstRow="1" w:lastRow="0" w:firstColumn="0" w:lastColumn="0" w:noHBand="0" w:noVBand="0" w:val="0020"/>
+        <w:tblLayout w:type="fixed"/>
         <w:tblCellMar>
           <w:top w:w="0" w:type="dxa"/>
           <w:left w:w="45" w:type="dxa"/>
           <w:bottom w:w="0" w:type="dxa"/>
           <w:right w:w="45" w:type="dxa"/>
         </w:tblCellMar>
-        <w:tblLayout w:type="fixed"/>
-        <w:tblW w:w="9026" w:type="dxa"/>
+        <w:tblLook w:firstRow="1" w:lastRow="0" w:firstColumn="0" w:lastColumn="0" w:noHBand="0" w:noVBand="0" w:val="0020"/>
       </w:tblPr>
       <w:tblGrid>
-        <w:gridCol w:w="1320"/>
-        <w:gridCol w:w="1320"/>
-        <w:gridCol w:w="1320"/>
-        <w:gridCol w:w="1320"/>
-        <w:gridCol w:w="1320"/>
-        <w:gridCol w:w="1320"/>
+        <w:gridCol w:w="1968"/>
+        <w:gridCol w:w="1300"/>
+        <w:gridCol w:w="1300"/>
+        <w:gridCol w:w="1523"/>
+        <w:gridCol w:w="1857"/>
+        <w:gridCol w:w="1078"/>
       </w:tblGrid>
       <w:tr>
         <w:trPr>
@@ -28323,25 +28501,25 @@
     <w:tbl>
       <w:tblPr>
         <w:tblStyle w:val="Table"/>
+        <w:tblW w:w="9026" w:type="dxa"/>
         <w:jc w:val="center"/>
-        <w:tblLook w:firstRow="1" w:lastRow="0" w:firstColumn="0" w:lastColumn="0" w:noHBand="0" w:noVBand="0" w:val="0020"/>
+        <w:tblLayout w:type="fixed"/>
         <w:tblCellMar>
           <w:top w:w="0" w:type="dxa"/>
           <w:left w:w="45" w:type="dxa"/>
           <w:bottom w:w="0" w:type="dxa"/>
           <w:right w:w="45" w:type="dxa"/>
         </w:tblCellMar>
-        <w:tblLayout w:type="fixed"/>
-        <w:tblW w:w="9026" w:type="dxa"/>
+        <w:tblLook w:firstRow="1" w:lastRow="0" w:firstColumn="0" w:lastColumn="0" w:noHBand="0" w:noVBand="0" w:val="0020"/>
       </w:tblPr>
       <w:tblGrid>
-        <w:gridCol w:w="1131"/>
-        <w:gridCol w:w="1131"/>
-        <w:gridCol w:w="1131"/>
-        <w:gridCol w:w="1131"/>
-        <w:gridCol w:w="1131"/>
-        <w:gridCol w:w="1131"/>
-        <w:gridCol w:w="1131"/>
+        <w:gridCol w:w="1180"/>
+        <w:gridCol w:w="502"/>
+        <w:gridCol w:w="2198"/>
+        <w:gridCol w:w="2028"/>
+        <w:gridCol w:w="672"/>
+        <w:gridCol w:w="672"/>
+        <w:gridCol w:w="1774"/>
       </w:tblGrid>
       <w:tr>
         <w:trPr>
@@ -29986,22 +30164,22 @@
     <w:tbl>
       <w:tblPr>
         <w:tblStyle w:val="Table"/>
+        <w:tblW w:w="9026" w:type="dxa"/>
         <w:jc w:val="center"/>
-        <w:tblLook w:firstRow="1" w:lastRow="0" w:firstColumn="0" w:lastColumn="0" w:noHBand="0" w:noVBand="0" w:val="0020"/>
+        <w:tblLayout w:type="fixed"/>
         <w:tblCellMar>
           <w:top w:w="0" w:type="dxa"/>
           <w:left w:w="45" w:type="dxa"/>
           <w:bottom w:w="0" w:type="dxa"/>
           <w:right w:w="45" w:type="dxa"/>
         </w:tblCellMar>
-        <w:tblLayout w:type="fixed"/>
-        <w:tblW w:w="9026" w:type="dxa"/>
+        <w:tblLook w:firstRow="1" w:lastRow="0" w:firstColumn="0" w:lastColumn="0" w:noHBand="0" w:noVBand="0" w:val="0020"/>
       </w:tblPr>
       <w:tblGrid>
-        <w:gridCol w:w="1980"/>
-        <w:gridCol w:w="1980"/>
-        <w:gridCol w:w="1980"/>
-        <w:gridCol w:w="1980"/>
+        <w:gridCol w:w="2150"/>
+        <w:gridCol w:w="2150"/>
+        <w:gridCol w:w="2150"/>
+        <w:gridCol w:w="2575"/>
       </w:tblGrid>
       <w:tr>
         <w:trPr>
@@ -30010,15 +30188,18 @@
         </w:trPr>
         <w:tc>
           <w:tcPr>
-            <w:tcW w:type="dxa" w:w="2117"/>
-          </w:tcPr>
-          <w:p>
-            <w:pPr>
-              <w:pStyle w:val="Compact"/>
-            </w:pPr>
-            <w:r>
-              <w:rPr>
-                <w:rFonts w:hint="eastAsia"/>
+            <w:tcW w:type="dxa" w:w="2150"/>
+          </w:tcPr>
+          <w:p>
+            <w:pPr>
+              <w:pStyle w:val="Compact"/>
+              <w:spacing w:before="0" w:after="0"/>
+            </w:pPr>
+            <w:r>
+              <w:rPr>
+                <w:rFonts w:hint="eastAsia" w:ascii="Times New Roman" w:hAnsi="Times New Roman" w:eastAsia="宋体"/>
+                <w:color w:val="000000"/>
+                <w:sz w:val="16"/>
               </w:rPr>
               <w:t xml:space="preserve">目标点</w:t>
             </w:r>
@@ -30026,45 +30207,65 @@
         </w:tc>
         <w:tc>
           <w:tcPr>
-            <w:tcW w:type="dxa" w:w="2117"/>
-          </w:tcPr>
-          <w:p>
-            <w:pPr>
-              <w:pStyle w:val="Compact"/>
-            </w:pPr>
-            <w:r>
+            <w:tcW w:type="dxa" w:w="2150"/>
+          </w:tcPr>
+          <w:p>
+            <w:pPr>
+              <w:pStyle w:val="Compact"/>
+              <w:spacing w:before="0" w:after="0"/>
+            </w:pPr>
+            <w:r>
+              <w:rPr>
+                <w:rFonts w:ascii="Times New Roman" w:hAnsi="Times New Roman" w:eastAsia="宋体"/>
+                <w:color w:val="000000"/>
+                <w:sz w:val="16"/>
+              </w:rPr>
               <w:t xml:space="preserve">x (m)</w:t>
             </w:r>
           </w:p>
         </w:tc>
         <w:tc>
           <w:tcPr>
-            <w:tcW w:type="dxa" w:w="2117"/>
-          </w:tcPr>
-          <w:p>
-            <w:pPr>
-              <w:pStyle w:val="Compact"/>
-            </w:pPr>
-            <w:r>
+            <w:tcW w:type="dxa" w:w="2150"/>
+          </w:tcPr>
+          <w:p>
+            <w:pPr>
+              <w:pStyle w:val="Compact"/>
+              <w:spacing w:before="0" w:after="0"/>
+            </w:pPr>
+            <w:r>
+              <w:rPr>
+                <w:rFonts w:ascii="Times New Roman" w:hAnsi="Times New Roman" w:eastAsia="宋体"/>
+                <w:color w:val="000000"/>
+                <w:sz w:val="16"/>
+              </w:rPr>
               <w:t xml:space="preserve">y (m)</w:t>
             </w:r>
           </w:p>
         </w:tc>
         <w:tc>
           <w:tcPr>
-            <w:tcW w:type="dxa" w:w="2674"/>
-          </w:tcPr>
-          <w:p>
-            <w:pPr>
-              <w:pStyle w:val="Compact"/>
-            </w:pPr>
-            <w:r>
-              <w:rPr>
-                <w:rFonts w:hint="eastAsia"/>
+            <w:tcW w:type="dxa" w:w="2574"/>
+          </w:tcPr>
+          <w:p>
+            <w:pPr>
+              <w:pStyle w:val="Compact"/>
+              <w:spacing w:before="0" w:after="0"/>
+            </w:pPr>
+            <w:r>
+              <w:rPr>
+                <w:rFonts w:hint="eastAsia" w:ascii="Times New Roman" w:hAnsi="Times New Roman" w:eastAsia="宋体"/>
+                <w:color w:val="000000"/>
+                <w:sz w:val="16"/>
               </w:rPr>
               <w:t xml:space="preserve">需求量</w:t>
             </w:r>
             <w:r>
+              <w:rPr>
+                <w:rFonts w:ascii="Times New Roman" w:hAnsi="Times New Roman" w:eastAsia="宋体"/>
+                <w:color w:val="000000"/>
+                <w:sz w:val="16"/>
+              </w:rPr>
               <w:t xml:space="preserve"> (kg)</w:t>
             </w:r>
           </w:p>
@@ -30076,52 +30277,76 @@
         </w:trPr>
         <w:tc>
           <w:tcPr>
-            <w:tcW w:type="dxa" w:w="2117"/>
-          </w:tcPr>
-          <w:p>
-            <w:pPr>
-              <w:pStyle w:val="Compact"/>
-            </w:pPr>
-            <w:r>
+            <w:tcW w:type="dxa" w:w="2150"/>
+          </w:tcPr>
+          <w:p>
+            <w:pPr>
+              <w:pStyle w:val="Compact"/>
+              <w:spacing w:before="0" w:after="0"/>
+            </w:pPr>
+            <w:r>
+              <w:rPr>
+                <w:rFonts w:ascii="Times New Roman" w:hAnsi="Times New Roman" w:eastAsia="宋体"/>
+                <w:color w:val="000000"/>
+                <w:sz w:val="16"/>
+              </w:rPr>
               <w:t xml:space="preserve">t1</w:t>
             </w:r>
           </w:p>
         </w:tc>
         <w:tc>
           <w:tcPr>
-            <w:tcW w:type="dxa" w:w="2117"/>
-          </w:tcPr>
-          <w:p>
-            <w:pPr>
-              <w:pStyle w:val="Compact"/>
-            </w:pPr>
-            <w:r>
+            <w:tcW w:type="dxa" w:w="2150"/>
+          </w:tcPr>
+          <w:p>
+            <w:pPr>
+              <w:pStyle w:val="Compact"/>
+              <w:spacing w:before="0" w:after="0"/>
+            </w:pPr>
+            <w:r>
+              <w:rPr>
+                <w:rFonts w:ascii="Times New Roman" w:hAnsi="Times New Roman" w:eastAsia="宋体"/>
+                <w:color w:val="000000"/>
+                <w:sz w:val="16"/>
+              </w:rPr>
               <w:t xml:space="preserve">−381.4</w:t>
             </w:r>
           </w:p>
         </w:tc>
         <w:tc>
           <w:tcPr>
-            <w:tcW w:type="dxa" w:w="2117"/>
-          </w:tcPr>
-          <w:p>
-            <w:pPr>
-              <w:pStyle w:val="Compact"/>
-            </w:pPr>
-            <w:r>
+            <w:tcW w:type="dxa" w:w="2150"/>
+          </w:tcPr>
+          <w:p>
+            <w:pPr>
+              <w:pStyle w:val="Compact"/>
+              <w:spacing w:before="0" w:after="0"/>
+            </w:pPr>
+            <w:r>
+              <w:rPr>
+                <w:rFonts w:ascii="Times New Roman" w:hAnsi="Times New Roman" w:eastAsia="宋体"/>
+                <w:color w:val="000000"/>
+                <w:sz w:val="16"/>
+              </w:rPr>
               <w:t xml:space="preserve">−322.4</w:t>
             </w:r>
           </w:p>
         </w:tc>
         <w:tc>
           <w:tcPr>
-            <w:tcW w:type="dxa" w:w="2674"/>
-          </w:tcPr>
-          <w:p>
-            <w:pPr>
-              <w:pStyle w:val="Compact"/>
-            </w:pPr>
-            <w:r>
+            <w:tcW w:type="dxa" w:w="2574"/>
+          </w:tcPr>
+          <w:p>
+            <w:pPr>
+              <w:pStyle w:val="Compact"/>
+              <w:spacing w:before="0" w:after="0"/>
+            </w:pPr>
+            <w:r>
+              <w:rPr>
+                <w:rFonts w:ascii="Times New Roman" w:hAnsi="Times New Roman" w:eastAsia="宋体"/>
+                <w:color w:val="000000"/>
+                <w:sz w:val="16"/>
+              </w:rPr>
               <w:t xml:space="preserve">8.3</w:t>
             </w:r>
           </w:p>
@@ -30133,52 +30358,76 @@
         </w:trPr>
         <w:tc>
           <w:tcPr>
-            <w:tcW w:type="dxa" w:w="2117"/>
-          </w:tcPr>
-          <w:p>
-            <w:pPr>
-              <w:pStyle w:val="Compact"/>
-            </w:pPr>
-            <w:r>
+            <w:tcW w:type="dxa" w:w="2150"/>
+          </w:tcPr>
+          <w:p>
+            <w:pPr>
+              <w:pStyle w:val="Compact"/>
+              <w:spacing w:before="0" w:after="0"/>
+            </w:pPr>
+            <w:r>
+              <w:rPr>
+                <w:rFonts w:ascii="Times New Roman" w:hAnsi="Times New Roman" w:eastAsia="宋体"/>
+                <w:color w:val="000000"/>
+                <w:sz w:val="16"/>
+              </w:rPr>
               <w:t xml:space="preserve">t2</w:t>
             </w:r>
           </w:p>
         </w:tc>
         <w:tc>
           <w:tcPr>
-            <w:tcW w:type="dxa" w:w="2117"/>
-          </w:tcPr>
-          <w:p>
-            <w:pPr>
-              <w:pStyle w:val="Compact"/>
-            </w:pPr>
-            <w:r>
+            <w:tcW w:type="dxa" w:w="2150"/>
+          </w:tcPr>
+          <w:p>
+            <w:pPr>
+              <w:pStyle w:val="Compact"/>
+              <w:spacing w:before="0" w:after="0"/>
+            </w:pPr>
+            <w:r>
+              <w:rPr>
+                <w:rFonts w:ascii="Times New Roman" w:hAnsi="Times New Roman" w:eastAsia="宋体"/>
+                <w:color w:val="000000"/>
+                <w:sz w:val="16"/>
+              </w:rPr>
               <w:t xml:space="preserve">−652.9</w:t>
             </w:r>
           </w:p>
         </w:tc>
         <w:tc>
           <w:tcPr>
-            <w:tcW w:type="dxa" w:w="2117"/>
-          </w:tcPr>
-          <w:p>
-            <w:pPr>
-              <w:pStyle w:val="Compact"/>
-            </w:pPr>
-            <w:r>
+            <w:tcW w:type="dxa" w:w="2150"/>
+          </w:tcPr>
+          <w:p>
+            <w:pPr>
+              <w:pStyle w:val="Compact"/>
+              <w:spacing w:before="0" w:after="0"/>
+            </w:pPr>
+            <w:r>
+              <w:rPr>
+                <w:rFonts w:ascii="Times New Roman" w:hAnsi="Times New Roman" w:eastAsia="宋体"/>
+                <w:color w:val="000000"/>
+                <w:sz w:val="16"/>
+              </w:rPr>
               <w:t xml:space="preserve">160.2</w:t>
             </w:r>
           </w:p>
         </w:tc>
         <w:tc>
           <w:tcPr>
-            <w:tcW w:type="dxa" w:w="2674"/>
-          </w:tcPr>
-          <w:p>
-            <w:pPr>
-              <w:pStyle w:val="Compact"/>
-            </w:pPr>
-            <w:r>
+            <w:tcW w:type="dxa" w:w="2574"/>
+          </w:tcPr>
+          <w:p>
+            <w:pPr>
+              <w:pStyle w:val="Compact"/>
+              <w:spacing w:before="0" w:after="0"/>
+            </w:pPr>
+            <w:r>
+              <w:rPr>
+                <w:rFonts w:ascii="Times New Roman" w:hAnsi="Times New Roman" w:eastAsia="宋体"/>
+                <w:color w:val="000000"/>
+                <w:sz w:val="16"/>
+              </w:rPr>
               <w:t xml:space="preserve">7.6</w:t>
             </w:r>
           </w:p>
@@ -30190,52 +30439,76 @@
         </w:trPr>
         <w:tc>
           <w:tcPr>
-            <w:tcW w:type="dxa" w:w="2117"/>
-          </w:tcPr>
-          <w:p>
-            <w:pPr>
-              <w:pStyle w:val="Compact"/>
-            </w:pPr>
-            <w:r>
+            <w:tcW w:type="dxa" w:w="2150"/>
+          </w:tcPr>
+          <w:p>
+            <w:pPr>
+              <w:pStyle w:val="Compact"/>
+              <w:spacing w:before="0" w:after="0"/>
+            </w:pPr>
+            <w:r>
+              <w:rPr>
+                <w:rFonts w:ascii="Times New Roman" w:hAnsi="Times New Roman" w:eastAsia="宋体"/>
+                <w:color w:val="000000"/>
+                <w:sz w:val="16"/>
+              </w:rPr>
               <w:t xml:space="preserve">t3</w:t>
             </w:r>
           </w:p>
         </w:tc>
         <w:tc>
           <w:tcPr>
-            <w:tcW w:type="dxa" w:w="2117"/>
-          </w:tcPr>
-          <w:p>
-            <w:pPr>
-              <w:pStyle w:val="Compact"/>
-            </w:pPr>
-            <w:r>
+            <w:tcW w:type="dxa" w:w="2150"/>
+          </w:tcPr>
+          <w:p>
+            <w:pPr>
+              <w:pStyle w:val="Compact"/>
+              <w:spacing w:before="0" w:after="0"/>
+            </w:pPr>
+            <w:r>
+              <w:rPr>
+                <w:rFonts w:ascii="Times New Roman" w:hAnsi="Times New Roman" w:eastAsia="宋体"/>
+                <w:color w:val="000000"/>
+                <w:sz w:val="16"/>
+              </w:rPr>
               <w:t xml:space="preserve">−499.4</w:t>
             </w:r>
           </w:p>
         </w:tc>
         <w:tc>
           <w:tcPr>
-            <w:tcW w:type="dxa" w:w="2117"/>
-          </w:tcPr>
-          <w:p>
-            <w:pPr>
-              <w:pStyle w:val="Compact"/>
-            </w:pPr>
-            <w:r>
+            <w:tcW w:type="dxa" w:w="2150"/>
+          </w:tcPr>
+          <w:p>
+            <w:pPr>
+              <w:pStyle w:val="Compact"/>
+              <w:spacing w:before="0" w:after="0"/>
+            </w:pPr>
+            <w:r>
+              <w:rPr>
+                <w:rFonts w:ascii="Times New Roman" w:hAnsi="Times New Roman" w:eastAsia="宋体"/>
+                <w:color w:val="000000"/>
+                <w:sz w:val="16"/>
+              </w:rPr>
               <w:t xml:space="preserve">−711.8</w:t>
             </w:r>
           </w:p>
         </w:tc>
         <w:tc>
           <w:tcPr>
-            <w:tcW w:type="dxa" w:w="2674"/>
-          </w:tcPr>
-          <w:p>
-            <w:pPr>
-              <w:pStyle w:val="Compact"/>
-            </w:pPr>
-            <w:r>
+            <w:tcW w:type="dxa" w:w="2574"/>
+          </w:tcPr>
+          <w:p>
+            <w:pPr>
+              <w:pStyle w:val="Compact"/>
+              <w:spacing w:before="0" w:after="0"/>
+            </w:pPr>
+            <w:r>
+              <w:rPr>
+                <w:rFonts w:ascii="Times New Roman" w:hAnsi="Times New Roman" w:eastAsia="宋体"/>
+                <w:color w:val="000000"/>
+                <w:sz w:val="16"/>
+              </w:rPr>
               <w:t xml:space="preserve">3.5</w:t>
             </w:r>
           </w:p>
@@ -30247,52 +30520,76 @@
         </w:trPr>
         <w:tc>
           <w:tcPr>
-            <w:tcW w:type="dxa" w:w="2117"/>
-          </w:tcPr>
-          <w:p>
-            <w:pPr>
-              <w:pStyle w:val="Compact"/>
-            </w:pPr>
-            <w:r>
+            <w:tcW w:type="dxa" w:w="2150"/>
+          </w:tcPr>
+          <w:p>
+            <w:pPr>
+              <w:pStyle w:val="Compact"/>
+              <w:spacing w:before="0" w:after="0"/>
+            </w:pPr>
+            <w:r>
+              <w:rPr>
+                <w:rFonts w:ascii="Times New Roman" w:hAnsi="Times New Roman" w:eastAsia="宋体"/>
+                <w:color w:val="000000"/>
+                <w:sz w:val="16"/>
+              </w:rPr>
               <w:t xml:space="preserve">t4</w:t>
             </w:r>
           </w:p>
         </w:tc>
         <w:tc>
           <w:tcPr>
-            <w:tcW w:type="dxa" w:w="2117"/>
-          </w:tcPr>
-          <w:p>
-            <w:pPr>
-              <w:pStyle w:val="Compact"/>
-            </w:pPr>
-            <w:r>
+            <w:tcW w:type="dxa" w:w="2150"/>
+          </w:tcPr>
+          <w:p>
+            <w:pPr>
+              <w:pStyle w:val="Compact"/>
+              <w:spacing w:before="0" w:after="0"/>
+            </w:pPr>
+            <w:r>
+              <w:rPr>
+                <w:rFonts w:ascii="Times New Roman" w:hAnsi="Times New Roman" w:eastAsia="宋体"/>
+                <w:color w:val="000000"/>
+                <w:sz w:val="16"/>
+              </w:rPr>
               <w:t xml:space="preserve">251.9</w:t>
             </w:r>
           </w:p>
         </w:tc>
         <w:tc>
           <w:tcPr>
-            <w:tcW w:type="dxa" w:w="2117"/>
-          </w:tcPr>
-          <w:p>
-            <w:pPr>
-              <w:pStyle w:val="Compact"/>
-            </w:pPr>
-            <w:r>
+            <w:tcW w:type="dxa" w:w="2150"/>
+          </w:tcPr>
+          <w:p>
+            <w:pPr>
+              <w:pStyle w:val="Compact"/>
+              <w:spacing w:before="0" w:after="0"/>
+            </w:pPr>
+            <w:r>
+              <w:rPr>
+                <w:rFonts w:ascii="Times New Roman" w:hAnsi="Times New Roman" w:eastAsia="宋体"/>
+                <w:color w:val="000000"/>
+                <w:sz w:val="16"/>
+              </w:rPr>
               <w:t xml:space="preserve">99.6</w:t>
             </w:r>
           </w:p>
         </w:tc>
         <w:tc>
           <w:tcPr>
-            <w:tcW w:type="dxa" w:w="2674"/>
-          </w:tcPr>
-          <w:p>
-            <w:pPr>
-              <w:pStyle w:val="Compact"/>
-            </w:pPr>
-            <w:r>
+            <w:tcW w:type="dxa" w:w="2574"/>
+          </w:tcPr>
+          <w:p>
+            <w:pPr>
+              <w:pStyle w:val="Compact"/>
+              <w:spacing w:before="0" w:after="0"/>
+            </w:pPr>
+            <w:r>
+              <w:rPr>
+                <w:rFonts w:ascii="Times New Roman" w:hAnsi="Times New Roman" w:eastAsia="宋体"/>
+                <w:color w:val="000000"/>
+                <w:sz w:val="16"/>
+              </w:rPr>
               <w:t xml:space="preserve">2.4</w:t>
             </w:r>
           </w:p>
@@ -30304,52 +30601,76 @@
         </w:trPr>
         <w:tc>
           <w:tcPr>
-            <w:tcW w:type="dxa" w:w="2117"/>
-          </w:tcPr>
-          <w:p>
-            <w:pPr>
-              <w:pStyle w:val="Compact"/>
-            </w:pPr>
-            <w:r>
+            <w:tcW w:type="dxa" w:w="2150"/>
+          </w:tcPr>
+          <w:p>
+            <w:pPr>
+              <w:pStyle w:val="Compact"/>
+              <w:spacing w:before="0" w:after="0"/>
+            </w:pPr>
+            <w:r>
+              <w:rPr>
+                <w:rFonts w:ascii="Times New Roman" w:hAnsi="Times New Roman" w:eastAsia="宋体"/>
+                <w:color w:val="000000"/>
+                <w:sz w:val="16"/>
+              </w:rPr>
               <w:t xml:space="preserve">t5</w:t>
             </w:r>
           </w:p>
         </w:tc>
         <w:tc>
           <w:tcPr>
-            <w:tcW w:type="dxa" w:w="2117"/>
-          </w:tcPr>
-          <w:p>
-            <w:pPr>
-              <w:pStyle w:val="Compact"/>
-            </w:pPr>
-            <w:r>
+            <w:tcW w:type="dxa" w:w="2150"/>
+          </w:tcPr>
+          <w:p>
+            <w:pPr>
+              <w:pStyle w:val="Compact"/>
+              <w:spacing w:before="0" w:after="0"/>
+            </w:pPr>
+            <w:r>
+              <w:rPr>
+                <w:rFonts w:ascii="Times New Roman" w:hAnsi="Times New Roman" w:eastAsia="宋体"/>
+                <w:color w:val="000000"/>
+                <w:sz w:val="16"/>
+              </w:rPr>
               <w:t xml:space="preserve">−107.8</w:t>
             </w:r>
           </w:p>
         </w:tc>
         <w:tc>
           <w:tcPr>
-            <w:tcW w:type="dxa" w:w="2117"/>
-          </w:tcPr>
-          <w:p>
-            <w:pPr>
-              <w:pStyle w:val="Compact"/>
-            </w:pPr>
-            <w:r>
+            <w:tcW w:type="dxa" w:w="2150"/>
+          </w:tcPr>
+          <w:p>
+            <w:pPr>
+              <w:pStyle w:val="Compact"/>
+              <w:spacing w:before="0" w:after="0"/>
+            </w:pPr>
+            <w:r>
+              <w:rPr>
+                <w:rFonts w:ascii="Times New Roman" w:hAnsi="Times New Roman" w:eastAsia="宋体"/>
+                <w:color w:val="000000"/>
+                <w:sz w:val="16"/>
+              </w:rPr>
               <w:t xml:space="preserve">270.9</w:t>
             </w:r>
           </w:p>
         </w:tc>
         <w:tc>
           <w:tcPr>
-            <w:tcW w:type="dxa" w:w="2674"/>
-          </w:tcPr>
-          <w:p>
-            <w:pPr>
-              <w:pStyle w:val="Compact"/>
-            </w:pPr>
-            <w:r>
+            <w:tcW w:type="dxa" w:w="2574"/>
+          </w:tcPr>
+          <w:p>
+            <w:pPr>
+              <w:pStyle w:val="Compact"/>
+              <w:spacing w:before="0" w:after="0"/>
+            </w:pPr>
+            <w:r>
+              <w:rPr>
+                <w:rFonts w:ascii="Times New Roman" w:hAnsi="Times New Roman" w:eastAsia="宋体"/>
+                <w:color w:val="000000"/>
+                <w:sz w:val="16"/>
+              </w:rPr>
               <w:t xml:space="preserve">4.8</w:t>
             </w:r>
           </w:p>
@@ -30361,52 +30682,76 @@
         </w:trPr>
         <w:tc>
           <w:tcPr>
-            <w:tcW w:type="dxa" w:w="2117"/>
-          </w:tcPr>
-          <w:p>
-            <w:pPr>
-              <w:pStyle w:val="Compact"/>
-            </w:pPr>
-            <w:r>
+            <w:tcW w:type="dxa" w:w="2150"/>
+          </w:tcPr>
+          <w:p>
+            <w:pPr>
+              <w:pStyle w:val="Compact"/>
+              <w:spacing w:before="0" w:after="0"/>
+            </w:pPr>
+            <w:r>
+              <w:rPr>
+                <w:rFonts w:ascii="Times New Roman" w:hAnsi="Times New Roman" w:eastAsia="宋体"/>
+                <w:color w:val="000000"/>
+                <w:sz w:val="16"/>
+              </w:rPr>
               <w:t xml:space="preserve">t6</w:t>
             </w:r>
           </w:p>
         </w:tc>
         <w:tc>
           <w:tcPr>
-            <w:tcW w:type="dxa" w:w="2117"/>
-          </w:tcPr>
-          <w:p>
-            <w:pPr>
-              <w:pStyle w:val="Compact"/>
-            </w:pPr>
-            <w:r>
+            <w:tcW w:type="dxa" w:w="2150"/>
+          </w:tcPr>
+          <w:p>
+            <w:pPr>
+              <w:pStyle w:val="Compact"/>
+              <w:spacing w:before="0" w:after="0"/>
+            </w:pPr>
+            <w:r>
+              <w:rPr>
+                <w:rFonts w:ascii="Times New Roman" w:hAnsi="Times New Roman" w:eastAsia="宋体"/>
+                <w:color w:val="000000"/>
+                <w:sz w:val="16"/>
+              </w:rPr>
               <w:t xml:space="preserve">213.1</w:t>
             </w:r>
           </w:p>
         </w:tc>
         <w:tc>
           <w:tcPr>
-            <w:tcW w:type="dxa" w:w="2117"/>
-          </w:tcPr>
-          <w:p>
-            <w:pPr>
-              <w:pStyle w:val="Compact"/>
-            </w:pPr>
-            <w:r>
+            <w:tcW w:type="dxa" w:w="2150"/>
+          </w:tcPr>
+          <w:p>
+            <w:pPr>
+              <w:pStyle w:val="Compact"/>
+              <w:spacing w:before="0" w:after="0"/>
+            </w:pPr>
+            <w:r>
+              <w:rPr>
+                <w:rFonts w:ascii="Times New Roman" w:hAnsi="Times New Roman" w:eastAsia="宋体"/>
+                <w:color w:val="000000"/>
+                <w:sz w:val="16"/>
+              </w:rPr>
               <w:t xml:space="preserve">747.9</w:t>
             </w:r>
           </w:p>
         </w:tc>
         <w:tc>
           <w:tcPr>
-            <w:tcW w:type="dxa" w:w="2674"/>
-          </w:tcPr>
-          <w:p>
-            <w:pPr>
-              <w:pStyle w:val="Compact"/>
-            </w:pPr>
-            <w:r>
+            <w:tcW w:type="dxa" w:w="2574"/>
+          </w:tcPr>
+          <w:p>
+            <w:pPr>
+              <w:pStyle w:val="Compact"/>
+              <w:spacing w:before="0" w:after="0"/>
+            </w:pPr>
+            <w:r>
+              <w:rPr>
+                <w:rFonts w:ascii="Times New Roman" w:hAnsi="Times New Roman" w:eastAsia="宋体"/>
+                <w:color w:val="000000"/>
+                <w:sz w:val="16"/>
+              </w:rPr>
               <w:t xml:space="preserve">7.1</w:t>
             </w:r>
           </w:p>
@@ -30418,52 +30763,76 @@
         </w:trPr>
         <w:tc>
           <w:tcPr>
-            <w:tcW w:type="dxa" w:w="2117"/>
-          </w:tcPr>
-          <w:p>
-            <w:pPr>
-              <w:pStyle w:val="Compact"/>
-            </w:pPr>
-            <w:r>
+            <w:tcW w:type="dxa" w:w="2150"/>
+          </w:tcPr>
+          <w:p>
+            <w:pPr>
+              <w:pStyle w:val="Compact"/>
+              <w:spacing w:before="0" w:after="0"/>
+            </w:pPr>
+            <w:r>
+              <w:rPr>
+                <w:rFonts w:ascii="Times New Roman" w:hAnsi="Times New Roman" w:eastAsia="宋体"/>
+                <w:color w:val="000000"/>
+                <w:sz w:val="16"/>
+              </w:rPr>
               <w:t xml:space="preserve">t7</w:t>
             </w:r>
           </w:p>
         </w:tc>
         <w:tc>
           <w:tcPr>
-            <w:tcW w:type="dxa" w:w="2117"/>
-          </w:tcPr>
-          <w:p>
-            <w:pPr>
-              <w:pStyle w:val="Compact"/>
-            </w:pPr>
-            <w:r>
+            <w:tcW w:type="dxa" w:w="2150"/>
+          </w:tcPr>
+          <w:p>
+            <w:pPr>
+              <w:pStyle w:val="Compact"/>
+              <w:spacing w:before="0" w:after="0"/>
+            </w:pPr>
+            <w:r>
+              <w:rPr>
+                <w:rFonts w:ascii="Times New Roman" w:hAnsi="Times New Roman" w:eastAsia="宋体"/>
+                <w:color w:val="000000"/>
+                <w:sz w:val="16"/>
+              </w:rPr>
               <w:t xml:space="preserve">−173.4</w:t>
             </w:r>
           </w:p>
         </w:tc>
         <w:tc>
           <w:tcPr>
-            <w:tcW w:type="dxa" w:w="2117"/>
-          </w:tcPr>
-          <w:p>
-            <w:pPr>
-              <w:pStyle w:val="Compact"/>
-            </w:pPr>
-            <w:r>
+            <w:tcW w:type="dxa" w:w="2150"/>
+          </w:tcPr>
+          <w:p>
+            <w:pPr>
+              <w:pStyle w:val="Compact"/>
+              <w:spacing w:before="0" w:after="0"/>
+            </w:pPr>
+            <w:r>
+              <w:rPr>
+                <w:rFonts w:ascii="Times New Roman" w:hAnsi="Times New Roman" w:eastAsia="宋体"/>
+                <w:color w:val="000000"/>
+                <w:sz w:val="16"/>
+              </w:rPr>
               <w:t xml:space="preserve">−500.4</w:t>
             </w:r>
           </w:p>
         </w:tc>
         <w:tc>
           <w:tcPr>
-            <w:tcW w:type="dxa" w:w="2674"/>
-          </w:tcPr>
-          <w:p>
-            <w:pPr>
-              <w:pStyle w:val="Compact"/>
-            </w:pPr>
-            <w:r>
+            <w:tcW w:type="dxa" w:w="2574"/>
+          </w:tcPr>
+          <w:p>
+            <w:pPr>
+              <w:pStyle w:val="Compact"/>
+              <w:spacing w:before="0" w:after="0"/>
+            </w:pPr>
+            <w:r>
+              <w:rPr>
+                <w:rFonts w:ascii="Times New Roman" w:hAnsi="Times New Roman" w:eastAsia="宋体"/>
+                <w:color w:val="000000"/>
+                <w:sz w:val="16"/>
+              </w:rPr>
               <w:t xml:space="preserve">4.1</w:t>
             </w:r>
           </w:p>
@@ -30475,52 +30844,76 @@
         </w:trPr>
         <w:tc>
           <w:tcPr>
-            <w:tcW w:type="dxa" w:w="2117"/>
-          </w:tcPr>
-          <w:p>
-            <w:pPr>
-              <w:pStyle w:val="Compact"/>
-            </w:pPr>
-            <w:r>
+            <w:tcW w:type="dxa" w:w="2150"/>
+          </w:tcPr>
+          <w:p>
+            <w:pPr>
+              <w:pStyle w:val="Compact"/>
+              <w:spacing w:before="0" w:after="0"/>
+            </w:pPr>
+            <w:r>
+              <w:rPr>
+                <w:rFonts w:ascii="Times New Roman" w:hAnsi="Times New Roman" w:eastAsia="宋体"/>
+                <w:color w:val="000000"/>
+                <w:sz w:val="16"/>
+              </w:rPr>
               <w:t xml:space="preserve">t8</w:t>
             </w:r>
           </w:p>
         </w:tc>
         <w:tc>
           <w:tcPr>
-            <w:tcW w:type="dxa" w:w="2117"/>
-          </w:tcPr>
-          <w:p>
-            <w:pPr>
-              <w:pStyle w:val="Compact"/>
-            </w:pPr>
-            <w:r>
+            <w:tcW w:type="dxa" w:w="2150"/>
+          </w:tcPr>
+          <w:p>
+            <w:pPr>
+              <w:pStyle w:val="Compact"/>
+              <w:spacing w:before="0" w:after="0"/>
+            </w:pPr>
+            <w:r>
+              <w:rPr>
+                <w:rFonts w:ascii="Times New Roman" w:hAnsi="Times New Roman" w:eastAsia="宋体"/>
+                <w:color w:val="000000"/>
+                <w:sz w:val="16"/>
+              </w:rPr>
               <w:t xml:space="preserve">17.7</w:t>
             </w:r>
           </w:p>
         </w:tc>
         <w:tc>
           <w:tcPr>
-            <w:tcW w:type="dxa" w:w="2117"/>
-          </w:tcPr>
-          <w:p>
-            <w:pPr>
-              <w:pStyle w:val="Compact"/>
-            </w:pPr>
-            <w:r>
+            <w:tcW w:type="dxa" w:w="2150"/>
+          </w:tcPr>
+          <w:p>
+            <w:pPr>
+              <w:pStyle w:val="Compact"/>
+              <w:spacing w:before="0" w:after="0"/>
+            </w:pPr>
+            <w:r>
+              <w:rPr>
+                <w:rFonts w:ascii="Times New Roman" w:hAnsi="Times New Roman" w:eastAsia="宋体"/>
+                <w:color w:val="000000"/>
+                <w:sz w:val="16"/>
+              </w:rPr>
               <w:t xml:space="preserve">625.9</w:t>
             </w:r>
           </w:p>
         </w:tc>
         <w:tc>
           <w:tcPr>
-            <w:tcW w:type="dxa" w:w="2674"/>
-          </w:tcPr>
-          <w:p>
-            <w:pPr>
-              <w:pStyle w:val="Compact"/>
-            </w:pPr>
-            <w:r>
+            <w:tcW w:type="dxa" w:w="2574"/>
+          </w:tcPr>
+          <w:p>
+            <w:pPr>
+              <w:pStyle w:val="Compact"/>
+              <w:spacing w:before="0" w:after="0"/>
+            </w:pPr>
+            <w:r>
+              <w:rPr>
+                <w:rFonts w:ascii="Times New Roman" w:hAnsi="Times New Roman" w:eastAsia="宋体"/>
+                <w:color w:val="000000"/>
+                <w:sz w:val="16"/>
+              </w:rPr>
               <w:t xml:space="preserve">8.0</w:t>
             </w:r>
           </w:p>
@@ -31583,23 +31976,23 @@
     <w:tbl>
       <w:tblPr>
         <w:tblStyle w:val="Table"/>
+        <w:tblW w:w="9026" w:type="dxa"/>
         <w:jc w:val="center"/>
-        <w:tblLook w:firstRow="1" w:lastRow="0" w:firstColumn="0" w:lastColumn="0" w:noHBand="0" w:noVBand="0" w:val="0020"/>
+        <w:tblLayout w:type="fixed"/>
         <w:tblCellMar>
           <w:top w:w="0" w:type="dxa"/>
           <w:left w:w="45" w:type="dxa"/>
           <w:bottom w:w="0" w:type="dxa"/>
           <w:right w:w="45" w:type="dxa"/>
         </w:tblCellMar>
-        <w:tblLayout w:type="fixed"/>
-        <w:tblW w:w="9026" w:type="dxa"/>
+        <w:tblLook w:firstRow="1" w:lastRow="0" w:firstColumn="0" w:lastColumn="0" w:noHBand="0" w:noVBand="0" w:val="0020"/>
       </w:tblPr>
       <w:tblGrid>
-        <w:gridCol w:w="1584"/>
-        <w:gridCol w:w="1584"/>
-        <w:gridCol w:w="1584"/>
-        <w:gridCol w:w="1584"/>
-        <w:gridCol w:w="1584"/>
+        <w:gridCol w:w="1385"/>
+        <w:gridCol w:w="1862"/>
+        <w:gridCol w:w="2244"/>
+        <w:gridCol w:w="1576"/>
+        <w:gridCol w:w="1958"/>
       </w:tblGrid>
       <w:tr>
         <w:trPr>
@@ -31608,15 +32001,18 @@
         </w:trPr>
         <w:tc>
           <w:tcPr>
-            <w:tcW w:type="dxa" w:w="1315"/>
-          </w:tcPr>
-          <w:p>
-            <w:pPr>
-              <w:pStyle w:val="Compact"/>
-            </w:pPr>
-            <w:r>
-              <w:rPr>
-                <w:rFonts w:hint="eastAsia"/>
+            <w:tcW w:type="dxa" w:w="1385"/>
+          </w:tcPr>
+          <w:p>
+            <w:pPr>
+              <w:pStyle w:val="Compact"/>
+              <w:spacing w:before="0" w:after="0"/>
+            </w:pPr>
+            <w:r>
+              <w:rPr>
+                <w:rFonts w:hint="eastAsia" w:ascii="Times New Roman" w:hAnsi="Times New Roman" w:eastAsia="宋体"/>
+                <w:color w:val="000000"/>
+                <w:sz w:val="18"/>
               </w:rPr>
               <w:t xml:space="preserve">航段</w:t>
             </w:r>
@@ -31624,76 +32020,108 @@
         </w:tc>
         <w:tc>
           <w:tcPr>
-            <w:tcW w:type="dxa" w:w="1872"/>
-          </w:tcPr>
-          <w:p>
-            <w:pPr>
-              <w:pStyle w:val="Compact"/>
-            </w:pPr>
-            <w:r>
-              <w:rPr>
-                <w:rFonts w:hint="eastAsia"/>
+            <w:tcW w:type="dxa" w:w="1862"/>
+          </w:tcPr>
+          <w:p>
+            <w:pPr>
+              <w:pStyle w:val="Compact"/>
+              <w:spacing w:before="0" w:after="0"/>
+            </w:pPr>
+            <w:r>
+              <w:rPr>
+                <w:rFonts w:hint="eastAsia" w:ascii="Times New Roman" w:hAnsi="Times New Roman" w:eastAsia="宋体"/>
+                <w:color w:val="000000"/>
+                <w:sz w:val="18"/>
               </w:rPr>
               <w:t xml:space="preserve">几何距离</w:t>
             </w:r>
             <w:r>
+              <w:rPr>
+                <w:rFonts w:ascii="Times New Roman" w:hAnsi="Times New Roman" w:eastAsia="宋体"/>
+                <w:color w:val="000000"/>
+                <w:sz w:val="18"/>
+              </w:rPr>
               <w:t xml:space="preserve"> (m)</w:t>
             </w:r>
           </w:p>
         </w:tc>
         <w:tc>
           <w:tcPr>
-            <w:tcW w:type="dxa" w:w="2317"/>
-          </w:tcPr>
-          <w:p>
-            <w:pPr>
-              <w:pStyle w:val="Compact"/>
-            </w:pPr>
-            <w:r>
-              <w:rPr>
-                <w:rFonts w:hint="eastAsia"/>
+            <w:tcW w:type="dxa" w:w="2244"/>
+          </w:tcPr>
+          <w:p>
+            <w:pPr>
+              <w:pStyle w:val="Compact"/>
+              <w:spacing w:before="0" w:after="0"/>
+            </w:pPr>
+            <w:r>
+              <w:rPr>
+                <w:rFonts w:hint="eastAsia" w:ascii="Times New Roman" w:hAnsi="Times New Roman" w:eastAsia="宋体"/>
+                <w:color w:val="000000"/>
+                <w:sz w:val="18"/>
               </w:rPr>
               <w:t xml:space="preserve">等效电量距离</w:t>
             </w:r>
             <w:r>
+              <w:rPr>
+                <w:rFonts w:ascii="Times New Roman" w:hAnsi="Times New Roman" w:eastAsia="宋体"/>
+                <w:color w:val="000000"/>
+                <w:sz w:val="18"/>
+              </w:rPr>
               <w:t xml:space="preserve"> (m)</w:t>
             </w:r>
           </w:p>
         </w:tc>
         <w:tc>
           <w:tcPr>
-            <w:tcW w:type="dxa" w:w="1538"/>
-          </w:tcPr>
-          <w:p>
-            <w:pPr>
-              <w:pStyle w:val="Compact"/>
-            </w:pPr>
-            <w:r>
-              <w:rPr>
-                <w:rFonts w:hint="eastAsia"/>
+            <w:tcW w:type="dxa" w:w="1576"/>
+          </w:tcPr>
+          <w:p>
+            <w:pPr>
+              <w:pStyle w:val="Compact"/>
+              <w:spacing w:before="0" w:after="0"/>
+            </w:pPr>
+            <w:r>
+              <w:rPr>
+                <w:rFonts w:hint="eastAsia" w:ascii="Times New Roman" w:hAnsi="Times New Roman" w:eastAsia="宋体"/>
+                <w:color w:val="000000"/>
+                <w:sz w:val="18"/>
               </w:rPr>
               <w:t xml:space="preserve">能耗</w:t>
             </w:r>
             <w:r>
+              <w:rPr>
+                <w:rFonts w:ascii="Times New Roman" w:hAnsi="Times New Roman" w:eastAsia="宋体"/>
+                <w:color w:val="000000"/>
+                <w:sz w:val="18"/>
+              </w:rPr>
               <w:t xml:space="preserve"> (Wh)</w:t>
             </w:r>
           </w:p>
         </w:tc>
         <w:tc>
           <w:tcPr>
-            <w:tcW w:type="dxa" w:w="1983"/>
-          </w:tcPr>
-          <w:p>
-            <w:pPr>
-              <w:pStyle w:val="Compact"/>
-            </w:pPr>
-            <w:r>
-              <w:rPr>
-                <w:rFonts w:hint="eastAsia"/>
+            <w:tcW w:type="dxa" w:w="1958"/>
+          </w:tcPr>
+          <w:p>
+            <w:pPr>
+              <w:pStyle w:val="Compact"/>
+              <w:spacing w:before="0" w:after="0"/>
+            </w:pPr>
+            <w:r>
+              <w:rPr>
+                <w:rFonts w:hint="eastAsia" w:ascii="Times New Roman" w:hAnsi="Times New Roman" w:eastAsia="宋体"/>
+                <w:color w:val="000000"/>
+                <w:sz w:val="18"/>
               </w:rPr>
               <w:t xml:space="preserve">出发载重</w:t>
             </w:r>
             <w:r>
+              <w:rPr>
+                <w:rFonts w:ascii="Times New Roman" w:hAnsi="Times New Roman" w:eastAsia="宋体"/>
+                <w:color w:val="000000"/>
+                <w:sz w:val="18"/>
+              </w:rPr>
               <w:t xml:space="preserve"> (kg)</w:t>
             </w:r>
           </w:p>
@@ -31705,15 +32133,18 @@
         </w:trPr>
         <w:tc>
           <w:tcPr>
-            <w:tcW w:type="dxa" w:w="1315"/>
-          </w:tcPr>
-          <w:p>
-            <w:pPr>
-              <w:pStyle w:val="Compact"/>
-            </w:pPr>
-            <w:r>
-              <w:rPr>
-                <w:rFonts w:hint="eastAsia"/>
+            <w:tcW w:type="dxa" w:w="1385"/>
+          </w:tcPr>
+          <w:p>
+            <w:pPr>
+              <w:pStyle w:val="Compact"/>
+              <w:spacing w:before="0" w:after="0"/>
+            </w:pPr>
+            <w:r>
+              <w:rPr>
+                <w:rFonts w:hint="eastAsia" w:ascii="Times New Roman" w:hAnsi="Times New Roman" w:eastAsia="宋体"/>
+                <w:color w:val="000000"/>
+                <w:sz w:val="18"/>
               </w:rPr>
               <w:t xml:space="preserve">仓库→t4</w:t>
             </w:r>
@@ -31721,52 +32152,76 @@
         </w:tc>
         <w:tc>
           <w:tcPr>
-            <w:tcW w:type="dxa" w:w="1872"/>
-          </w:tcPr>
-          <w:p>
-            <w:pPr>
-              <w:pStyle w:val="Compact"/>
-            </w:pPr>
-            <w:r>
+            <w:tcW w:type="dxa" w:w="1862"/>
+          </w:tcPr>
+          <w:p>
+            <w:pPr>
+              <w:pStyle w:val="Compact"/>
+              <w:spacing w:before="0" w:after="0"/>
+            </w:pPr>
+            <w:r>
+              <w:rPr>
+                <w:rFonts w:ascii="Times New Roman" w:hAnsi="Times New Roman" w:eastAsia="宋体"/>
+                <w:color w:val="000000"/>
+                <w:sz w:val="18"/>
+              </w:rPr>
               <w:t xml:space="preserve">270.9</w:t>
             </w:r>
           </w:p>
         </w:tc>
         <w:tc>
           <w:tcPr>
-            <w:tcW w:type="dxa" w:w="2317"/>
-          </w:tcPr>
-          <w:p>
-            <w:pPr>
-              <w:pStyle w:val="Compact"/>
-            </w:pPr>
-            <w:r>
+            <w:tcW w:type="dxa" w:w="2244"/>
+          </w:tcPr>
+          <w:p>
+            <w:pPr>
+              <w:pStyle w:val="Compact"/>
+              <w:spacing w:before="0" w:after="0"/>
+            </w:pPr>
+            <w:r>
+              <w:rPr>
+                <w:rFonts w:ascii="Times New Roman" w:hAnsi="Times New Roman" w:eastAsia="宋体"/>
+                <w:color w:val="000000"/>
+                <w:sz w:val="18"/>
+              </w:rPr>
               <w:t xml:space="preserve">891.2</w:t>
             </w:r>
           </w:p>
         </w:tc>
         <w:tc>
           <w:tcPr>
-            <w:tcW w:type="dxa" w:w="1538"/>
-          </w:tcPr>
-          <w:p>
-            <w:pPr>
-              <w:pStyle w:val="Compact"/>
-            </w:pPr>
-            <w:r>
+            <w:tcW w:type="dxa" w:w="1576"/>
+          </w:tcPr>
+          <w:p>
+            <w:pPr>
+              <w:pStyle w:val="Compact"/>
+              <w:spacing w:before="0" w:after="0"/>
+            </w:pPr>
+            <w:r>
+              <w:rPr>
+                <w:rFonts w:ascii="Times New Roman" w:hAnsi="Times New Roman" w:eastAsia="宋体"/>
+                <w:color w:val="000000"/>
+                <w:sz w:val="18"/>
+              </w:rPr>
               <w:t xml:space="preserve">89.12</w:t>
             </w:r>
           </w:p>
         </w:tc>
         <w:tc>
           <w:tcPr>
-            <w:tcW w:type="dxa" w:w="1983"/>
-          </w:tcPr>
-          <w:p>
-            <w:pPr>
-              <w:pStyle w:val="Compact"/>
-            </w:pPr>
-            <w:r>
+            <w:tcW w:type="dxa" w:w="1958"/>
+          </w:tcPr>
+          <w:p>
+            <w:pPr>
+              <w:pStyle w:val="Compact"/>
+              <w:spacing w:before="0" w:after="0"/>
+            </w:pPr>
+            <w:r>
+              <w:rPr>
+                <w:rFonts w:ascii="Times New Roman" w:hAnsi="Times New Roman" w:eastAsia="宋体"/>
+                <w:color w:val="000000"/>
+                <w:sz w:val="18"/>
+              </w:rPr>
               <w:t xml:space="preserve">45.8</w:t>
             </w:r>
           </w:p>
@@ -31778,65 +32233,95 @@
         </w:trPr>
         <w:tc>
           <w:tcPr>
-            <w:tcW w:type="dxa" w:w="1315"/>
-          </w:tcPr>
-          <w:p>
-            <w:pPr>
-              <w:pStyle w:val="Compact"/>
-            </w:pPr>
-            <w:r>
+            <w:tcW w:type="dxa" w:w="1385"/>
+          </w:tcPr>
+          <w:p>
+            <w:pPr>
+              <w:pStyle w:val="Compact"/>
+              <w:spacing w:before="0" w:after="0"/>
+            </w:pPr>
+            <w:r>
+              <w:rPr>
+                <w:rFonts w:ascii="Times New Roman" w:hAnsi="Times New Roman" w:eastAsia="宋体"/>
+                <w:color w:val="000000"/>
+                <w:sz w:val="18"/>
+              </w:rPr>
               <w:t xml:space="preserve">t4→t6</w:t>
             </w:r>
           </w:p>
         </w:tc>
         <w:tc>
           <w:tcPr>
-            <w:tcW w:type="dxa" w:w="1872"/>
-          </w:tcPr>
-          <w:p>
-            <w:pPr>
-              <w:pStyle w:val="Compact"/>
-            </w:pPr>
-            <w:r>
+            <w:tcW w:type="dxa" w:w="1862"/>
+          </w:tcPr>
+          <w:p>
+            <w:pPr>
+              <w:pStyle w:val="Compact"/>
+              <w:spacing w:before="0" w:after="0"/>
+            </w:pPr>
+            <w:r>
+              <w:rPr>
+                <w:rFonts w:ascii="Times New Roman" w:hAnsi="Times New Roman" w:eastAsia="宋体"/>
+                <w:color w:val="000000"/>
+                <w:sz w:val="18"/>
+              </w:rPr>
               <w:t xml:space="preserve">649.5</w:t>
             </w:r>
           </w:p>
         </w:tc>
         <w:tc>
           <w:tcPr>
-            <w:tcW w:type="dxa" w:w="2317"/>
-          </w:tcPr>
-          <w:p>
-            <w:pPr>
-              <w:pStyle w:val="Compact"/>
-            </w:pPr>
-            <w:r>
+            <w:tcW w:type="dxa" w:w="2244"/>
+          </w:tcPr>
+          <w:p>
+            <w:pPr>
+              <w:pStyle w:val="Compact"/>
+              <w:spacing w:before="0" w:after="0"/>
+            </w:pPr>
+            <w:r>
+              <w:rPr>
+                <w:rFonts w:ascii="Times New Roman" w:hAnsi="Times New Roman" w:eastAsia="宋体"/>
+                <w:color w:val="000000"/>
+                <w:sz w:val="18"/>
+              </w:rPr>
               <w:t xml:space="preserve">2058.8</w:t>
             </w:r>
           </w:p>
         </w:tc>
         <w:tc>
           <w:tcPr>
-            <w:tcW w:type="dxa" w:w="1538"/>
-          </w:tcPr>
-          <w:p>
-            <w:pPr>
-              <w:pStyle w:val="Compact"/>
-            </w:pPr>
-            <w:r>
+            <w:tcW w:type="dxa" w:w="1576"/>
+          </w:tcPr>
+          <w:p>
+            <w:pPr>
+              <w:pStyle w:val="Compact"/>
+              <w:spacing w:before="0" w:after="0"/>
+            </w:pPr>
+            <w:r>
+              <w:rPr>
+                <w:rFonts w:ascii="Times New Roman" w:hAnsi="Times New Roman" w:eastAsia="宋体"/>
+                <w:color w:val="000000"/>
+                <w:sz w:val="18"/>
+              </w:rPr>
               <w:t xml:space="preserve">205.88</w:t>
             </w:r>
           </w:p>
         </w:tc>
         <w:tc>
           <w:tcPr>
-            <w:tcW w:type="dxa" w:w="1983"/>
-          </w:tcPr>
-          <w:p>
-            <w:pPr>
-              <w:pStyle w:val="Compact"/>
-            </w:pPr>
-            <w:r>
+            <w:tcW w:type="dxa" w:w="1958"/>
+          </w:tcPr>
+          <w:p>
+            <w:pPr>
+              <w:pStyle w:val="Compact"/>
+              <w:spacing w:before="0" w:after="0"/>
+            </w:pPr>
+            <w:r>
+              <w:rPr>
+                <w:rFonts w:ascii="Times New Roman" w:hAnsi="Times New Roman" w:eastAsia="宋体"/>
+                <w:color w:val="000000"/>
+                <w:sz w:val="18"/>
+              </w:rPr>
               <w:t xml:space="preserve">43.4</w:t>
             </w:r>
           </w:p>
@@ -31848,65 +32333,95 @@
         </w:trPr>
         <w:tc>
           <w:tcPr>
-            <w:tcW w:type="dxa" w:w="1315"/>
-          </w:tcPr>
-          <w:p>
-            <w:pPr>
-              <w:pStyle w:val="Compact"/>
-            </w:pPr>
-            <w:r>
+            <w:tcW w:type="dxa" w:w="1385"/>
+          </w:tcPr>
+          <w:p>
+            <w:pPr>
+              <w:pStyle w:val="Compact"/>
+              <w:spacing w:before="0" w:after="0"/>
+            </w:pPr>
+            <w:r>
+              <w:rPr>
+                <w:rFonts w:ascii="Times New Roman" w:hAnsi="Times New Roman" w:eastAsia="宋体"/>
+                <w:color w:val="000000"/>
+                <w:sz w:val="18"/>
+              </w:rPr>
               <w:t xml:space="preserve">t6→t8</w:t>
             </w:r>
           </w:p>
         </w:tc>
         <w:tc>
           <w:tcPr>
-            <w:tcW w:type="dxa" w:w="1872"/>
-          </w:tcPr>
-          <w:p>
-            <w:pPr>
-              <w:pStyle w:val="Compact"/>
-            </w:pPr>
-            <w:r>
+            <w:tcW w:type="dxa" w:w="1862"/>
+          </w:tcPr>
+          <w:p>
+            <w:pPr>
+              <w:pStyle w:val="Compact"/>
+              <w:spacing w:before="0" w:after="0"/>
+            </w:pPr>
+            <w:r>
+              <w:rPr>
+                <w:rFonts w:ascii="Times New Roman" w:hAnsi="Times New Roman" w:eastAsia="宋体"/>
+                <w:color w:val="000000"/>
+                <w:sz w:val="18"/>
+              </w:rPr>
               <w:t xml:space="preserve">230.4</w:t>
             </w:r>
           </w:p>
         </w:tc>
         <w:tc>
           <w:tcPr>
-            <w:tcW w:type="dxa" w:w="2317"/>
-          </w:tcPr>
-          <w:p>
-            <w:pPr>
-              <w:pStyle w:val="Compact"/>
-            </w:pPr>
-            <w:r>
+            <w:tcW w:type="dxa" w:w="2244"/>
+          </w:tcPr>
+          <w:p>
+            <w:pPr>
+              <w:pStyle w:val="Compact"/>
+              <w:spacing w:before="0" w:after="0"/>
+            </w:pPr>
+            <w:r>
+              <w:rPr>
+                <w:rFonts w:ascii="Times New Roman" w:hAnsi="Times New Roman" w:eastAsia="宋体"/>
+                <w:color w:val="000000"/>
+                <w:sz w:val="18"/>
+              </w:rPr>
               <w:t xml:space="preserve">648.5</w:t>
             </w:r>
           </w:p>
         </w:tc>
         <w:tc>
           <w:tcPr>
-            <w:tcW w:type="dxa" w:w="1538"/>
-          </w:tcPr>
-          <w:p>
-            <w:pPr>
-              <w:pStyle w:val="Compact"/>
-            </w:pPr>
-            <w:r>
+            <w:tcW w:type="dxa" w:w="1576"/>
+          </w:tcPr>
+          <w:p>
+            <w:pPr>
+              <w:pStyle w:val="Compact"/>
+              <w:spacing w:before="0" w:after="0"/>
+            </w:pPr>
+            <w:r>
+              <w:rPr>
+                <w:rFonts w:ascii="Times New Roman" w:hAnsi="Times New Roman" w:eastAsia="宋体"/>
+                <w:color w:val="000000"/>
+                <w:sz w:val="18"/>
+              </w:rPr>
               <w:t xml:space="preserve">64.85</w:t>
             </w:r>
           </w:p>
         </w:tc>
         <w:tc>
           <w:tcPr>
-            <w:tcW w:type="dxa" w:w="1983"/>
-          </w:tcPr>
-          <w:p>
-            <w:pPr>
-              <w:pStyle w:val="Compact"/>
-            </w:pPr>
-            <w:r>
+            <w:tcW w:type="dxa" w:w="1958"/>
+          </w:tcPr>
+          <w:p>
+            <w:pPr>
+              <w:pStyle w:val="Compact"/>
+              <w:spacing w:before="0" w:after="0"/>
+            </w:pPr>
+            <w:r>
+              <w:rPr>
+                <w:rFonts w:ascii="Times New Roman" w:hAnsi="Times New Roman" w:eastAsia="宋体"/>
+                <w:color w:val="000000"/>
+                <w:sz w:val="18"/>
+              </w:rPr>
               <w:t xml:space="preserve">36.3</w:t>
             </w:r>
           </w:p>
@@ -31918,65 +32433,95 @@
         </w:trPr>
         <w:tc>
           <w:tcPr>
-            <w:tcW w:type="dxa" w:w="1315"/>
-          </w:tcPr>
-          <w:p>
-            <w:pPr>
-              <w:pStyle w:val="Compact"/>
-            </w:pPr>
-            <w:r>
+            <w:tcW w:type="dxa" w:w="1385"/>
+          </w:tcPr>
+          <w:p>
+            <w:pPr>
+              <w:pStyle w:val="Compact"/>
+              <w:spacing w:before="0" w:after="0"/>
+            </w:pPr>
+            <w:r>
+              <w:rPr>
+                <w:rFonts w:ascii="Times New Roman" w:hAnsi="Times New Roman" w:eastAsia="宋体"/>
+                <w:color w:val="000000"/>
+                <w:sz w:val="18"/>
+              </w:rPr>
               <w:t xml:space="preserve">t8→t5</w:t>
             </w:r>
           </w:p>
         </w:tc>
         <w:tc>
           <w:tcPr>
-            <w:tcW w:type="dxa" w:w="1872"/>
-          </w:tcPr>
-          <w:p>
-            <w:pPr>
-              <w:pStyle w:val="Compact"/>
-            </w:pPr>
-            <w:r>
+            <w:tcW w:type="dxa" w:w="1862"/>
+          </w:tcPr>
+          <w:p>
+            <w:pPr>
+              <w:pStyle w:val="Compact"/>
+              <w:spacing w:before="0" w:after="0"/>
+            </w:pPr>
+            <w:r>
+              <w:rPr>
+                <w:rFonts w:ascii="Times New Roman" w:hAnsi="Times New Roman" w:eastAsia="宋体"/>
+                <w:color w:val="000000"/>
+                <w:sz w:val="18"/>
+              </w:rPr>
               <w:t xml:space="preserve">376.5</w:t>
             </w:r>
           </w:p>
         </w:tc>
         <w:tc>
           <w:tcPr>
-            <w:tcW w:type="dxa" w:w="2317"/>
-          </w:tcPr>
-          <w:p>
-            <w:pPr>
-              <w:pStyle w:val="Compact"/>
-            </w:pPr>
-            <w:r>
+            <w:tcW w:type="dxa" w:w="2244"/>
+          </w:tcPr>
+          <w:p>
+            <w:pPr>
+              <w:pStyle w:val="Compact"/>
+              <w:spacing w:before="0" w:after="0"/>
+            </w:pPr>
+            <w:r>
+              <w:rPr>
+                <w:rFonts w:ascii="Times New Roman" w:hAnsi="Times New Roman" w:eastAsia="宋体"/>
+                <w:color w:val="000000"/>
+                <w:sz w:val="18"/>
+              </w:rPr>
               <w:t xml:space="preserve">909.3</w:t>
             </w:r>
           </w:p>
         </w:tc>
         <w:tc>
           <w:tcPr>
-            <w:tcW w:type="dxa" w:w="1538"/>
-          </w:tcPr>
-          <w:p>
-            <w:pPr>
-              <w:pStyle w:val="Compact"/>
-            </w:pPr>
-            <w:r>
+            <w:tcW w:type="dxa" w:w="1576"/>
+          </w:tcPr>
+          <w:p>
+            <w:pPr>
+              <w:pStyle w:val="Compact"/>
+              <w:spacing w:before="0" w:after="0"/>
+            </w:pPr>
+            <w:r>
+              <w:rPr>
+                <w:rFonts w:ascii="Times New Roman" w:hAnsi="Times New Roman" w:eastAsia="宋体"/>
+                <w:color w:val="000000"/>
+                <w:sz w:val="18"/>
+              </w:rPr>
               <w:t xml:space="preserve">90.93</w:t>
             </w:r>
           </w:p>
         </w:tc>
         <w:tc>
           <w:tcPr>
-            <w:tcW w:type="dxa" w:w="1983"/>
-          </w:tcPr>
-          <w:p>
-            <w:pPr>
-              <w:pStyle w:val="Compact"/>
-            </w:pPr>
-            <w:r>
+            <w:tcW w:type="dxa" w:w="1958"/>
+          </w:tcPr>
+          <w:p>
+            <w:pPr>
+              <w:pStyle w:val="Compact"/>
+              <w:spacing w:before="0" w:after="0"/>
+            </w:pPr>
+            <w:r>
+              <w:rPr>
+                <w:rFonts w:ascii="Times New Roman" w:hAnsi="Times New Roman" w:eastAsia="宋体"/>
+                <w:color w:val="000000"/>
+                <w:sz w:val="18"/>
+              </w:rPr>
               <w:t xml:space="preserve">28.3</w:t>
             </w:r>
           </w:p>
@@ -31988,65 +32533,95 @@
         </w:trPr>
         <w:tc>
           <w:tcPr>
-            <w:tcW w:type="dxa" w:w="1315"/>
-          </w:tcPr>
-          <w:p>
-            <w:pPr>
-              <w:pStyle w:val="Compact"/>
-            </w:pPr>
-            <w:r>
+            <w:tcW w:type="dxa" w:w="1385"/>
+          </w:tcPr>
+          <w:p>
+            <w:pPr>
+              <w:pStyle w:val="Compact"/>
+              <w:spacing w:before="0" w:after="0"/>
+            </w:pPr>
+            <w:r>
+              <w:rPr>
+                <w:rFonts w:ascii="Times New Roman" w:hAnsi="Times New Roman" w:eastAsia="宋体"/>
+                <w:color w:val="000000"/>
+                <w:sz w:val="18"/>
+              </w:rPr>
               <w:t xml:space="preserve">t5→t2</w:t>
             </w:r>
           </w:p>
         </w:tc>
         <w:tc>
           <w:tcPr>
-            <w:tcW w:type="dxa" w:w="1872"/>
-          </w:tcPr>
-          <w:p>
-            <w:pPr>
-              <w:pStyle w:val="Compact"/>
-            </w:pPr>
-            <w:r>
+            <w:tcW w:type="dxa" w:w="1862"/>
+          </w:tcPr>
+          <w:p>
+            <w:pPr>
+              <w:pStyle w:val="Compact"/>
+              <w:spacing w:before="0" w:after="0"/>
+            </w:pPr>
+            <w:r>
+              <w:rPr>
+                <w:rFonts w:ascii="Times New Roman" w:hAnsi="Times New Roman" w:eastAsia="宋体"/>
+                <w:color w:val="000000"/>
+                <w:sz w:val="18"/>
+              </w:rPr>
               <w:t xml:space="preserve">556.2</w:t>
             </w:r>
           </w:p>
         </w:tc>
         <w:tc>
           <w:tcPr>
-            <w:tcW w:type="dxa" w:w="2317"/>
-          </w:tcPr>
-          <w:p>
-            <w:pPr>
-              <w:pStyle w:val="Compact"/>
-            </w:pPr>
-            <w:r>
+            <w:tcW w:type="dxa" w:w="2244"/>
+          </w:tcPr>
+          <w:p>
+            <w:pPr>
+              <w:pStyle w:val="Compact"/>
+              <w:spacing w:before="0" w:after="0"/>
+            </w:pPr>
+            <w:r>
+              <w:rPr>
+                <w:rFonts w:ascii="Times New Roman" w:hAnsi="Times New Roman" w:eastAsia="宋体"/>
+                <w:color w:val="000000"/>
+                <w:sz w:val="18"/>
+              </w:rPr>
               <w:t xml:space="preserve">1209.8</w:t>
             </w:r>
           </w:p>
         </w:tc>
         <w:tc>
           <w:tcPr>
-            <w:tcW w:type="dxa" w:w="1538"/>
-          </w:tcPr>
-          <w:p>
-            <w:pPr>
-              <w:pStyle w:val="Compact"/>
-            </w:pPr>
-            <w:r>
+            <w:tcW w:type="dxa" w:w="1576"/>
+          </w:tcPr>
+          <w:p>
+            <w:pPr>
+              <w:pStyle w:val="Compact"/>
+              <w:spacing w:before="0" w:after="0"/>
+            </w:pPr>
+            <w:r>
+              <w:rPr>
+                <w:rFonts w:ascii="Times New Roman" w:hAnsi="Times New Roman" w:eastAsia="宋体"/>
+                <w:color w:val="000000"/>
+                <w:sz w:val="18"/>
+              </w:rPr>
               <w:t xml:space="preserve">120.98</w:t>
             </w:r>
           </w:p>
         </w:tc>
         <w:tc>
           <w:tcPr>
-            <w:tcW w:type="dxa" w:w="1983"/>
-          </w:tcPr>
-          <w:p>
-            <w:pPr>
-              <w:pStyle w:val="Compact"/>
-            </w:pPr>
-            <w:r>
+            <w:tcW w:type="dxa" w:w="1958"/>
+          </w:tcPr>
+          <w:p>
+            <w:pPr>
+              <w:pStyle w:val="Compact"/>
+              <w:spacing w:before="0" w:after="0"/>
+            </w:pPr>
+            <w:r>
+              <w:rPr>
+                <w:rFonts w:ascii="Times New Roman" w:hAnsi="Times New Roman" w:eastAsia="宋体"/>
+                <w:color w:val="000000"/>
+                <w:sz w:val="18"/>
+              </w:rPr>
               <w:t xml:space="preserve">23.5</w:t>
             </w:r>
           </w:p>
@@ -32058,65 +32633,95 @@
         </w:trPr>
         <w:tc>
           <w:tcPr>
-            <w:tcW w:type="dxa" w:w="1315"/>
-          </w:tcPr>
-          <w:p>
-            <w:pPr>
-              <w:pStyle w:val="Compact"/>
-            </w:pPr>
-            <w:r>
+            <w:tcW w:type="dxa" w:w="1385"/>
+          </w:tcPr>
+          <w:p>
+            <w:pPr>
+              <w:pStyle w:val="Compact"/>
+              <w:spacing w:before="0" w:after="0"/>
+            </w:pPr>
+            <w:r>
+              <w:rPr>
+                <w:rFonts w:ascii="Times New Roman" w:hAnsi="Times New Roman" w:eastAsia="宋体"/>
+                <w:color w:val="000000"/>
+                <w:sz w:val="18"/>
+              </w:rPr>
               <w:t xml:space="preserve">t2→t1</w:t>
             </w:r>
           </w:p>
         </w:tc>
         <w:tc>
           <w:tcPr>
-            <w:tcW w:type="dxa" w:w="1872"/>
-          </w:tcPr>
-          <w:p>
-            <w:pPr>
-              <w:pStyle w:val="Compact"/>
-            </w:pPr>
-            <w:r>
+            <w:tcW w:type="dxa" w:w="1862"/>
+          </w:tcPr>
+          <w:p>
+            <w:pPr>
+              <w:pStyle w:val="Compact"/>
+              <w:spacing w:before="0" w:after="0"/>
+            </w:pPr>
+            <w:r>
+              <w:rPr>
+                <w:rFonts w:ascii="Times New Roman" w:hAnsi="Times New Roman" w:eastAsia="宋体"/>
+                <w:color w:val="000000"/>
+                <w:sz w:val="18"/>
+              </w:rPr>
               <w:t xml:space="preserve">553.7</w:t>
             </w:r>
           </w:p>
         </w:tc>
         <w:tc>
           <w:tcPr>
-            <w:tcW w:type="dxa" w:w="2317"/>
-          </w:tcPr>
-          <w:p>
-            <w:pPr>
-              <w:pStyle w:val="Compact"/>
-            </w:pPr>
-            <w:r>
+            <w:tcW w:type="dxa" w:w="2244"/>
+          </w:tcPr>
+          <w:p>
+            <w:pPr>
+              <w:pStyle w:val="Compact"/>
+              <w:spacing w:before="0" w:after="0"/>
+            </w:pPr>
+            <w:r>
+              <w:rPr>
+                <w:rFonts w:ascii="Times New Roman" w:hAnsi="Times New Roman" w:eastAsia="宋体"/>
+                <w:color w:val="000000"/>
+                <w:sz w:val="18"/>
+              </w:rPr>
               <w:t xml:space="preserve">993.9</w:t>
             </w:r>
           </w:p>
         </w:tc>
         <w:tc>
           <w:tcPr>
-            <w:tcW w:type="dxa" w:w="1538"/>
-          </w:tcPr>
-          <w:p>
-            <w:pPr>
-              <w:pStyle w:val="Compact"/>
-            </w:pPr>
-            <w:r>
+            <w:tcW w:type="dxa" w:w="1576"/>
+          </w:tcPr>
+          <w:p>
+            <w:pPr>
+              <w:pStyle w:val="Compact"/>
+              <w:spacing w:before="0" w:after="0"/>
+            </w:pPr>
+            <w:r>
+              <w:rPr>
+                <w:rFonts w:ascii="Times New Roman" w:hAnsi="Times New Roman" w:eastAsia="宋体"/>
+                <w:color w:val="000000"/>
+                <w:sz w:val="18"/>
+              </w:rPr>
               <w:t xml:space="preserve">99.39</w:t>
             </w:r>
           </w:p>
         </w:tc>
         <w:tc>
           <w:tcPr>
-            <w:tcW w:type="dxa" w:w="1983"/>
-          </w:tcPr>
-          <w:p>
-            <w:pPr>
-              <w:pStyle w:val="Compact"/>
-            </w:pPr>
-            <w:r>
+            <w:tcW w:type="dxa" w:w="1958"/>
+          </w:tcPr>
+          <w:p>
+            <w:pPr>
+              <w:pStyle w:val="Compact"/>
+              <w:spacing w:before="0" w:after="0"/>
+            </w:pPr>
+            <w:r>
+              <w:rPr>
+                <w:rFonts w:ascii="Times New Roman" w:hAnsi="Times New Roman" w:eastAsia="宋体"/>
+                <w:color w:val="000000"/>
+                <w:sz w:val="18"/>
+              </w:rPr>
               <w:t xml:space="preserve">15.9</w:t>
             </w:r>
           </w:p>
@@ -32128,65 +32733,95 @@
         </w:trPr>
         <w:tc>
           <w:tcPr>
-            <w:tcW w:type="dxa" w:w="1315"/>
-          </w:tcPr>
-          <w:p>
-            <w:pPr>
-              <w:pStyle w:val="Compact"/>
-            </w:pPr>
-            <w:r>
+            <w:tcW w:type="dxa" w:w="1385"/>
+          </w:tcPr>
+          <w:p>
+            <w:pPr>
+              <w:pStyle w:val="Compact"/>
+              <w:spacing w:before="0" w:after="0"/>
+            </w:pPr>
+            <w:r>
+              <w:rPr>
+                <w:rFonts w:ascii="Times New Roman" w:hAnsi="Times New Roman" w:eastAsia="宋体"/>
+                <w:color w:val="000000"/>
+                <w:sz w:val="18"/>
+              </w:rPr>
               <w:t xml:space="preserve">t1→t3</w:t>
             </w:r>
           </w:p>
         </w:tc>
         <w:tc>
           <w:tcPr>
-            <w:tcW w:type="dxa" w:w="1872"/>
-          </w:tcPr>
-          <w:p>
-            <w:pPr>
-              <w:pStyle w:val="Compact"/>
-            </w:pPr>
-            <w:r>
+            <w:tcW w:type="dxa" w:w="1862"/>
+          </w:tcPr>
+          <w:p>
+            <w:pPr>
+              <w:pStyle w:val="Compact"/>
+              <w:spacing w:before="0" w:after="0"/>
+            </w:pPr>
+            <w:r>
+              <w:rPr>
+                <w:rFonts w:ascii="Times New Roman" w:hAnsi="Times New Roman" w:eastAsia="宋体"/>
+                <w:color w:val="000000"/>
+                <w:sz w:val="18"/>
+              </w:rPr>
               <w:t xml:space="preserve">406.9</w:t>
             </w:r>
           </w:p>
         </w:tc>
         <w:tc>
           <w:tcPr>
-            <w:tcW w:type="dxa" w:w="2317"/>
-          </w:tcPr>
-          <w:p>
-            <w:pPr>
-              <w:pStyle w:val="Compact"/>
-            </w:pPr>
-            <w:r>
+            <w:tcW w:type="dxa" w:w="2244"/>
+          </w:tcPr>
+          <w:p>
+            <w:pPr>
+              <w:pStyle w:val="Compact"/>
+              <w:spacing w:before="0" w:after="0"/>
+            </w:pPr>
+            <w:r>
+              <w:rPr>
+                <w:rFonts w:ascii="Times New Roman" w:hAnsi="Times New Roman" w:eastAsia="宋体"/>
+                <w:color w:val="000000"/>
+                <w:sz w:val="18"/>
+              </w:rPr>
               <w:t xml:space="preserve">561.5</w:t>
             </w:r>
           </w:p>
         </w:tc>
         <w:tc>
           <w:tcPr>
-            <w:tcW w:type="dxa" w:w="1538"/>
-          </w:tcPr>
-          <w:p>
-            <w:pPr>
-              <w:pStyle w:val="Compact"/>
-            </w:pPr>
-            <w:r>
+            <w:tcW w:type="dxa" w:w="1576"/>
+          </w:tcPr>
+          <w:p>
+            <w:pPr>
+              <w:pStyle w:val="Compact"/>
+              <w:spacing w:before="0" w:after="0"/>
+            </w:pPr>
+            <w:r>
+              <w:rPr>
+                <w:rFonts w:ascii="Times New Roman" w:hAnsi="Times New Roman" w:eastAsia="宋体"/>
+                <w:color w:val="000000"/>
+                <w:sz w:val="18"/>
+              </w:rPr>
               <w:t xml:space="preserve">56.15</w:t>
             </w:r>
           </w:p>
         </w:tc>
         <w:tc>
           <w:tcPr>
-            <w:tcW w:type="dxa" w:w="1983"/>
-          </w:tcPr>
-          <w:p>
-            <w:pPr>
-              <w:pStyle w:val="Compact"/>
-            </w:pPr>
-            <w:r>
+            <w:tcW w:type="dxa" w:w="1958"/>
+          </w:tcPr>
+          <w:p>
+            <w:pPr>
+              <w:pStyle w:val="Compact"/>
+              <w:spacing w:before="0" w:after="0"/>
+            </w:pPr>
+            <w:r>
+              <w:rPr>
+                <w:rFonts w:ascii="Times New Roman" w:hAnsi="Times New Roman" w:eastAsia="宋体"/>
+                <w:color w:val="000000"/>
+                <w:sz w:val="18"/>
+              </w:rPr>
               <w:t xml:space="preserve">7.6</w:t>
             </w:r>
           </w:p>
@@ -32198,65 +32833,95 @@
         </w:trPr>
         <w:tc>
           <w:tcPr>
-            <w:tcW w:type="dxa" w:w="1315"/>
-          </w:tcPr>
-          <w:p>
-            <w:pPr>
-              <w:pStyle w:val="Compact"/>
-            </w:pPr>
-            <w:r>
+            <w:tcW w:type="dxa" w:w="1385"/>
+          </w:tcPr>
+          <w:p>
+            <w:pPr>
+              <w:pStyle w:val="Compact"/>
+              <w:spacing w:before="0" w:after="0"/>
+            </w:pPr>
+            <w:r>
+              <w:rPr>
+                <w:rFonts w:ascii="Times New Roman" w:hAnsi="Times New Roman" w:eastAsia="宋体"/>
+                <w:color w:val="000000"/>
+                <w:sz w:val="18"/>
+              </w:rPr>
               <w:t xml:space="preserve">t3→t7</w:t>
             </w:r>
           </w:p>
         </w:tc>
         <w:tc>
           <w:tcPr>
-            <w:tcW w:type="dxa" w:w="1872"/>
-          </w:tcPr>
-          <w:p>
-            <w:pPr>
-              <w:pStyle w:val="Compact"/>
-            </w:pPr>
-            <w:r>
+            <w:tcW w:type="dxa" w:w="1862"/>
+          </w:tcPr>
+          <w:p>
+            <w:pPr>
+              <w:pStyle w:val="Compact"/>
+              <w:spacing w:before="0" w:after="0"/>
+            </w:pPr>
+            <w:r>
+              <w:rPr>
+                <w:rFonts w:ascii="Times New Roman" w:hAnsi="Times New Roman" w:eastAsia="宋体"/>
+                <w:color w:val="000000"/>
+                <w:sz w:val="18"/>
+              </w:rPr>
               <w:t xml:space="preserve">388.5</w:t>
             </w:r>
           </w:p>
         </w:tc>
         <w:tc>
           <w:tcPr>
-            <w:tcW w:type="dxa" w:w="2317"/>
-          </w:tcPr>
-          <w:p>
-            <w:pPr>
-              <w:pStyle w:val="Compact"/>
-            </w:pPr>
-            <w:r>
+            <w:tcW w:type="dxa" w:w="2244"/>
+          </w:tcPr>
+          <w:p>
+            <w:pPr>
+              <w:pStyle w:val="Compact"/>
+              <w:spacing w:before="0" w:after="0"/>
+            </w:pPr>
+            <w:r>
+              <w:rPr>
+                <w:rFonts w:ascii="Times New Roman" w:hAnsi="Times New Roman" w:eastAsia="宋体"/>
+                <w:color w:val="000000"/>
+                <w:sz w:val="18"/>
+              </w:rPr>
               <w:t xml:space="preserve">468.2</w:t>
             </w:r>
           </w:p>
         </w:tc>
         <w:tc>
           <w:tcPr>
-            <w:tcW w:type="dxa" w:w="1538"/>
-          </w:tcPr>
-          <w:p>
-            <w:pPr>
-              <w:pStyle w:val="Compact"/>
-            </w:pPr>
-            <w:r>
+            <w:tcW w:type="dxa" w:w="1576"/>
+          </w:tcPr>
+          <w:p>
+            <w:pPr>
+              <w:pStyle w:val="Compact"/>
+              <w:spacing w:before="0" w:after="0"/>
+            </w:pPr>
+            <w:r>
+              <w:rPr>
+                <w:rFonts w:ascii="Times New Roman" w:hAnsi="Times New Roman" w:eastAsia="宋体"/>
+                <w:color w:val="000000"/>
+                <w:sz w:val="18"/>
+              </w:rPr>
               <w:t xml:space="preserve">46.82</w:t>
             </w:r>
           </w:p>
         </w:tc>
         <w:tc>
           <w:tcPr>
-            <w:tcW w:type="dxa" w:w="1983"/>
-          </w:tcPr>
-          <w:p>
-            <w:pPr>
-              <w:pStyle w:val="Compact"/>
-            </w:pPr>
-            <w:r>
+            <w:tcW w:type="dxa" w:w="1958"/>
+          </w:tcPr>
+          <w:p>
+            <w:pPr>
+              <w:pStyle w:val="Compact"/>
+              <w:spacing w:before="0" w:after="0"/>
+            </w:pPr>
+            <w:r>
+              <w:rPr>
+                <w:rFonts w:ascii="Times New Roman" w:hAnsi="Times New Roman" w:eastAsia="宋体"/>
+                <w:color w:val="000000"/>
+                <w:sz w:val="18"/>
+              </w:rPr>
               <w:t xml:space="preserve">4.1</w:t>
             </w:r>
           </w:p>
@@ -32268,15 +32933,18 @@
         </w:trPr>
         <w:tc>
           <w:tcPr>
-            <w:tcW w:type="dxa" w:w="1315"/>
-          </w:tcPr>
-          <w:p>
-            <w:pPr>
-              <w:pStyle w:val="Compact"/>
-            </w:pPr>
-            <w:r>
-              <w:rPr>
-                <w:rFonts w:hint="eastAsia"/>
+            <w:tcW w:type="dxa" w:w="1385"/>
+          </w:tcPr>
+          <w:p>
+            <w:pPr>
+              <w:pStyle w:val="Compact"/>
+              <w:spacing w:before="0" w:after="0"/>
+            </w:pPr>
+            <w:r>
+              <w:rPr>
+                <w:rFonts w:hint="eastAsia" w:ascii="Times New Roman" w:hAnsi="Times New Roman" w:eastAsia="宋体"/>
+                <w:color w:val="000000"/>
+                <w:sz w:val="18"/>
               </w:rPr>
               <w:t xml:space="preserve">t7→仓库</w:t>
             </w:r>
@@ -32284,52 +32952,76 @@
         </w:tc>
         <w:tc>
           <w:tcPr>
-            <w:tcW w:type="dxa" w:w="1872"/>
-          </w:tcPr>
-          <w:p>
-            <w:pPr>
-              <w:pStyle w:val="Compact"/>
-            </w:pPr>
-            <w:r>
+            <w:tcW w:type="dxa" w:w="1862"/>
+          </w:tcPr>
+          <w:p>
+            <w:pPr>
+              <w:pStyle w:val="Compact"/>
+              <w:spacing w:before="0" w:after="0"/>
+            </w:pPr>
+            <w:r>
+              <w:rPr>
+                <w:rFonts w:ascii="Times New Roman" w:hAnsi="Times New Roman" w:eastAsia="宋体"/>
+                <w:color w:val="000000"/>
+                <w:sz w:val="18"/>
+              </w:rPr>
               <w:t xml:space="preserve">529.6</w:t>
             </w:r>
           </w:p>
         </w:tc>
         <w:tc>
           <w:tcPr>
-            <w:tcW w:type="dxa" w:w="2317"/>
-          </w:tcPr>
-          <w:p>
-            <w:pPr>
-              <w:pStyle w:val="Compact"/>
-            </w:pPr>
-            <w:r>
+            <w:tcW w:type="dxa" w:w="2244"/>
+          </w:tcPr>
+          <w:p>
+            <w:pPr>
+              <w:pStyle w:val="Compact"/>
+              <w:spacing w:before="0" w:after="0"/>
+            </w:pPr>
+            <w:r>
+              <w:rPr>
+                <w:rFonts w:ascii="Times New Roman" w:hAnsi="Times New Roman" w:eastAsia="宋体"/>
+                <w:color w:val="000000"/>
+                <w:sz w:val="18"/>
+              </w:rPr>
               <w:t xml:space="preserve">529.6</w:t>
             </w:r>
           </w:p>
         </w:tc>
         <w:tc>
           <w:tcPr>
-            <w:tcW w:type="dxa" w:w="1538"/>
-          </w:tcPr>
-          <w:p>
-            <w:pPr>
-              <w:pStyle w:val="Compact"/>
-            </w:pPr>
-            <w:r>
+            <w:tcW w:type="dxa" w:w="1576"/>
+          </w:tcPr>
+          <w:p>
+            <w:pPr>
+              <w:pStyle w:val="Compact"/>
+              <w:spacing w:before="0" w:after="0"/>
+            </w:pPr>
+            <w:r>
+              <w:rPr>
+                <w:rFonts w:ascii="Times New Roman" w:hAnsi="Times New Roman" w:eastAsia="宋体"/>
+                <w:color w:val="000000"/>
+                <w:sz w:val="18"/>
+              </w:rPr>
               <w:t xml:space="preserve">52.96</w:t>
             </w:r>
           </w:p>
         </w:tc>
         <w:tc>
           <w:tcPr>
-            <w:tcW w:type="dxa" w:w="1983"/>
-          </w:tcPr>
-          <w:p>
-            <w:pPr>
-              <w:pStyle w:val="Compact"/>
-            </w:pPr>
-            <w:r>
+            <w:tcW w:type="dxa" w:w="1958"/>
+          </w:tcPr>
+          <w:p>
+            <w:pPr>
+              <w:pStyle w:val="Compact"/>
+              <w:spacing w:before="0" w:after="0"/>
+            </w:pPr>
+            <w:r>
+              <w:rPr>
+                <w:rFonts w:ascii="Times New Roman" w:hAnsi="Times New Roman" w:eastAsia="宋体"/>
+                <w:color w:val="000000"/>
+                <w:sz w:val="18"/>
+              </w:rPr>
               <w:t xml:space="preserve">0</w:t>
             </w:r>
           </w:p>
@@ -32341,17 +33033,20 @@
         </w:trPr>
         <w:tc>
           <w:tcPr>
-            <w:tcW w:type="dxa" w:w="1315"/>
-          </w:tcPr>
-          <w:p>
-            <w:pPr>
-              <w:pStyle w:val="Compact"/>
-            </w:pPr>
-            <w:r>
-              <w:rPr>
-                <w:rFonts w:hint="eastAsia"/>
+            <w:tcW w:type="dxa" w:w="1385"/>
+          </w:tcPr>
+          <w:p>
+            <w:pPr>
+              <w:pStyle w:val="Compact"/>
+              <w:spacing w:before="0" w:after="0"/>
+            </w:pPr>
+            <w:r>
+              <w:rPr>
+                <w:rFonts w:hint="eastAsia" w:ascii="Times New Roman" w:hAnsi="Times New Roman" w:eastAsia="宋体"/>
                 <w:b/>
                 <w:bCs/>
+                <w:color w:val="000000"/>
+                <w:sz w:val="18"/>
               </w:rPr>
               <w:t xml:space="preserve">合计</w:t>
             </w:r>
@@ -32359,16 +33054,20 @@
         </w:tc>
         <w:tc>
           <w:tcPr>
-            <w:tcW w:type="dxa" w:w="1872"/>
-          </w:tcPr>
-          <w:p>
-            <w:pPr>
-              <w:pStyle w:val="Compact"/>
-            </w:pPr>
-            <w:r>
-              <w:rPr>
+            <w:tcW w:type="dxa" w:w="1862"/>
+          </w:tcPr>
+          <w:p>
+            <w:pPr>
+              <w:pStyle w:val="Compact"/>
+              <w:spacing w:before="0" w:after="0"/>
+            </w:pPr>
+            <w:r>
+              <w:rPr>
+                <w:rFonts w:ascii="Times New Roman" w:hAnsi="Times New Roman" w:eastAsia="宋体"/>
                 <w:b/>
                 <w:bCs/>
+                <w:color w:val="000000"/>
+                <w:sz w:val="18"/>
               </w:rPr>
               <w:t xml:space="preserve">3962.2</w:t>
             </w:r>
@@ -32376,16 +33075,20 @@
         </w:tc>
         <w:tc>
           <w:tcPr>
-            <w:tcW w:type="dxa" w:w="2317"/>
-          </w:tcPr>
-          <w:p>
-            <w:pPr>
-              <w:pStyle w:val="Compact"/>
-            </w:pPr>
-            <w:r>
-              <w:rPr>
+            <w:tcW w:type="dxa" w:w="2244"/>
+          </w:tcPr>
+          <w:p>
+            <w:pPr>
+              <w:pStyle w:val="Compact"/>
+              <w:spacing w:before="0" w:after="0"/>
+            </w:pPr>
+            <w:r>
+              <w:rPr>
+                <w:rFonts w:ascii="Times New Roman" w:hAnsi="Times New Roman" w:eastAsia="宋体"/>
                 <w:b/>
                 <w:bCs/>
+                <w:color w:val="000000"/>
+                <w:sz w:val="18"/>
               </w:rPr>
               <w:t xml:space="preserve">8270.8</w:t>
             </w:r>
@@ -32393,16 +33096,20 @@
         </w:tc>
         <w:tc>
           <w:tcPr>
-            <w:tcW w:type="dxa" w:w="1538"/>
-          </w:tcPr>
-          <w:p>
-            <w:pPr>
-              <w:pStyle w:val="Compact"/>
-            </w:pPr>
-            <w:r>
-              <w:rPr>
+            <w:tcW w:type="dxa" w:w="1576"/>
+          </w:tcPr>
+          <w:p>
+            <w:pPr>
+              <w:pStyle w:val="Compact"/>
+              <w:spacing w:before="0" w:after="0"/>
+            </w:pPr>
+            <w:r>
+              <w:rPr>
+                <w:rFonts w:ascii="Times New Roman" w:hAnsi="Times New Roman" w:eastAsia="宋体"/>
                 <w:b/>
                 <w:bCs/>
+                <w:color w:val="000000"/>
+                <w:sz w:val="18"/>
               </w:rPr>
               <w:t xml:space="preserve">827.08</w:t>
             </w:r>
@@ -32410,13 +33117,19 @@
         </w:tc>
         <w:tc>
           <w:tcPr>
-            <w:tcW w:type="dxa" w:w="1983"/>
-          </w:tcPr>
-          <w:p>
-            <w:pPr>
-              <w:pStyle w:val="Compact"/>
-            </w:pPr>
-            <w:r>
+            <w:tcW w:type="dxa" w:w="1958"/>
+          </w:tcPr>
+          <w:p>
+            <w:pPr>
+              <w:pStyle w:val="Compact"/>
+              <w:spacing w:before="0" w:after="0"/>
+            </w:pPr>
+            <w:r>
+              <w:rPr>
+                <w:rFonts w:ascii="Times New Roman" w:hAnsi="Times New Roman" w:eastAsia="宋体"/>
+                <w:color w:val="000000"/>
+                <w:sz w:val="18"/>
+              </w:rPr>
               <w:t xml:space="preserve">—</w:t>
             </w:r>
           </w:p>
@@ -32894,29 +33607,29 @@
     <w:tbl>
       <w:tblPr>
         <w:tblStyle w:val="Table"/>
+        <w:tblW w:w="9026" w:type="dxa"/>
         <w:jc w:val="center"/>
-        <w:tblLook w:firstRow="1" w:lastRow="0" w:firstColumn="0" w:lastColumn="0" w:noHBand="0" w:noVBand="0" w:val="0020"/>
+        <w:tblLayout w:type="fixed"/>
         <w:tblCellMar>
           <w:top w:w="0" w:type="dxa"/>
           <w:left w:w="45" w:type="dxa"/>
           <w:bottom w:w="0" w:type="dxa"/>
           <w:right w:w="45" w:type="dxa"/>
         </w:tblCellMar>
-        <w:tblLayout w:type="fixed"/>
-        <w:tblW w:w="9026" w:type="dxa"/>
+        <w:tblLook w:firstRow="1" w:lastRow="0" w:firstColumn="0" w:lastColumn="0" w:noHBand="0" w:noVBand="0" w:val="0020"/>
       </w:tblPr>
       <w:tblGrid>
-        <w:gridCol w:w="719"/>
-        <w:gridCol w:w="719"/>
-        <w:gridCol w:w="719"/>
-        <w:gridCol w:w="719"/>
-        <w:gridCol w:w="719"/>
-        <w:gridCol w:w="719"/>
-        <w:gridCol w:w="719"/>
-        <w:gridCol w:w="719"/>
-        <w:gridCol w:w="719"/>
-        <w:gridCol w:w="719"/>
-        <w:gridCol w:w="719"/>
+        <w:gridCol w:w="1437"/>
+        <w:gridCol w:w="759"/>
+        <w:gridCol w:w="759"/>
+        <w:gridCol w:w="759"/>
+        <w:gridCol w:w="759"/>
+        <w:gridCol w:w="759"/>
+        <w:gridCol w:w="759"/>
+        <w:gridCol w:w="759"/>
+        <w:gridCol w:w="759"/>
+        <w:gridCol w:w="759"/>
+        <w:gridCol w:w="759"/>
       </w:tblGrid>
       <w:tr>
         <w:trPr>
@@ -32925,15 +33638,18 @@
         </w:trPr>
         <w:tc>
           <w:tcPr>
-            <w:tcW w:type="dxa" w:w="1630"/>
-          </w:tcPr>
-          <w:p>
-            <w:pPr>
-              <w:pStyle w:val="Compact"/>
-            </w:pPr>
-            <w:r>
-              <w:rPr>
-                <w:rFonts w:hint="eastAsia"/>
+            <w:tcW w:type="dxa" w:w="1437"/>
+          </w:tcPr>
+          <w:p>
+            <w:pPr>
+              <w:pStyle w:val="Compact"/>
+              <w:spacing w:before="0" w:after="0"/>
+            </w:pPr>
+            <w:r>
+              <w:rPr>
+                <w:rFonts w:hint="eastAsia" w:ascii="Times New Roman" w:hAnsi="Times New Roman" w:eastAsia="宋体"/>
+                <w:color w:val="000000"/>
+                <w:sz w:val="16"/>
               </w:rPr>
               <w:t xml:space="preserve">目标点</w:t>
             </w:r>
@@ -32941,11 +33657,12 @@
         </w:tc>
         <w:tc>
           <w:tcPr>
-            <w:tcW w:type="dxa" w:w="740"/>
-          </w:tcPr>
-          <w:p>
-            <w:pPr>
-              <w:pStyle w:val="Compact"/>
+            <w:tcW w:type="dxa" w:w="759"/>
+          </w:tcPr>
+          <w:p>
+            <w:pPr>
+              <w:pStyle w:val="Compact"/>
+              <w:spacing w:before="0" w:after="0"/>
             </w:pPr>
             <m:oMath>
               <m:sSub>
@@ -32965,11 +33682,12 @@
         </w:tc>
         <w:tc>
           <w:tcPr>
-            <w:tcW w:type="dxa" w:w="740"/>
-          </w:tcPr>
-          <w:p>
-            <w:pPr>
-              <w:pStyle w:val="Compact"/>
+            <w:tcW w:type="dxa" w:w="759"/>
+          </w:tcPr>
+          <w:p>
+            <w:pPr>
+              <w:pStyle w:val="Compact"/>
+              <w:spacing w:before="0" w:after="0"/>
             </w:pPr>
             <m:oMath>
               <m:sSub>
@@ -32989,11 +33707,12 @@
         </w:tc>
         <w:tc>
           <w:tcPr>
-            <w:tcW w:type="dxa" w:w="740"/>
-          </w:tcPr>
-          <w:p>
-            <w:pPr>
-              <w:pStyle w:val="Compact"/>
+            <w:tcW w:type="dxa" w:w="759"/>
+          </w:tcPr>
+          <w:p>
+            <w:pPr>
+              <w:pStyle w:val="Compact"/>
+              <w:spacing w:before="0" w:after="0"/>
             </w:pPr>
             <m:oMath>
               <m:sSub>
@@ -33013,11 +33732,12 @@
         </w:tc>
         <w:tc>
           <w:tcPr>
-            <w:tcW w:type="dxa" w:w="740"/>
-          </w:tcPr>
-          <w:p>
-            <w:pPr>
-              <w:pStyle w:val="Compact"/>
+            <w:tcW w:type="dxa" w:w="759"/>
+          </w:tcPr>
+          <w:p>
+            <w:pPr>
+              <w:pStyle w:val="Compact"/>
+              <w:spacing w:before="0" w:after="0"/>
             </w:pPr>
             <m:oMath>
               <m:sSub>
@@ -33037,11 +33757,12 @@
         </w:tc>
         <w:tc>
           <w:tcPr>
-            <w:tcW w:type="dxa" w:w="740"/>
-          </w:tcPr>
-          <w:p>
-            <w:pPr>
-              <w:pStyle w:val="Compact"/>
+            <w:tcW w:type="dxa" w:w="759"/>
+          </w:tcPr>
+          <w:p>
+            <w:pPr>
+              <w:pStyle w:val="Compact"/>
+              <w:spacing w:before="0" w:after="0"/>
             </w:pPr>
             <m:oMath>
               <m:sSub>
@@ -33061,11 +33782,12 @@
         </w:tc>
         <w:tc>
           <w:tcPr>
-            <w:tcW w:type="dxa" w:w="740"/>
-          </w:tcPr>
-          <w:p>
-            <w:pPr>
-              <w:pStyle w:val="Compact"/>
+            <w:tcW w:type="dxa" w:w="759"/>
+          </w:tcPr>
+          <w:p>
+            <w:pPr>
+              <w:pStyle w:val="Compact"/>
+              <w:spacing w:before="0" w:after="0"/>
             </w:pPr>
             <m:oMath>
               <m:sSub>
@@ -33085,11 +33807,12 @@
         </w:tc>
         <w:tc>
           <w:tcPr>
-            <w:tcW w:type="dxa" w:w="740"/>
-          </w:tcPr>
-          <w:p>
-            <w:pPr>
-              <w:pStyle w:val="Compact"/>
+            <w:tcW w:type="dxa" w:w="759"/>
+          </w:tcPr>
+          <w:p>
+            <w:pPr>
+              <w:pStyle w:val="Compact"/>
+              <w:spacing w:before="0" w:after="0"/>
             </w:pPr>
             <m:oMath>
               <m:sSub>
@@ -33109,11 +33832,12 @@
         </w:tc>
         <w:tc>
           <w:tcPr>
-            <w:tcW w:type="dxa" w:w="740"/>
-          </w:tcPr>
-          <w:p>
-            <w:pPr>
-              <w:pStyle w:val="Compact"/>
+            <w:tcW w:type="dxa" w:w="759"/>
+          </w:tcPr>
+          <w:p>
+            <w:pPr>
+              <w:pStyle w:val="Compact"/>
+              <w:spacing w:before="0" w:after="0"/>
             </w:pPr>
             <m:oMath>
               <m:sSub>
@@ -33133,11 +33857,12 @@
         </w:tc>
         <w:tc>
           <w:tcPr>
-            <w:tcW w:type="dxa" w:w="740"/>
-          </w:tcPr>
-          <w:p>
-            <w:pPr>
-              <w:pStyle w:val="Compact"/>
+            <w:tcW w:type="dxa" w:w="759"/>
+          </w:tcPr>
+          <w:p>
+            <w:pPr>
+              <w:pStyle w:val="Compact"/>
+              <w:spacing w:before="0" w:after="0"/>
             </w:pPr>
             <m:oMath>
               <m:sSub>
@@ -33157,11 +33882,12 @@
         </w:tc>
         <w:tc>
           <w:tcPr>
-            <w:tcW w:type="dxa" w:w="740"/>
-          </w:tcPr>
-          <w:p>
-            <w:pPr>
-              <w:pStyle w:val="Compact"/>
+            <w:tcW w:type="dxa" w:w="759"/>
+          </w:tcPr>
+          <w:p>
+            <w:pPr>
+              <w:pStyle w:val="Compact"/>
+              <w:spacing w:before="0" w:after="0"/>
             </w:pPr>
             <m:oMath>
               <m:sSub>
@@ -33186,15 +33912,18 @@
         </w:trPr>
         <w:tc>
           <w:tcPr>
-            <w:tcW w:type="dxa" w:w="1630"/>
-          </w:tcPr>
-          <w:p>
-            <w:pPr>
-              <w:pStyle w:val="Compact"/>
-            </w:pPr>
-            <w:r>
-              <w:rPr>
-                <w:rFonts w:hint="eastAsia"/>
+            <w:tcW w:type="dxa" w:w="1437"/>
+          </w:tcPr>
+          <w:p>
+            <w:pPr>
+              <w:pStyle w:val="Compact"/>
+              <w:spacing w:before="0" w:after="0"/>
+            </w:pPr>
+            <w:r>
+              <w:rPr>
+                <w:rFonts w:hint="eastAsia" w:ascii="Times New Roman" w:hAnsi="Times New Roman" w:eastAsia="宋体"/>
+                <w:color w:val="000000"/>
+                <w:sz w:val="16"/>
               </w:rPr>
               <w:t xml:space="preserve">极角（°）</w:t>
             </w:r>
@@ -33202,130 +33931,190 @@
         </w:tc>
         <w:tc>
           <w:tcPr>
-            <w:tcW w:type="dxa" w:w="740"/>
-          </w:tcPr>
-          <w:p>
-            <w:pPr>
-              <w:pStyle w:val="Compact"/>
-            </w:pPr>
-            <w:r>
+            <w:tcW w:type="dxa" w:w="759"/>
+          </w:tcPr>
+          <w:p>
+            <w:pPr>
+              <w:pStyle w:val="Compact"/>
+              <w:spacing w:before="0" w:after="0"/>
+            </w:pPr>
+            <w:r>
+              <w:rPr>
+                <w:rFonts w:ascii="Times New Roman" w:hAnsi="Times New Roman" w:eastAsia="宋体"/>
+                <w:color w:val="000000"/>
+                <w:sz w:val="16"/>
+              </w:rPr>
               <w:t xml:space="preserve">0</w:t>
             </w:r>
           </w:p>
         </w:tc>
         <w:tc>
           <w:tcPr>
-            <w:tcW w:type="dxa" w:w="740"/>
-          </w:tcPr>
-          <w:p>
-            <w:pPr>
-              <w:pStyle w:val="Compact"/>
-            </w:pPr>
-            <w:r>
+            <w:tcW w:type="dxa" w:w="759"/>
+          </w:tcPr>
+          <w:p>
+            <w:pPr>
+              <w:pStyle w:val="Compact"/>
+              <w:spacing w:before="0" w:after="0"/>
+            </w:pPr>
+            <w:r>
+              <w:rPr>
+                <w:rFonts w:ascii="Times New Roman" w:hAnsi="Times New Roman" w:eastAsia="宋体"/>
+                <w:color w:val="000000"/>
+                <w:sz w:val="16"/>
+              </w:rPr>
               <w:t xml:space="preserve">36</w:t>
             </w:r>
           </w:p>
         </w:tc>
         <w:tc>
           <w:tcPr>
-            <w:tcW w:type="dxa" w:w="740"/>
-          </w:tcPr>
-          <w:p>
-            <w:pPr>
-              <w:pStyle w:val="Compact"/>
-            </w:pPr>
-            <w:r>
+            <w:tcW w:type="dxa" w:w="759"/>
+          </w:tcPr>
+          <w:p>
+            <w:pPr>
+              <w:pStyle w:val="Compact"/>
+              <w:spacing w:before="0" w:after="0"/>
+            </w:pPr>
+            <w:r>
+              <w:rPr>
+                <w:rFonts w:ascii="Times New Roman" w:hAnsi="Times New Roman" w:eastAsia="宋体"/>
+                <w:color w:val="000000"/>
+                <w:sz w:val="16"/>
+              </w:rPr>
               <w:t xml:space="preserve">72</w:t>
             </w:r>
           </w:p>
         </w:tc>
         <w:tc>
           <w:tcPr>
-            <w:tcW w:type="dxa" w:w="740"/>
-          </w:tcPr>
-          <w:p>
-            <w:pPr>
-              <w:pStyle w:val="Compact"/>
-            </w:pPr>
-            <w:r>
+            <w:tcW w:type="dxa" w:w="759"/>
+          </w:tcPr>
+          <w:p>
+            <w:pPr>
+              <w:pStyle w:val="Compact"/>
+              <w:spacing w:before="0" w:after="0"/>
+            </w:pPr>
+            <w:r>
+              <w:rPr>
+                <w:rFonts w:ascii="Times New Roman" w:hAnsi="Times New Roman" w:eastAsia="宋体"/>
+                <w:color w:val="000000"/>
+                <w:sz w:val="16"/>
+              </w:rPr>
               <w:t xml:space="preserve">108</w:t>
             </w:r>
           </w:p>
         </w:tc>
         <w:tc>
           <w:tcPr>
-            <w:tcW w:type="dxa" w:w="740"/>
-          </w:tcPr>
-          <w:p>
-            <w:pPr>
-              <w:pStyle w:val="Compact"/>
-            </w:pPr>
-            <w:r>
+            <w:tcW w:type="dxa" w:w="759"/>
+          </w:tcPr>
+          <w:p>
+            <w:pPr>
+              <w:pStyle w:val="Compact"/>
+              <w:spacing w:before="0" w:after="0"/>
+            </w:pPr>
+            <w:r>
+              <w:rPr>
+                <w:rFonts w:ascii="Times New Roman" w:hAnsi="Times New Roman" w:eastAsia="宋体"/>
+                <w:color w:val="000000"/>
+                <w:sz w:val="16"/>
+              </w:rPr>
               <w:t xml:space="preserve">144</w:t>
             </w:r>
           </w:p>
         </w:tc>
         <w:tc>
           <w:tcPr>
-            <w:tcW w:type="dxa" w:w="740"/>
-          </w:tcPr>
-          <w:p>
-            <w:pPr>
-              <w:pStyle w:val="Compact"/>
-            </w:pPr>
-            <w:r>
+            <w:tcW w:type="dxa" w:w="759"/>
+          </w:tcPr>
+          <w:p>
+            <w:pPr>
+              <w:pStyle w:val="Compact"/>
+              <w:spacing w:before="0" w:after="0"/>
+            </w:pPr>
+            <w:r>
+              <w:rPr>
+                <w:rFonts w:ascii="Times New Roman" w:hAnsi="Times New Roman" w:eastAsia="宋体"/>
+                <w:color w:val="000000"/>
+                <w:sz w:val="16"/>
+              </w:rPr>
               <w:t xml:space="preserve">180</w:t>
             </w:r>
           </w:p>
         </w:tc>
         <w:tc>
           <w:tcPr>
-            <w:tcW w:type="dxa" w:w="740"/>
-          </w:tcPr>
-          <w:p>
-            <w:pPr>
-              <w:pStyle w:val="Compact"/>
-            </w:pPr>
-            <w:r>
+            <w:tcW w:type="dxa" w:w="759"/>
+          </w:tcPr>
+          <w:p>
+            <w:pPr>
+              <w:pStyle w:val="Compact"/>
+              <w:spacing w:before="0" w:after="0"/>
+            </w:pPr>
+            <w:r>
+              <w:rPr>
+                <w:rFonts w:ascii="Times New Roman" w:hAnsi="Times New Roman" w:eastAsia="宋体"/>
+                <w:color w:val="000000"/>
+                <w:sz w:val="16"/>
+              </w:rPr>
               <w:t xml:space="preserve">216</w:t>
             </w:r>
           </w:p>
         </w:tc>
         <w:tc>
           <w:tcPr>
-            <w:tcW w:type="dxa" w:w="740"/>
-          </w:tcPr>
-          <w:p>
-            <w:pPr>
-              <w:pStyle w:val="Compact"/>
-            </w:pPr>
-            <w:r>
+            <w:tcW w:type="dxa" w:w="759"/>
+          </w:tcPr>
+          <w:p>
+            <w:pPr>
+              <w:pStyle w:val="Compact"/>
+              <w:spacing w:before="0" w:after="0"/>
+            </w:pPr>
+            <w:r>
+              <w:rPr>
+                <w:rFonts w:ascii="Times New Roman" w:hAnsi="Times New Roman" w:eastAsia="宋体"/>
+                <w:color w:val="000000"/>
+                <w:sz w:val="16"/>
+              </w:rPr>
               <w:t xml:space="preserve">252</w:t>
             </w:r>
           </w:p>
         </w:tc>
         <w:tc>
           <w:tcPr>
-            <w:tcW w:type="dxa" w:w="740"/>
-          </w:tcPr>
-          <w:p>
-            <w:pPr>
-              <w:pStyle w:val="Compact"/>
-            </w:pPr>
-            <w:r>
+            <w:tcW w:type="dxa" w:w="759"/>
+          </w:tcPr>
+          <w:p>
+            <w:pPr>
+              <w:pStyle w:val="Compact"/>
+              <w:spacing w:before="0" w:after="0"/>
+            </w:pPr>
+            <w:r>
+              <w:rPr>
+                <w:rFonts w:ascii="Times New Roman" w:hAnsi="Times New Roman" w:eastAsia="宋体"/>
+                <w:color w:val="000000"/>
+                <w:sz w:val="16"/>
+              </w:rPr>
               <w:t xml:space="preserve">288</w:t>
             </w:r>
           </w:p>
         </w:tc>
         <w:tc>
           <w:tcPr>
-            <w:tcW w:type="dxa" w:w="740"/>
-          </w:tcPr>
-          <w:p>
-            <w:pPr>
-              <w:pStyle w:val="Compact"/>
-            </w:pPr>
-            <w:r>
+            <w:tcW w:type="dxa" w:w="759"/>
+          </w:tcPr>
+          <w:p>
+            <w:pPr>
+              <w:pStyle w:val="Compact"/>
+              <w:spacing w:before="0" w:after="0"/>
+            </w:pPr>
+            <w:r>
+              <w:rPr>
+                <w:rFonts w:ascii="Times New Roman" w:hAnsi="Times New Roman" w:eastAsia="宋体"/>
+                <w:color w:val="000000"/>
+                <w:sz w:val="16"/>
+              </w:rPr>
               <w:t xml:space="preserve">324</w:t>
             </w:r>
           </w:p>
@@ -33337,149 +34126,217 @@
         </w:trPr>
         <w:tc>
           <w:tcPr>
-            <w:tcW w:type="dxa" w:w="1630"/>
-          </w:tcPr>
-          <w:p>
-            <w:pPr>
-              <w:pStyle w:val="Compact"/>
-            </w:pPr>
-            <w:r>
-              <w:rPr>
-                <w:rFonts w:hint="eastAsia"/>
+            <w:tcW w:type="dxa" w:w="1437"/>
+          </w:tcPr>
+          <w:p>
+            <w:pPr>
+              <w:pStyle w:val="Compact"/>
+              <w:spacing w:before="0" w:after="0"/>
+            </w:pPr>
+            <w:r>
+              <w:rPr>
+                <w:rFonts w:hint="eastAsia" w:ascii="Times New Roman" w:hAnsi="Times New Roman" w:eastAsia="宋体"/>
+                <w:color w:val="000000"/>
+                <w:sz w:val="16"/>
               </w:rPr>
               <w:t xml:space="preserve">需求量</w:t>
             </w:r>
             <w:r>
+              <w:rPr>
+                <w:rFonts w:ascii="Times New Roman" w:hAnsi="Times New Roman" w:eastAsia="宋体"/>
+                <w:color w:val="000000"/>
+                <w:sz w:val="16"/>
+              </w:rPr>
               <w:t xml:space="preserve"> (kg)</w:t>
             </w:r>
           </w:p>
         </w:tc>
         <w:tc>
           <w:tcPr>
-            <w:tcW w:type="dxa" w:w="740"/>
-          </w:tcPr>
-          <w:p>
-            <w:pPr>
-              <w:pStyle w:val="Compact"/>
-            </w:pPr>
-            <w:r>
+            <w:tcW w:type="dxa" w:w="759"/>
+          </w:tcPr>
+          <w:p>
+            <w:pPr>
+              <w:pStyle w:val="Compact"/>
+              <w:spacing w:before="0" w:after="0"/>
+            </w:pPr>
+            <w:r>
+              <w:rPr>
+                <w:rFonts w:ascii="Times New Roman" w:hAnsi="Times New Roman" w:eastAsia="宋体"/>
+                <w:color w:val="000000"/>
+                <w:sz w:val="16"/>
+              </w:rPr>
               <w:t xml:space="preserve">2.3</w:t>
             </w:r>
           </w:p>
         </w:tc>
         <w:tc>
           <w:tcPr>
-            <w:tcW w:type="dxa" w:w="740"/>
-          </w:tcPr>
-          <w:p>
-            <w:pPr>
-              <w:pStyle w:val="Compact"/>
-            </w:pPr>
-            <w:r>
+            <w:tcW w:type="dxa" w:w="759"/>
+          </w:tcPr>
+          <w:p>
+            <w:pPr>
+              <w:pStyle w:val="Compact"/>
+              <w:spacing w:before="0" w:after="0"/>
+            </w:pPr>
+            <w:r>
+              <w:rPr>
+                <w:rFonts w:ascii="Times New Roman" w:hAnsi="Times New Roman" w:eastAsia="宋体"/>
+                <w:color w:val="000000"/>
+                <w:sz w:val="16"/>
+              </w:rPr>
               <w:t xml:space="preserve">1.5</w:t>
             </w:r>
           </w:p>
         </w:tc>
         <w:tc>
           <w:tcPr>
-            <w:tcW w:type="dxa" w:w="740"/>
-          </w:tcPr>
-          <w:p>
-            <w:pPr>
-              <w:pStyle w:val="Compact"/>
-            </w:pPr>
-            <w:r>
+            <w:tcW w:type="dxa" w:w="759"/>
+          </w:tcPr>
+          <w:p>
+            <w:pPr>
+              <w:pStyle w:val="Compact"/>
+              <w:spacing w:before="0" w:after="0"/>
+            </w:pPr>
+            <w:r>
+              <w:rPr>
+                <w:rFonts w:ascii="Times New Roman" w:hAnsi="Times New Roman" w:eastAsia="宋体"/>
+                <w:color w:val="000000"/>
+                <w:sz w:val="16"/>
+              </w:rPr>
               <w:t xml:space="preserve">1.1</w:t>
             </w:r>
           </w:p>
         </w:tc>
         <w:tc>
           <w:tcPr>
-            <w:tcW w:type="dxa" w:w="740"/>
-          </w:tcPr>
-          <w:p>
-            <w:pPr>
-              <w:pStyle w:val="Compact"/>
-            </w:pPr>
-            <w:r>
+            <w:tcW w:type="dxa" w:w="759"/>
+          </w:tcPr>
+          <w:p>
+            <w:pPr>
+              <w:pStyle w:val="Compact"/>
+              <w:spacing w:before="0" w:after="0"/>
+            </w:pPr>
+            <w:r>
+              <w:rPr>
+                <w:rFonts w:ascii="Times New Roman" w:hAnsi="Times New Roman" w:eastAsia="宋体"/>
+                <w:color w:val="000000"/>
+                <w:sz w:val="16"/>
+              </w:rPr>
               <w:t xml:space="preserve">1.0</w:t>
             </w:r>
           </w:p>
         </w:tc>
         <w:tc>
           <w:tcPr>
-            <w:tcW w:type="dxa" w:w="740"/>
-          </w:tcPr>
-          <w:p>
-            <w:pPr>
-              <w:pStyle w:val="Compact"/>
-            </w:pPr>
-            <w:r>
+            <w:tcW w:type="dxa" w:w="759"/>
+          </w:tcPr>
+          <w:p>
+            <w:pPr>
+              <w:pStyle w:val="Compact"/>
+              <w:spacing w:before="0" w:after="0"/>
+            </w:pPr>
+            <w:r>
+              <w:rPr>
+                <w:rFonts w:ascii="Times New Roman" w:hAnsi="Times New Roman" w:eastAsia="宋体"/>
+                <w:color w:val="000000"/>
+                <w:sz w:val="16"/>
+              </w:rPr>
               <w:t xml:space="preserve">2.6</w:t>
             </w:r>
           </w:p>
         </w:tc>
         <w:tc>
           <w:tcPr>
-            <w:tcW w:type="dxa" w:w="740"/>
-          </w:tcPr>
-          <w:p>
-            <w:pPr>
-              <w:pStyle w:val="Compact"/>
-            </w:pPr>
-            <w:r>
+            <w:tcW w:type="dxa" w:w="759"/>
+          </w:tcPr>
+          <w:p>
+            <w:pPr>
+              <w:pStyle w:val="Compact"/>
+              <w:spacing w:before="0" w:after="0"/>
+            </w:pPr>
+            <w:r>
+              <w:rPr>
+                <w:rFonts w:ascii="Times New Roman" w:hAnsi="Times New Roman" w:eastAsia="宋体"/>
+                <w:color w:val="000000"/>
+                <w:sz w:val="16"/>
+              </w:rPr>
               <w:t xml:space="preserve">2.8</w:t>
             </w:r>
           </w:p>
         </w:tc>
         <w:tc>
           <w:tcPr>
-            <w:tcW w:type="dxa" w:w="740"/>
-          </w:tcPr>
-          <w:p>
-            <w:pPr>
-              <w:pStyle w:val="Compact"/>
-            </w:pPr>
-            <w:r>
+            <w:tcW w:type="dxa" w:w="759"/>
+          </w:tcPr>
+          <w:p>
+            <w:pPr>
+              <w:pStyle w:val="Compact"/>
+              <w:spacing w:before="0" w:after="0"/>
+            </w:pPr>
+            <w:r>
+              <w:rPr>
+                <w:rFonts w:ascii="Times New Roman" w:hAnsi="Times New Roman" w:eastAsia="宋体"/>
+                <w:color w:val="000000"/>
+                <w:sz w:val="16"/>
+              </w:rPr>
               <w:t xml:space="preserve">2.2</w:t>
             </w:r>
           </w:p>
         </w:tc>
         <w:tc>
           <w:tcPr>
-            <w:tcW w:type="dxa" w:w="740"/>
-          </w:tcPr>
-          <w:p>
-            <w:pPr>
-              <w:pStyle w:val="Compact"/>
-            </w:pPr>
-            <w:r>
+            <w:tcW w:type="dxa" w:w="759"/>
+          </w:tcPr>
+          <w:p>
+            <w:pPr>
+              <w:pStyle w:val="Compact"/>
+              <w:spacing w:before="0" w:after="0"/>
+            </w:pPr>
+            <w:r>
+              <w:rPr>
+                <w:rFonts w:ascii="Times New Roman" w:hAnsi="Times New Roman" w:eastAsia="宋体"/>
+                <w:color w:val="000000"/>
+                <w:sz w:val="16"/>
+              </w:rPr>
               <w:t xml:space="preserve">2.5</w:t>
             </w:r>
           </w:p>
         </w:tc>
         <w:tc>
           <w:tcPr>
-            <w:tcW w:type="dxa" w:w="740"/>
-          </w:tcPr>
-          <w:p>
-            <w:pPr>
-              <w:pStyle w:val="Compact"/>
-            </w:pPr>
-            <w:r>
+            <w:tcW w:type="dxa" w:w="759"/>
+          </w:tcPr>
+          <w:p>
+            <w:pPr>
+              <w:pStyle w:val="Compact"/>
+              <w:spacing w:before="0" w:after="0"/>
+            </w:pPr>
+            <w:r>
+              <w:rPr>
+                <w:rFonts w:ascii="Times New Roman" w:hAnsi="Times New Roman" w:eastAsia="宋体"/>
+                <w:color w:val="000000"/>
+                <w:sz w:val="16"/>
+              </w:rPr>
               <w:t xml:space="preserve">2.1</w:t>
             </w:r>
           </w:p>
         </w:tc>
         <w:tc>
           <w:tcPr>
-            <w:tcW w:type="dxa" w:w="740"/>
-          </w:tcPr>
-          <w:p>
-            <w:pPr>
-              <w:pStyle w:val="Compact"/>
-            </w:pPr>
-            <w:r>
+            <w:tcW w:type="dxa" w:w="759"/>
+          </w:tcPr>
+          <w:p>
+            <w:pPr>
+              <w:pStyle w:val="Compact"/>
+              <w:spacing w:before="0" w:after="0"/>
+            </w:pPr>
+            <w:r>
+              <w:rPr>
+                <w:rFonts w:ascii="Times New Roman" w:hAnsi="Times New Roman" w:eastAsia="宋体"/>
+                <w:color w:val="000000"/>
+                <w:sz w:val="16"/>
+              </w:rPr>
               <w:t xml:space="preserve">2.9</w:t>
             </w:r>
           </w:p>
@@ -33731,25 +34588,25 @@
     <w:tbl>
       <w:tblPr>
         <w:tblStyle w:val="Table"/>
+        <w:tblW w:w="9026" w:type="dxa"/>
         <w:jc w:val="center"/>
-        <w:tblLook w:firstRow="1" w:lastRow="0" w:firstColumn="0" w:lastColumn="0" w:noHBand="0" w:noVBand="0" w:val="0020"/>
+        <w:tblLayout w:type="fixed"/>
         <w:tblCellMar>
           <w:top w:w="0" w:type="dxa"/>
           <w:left w:w="45" w:type="dxa"/>
           <w:bottom w:w="0" w:type="dxa"/>
           <w:right w:w="45" w:type="dxa"/>
         </w:tblCellMar>
-        <w:tblLayout w:type="fixed"/>
-        <w:tblW w:w="9026" w:type="dxa"/>
+        <w:tblLook w:firstRow="1" w:lastRow="0" w:firstColumn="0" w:lastColumn="0" w:noHBand="0" w:noVBand="0" w:val="0020"/>
       </w:tblPr>
       <w:tblGrid>
-        <w:gridCol w:w="1131"/>
-        <w:gridCol w:w="1131"/>
-        <w:gridCol w:w="1131"/>
-        <w:gridCol w:w="1131"/>
-        <w:gridCol w:w="1131"/>
-        <w:gridCol w:w="1131"/>
-        <w:gridCol w:w="1131"/>
+        <w:gridCol w:w="1071"/>
+        <w:gridCol w:w="1071"/>
+        <w:gridCol w:w="1071"/>
+        <w:gridCol w:w="1167"/>
+        <w:gridCol w:w="1548"/>
+        <w:gridCol w:w="1548"/>
+        <w:gridCol w:w="1548"/>
       </w:tblGrid>
       <w:tr>
         <w:trPr>
@@ -33758,15 +34615,18 @@
         </w:trPr>
         <w:tc>
           <w:tcPr>
-            <w:tcW w:type="dxa" w:w="1035"/>
-          </w:tcPr>
-          <w:p>
-            <w:pPr>
-              <w:pStyle w:val="Compact"/>
-            </w:pPr>
-            <w:r>
-              <w:rPr>
-                <w:rFonts w:hint="eastAsia"/>
+            <w:tcW w:type="dxa" w:w="1071"/>
+          </w:tcPr>
+          <w:p>
+            <w:pPr>
+              <w:pStyle w:val="Compact"/>
+              <w:spacing w:before="0" w:after="0"/>
+            </w:pPr>
+            <w:r>
+              <w:rPr>
+                <w:rFonts w:hint="eastAsia" w:ascii="Times New Roman" w:hAnsi="Times New Roman" w:eastAsia="宋体"/>
+                <w:color w:val="000000"/>
+                <w:sz w:val="18"/>
               </w:rPr>
               <w:t xml:space="preserve">航段</w:t>
             </w:r>
@@ -33774,114 +34634,162 @@
         </w:tc>
         <w:tc>
           <w:tcPr>
-            <w:tcW w:type="dxa" w:w="1035"/>
-          </w:tcPr>
-          <w:p>
-            <w:pPr>
-              <w:pStyle w:val="Compact"/>
-            </w:pPr>
-            <w:r>
-              <w:rPr>
-                <w:rFonts w:hint="eastAsia"/>
+            <w:tcW w:type="dxa" w:w="1071"/>
+          </w:tcPr>
+          <w:p>
+            <w:pPr>
+              <w:pStyle w:val="Compact"/>
+              <w:spacing w:before="0" w:after="0"/>
+            </w:pPr>
+            <w:r>
+              <w:rPr>
+                <w:rFonts w:hint="eastAsia" w:ascii="Times New Roman" w:hAnsi="Times New Roman" w:eastAsia="宋体"/>
+                <w:color w:val="000000"/>
+                <w:sz w:val="18"/>
               </w:rPr>
               <w:t xml:space="preserve">几何</w:t>
             </w:r>
             <w:r>
+              <w:rPr>
+                <w:rFonts w:ascii="Times New Roman" w:hAnsi="Times New Roman" w:eastAsia="宋体"/>
+                <w:color w:val="000000"/>
+                <w:sz w:val="18"/>
+              </w:rPr>
               <w:t xml:space="preserve"> (m)</w:t>
             </w:r>
           </w:p>
         </w:tc>
         <w:tc>
           <w:tcPr>
-            <w:tcW w:type="dxa" w:w="1035"/>
-          </w:tcPr>
-          <w:p>
-            <w:pPr>
-              <w:pStyle w:val="Compact"/>
-            </w:pPr>
-            <w:r>
-              <w:rPr>
-                <w:rFonts w:hint="eastAsia"/>
+            <w:tcW w:type="dxa" w:w="1071"/>
+          </w:tcPr>
+          <w:p>
+            <w:pPr>
+              <w:pStyle w:val="Compact"/>
+              <w:spacing w:before="0" w:after="0"/>
+            </w:pPr>
+            <w:r>
+              <w:rPr>
+                <w:rFonts w:hint="eastAsia" w:ascii="Times New Roman" w:hAnsi="Times New Roman" w:eastAsia="宋体"/>
+                <w:color w:val="000000"/>
+                <w:sz w:val="18"/>
               </w:rPr>
               <w:t xml:space="preserve">等效</w:t>
             </w:r>
             <w:r>
+              <w:rPr>
+                <w:rFonts w:ascii="Times New Roman" w:hAnsi="Times New Roman" w:eastAsia="宋体"/>
+                <w:color w:val="000000"/>
+                <w:sz w:val="18"/>
+              </w:rPr>
               <w:t xml:space="preserve"> (m)</w:t>
             </w:r>
           </w:p>
         </w:tc>
         <w:tc>
           <w:tcPr>
-            <w:tcW w:type="dxa" w:w="1146"/>
-          </w:tcPr>
-          <w:p>
-            <w:pPr>
-              <w:pStyle w:val="Compact"/>
-            </w:pPr>
-            <w:r>
-              <w:rPr>
-                <w:rFonts w:hint="eastAsia"/>
+            <w:tcW w:type="dxa" w:w="1167"/>
+          </w:tcPr>
+          <w:p>
+            <w:pPr>
+              <w:pStyle w:val="Compact"/>
+              <w:spacing w:before="0" w:after="0"/>
+            </w:pPr>
+            <w:r>
+              <w:rPr>
+                <w:rFonts w:hint="eastAsia" w:ascii="Times New Roman" w:hAnsi="Times New Roman" w:eastAsia="宋体"/>
+                <w:color w:val="000000"/>
+                <w:sz w:val="18"/>
               </w:rPr>
               <w:t xml:space="preserve">能耗</w:t>
             </w:r>
             <w:r>
+              <w:rPr>
+                <w:rFonts w:ascii="Times New Roman" w:hAnsi="Times New Roman" w:eastAsia="宋体"/>
+                <w:color w:val="000000"/>
+                <w:sz w:val="18"/>
+              </w:rPr>
               <w:t xml:space="preserve"> (Wh)</w:t>
             </w:r>
           </w:p>
         </w:tc>
         <w:tc>
           <w:tcPr>
-            <w:tcW w:type="dxa" w:w="1592"/>
-          </w:tcPr>
-          <w:p>
-            <w:pPr>
-              <w:pStyle w:val="Compact"/>
-            </w:pPr>
-            <w:r>
-              <w:rPr>
-                <w:rFonts w:hint="eastAsia"/>
+            <w:tcW w:type="dxa" w:w="1548"/>
+          </w:tcPr>
+          <w:p>
+            <w:pPr>
+              <w:pStyle w:val="Compact"/>
+              <w:spacing w:before="0" w:after="0"/>
+            </w:pPr>
+            <w:r>
+              <w:rPr>
+                <w:rFonts w:hint="eastAsia" w:ascii="Times New Roman" w:hAnsi="Times New Roman" w:eastAsia="宋体"/>
+                <w:color w:val="000000"/>
+                <w:sz w:val="18"/>
               </w:rPr>
               <w:t xml:space="preserve">出发载重</w:t>
             </w:r>
             <w:r>
+              <w:rPr>
+                <w:rFonts w:ascii="Times New Roman" w:hAnsi="Times New Roman" w:eastAsia="宋体"/>
+                <w:color w:val="000000"/>
+                <w:sz w:val="18"/>
+              </w:rPr>
               <w:t xml:space="preserve"> (kg)</w:t>
             </w:r>
           </w:p>
         </w:tc>
         <w:tc>
           <w:tcPr>
-            <w:tcW w:type="dxa" w:w="1592"/>
-          </w:tcPr>
-          <w:p>
-            <w:pPr>
-              <w:pStyle w:val="Compact"/>
-            </w:pPr>
-            <w:r>
-              <w:rPr>
-                <w:rFonts w:hint="eastAsia"/>
+            <w:tcW w:type="dxa" w:w="1548"/>
+          </w:tcPr>
+          <w:p>
+            <w:pPr>
+              <w:pStyle w:val="Compact"/>
+              <w:spacing w:before="0" w:after="0"/>
+            </w:pPr>
+            <w:r>
+              <w:rPr>
+                <w:rFonts w:hint="eastAsia" w:ascii="Times New Roman" w:hAnsi="Times New Roman" w:eastAsia="宋体"/>
+                <w:color w:val="000000"/>
+                <w:sz w:val="18"/>
               </w:rPr>
               <w:t xml:space="preserve">出发电量</w:t>
             </w:r>
             <w:r>
+              <w:rPr>
+                <w:rFonts w:ascii="Times New Roman" w:hAnsi="Times New Roman" w:eastAsia="宋体"/>
+                <w:color w:val="000000"/>
+                <w:sz w:val="18"/>
+              </w:rPr>
               <w:t xml:space="preserve"> (Wh)</w:t>
             </w:r>
           </w:p>
         </w:tc>
         <w:tc>
           <w:tcPr>
-            <w:tcW w:type="dxa" w:w="1592"/>
-          </w:tcPr>
-          <w:p>
-            <w:pPr>
-              <w:pStyle w:val="Compact"/>
-            </w:pPr>
-            <w:r>
-              <w:rPr>
-                <w:rFonts w:hint="eastAsia"/>
+            <w:tcW w:type="dxa" w:w="1548"/>
+          </w:tcPr>
+          <w:p>
+            <w:pPr>
+              <w:pStyle w:val="Compact"/>
+              <w:spacing w:before="0" w:after="0"/>
+            </w:pPr>
+            <w:r>
+              <w:rPr>
+                <w:rFonts w:hint="eastAsia" w:ascii="Times New Roman" w:hAnsi="Times New Roman" w:eastAsia="宋体"/>
+                <w:color w:val="000000"/>
+                <w:sz w:val="18"/>
               </w:rPr>
               <w:t xml:space="preserve">到达电量</w:t>
             </w:r>
             <w:r>
+              <w:rPr>
+                <w:rFonts w:ascii="Times New Roman" w:hAnsi="Times New Roman" w:eastAsia="宋体"/>
+                <w:color w:val="000000"/>
+                <w:sz w:val="18"/>
+              </w:rPr>
               <w:t xml:space="preserve"> (Wh)</w:t>
             </w:r>
           </w:p>
@@ -33893,15 +34801,18 @@
         </w:trPr>
         <w:tc>
           <w:tcPr>
-            <w:tcW w:type="dxa" w:w="1035"/>
-          </w:tcPr>
-          <w:p>
-            <w:pPr>
-              <w:pStyle w:val="Compact"/>
-            </w:pPr>
-            <w:r>
-              <w:rPr>
-                <w:rFonts w:hint="eastAsia"/>
+            <w:tcW w:type="dxa" w:w="1071"/>
+          </w:tcPr>
+          <w:p>
+            <w:pPr>
+              <w:pStyle w:val="Compact"/>
+              <w:spacing w:before="0" w:after="0"/>
+            </w:pPr>
+            <w:r>
+              <w:rPr>
+                <w:rFonts w:hint="eastAsia" w:ascii="Times New Roman" w:hAnsi="Times New Roman" w:eastAsia="宋体"/>
+                <w:color w:val="000000"/>
+                <w:sz w:val="18"/>
               </w:rPr>
               <w:t xml:space="preserve">仓库→t10</w:t>
             </w:r>
@@ -33909,78 +34820,114 @@
         </w:tc>
         <w:tc>
           <w:tcPr>
-            <w:tcW w:type="dxa" w:w="1035"/>
-          </w:tcPr>
-          <w:p>
-            <w:pPr>
-              <w:pStyle w:val="Compact"/>
-            </w:pPr>
-            <w:r>
+            <w:tcW w:type="dxa" w:w="1071"/>
+          </w:tcPr>
+          <w:p>
+            <w:pPr>
+              <w:pStyle w:val="Compact"/>
+              <w:spacing w:before="0" w:after="0"/>
+            </w:pPr>
+            <w:r>
+              <w:rPr>
+                <w:rFonts w:ascii="Times New Roman" w:hAnsi="Times New Roman" w:eastAsia="宋体"/>
+                <w:color w:val="000000"/>
+                <w:sz w:val="18"/>
+              </w:rPr>
               <w:t xml:space="preserve">3000.1</w:t>
             </w:r>
           </w:p>
         </w:tc>
         <w:tc>
           <w:tcPr>
-            <w:tcW w:type="dxa" w:w="1035"/>
-          </w:tcPr>
-          <w:p>
-            <w:pPr>
-              <w:pStyle w:val="Compact"/>
-            </w:pPr>
-            <w:r>
+            <w:tcW w:type="dxa" w:w="1071"/>
+          </w:tcPr>
+          <w:p>
+            <w:pPr>
+              <w:pStyle w:val="Compact"/>
+              <w:spacing w:before="0" w:after="0"/>
+            </w:pPr>
+            <w:r>
+              <w:rPr>
+                <w:rFonts w:ascii="Times New Roman" w:hAnsi="Times New Roman" w:eastAsia="宋体"/>
+                <w:color w:val="000000"/>
+                <w:sz w:val="18"/>
+              </w:rPr>
               <w:t xml:space="preserve">6150.1</w:t>
             </w:r>
           </w:p>
         </w:tc>
         <w:tc>
           <w:tcPr>
-            <w:tcW w:type="dxa" w:w="1146"/>
-          </w:tcPr>
-          <w:p>
-            <w:pPr>
-              <w:pStyle w:val="Compact"/>
-            </w:pPr>
-            <w:r>
+            <w:tcW w:type="dxa" w:w="1167"/>
+          </w:tcPr>
+          <w:p>
+            <w:pPr>
+              <w:pStyle w:val="Compact"/>
+              <w:spacing w:before="0" w:after="0"/>
+            </w:pPr>
+            <w:r>
+              <w:rPr>
+                <w:rFonts w:ascii="Times New Roman" w:hAnsi="Times New Roman" w:eastAsia="宋体"/>
+                <w:color w:val="000000"/>
+                <w:sz w:val="18"/>
+              </w:rPr>
               <w:t xml:space="preserve">615.01</w:t>
             </w:r>
           </w:p>
         </w:tc>
         <w:tc>
           <w:tcPr>
-            <w:tcW w:type="dxa" w:w="1592"/>
-          </w:tcPr>
-          <w:p>
-            <w:pPr>
-              <w:pStyle w:val="Compact"/>
-            </w:pPr>
-            <w:r>
+            <w:tcW w:type="dxa" w:w="1548"/>
+          </w:tcPr>
+          <w:p>
+            <w:pPr>
+              <w:pStyle w:val="Compact"/>
+              <w:spacing w:before="0" w:after="0"/>
+            </w:pPr>
+            <w:r>
+              <w:rPr>
+                <w:rFonts w:ascii="Times New Roman" w:hAnsi="Times New Roman" w:eastAsia="宋体"/>
+                <w:color w:val="000000"/>
+                <w:sz w:val="18"/>
+              </w:rPr>
               <w:t xml:space="preserve">21.0</w:t>
             </w:r>
           </w:p>
         </w:tc>
         <w:tc>
           <w:tcPr>
-            <w:tcW w:type="dxa" w:w="1592"/>
-          </w:tcPr>
-          <w:p>
-            <w:pPr>
-              <w:pStyle w:val="Compact"/>
-            </w:pPr>
-            <w:r>
+            <w:tcW w:type="dxa" w:w="1548"/>
+          </w:tcPr>
+          <w:p>
+            <w:pPr>
+              <w:pStyle w:val="Compact"/>
+              <w:spacing w:before="0" w:after="0"/>
+            </w:pPr>
+            <w:r>
+              <w:rPr>
+                <w:rFonts w:ascii="Times New Roman" w:hAnsi="Times New Roman" w:eastAsia="宋体"/>
+                <w:color w:val="000000"/>
+                <w:sz w:val="18"/>
+              </w:rPr>
               <w:t xml:space="preserve">3500.0</w:t>
             </w:r>
           </w:p>
         </w:tc>
         <w:tc>
           <w:tcPr>
-            <w:tcW w:type="dxa" w:w="1592"/>
-          </w:tcPr>
-          <w:p>
-            <w:pPr>
-              <w:pStyle w:val="Compact"/>
-            </w:pPr>
-            <w:r>
+            <w:tcW w:type="dxa" w:w="1548"/>
+          </w:tcPr>
+          <w:p>
+            <w:pPr>
+              <w:pStyle w:val="Compact"/>
+              <w:spacing w:before="0" w:after="0"/>
+            </w:pPr>
+            <w:r>
+              <w:rPr>
+                <w:rFonts w:ascii="Times New Roman" w:hAnsi="Times New Roman" w:eastAsia="宋体"/>
+                <w:color w:val="000000"/>
+                <w:sz w:val="18"/>
+              </w:rPr>
               <w:t xml:space="preserve">2885.0</w:t>
             </w:r>
           </w:p>
@@ -33992,91 +34939,133 @@
         </w:trPr>
         <w:tc>
           <w:tcPr>
-            <w:tcW w:type="dxa" w:w="1035"/>
-          </w:tcPr>
-          <w:p>
-            <w:pPr>
-              <w:pStyle w:val="Compact"/>
-            </w:pPr>
-            <w:r>
+            <w:tcW w:type="dxa" w:w="1071"/>
+          </w:tcPr>
+          <w:p>
+            <w:pPr>
+              <w:pStyle w:val="Compact"/>
+              <w:spacing w:before="0" w:after="0"/>
+            </w:pPr>
+            <w:r>
+              <w:rPr>
+                <w:rFonts w:ascii="Times New Roman" w:hAnsi="Times New Roman" w:eastAsia="宋体"/>
+                <w:color w:val="000000"/>
+                <w:sz w:val="18"/>
+              </w:rPr>
               <w:t xml:space="preserve">t10→t9</w:t>
             </w:r>
           </w:p>
         </w:tc>
         <w:tc>
           <w:tcPr>
-            <w:tcW w:type="dxa" w:w="1035"/>
-          </w:tcPr>
-          <w:p>
-            <w:pPr>
-              <w:pStyle w:val="Compact"/>
-            </w:pPr>
-            <w:r>
+            <w:tcW w:type="dxa" w:w="1071"/>
+          </w:tcPr>
+          <w:p>
+            <w:pPr>
+              <w:pStyle w:val="Compact"/>
+              <w:spacing w:before="0" w:after="0"/>
+            </w:pPr>
+            <w:r>
+              <w:rPr>
+                <w:rFonts w:ascii="Times New Roman" w:hAnsi="Times New Roman" w:eastAsia="宋体"/>
+                <w:color w:val="000000"/>
+                <w:sz w:val="18"/>
+              </w:rPr>
               <w:t xml:space="preserve">1854.1</w:t>
             </w:r>
           </w:p>
         </w:tc>
         <w:tc>
           <w:tcPr>
-            <w:tcW w:type="dxa" w:w="1035"/>
-          </w:tcPr>
-          <w:p>
-            <w:pPr>
-              <w:pStyle w:val="Compact"/>
-            </w:pPr>
-            <w:r>
+            <w:tcW w:type="dxa" w:w="1071"/>
+          </w:tcPr>
+          <w:p>
+            <w:pPr>
+              <w:pStyle w:val="Compact"/>
+              <w:spacing w:before="0" w:after="0"/>
+            </w:pPr>
+            <w:r>
+              <w:rPr>
+                <w:rFonts w:ascii="Times New Roman" w:hAnsi="Times New Roman" w:eastAsia="宋体"/>
+                <w:color w:val="000000"/>
+                <w:sz w:val="18"/>
+              </w:rPr>
               <w:t xml:space="preserve">3532.1</w:t>
             </w:r>
           </w:p>
         </w:tc>
         <w:tc>
           <w:tcPr>
-            <w:tcW w:type="dxa" w:w="1146"/>
-          </w:tcPr>
-          <w:p>
-            <w:pPr>
-              <w:pStyle w:val="Compact"/>
-            </w:pPr>
-            <w:r>
+            <w:tcW w:type="dxa" w:w="1167"/>
+          </w:tcPr>
+          <w:p>
+            <w:pPr>
+              <w:pStyle w:val="Compact"/>
+              <w:spacing w:before="0" w:after="0"/>
+            </w:pPr>
+            <w:r>
+              <w:rPr>
+                <w:rFonts w:ascii="Times New Roman" w:hAnsi="Times New Roman" w:eastAsia="宋体"/>
+                <w:color w:val="000000"/>
+                <w:sz w:val="18"/>
+              </w:rPr>
               <w:t xml:space="preserve">353.20</w:t>
             </w:r>
           </w:p>
         </w:tc>
         <w:tc>
           <w:tcPr>
-            <w:tcW w:type="dxa" w:w="1592"/>
-          </w:tcPr>
-          <w:p>
-            <w:pPr>
-              <w:pStyle w:val="Compact"/>
-            </w:pPr>
-            <w:r>
+            <w:tcW w:type="dxa" w:w="1548"/>
+          </w:tcPr>
+          <w:p>
+            <w:pPr>
+              <w:pStyle w:val="Compact"/>
+              <w:spacing w:before="0" w:after="0"/>
+            </w:pPr>
+            <w:r>
+              <w:rPr>
+                <w:rFonts w:ascii="Times New Roman" w:hAnsi="Times New Roman" w:eastAsia="宋体"/>
+                <w:color w:val="000000"/>
+                <w:sz w:val="18"/>
+              </w:rPr>
               <w:t xml:space="preserve">18.1</w:t>
             </w:r>
           </w:p>
         </w:tc>
         <w:tc>
           <w:tcPr>
-            <w:tcW w:type="dxa" w:w="1592"/>
-          </w:tcPr>
-          <w:p>
-            <w:pPr>
-              <w:pStyle w:val="Compact"/>
-            </w:pPr>
-            <w:r>
+            <w:tcW w:type="dxa" w:w="1548"/>
+          </w:tcPr>
+          <w:p>
+            <w:pPr>
+              <w:pStyle w:val="Compact"/>
+              <w:spacing w:before="0" w:after="0"/>
+            </w:pPr>
+            <w:r>
+              <w:rPr>
+                <w:rFonts w:ascii="Times New Roman" w:hAnsi="Times New Roman" w:eastAsia="宋体"/>
+                <w:color w:val="000000"/>
+                <w:sz w:val="18"/>
+              </w:rPr>
               <w:t xml:space="preserve">2885.0</w:t>
             </w:r>
           </w:p>
         </w:tc>
         <w:tc>
           <w:tcPr>
-            <w:tcW w:type="dxa" w:w="1592"/>
-          </w:tcPr>
-          <w:p>
-            <w:pPr>
-              <w:pStyle w:val="Compact"/>
-            </w:pPr>
-            <w:r>
+            <w:tcW w:type="dxa" w:w="1548"/>
+          </w:tcPr>
+          <w:p>
+            <w:pPr>
+              <w:pStyle w:val="Compact"/>
+              <w:spacing w:before="0" w:after="0"/>
+            </w:pPr>
+            <w:r>
+              <w:rPr>
+                <w:rFonts w:ascii="Times New Roman" w:hAnsi="Times New Roman" w:eastAsia="宋体"/>
+                <w:color w:val="000000"/>
+                <w:sz w:val="18"/>
+              </w:rPr>
               <w:t xml:space="preserve">2531.8</w:t>
             </w:r>
           </w:p>
@@ -34088,91 +35077,133 @@
         </w:trPr>
         <w:tc>
           <w:tcPr>
-            <w:tcW w:type="dxa" w:w="1035"/>
-          </w:tcPr>
-          <w:p>
-            <w:pPr>
-              <w:pStyle w:val="Compact"/>
-            </w:pPr>
-            <w:r>
+            <w:tcW w:type="dxa" w:w="1071"/>
+          </w:tcPr>
+          <w:p>
+            <w:pPr>
+              <w:pStyle w:val="Compact"/>
+              <w:spacing w:before="0" w:after="0"/>
+            </w:pPr>
+            <w:r>
+              <w:rPr>
+                <w:rFonts w:ascii="Times New Roman" w:hAnsi="Times New Roman" w:eastAsia="宋体"/>
+                <w:color w:val="000000"/>
+                <w:sz w:val="18"/>
+              </w:rPr>
               <w:t xml:space="preserve">t9→t8</w:t>
             </w:r>
           </w:p>
         </w:tc>
         <w:tc>
           <w:tcPr>
-            <w:tcW w:type="dxa" w:w="1035"/>
-          </w:tcPr>
-          <w:p>
-            <w:pPr>
-              <w:pStyle w:val="Compact"/>
-            </w:pPr>
-            <w:r>
+            <w:tcW w:type="dxa" w:w="1071"/>
+          </w:tcPr>
+          <w:p>
+            <w:pPr>
+              <w:pStyle w:val="Compact"/>
+              <w:spacing w:before="0" w:after="0"/>
+            </w:pPr>
+            <w:r>
+              <w:rPr>
+                <w:rFonts w:ascii="Times New Roman" w:hAnsi="Times New Roman" w:eastAsia="宋体"/>
+                <w:color w:val="000000"/>
+                <w:sz w:val="18"/>
+              </w:rPr>
               <w:t xml:space="preserve">1854.2</w:t>
             </w:r>
           </w:p>
         </w:tc>
         <w:tc>
           <w:tcPr>
-            <w:tcW w:type="dxa" w:w="1035"/>
-          </w:tcPr>
-          <w:p>
-            <w:pPr>
-              <w:pStyle w:val="Compact"/>
-            </w:pPr>
-            <w:r>
+            <w:tcW w:type="dxa" w:w="1071"/>
+          </w:tcPr>
+          <w:p>
+            <w:pPr>
+              <w:pStyle w:val="Compact"/>
+              <w:spacing w:before="0" w:after="0"/>
+            </w:pPr>
+            <w:r>
+              <w:rPr>
+                <w:rFonts w:ascii="Times New Roman" w:hAnsi="Times New Roman" w:eastAsia="宋体"/>
+                <w:color w:val="000000"/>
+                <w:sz w:val="18"/>
+              </w:rPr>
               <w:t xml:space="preserve">3337.6</w:t>
             </w:r>
           </w:p>
         </w:tc>
         <w:tc>
           <w:tcPr>
-            <w:tcW w:type="dxa" w:w="1146"/>
-          </w:tcPr>
-          <w:p>
-            <w:pPr>
-              <w:pStyle w:val="Compact"/>
-            </w:pPr>
-            <w:r>
+            <w:tcW w:type="dxa" w:w="1167"/>
+          </w:tcPr>
+          <w:p>
+            <w:pPr>
+              <w:pStyle w:val="Compact"/>
+              <w:spacing w:before="0" w:after="0"/>
+            </w:pPr>
+            <w:r>
+              <w:rPr>
+                <w:rFonts w:ascii="Times New Roman" w:hAnsi="Times New Roman" w:eastAsia="宋体"/>
+                <w:color w:val="000000"/>
+                <w:sz w:val="18"/>
+              </w:rPr>
               <w:t xml:space="preserve">333.76</w:t>
             </w:r>
           </w:p>
         </w:tc>
         <w:tc>
           <w:tcPr>
-            <w:tcW w:type="dxa" w:w="1592"/>
-          </w:tcPr>
-          <w:p>
-            <w:pPr>
-              <w:pStyle w:val="Compact"/>
-            </w:pPr>
-            <w:r>
+            <w:tcW w:type="dxa" w:w="1548"/>
+          </w:tcPr>
+          <w:p>
+            <w:pPr>
+              <w:pStyle w:val="Compact"/>
+              <w:spacing w:before="0" w:after="0"/>
+            </w:pPr>
+            <w:r>
+              <w:rPr>
+                <w:rFonts w:ascii="Times New Roman" w:hAnsi="Times New Roman" w:eastAsia="宋体"/>
+                <w:color w:val="000000"/>
+                <w:sz w:val="18"/>
+              </w:rPr>
               <w:t xml:space="preserve">16.0</w:t>
             </w:r>
           </w:p>
         </w:tc>
         <w:tc>
           <w:tcPr>
-            <w:tcW w:type="dxa" w:w="1592"/>
-          </w:tcPr>
-          <w:p>
-            <w:pPr>
-              <w:pStyle w:val="Compact"/>
-            </w:pPr>
-            <w:r>
+            <w:tcW w:type="dxa" w:w="1548"/>
+          </w:tcPr>
+          <w:p>
+            <w:pPr>
+              <w:pStyle w:val="Compact"/>
+              <w:spacing w:before="0" w:after="0"/>
+            </w:pPr>
+            <w:r>
+              <w:rPr>
+                <w:rFonts w:ascii="Times New Roman" w:hAnsi="Times New Roman" w:eastAsia="宋体"/>
+                <w:color w:val="000000"/>
+                <w:sz w:val="18"/>
+              </w:rPr>
               <w:t xml:space="preserve">2531.8</w:t>
             </w:r>
           </w:p>
         </w:tc>
         <w:tc>
           <w:tcPr>
-            <w:tcW w:type="dxa" w:w="1592"/>
-          </w:tcPr>
-          <w:p>
-            <w:pPr>
-              <w:pStyle w:val="Compact"/>
-            </w:pPr>
-            <w:r>
+            <w:tcW w:type="dxa" w:w="1548"/>
+          </w:tcPr>
+          <w:p>
+            <w:pPr>
+              <w:pStyle w:val="Compact"/>
+              <w:spacing w:before="0" w:after="0"/>
+            </w:pPr>
+            <w:r>
+              <w:rPr>
+                <w:rFonts w:ascii="Times New Roman" w:hAnsi="Times New Roman" w:eastAsia="宋体"/>
+                <w:color w:val="000000"/>
+                <w:sz w:val="18"/>
+              </w:rPr>
               <w:t xml:space="preserve">2198.0</w:t>
             </w:r>
           </w:p>
@@ -34184,91 +35215,133 @@
         </w:trPr>
         <w:tc>
           <w:tcPr>
-            <w:tcW w:type="dxa" w:w="1035"/>
-          </w:tcPr>
-          <w:p>
-            <w:pPr>
-              <w:pStyle w:val="Compact"/>
-            </w:pPr>
-            <w:r>
+            <w:tcW w:type="dxa" w:w="1071"/>
+          </w:tcPr>
+          <w:p>
+            <w:pPr>
+              <w:pStyle w:val="Compact"/>
+              <w:spacing w:before="0" w:after="0"/>
+            </w:pPr>
+            <w:r>
+              <w:rPr>
+                <w:rFonts w:ascii="Times New Roman" w:hAnsi="Times New Roman" w:eastAsia="宋体"/>
+                <w:color w:val="000000"/>
+                <w:sz w:val="18"/>
+              </w:rPr>
               <w:t xml:space="preserve">t8→t7</w:t>
             </w:r>
           </w:p>
         </w:tc>
         <w:tc>
           <w:tcPr>
-            <w:tcW w:type="dxa" w:w="1035"/>
-          </w:tcPr>
-          <w:p>
-            <w:pPr>
-              <w:pStyle w:val="Compact"/>
-            </w:pPr>
-            <w:r>
+            <w:tcW w:type="dxa" w:w="1071"/>
+          </w:tcPr>
+          <w:p>
+            <w:pPr>
+              <w:pStyle w:val="Compact"/>
+              <w:spacing w:before="0" w:after="0"/>
+            </w:pPr>
+            <w:r>
+              <w:rPr>
+                <w:rFonts w:ascii="Times New Roman" w:hAnsi="Times New Roman" w:eastAsia="宋体"/>
+                <w:color w:val="000000"/>
+                <w:sz w:val="18"/>
+              </w:rPr>
               <w:t xml:space="preserve">1854.1</w:t>
             </w:r>
           </w:p>
         </w:tc>
         <w:tc>
           <w:tcPr>
-            <w:tcW w:type="dxa" w:w="1035"/>
-          </w:tcPr>
-          <w:p>
-            <w:pPr>
-              <w:pStyle w:val="Compact"/>
-            </w:pPr>
-            <w:r>
+            <w:tcW w:type="dxa" w:w="1071"/>
+          </w:tcPr>
+          <w:p>
+            <w:pPr>
+              <w:pStyle w:val="Compact"/>
+              <w:spacing w:before="0" w:after="0"/>
+            </w:pPr>
+            <w:r>
+              <w:rPr>
+                <w:rFonts w:ascii="Times New Roman" w:hAnsi="Times New Roman" w:eastAsia="宋体"/>
+                <w:color w:val="000000"/>
+                <w:sz w:val="18"/>
+              </w:rPr>
               <w:t xml:space="preserve">3105.6</w:t>
             </w:r>
           </w:p>
         </w:tc>
         <w:tc>
           <w:tcPr>
-            <w:tcW w:type="dxa" w:w="1146"/>
-          </w:tcPr>
-          <w:p>
-            <w:pPr>
-              <w:pStyle w:val="Compact"/>
-            </w:pPr>
-            <w:r>
+            <w:tcW w:type="dxa" w:w="1167"/>
+          </w:tcPr>
+          <w:p>
+            <w:pPr>
+              <w:pStyle w:val="Compact"/>
+              <w:spacing w:before="0" w:after="0"/>
+            </w:pPr>
+            <w:r>
+              <w:rPr>
+                <w:rFonts w:ascii="Times New Roman" w:hAnsi="Times New Roman" w:eastAsia="宋体"/>
+                <w:color w:val="000000"/>
+                <w:sz w:val="18"/>
+              </w:rPr>
               <w:t xml:space="preserve">310.56</w:t>
             </w:r>
           </w:p>
         </w:tc>
         <w:tc>
           <w:tcPr>
-            <w:tcW w:type="dxa" w:w="1592"/>
-          </w:tcPr>
-          <w:p>
-            <w:pPr>
-              <w:pStyle w:val="Compact"/>
-            </w:pPr>
-            <w:r>
+            <w:tcW w:type="dxa" w:w="1548"/>
+          </w:tcPr>
+          <w:p>
+            <w:pPr>
+              <w:pStyle w:val="Compact"/>
+              <w:spacing w:before="0" w:after="0"/>
+            </w:pPr>
+            <w:r>
+              <w:rPr>
+                <w:rFonts w:ascii="Times New Roman" w:hAnsi="Times New Roman" w:eastAsia="宋体"/>
+                <w:color w:val="000000"/>
+                <w:sz w:val="18"/>
+              </w:rPr>
               <w:t xml:space="preserve">13.5</w:t>
             </w:r>
           </w:p>
         </w:tc>
         <w:tc>
           <w:tcPr>
-            <w:tcW w:type="dxa" w:w="1592"/>
-          </w:tcPr>
-          <w:p>
-            <w:pPr>
-              <w:pStyle w:val="Compact"/>
-            </w:pPr>
-            <w:r>
+            <w:tcW w:type="dxa" w:w="1548"/>
+          </w:tcPr>
+          <w:p>
+            <w:pPr>
+              <w:pStyle w:val="Compact"/>
+              <w:spacing w:before="0" w:after="0"/>
+            </w:pPr>
+            <w:r>
+              <w:rPr>
+                <w:rFonts w:ascii="Times New Roman" w:hAnsi="Times New Roman" w:eastAsia="宋体"/>
+                <w:color w:val="000000"/>
+                <w:sz w:val="18"/>
+              </w:rPr>
               <w:t xml:space="preserve">2198.0</w:t>
             </w:r>
           </w:p>
         </w:tc>
         <w:tc>
           <w:tcPr>
-            <w:tcW w:type="dxa" w:w="1592"/>
-          </w:tcPr>
-          <w:p>
-            <w:pPr>
-              <w:pStyle w:val="Compact"/>
-            </w:pPr>
-            <w:r>
+            <w:tcW w:type="dxa" w:w="1548"/>
+          </w:tcPr>
+          <w:p>
+            <w:pPr>
+              <w:pStyle w:val="Compact"/>
+              <w:spacing w:before="0" w:after="0"/>
+            </w:pPr>
+            <w:r>
+              <w:rPr>
+                <w:rFonts w:ascii="Times New Roman" w:hAnsi="Times New Roman" w:eastAsia="宋体"/>
+                <w:color w:val="000000"/>
+                <w:sz w:val="18"/>
+              </w:rPr>
               <w:t xml:space="preserve">1887.5</w:t>
             </w:r>
           </w:p>
@@ -34280,91 +35353,133 @@
         </w:trPr>
         <w:tc>
           <w:tcPr>
-            <w:tcW w:type="dxa" w:w="1035"/>
-          </w:tcPr>
-          <w:p>
-            <w:pPr>
-              <w:pStyle w:val="Compact"/>
-            </w:pPr>
-            <w:r>
+            <w:tcW w:type="dxa" w:w="1071"/>
+          </w:tcPr>
+          <w:p>
+            <w:pPr>
+              <w:pStyle w:val="Compact"/>
+              <w:spacing w:before="0" w:after="0"/>
+            </w:pPr>
+            <w:r>
+              <w:rPr>
+                <w:rFonts w:ascii="Times New Roman" w:hAnsi="Times New Roman" w:eastAsia="宋体"/>
+                <w:color w:val="000000"/>
+                <w:sz w:val="18"/>
+              </w:rPr>
               <w:t xml:space="preserve">t7→t6</w:t>
             </w:r>
           </w:p>
         </w:tc>
         <w:tc>
           <w:tcPr>
-            <w:tcW w:type="dxa" w:w="1035"/>
-          </w:tcPr>
-          <w:p>
-            <w:pPr>
-              <w:pStyle w:val="Compact"/>
-            </w:pPr>
-            <w:r>
+            <w:tcW w:type="dxa" w:w="1071"/>
+          </w:tcPr>
+          <w:p>
+            <w:pPr>
+              <w:pStyle w:val="Compact"/>
+              <w:spacing w:before="0" w:after="0"/>
+            </w:pPr>
+            <w:r>
+              <w:rPr>
+                <w:rFonts w:ascii="Times New Roman" w:hAnsi="Times New Roman" w:eastAsia="宋体"/>
+                <w:color w:val="000000"/>
+                <w:sz w:val="18"/>
+              </w:rPr>
               <w:t xml:space="preserve">1854.1</w:t>
             </w:r>
           </w:p>
         </w:tc>
         <w:tc>
           <w:tcPr>
-            <w:tcW w:type="dxa" w:w="1035"/>
-          </w:tcPr>
-          <w:p>
-            <w:pPr>
-              <w:pStyle w:val="Compact"/>
-            </w:pPr>
-            <w:r>
+            <w:tcW w:type="dxa" w:w="1071"/>
+          </w:tcPr>
+          <w:p>
+            <w:pPr>
+              <w:pStyle w:val="Compact"/>
+              <w:spacing w:before="0" w:after="0"/>
+            </w:pPr>
+            <w:r>
+              <w:rPr>
+                <w:rFonts w:ascii="Times New Roman" w:hAnsi="Times New Roman" w:eastAsia="宋体"/>
+                <w:color w:val="000000"/>
+                <w:sz w:val="18"/>
+              </w:rPr>
               <w:t xml:space="preserve">2901.7</w:t>
             </w:r>
           </w:p>
         </w:tc>
         <w:tc>
           <w:tcPr>
-            <w:tcW w:type="dxa" w:w="1146"/>
-          </w:tcPr>
-          <w:p>
-            <w:pPr>
-              <w:pStyle w:val="Compact"/>
-            </w:pPr>
-            <w:r>
+            <w:tcW w:type="dxa" w:w="1167"/>
+          </w:tcPr>
+          <w:p>
+            <w:pPr>
+              <w:pStyle w:val="Compact"/>
+              <w:spacing w:before="0" w:after="0"/>
+            </w:pPr>
+            <w:r>
+              <w:rPr>
+                <w:rFonts w:ascii="Times New Roman" w:hAnsi="Times New Roman" w:eastAsia="宋体"/>
+                <w:color w:val="000000"/>
+                <w:sz w:val="18"/>
+              </w:rPr>
               <w:t xml:space="preserve">290.17</w:t>
             </w:r>
           </w:p>
         </w:tc>
         <w:tc>
           <w:tcPr>
-            <w:tcW w:type="dxa" w:w="1592"/>
-          </w:tcPr>
-          <w:p>
-            <w:pPr>
-              <w:pStyle w:val="Compact"/>
-            </w:pPr>
-            <w:r>
+            <w:tcW w:type="dxa" w:w="1548"/>
+          </w:tcPr>
+          <w:p>
+            <w:pPr>
+              <w:pStyle w:val="Compact"/>
+              <w:spacing w:before="0" w:after="0"/>
+            </w:pPr>
+            <w:r>
+              <w:rPr>
+                <w:rFonts w:ascii="Times New Roman" w:hAnsi="Times New Roman" w:eastAsia="宋体"/>
+                <w:color w:val="000000"/>
+                <w:sz w:val="18"/>
+              </w:rPr>
               <w:t xml:space="preserve">11.3</w:t>
             </w:r>
           </w:p>
         </w:tc>
         <w:tc>
           <w:tcPr>
-            <w:tcW w:type="dxa" w:w="1592"/>
-          </w:tcPr>
-          <w:p>
-            <w:pPr>
-              <w:pStyle w:val="Compact"/>
-            </w:pPr>
-            <w:r>
+            <w:tcW w:type="dxa" w:w="1548"/>
+          </w:tcPr>
+          <w:p>
+            <w:pPr>
+              <w:pStyle w:val="Compact"/>
+              <w:spacing w:before="0" w:after="0"/>
+            </w:pPr>
+            <w:r>
+              <w:rPr>
+                <w:rFonts w:ascii="Times New Roman" w:hAnsi="Times New Roman" w:eastAsia="宋体"/>
+                <w:color w:val="000000"/>
+                <w:sz w:val="18"/>
+              </w:rPr>
               <w:t xml:space="preserve">1887.5</w:t>
             </w:r>
           </w:p>
         </w:tc>
         <w:tc>
           <w:tcPr>
-            <w:tcW w:type="dxa" w:w="1592"/>
-          </w:tcPr>
-          <w:p>
-            <w:pPr>
-              <w:pStyle w:val="Compact"/>
-            </w:pPr>
-            <w:r>
+            <w:tcW w:type="dxa" w:w="1548"/>
+          </w:tcPr>
+          <w:p>
+            <w:pPr>
+              <w:pStyle w:val="Compact"/>
+              <w:spacing w:before="0" w:after="0"/>
+            </w:pPr>
+            <w:r>
+              <w:rPr>
+                <w:rFonts w:ascii="Times New Roman" w:hAnsi="Times New Roman" w:eastAsia="宋体"/>
+                <w:color w:val="000000"/>
+                <w:sz w:val="18"/>
+              </w:rPr>
               <w:t xml:space="preserve">1597.3</w:t>
             </w:r>
           </w:p>
@@ -34376,91 +35491,133 @@
         </w:trPr>
         <w:tc>
           <w:tcPr>
-            <w:tcW w:type="dxa" w:w="1035"/>
-          </w:tcPr>
-          <w:p>
-            <w:pPr>
-              <w:pStyle w:val="Compact"/>
-            </w:pPr>
-            <w:r>
+            <w:tcW w:type="dxa" w:w="1071"/>
+          </w:tcPr>
+          <w:p>
+            <w:pPr>
+              <w:pStyle w:val="Compact"/>
+              <w:spacing w:before="0" w:after="0"/>
+            </w:pPr>
+            <w:r>
+              <w:rPr>
+                <w:rFonts w:ascii="Times New Roman" w:hAnsi="Times New Roman" w:eastAsia="宋体"/>
+                <w:color w:val="000000"/>
+                <w:sz w:val="18"/>
+              </w:rPr>
               <w:t xml:space="preserve">t6→t5</w:t>
             </w:r>
           </w:p>
         </w:tc>
         <w:tc>
           <w:tcPr>
-            <w:tcW w:type="dxa" w:w="1035"/>
-          </w:tcPr>
-          <w:p>
-            <w:pPr>
-              <w:pStyle w:val="Compact"/>
-            </w:pPr>
-            <w:r>
+            <w:tcW w:type="dxa" w:w="1071"/>
+          </w:tcPr>
+          <w:p>
+            <w:pPr>
+              <w:pStyle w:val="Compact"/>
+              <w:spacing w:before="0" w:after="0"/>
+            </w:pPr>
+            <w:r>
+              <w:rPr>
+                <w:rFonts w:ascii="Times New Roman" w:hAnsi="Times New Roman" w:eastAsia="宋体"/>
+                <w:color w:val="000000"/>
+                <w:sz w:val="18"/>
+              </w:rPr>
               <w:t xml:space="preserve">1854.1</w:t>
             </w:r>
           </w:p>
         </w:tc>
         <w:tc>
           <w:tcPr>
-            <w:tcW w:type="dxa" w:w="1035"/>
-          </w:tcPr>
-          <w:p>
-            <w:pPr>
-              <w:pStyle w:val="Compact"/>
-            </w:pPr>
-            <w:r>
+            <w:tcW w:type="dxa" w:w="1071"/>
+          </w:tcPr>
+          <w:p>
+            <w:pPr>
+              <w:pStyle w:val="Compact"/>
+              <w:spacing w:before="0" w:after="0"/>
+            </w:pPr>
+            <w:r>
+              <w:rPr>
+                <w:rFonts w:ascii="Times New Roman" w:hAnsi="Times New Roman" w:eastAsia="宋体"/>
+                <w:color w:val="000000"/>
+                <w:sz w:val="18"/>
+              </w:rPr>
               <w:t xml:space="preserve">2642.1</w:t>
             </w:r>
           </w:p>
         </w:tc>
         <w:tc>
           <w:tcPr>
-            <w:tcW w:type="dxa" w:w="1146"/>
-          </w:tcPr>
-          <w:p>
-            <w:pPr>
-              <w:pStyle w:val="Compact"/>
-            </w:pPr>
-            <w:r>
+            <w:tcW w:type="dxa" w:w="1167"/>
+          </w:tcPr>
+          <w:p>
+            <w:pPr>
+              <w:pStyle w:val="Compact"/>
+              <w:spacing w:before="0" w:after="0"/>
+            </w:pPr>
+            <w:r>
+              <w:rPr>
+                <w:rFonts w:ascii="Times New Roman" w:hAnsi="Times New Roman" w:eastAsia="宋体"/>
+                <w:color w:val="000000"/>
+                <w:sz w:val="18"/>
+              </w:rPr>
               <w:t xml:space="preserve">264.21</w:t>
             </w:r>
           </w:p>
         </w:tc>
         <w:tc>
           <w:tcPr>
-            <w:tcW w:type="dxa" w:w="1592"/>
-          </w:tcPr>
-          <w:p>
-            <w:pPr>
-              <w:pStyle w:val="Compact"/>
-            </w:pPr>
-            <w:r>
+            <w:tcW w:type="dxa" w:w="1548"/>
+          </w:tcPr>
+          <w:p>
+            <w:pPr>
+              <w:pStyle w:val="Compact"/>
+              <w:spacing w:before="0" w:after="0"/>
+            </w:pPr>
+            <w:r>
+              <w:rPr>
+                <w:rFonts w:ascii="Times New Roman" w:hAnsi="Times New Roman" w:eastAsia="宋体"/>
+                <w:color w:val="000000"/>
+                <w:sz w:val="18"/>
+              </w:rPr>
               <w:t xml:space="preserve">8.5</w:t>
             </w:r>
           </w:p>
         </w:tc>
         <w:tc>
           <w:tcPr>
-            <w:tcW w:type="dxa" w:w="1592"/>
-          </w:tcPr>
-          <w:p>
-            <w:pPr>
-              <w:pStyle w:val="Compact"/>
-            </w:pPr>
-            <w:r>
+            <w:tcW w:type="dxa" w:w="1548"/>
+          </w:tcPr>
+          <w:p>
+            <w:pPr>
+              <w:pStyle w:val="Compact"/>
+              <w:spacing w:before="0" w:after="0"/>
+            </w:pPr>
+            <w:r>
+              <w:rPr>
+                <w:rFonts w:ascii="Times New Roman" w:hAnsi="Times New Roman" w:eastAsia="宋体"/>
+                <w:color w:val="000000"/>
+                <w:sz w:val="18"/>
+              </w:rPr>
               <w:t xml:space="preserve">1597.3</w:t>
             </w:r>
           </w:p>
         </w:tc>
         <w:tc>
           <w:tcPr>
-            <w:tcW w:type="dxa" w:w="1592"/>
-          </w:tcPr>
-          <w:p>
-            <w:pPr>
-              <w:pStyle w:val="Compact"/>
-            </w:pPr>
-            <w:r>
+            <w:tcW w:type="dxa" w:w="1548"/>
+          </w:tcPr>
+          <w:p>
+            <w:pPr>
+              <w:pStyle w:val="Compact"/>
+              <w:spacing w:before="0" w:after="0"/>
+            </w:pPr>
+            <w:r>
+              <w:rPr>
+                <w:rFonts w:ascii="Times New Roman" w:hAnsi="Times New Roman" w:eastAsia="宋体"/>
+                <w:color w:val="000000"/>
+                <w:sz w:val="18"/>
+              </w:rPr>
               <w:t xml:space="preserve">1333.1</w:t>
             </w:r>
           </w:p>
@@ -34472,91 +35629,133 @@
         </w:trPr>
         <w:tc>
           <w:tcPr>
-            <w:tcW w:type="dxa" w:w="1035"/>
-          </w:tcPr>
-          <w:p>
-            <w:pPr>
-              <w:pStyle w:val="Compact"/>
-            </w:pPr>
-            <w:r>
+            <w:tcW w:type="dxa" w:w="1071"/>
+          </w:tcPr>
+          <w:p>
+            <w:pPr>
+              <w:pStyle w:val="Compact"/>
+              <w:spacing w:before="0" w:after="0"/>
+            </w:pPr>
+            <w:r>
+              <w:rPr>
+                <w:rFonts w:ascii="Times New Roman" w:hAnsi="Times New Roman" w:eastAsia="宋体"/>
+                <w:color w:val="000000"/>
+                <w:sz w:val="18"/>
+              </w:rPr>
               <w:t xml:space="preserve">t5→t4</w:t>
             </w:r>
           </w:p>
         </w:tc>
         <w:tc>
           <w:tcPr>
-            <w:tcW w:type="dxa" w:w="1035"/>
-          </w:tcPr>
-          <w:p>
-            <w:pPr>
-              <w:pStyle w:val="Compact"/>
-            </w:pPr>
-            <w:r>
+            <w:tcW w:type="dxa" w:w="1071"/>
+          </w:tcPr>
+          <w:p>
+            <w:pPr>
+              <w:pStyle w:val="Compact"/>
+              <w:spacing w:before="0" w:after="0"/>
+            </w:pPr>
+            <w:r>
+              <w:rPr>
+                <w:rFonts w:ascii="Times New Roman" w:hAnsi="Times New Roman" w:eastAsia="宋体"/>
+                <w:color w:val="000000"/>
+                <w:sz w:val="18"/>
+              </w:rPr>
               <w:t xml:space="preserve">1854.1</w:t>
             </w:r>
           </w:p>
         </w:tc>
         <w:tc>
           <w:tcPr>
-            <w:tcW w:type="dxa" w:w="1035"/>
-          </w:tcPr>
-          <w:p>
-            <w:pPr>
-              <w:pStyle w:val="Compact"/>
-            </w:pPr>
-            <w:r>
+            <w:tcW w:type="dxa" w:w="1071"/>
+          </w:tcPr>
+          <w:p>
+            <w:pPr>
+              <w:pStyle w:val="Compact"/>
+              <w:spacing w:before="0" w:after="0"/>
+            </w:pPr>
+            <w:r>
+              <w:rPr>
+                <w:rFonts w:ascii="Times New Roman" w:hAnsi="Times New Roman" w:eastAsia="宋体"/>
+                <w:color w:val="000000"/>
+                <w:sz w:val="18"/>
+              </w:rPr>
               <w:t xml:space="preserve">2401.1</w:t>
             </w:r>
           </w:p>
         </w:tc>
         <w:tc>
           <w:tcPr>
-            <w:tcW w:type="dxa" w:w="1146"/>
-          </w:tcPr>
-          <w:p>
-            <w:pPr>
-              <w:pStyle w:val="Compact"/>
-            </w:pPr>
-            <w:r>
+            <w:tcW w:type="dxa" w:w="1167"/>
+          </w:tcPr>
+          <w:p>
+            <w:pPr>
+              <w:pStyle w:val="Compact"/>
+              <w:spacing w:before="0" w:after="0"/>
+            </w:pPr>
+            <w:r>
+              <w:rPr>
+                <w:rFonts w:ascii="Times New Roman" w:hAnsi="Times New Roman" w:eastAsia="宋体"/>
+                <w:color w:val="000000"/>
+                <w:sz w:val="18"/>
+              </w:rPr>
               <w:t xml:space="preserve">240.11</w:t>
             </w:r>
           </w:p>
         </w:tc>
         <w:tc>
           <w:tcPr>
-            <w:tcW w:type="dxa" w:w="1592"/>
-          </w:tcPr>
-          <w:p>
-            <w:pPr>
-              <w:pStyle w:val="Compact"/>
-            </w:pPr>
-            <w:r>
+            <w:tcW w:type="dxa" w:w="1548"/>
+          </w:tcPr>
+          <w:p>
+            <w:pPr>
+              <w:pStyle w:val="Compact"/>
+              <w:spacing w:before="0" w:after="0"/>
+            </w:pPr>
+            <w:r>
+              <w:rPr>
+                <w:rFonts w:ascii="Times New Roman" w:hAnsi="Times New Roman" w:eastAsia="宋体"/>
+                <w:color w:val="000000"/>
+                <w:sz w:val="18"/>
+              </w:rPr>
               <w:t xml:space="preserve">5.9</w:t>
             </w:r>
           </w:p>
         </w:tc>
         <w:tc>
           <w:tcPr>
-            <w:tcW w:type="dxa" w:w="1592"/>
-          </w:tcPr>
-          <w:p>
-            <w:pPr>
-              <w:pStyle w:val="Compact"/>
-            </w:pPr>
-            <w:r>
+            <w:tcW w:type="dxa" w:w="1548"/>
+          </w:tcPr>
+          <w:p>
+            <w:pPr>
+              <w:pStyle w:val="Compact"/>
+              <w:spacing w:before="0" w:after="0"/>
+            </w:pPr>
+            <w:r>
+              <w:rPr>
+                <w:rFonts w:ascii="Times New Roman" w:hAnsi="Times New Roman" w:eastAsia="宋体"/>
+                <w:color w:val="000000"/>
+                <w:sz w:val="18"/>
+              </w:rPr>
               <w:t xml:space="preserve">1333.1</w:t>
             </w:r>
           </w:p>
         </w:tc>
         <w:tc>
           <w:tcPr>
-            <w:tcW w:type="dxa" w:w="1592"/>
-          </w:tcPr>
-          <w:p>
-            <w:pPr>
-              <w:pStyle w:val="Compact"/>
-            </w:pPr>
-            <w:r>
+            <w:tcW w:type="dxa" w:w="1548"/>
+          </w:tcPr>
+          <w:p>
+            <w:pPr>
+              <w:pStyle w:val="Compact"/>
+              <w:spacing w:before="0" w:after="0"/>
+            </w:pPr>
+            <w:r>
+              <w:rPr>
+                <w:rFonts w:ascii="Times New Roman" w:hAnsi="Times New Roman" w:eastAsia="宋体"/>
+                <w:color w:val="000000"/>
+                <w:sz w:val="18"/>
+              </w:rPr>
               <w:t xml:space="preserve">1093.0</w:t>
             </w:r>
           </w:p>
@@ -34568,91 +35767,133 @@
         </w:trPr>
         <w:tc>
           <w:tcPr>
-            <w:tcW w:type="dxa" w:w="1035"/>
-          </w:tcPr>
-          <w:p>
-            <w:pPr>
-              <w:pStyle w:val="Compact"/>
-            </w:pPr>
-            <w:r>
+            <w:tcW w:type="dxa" w:w="1071"/>
+          </w:tcPr>
+          <w:p>
+            <w:pPr>
+              <w:pStyle w:val="Compact"/>
+              <w:spacing w:before="0" w:after="0"/>
+            </w:pPr>
+            <w:r>
+              <w:rPr>
+                <w:rFonts w:ascii="Times New Roman" w:hAnsi="Times New Roman" w:eastAsia="宋体"/>
+                <w:color w:val="000000"/>
+                <w:sz w:val="18"/>
+              </w:rPr>
               <w:t xml:space="preserve">t4→t3</w:t>
             </w:r>
           </w:p>
         </w:tc>
         <w:tc>
           <w:tcPr>
-            <w:tcW w:type="dxa" w:w="1035"/>
-          </w:tcPr>
-          <w:p>
-            <w:pPr>
-              <w:pStyle w:val="Compact"/>
-            </w:pPr>
-            <w:r>
+            <w:tcW w:type="dxa" w:w="1071"/>
+          </w:tcPr>
+          <w:p>
+            <w:pPr>
+              <w:pStyle w:val="Compact"/>
+              <w:spacing w:before="0" w:after="0"/>
+            </w:pPr>
+            <w:r>
+              <w:rPr>
+                <w:rFonts w:ascii="Times New Roman" w:hAnsi="Times New Roman" w:eastAsia="宋体"/>
+                <w:color w:val="000000"/>
+                <w:sz w:val="18"/>
+              </w:rPr>
               <w:t xml:space="preserve">1854.2</w:t>
             </w:r>
           </w:p>
         </w:tc>
         <w:tc>
           <w:tcPr>
-            <w:tcW w:type="dxa" w:w="1035"/>
-          </w:tcPr>
-          <w:p>
-            <w:pPr>
-              <w:pStyle w:val="Compact"/>
-            </w:pPr>
-            <w:r>
+            <w:tcW w:type="dxa" w:w="1071"/>
+          </w:tcPr>
+          <w:p>
+            <w:pPr>
+              <w:pStyle w:val="Compact"/>
+              <w:spacing w:before="0" w:after="0"/>
+            </w:pPr>
+            <w:r>
+              <w:rPr>
+                <w:rFonts w:ascii="Times New Roman" w:hAnsi="Times New Roman" w:eastAsia="宋体"/>
+                <w:color w:val="000000"/>
+                <w:sz w:val="18"/>
+              </w:rPr>
               <w:t xml:space="preserve">2308.5</w:t>
             </w:r>
           </w:p>
         </w:tc>
         <w:tc>
           <w:tcPr>
-            <w:tcW w:type="dxa" w:w="1146"/>
-          </w:tcPr>
-          <w:p>
-            <w:pPr>
-              <w:pStyle w:val="Compact"/>
-            </w:pPr>
-            <w:r>
+            <w:tcW w:type="dxa" w:w="1167"/>
+          </w:tcPr>
+          <w:p>
+            <w:pPr>
+              <w:pStyle w:val="Compact"/>
+              <w:spacing w:before="0" w:after="0"/>
+            </w:pPr>
+            <w:r>
+              <w:rPr>
+                <w:rFonts w:ascii="Times New Roman" w:hAnsi="Times New Roman" w:eastAsia="宋体"/>
+                <w:color w:val="000000"/>
+                <w:sz w:val="18"/>
+              </w:rPr>
               <w:t xml:space="preserve">230.85</w:t>
             </w:r>
           </w:p>
         </w:tc>
         <w:tc>
           <w:tcPr>
-            <w:tcW w:type="dxa" w:w="1592"/>
-          </w:tcPr>
-          <w:p>
-            <w:pPr>
-              <w:pStyle w:val="Compact"/>
-            </w:pPr>
-            <w:r>
+            <w:tcW w:type="dxa" w:w="1548"/>
+          </w:tcPr>
+          <w:p>
+            <w:pPr>
+              <w:pStyle w:val="Compact"/>
+              <w:spacing w:before="0" w:after="0"/>
+            </w:pPr>
+            <w:r>
+              <w:rPr>
+                <w:rFonts w:ascii="Times New Roman" w:hAnsi="Times New Roman" w:eastAsia="宋体"/>
+                <w:color w:val="000000"/>
+                <w:sz w:val="18"/>
+              </w:rPr>
               <w:t xml:space="preserve">4.9</w:t>
             </w:r>
           </w:p>
         </w:tc>
         <w:tc>
           <w:tcPr>
-            <w:tcW w:type="dxa" w:w="1592"/>
-          </w:tcPr>
-          <w:p>
-            <w:pPr>
-              <w:pStyle w:val="Compact"/>
-            </w:pPr>
-            <w:r>
+            <w:tcW w:type="dxa" w:w="1548"/>
+          </w:tcPr>
+          <w:p>
+            <w:pPr>
+              <w:pStyle w:val="Compact"/>
+              <w:spacing w:before="0" w:after="0"/>
+            </w:pPr>
+            <w:r>
+              <w:rPr>
+                <w:rFonts w:ascii="Times New Roman" w:hAnsi="Times New Roman" w:eastAsia="宋体"/>
+                <w:color w:val="000000"/>
+                <w:sz w:val="18"/>
+              </w:rPr>
               <w:t xml:space="preserve">1093.0</w:t>
             </w:r>
           </w:p>
         </w:tc>
         <w:tc>
           <w:tcPr>
-            <w:tcW w:type="dxa" w:w="1592"/>
-          </w:tcPr>
-          <w:p>
-            <w:pPr>
-              <w:pStyle w:val="Compact"/>
-            </w:pPr>
-            <w:r>
+            <w:tcW w:type="dxa" w:w="1548"/>
+          </w:tcPr>
+          <w:p>
+            <w:pPr>
+              <w:pStyle w:val="Compact"/>
+              <w:spacing w:before="0" w:after="0"/>
+            </w:pPr>
+            <w:r>
+              <w:rPr>
+                <w:rFonts w:ascii="Times New Roman" w:hAnsi="Times New Roman" w:eastAsia="宋体"/>
+                <w:color w:val="000000"/>
+                <w:sz w:val="18"/>
+              </w:rPr>
               <w:t xml:space="preserve">862.1</w:t>
             </w:r>
           </w:p>
@@ -34664,91 +35905,133 @@
         </w:trPr>
         <w:tc>
           <w:tcPr>
-            <w:tcW w:type="dxa" w:w="1035"/>
-          </w:tcPr>
-          <w:p>
-            <w:pPr>
-              <w:pStyle w:val="Compact"/>
-            </w:pPr>
-            <w:r>
+            <w:tcW w:type="dxa" w:w="1071"/>
+          </w:tcPr>
+          <w:p>
+            <w:pPr>
+              <w:pStyle w:val="Compact"/>
+              <w:spacing w:before="0" w:after="0"/>
+            </w:pPr>
+            <w:r>
+              <w:rPr>
+                <w:rFonts w:ascii="Times New Roman" w:hAnsi="Times New Roman" w:eastAsia="宋体"/>
+                <w:color w:val="000000"/>
+                <w:sz w:val="18"/>
+              </w:rPr>
               <w:t xml:space="preserve">t3→t2</w:t>
             </w:r>
           </w:p>
         </w:tc>
         <w:tc>
           <w:tcPr>
-            <w:tcW w:type="dxa" w:w="1035"/>
-          </w:tcPr>
-          <w:p>
-            <w:pPr>
-              <w:pStyle w:val="Compact"/>
-            </w:pPr>
-            <w:r>
+            <w:tcW w:type="dxa" w:w="1071"/>
+          </w:tcPr>
+          <w:p>
+            <w:pPr>
+              <w:pStyle w:val="Compact"/>
+              <w:spacing w:before="0" w:after="0"/>
+            </w:pPr>
+            <w:r>
+              <w:rPr>
+                <w:rFonts w:ascii="Times New Roman" w:hAnsi="Times New Roman" w:eastAsia="宋体"/>
+                <w:color w:val="000000"/>
+                <w:sz w:val="18"/>
+              </w:rPr>
               <w:t xml:space="preserve">1854.1</w:t>
             </w:r>
           </w:p>
         </w:tc>
         <w:tc>
           <w:tcPr>
-            <w:tcW w:type="dxa" w:w="1035"/>
-          </w:tcPr>
-          <w:p>
-            <w:pPr>
-              <w:pStyle w:val="Compact"/>
-            </w:pPr>
-            <w:r>
+            <w:tcW w:type="dxa" w:w="1071"/>
+          </w:tcPr>
+          <w:p>
+            <w:pPr>
+              <w:pStyle w:val="Compact"/>
+              <w:spacing w:before="0" w:after="0"/>
+            </w:pPr>
+            <w:r>
+              <w:rPr>
+                <w:rFonts w:ascii="Times New Roman" w:hAnsi="Times New Roman" w:eastAsia="宋体"/>
+                <w:color w:val="000000"/>
+                <w:sz w:val="18"/>
+              </w:rPr>
               <w:t xml:space="preserve">2206.4</w:t>
             </w:r>
           </w:p>
         </w:tc>
         <w:tc>
           <w:tcPr>
-            <w:tcW w:type="dxa" w:w="1146"/>
-          </w:tcPr>
-          <w:p>
-            <w:pPr>
-              <w:pStyle w:val="Compact"/>
-            </w:pPr>
-            <w:r>
+            <w:tcW w:type="dxa" w:w="1167"/>
+          </w:tcPr>
+          <w:p>
+            <w:pPr>
+              <w:pStyle w:val="Compact"/>
+              <w:spacing w:before="0" w:after="0"/>
+            </w:pPr>
+            <w:r>
+              <w:rPr>
+                <w:rFonts w:ascii="Times New Roman" w:hAnsi="Times New Roman" w:eastAsia="宋体"/>
+                <w:color w:val="000000"/>
+                <w:sz w:val="18"/>
+              </w:rPr>
               <w:t xml:space="preserve">220.64</w:t>
             </w:r>
           </w:p>
         </w:tc>
         <w:tc>
           <w:tcPr>
-            <w:tcW w:type="dxa" w:w="1592"/>
-          </w:tcPr>
-          <w:p>
-            <w:pPr>
-              <w:pStyle w:val="Compact"/>
-            </w:pPr>
-            <w:r>
+            <w:tcW w:type="dxa" w:w="1548"/>
+          </w:tcPr>
+          <w:p>
+            <w:pPr>
+              <w:pStyle w:val="Compact"/>
+              <w:spacing w:before="0" w:after="0"/>
+            </w:pPr>
+            <w:r>
+              <w:rPr>
+                <w:rFonts w:ascii="Times New Roman" w:hAnsi="Times New Roman" w:eastAsia="宋体"/>
+                <w:color w:val="000000"/>
+                <w:sz w:val="18"/>
+              </w:rPr>
               <w:t xml:space="preserve">3.8</w:t>
             </w:r>
           </w:p>
         </w:tc>
         <w:tc>
           <w:tcPr>
-            <w:tcW w:type="dxa" w:w="1592"/>
-          </w:tcPr>
-          <w:p>
-            <w:pPr>
-              <w:pStyle w:val="Compact"/>
-            </w:pPr>
-            <w:r>
+            <w:tcW w:type="dxa" w:w="1548"/>
+          </w:tcPr>
+          <w:p>
+            <w:pPr>
+              <w:pStyle w:val="Compact"/>
+              <w:spacing w:before="0" w:after="0"/>
+            </w:pPr>
+            <w:r>
+              <w:rPr>
+                <w:rFonts w:ascii="Times New Roman" w:hAnsi="Times New Roman" w:eastAsia="宋体"/>
+                <w:color w:val="000000"/>
+                <w:sz w:val="18"/>
+              </w:rPr>
               <w:t xml:space="preserve">862.1</w:t>
             </w:r>
           </w:p>
         </w:tc>
         <w:tc>
           <w:tcPr>
-            <w:tcW w:type="dxa" w:w="1592"/>
-          </w:tcPr>
-          <w:p>
-            <w:pPr>
-              <w:pStyle w:val="Compact"/>
-            </w:pPr>
-            <w:r>
+            <w:tcW w:type="dxa" w:w="1548"/>
+          </w:tcPr>
+          <w:p>
+            <w:pPr>
+              <w:pStyle w:val="Compact"/>
+              <w:spacing w:before="0" w:after="0"/>
+            </w:pPr>
+            <w:r>
+              <w:rPr>
+                <w:rFonts w:ascii="Times New Roman" w:hAnsi="Times New Roman" w:eastAsia="宋体"/>
+                <w:color w:val="000000"/>
+                <w:sz w:val="18"/>
+              </w:rPr>
               <w:t xml:space="preserve">641.5</w:t>
             </w:r>
           </w:p>
@@ -34760,91 +36043,133 @@
         </w:trPr>
         <w:tc>
           <w:tcPr>
-            <w:tcW w:type="dxa" w:w="1035"/>
-          </w:tcPr>
-          <w:p>
-            <w:pPr>
-              <w:pStyle w:val="Compact"/>
-            </w:pPr>
-            <w:r>
+            <w:tcW w:type="dxa" w:w="1071"/>
+          </w:tcPr>
+          <w:p>
+            <w:pPr>
+              <w:pStyle w:val="Compact"/>
+              <w:spacing w:before="0" w:after="0"/>
+            </w:pPr>
+            <w:r>
+              <w:rPr>
+                <w:rFonts w:ascii="Times New Roman" w:hAnsi="Times New Roman" w:eastAsia="宋体"/>
+                <w:color w:val="000000"/>
+                <w:sz w:val="18"/>
+              </w:rPr>
               <w:t xml:space="preserve">t2→t1</w:t>
             </w:r>
           </w:p>
         </w:tc>
         <w:tc>
           <w:tcPr>
-            <w:tcW w:type="dxa" w:w="1035"/>
-          </w:tcPr>
-          <w:p>
-            <w:pPr>
-              <w:pStyle w:val="Compact"/>
-            </w:pPr>
-            <w:r>
+            <w:tcW w:type="dxa" w:w="1071"/>
+          </w:tcPr>
+          <w:p>
+            <w:pPr>
+              <w:pStyle w:val="Compact"/>
+              <w:spacing w:before="0" w:after="0"/>
+            </w:pPr>
+            <w:r>
+              <w:rPr>
+                <w:rFonts w:ascii="Times New Roman" w:hAnsi="Times New Roman" w:eastAsia="宋体"/>
+                <w:color w:val="000000"/>
+                <w:sz w:val="18"/>
+              </w:rPr>
               <w:t xml:space="preserve">1854.1</w:t>
             </w:r>
           </w:p>
         </w:tc>
         <w:tc>
           <w:tcPr>
-            <w:tcW w:type="dxa" w:w="1035"/>
-          </w:tcPr>
-          <w:p>
-            <w:pPr>
-              <w:pStyle w:val="Compact"/>
-            </w:pPr>
-            <w:r>
+            <w:tcW w:type="dxa" w:w="1071"/>
+          </w:tcPr>
+          <w:p>
+            <w:pPr>
+              <w:pStyle w:val="Compact"/>
+              <w:spacing w:before="0" w:after="0"/>
+            </w:pPr>
+            <w:r>
+              <w:rPr>
+                <w:rFonts w:ascii="Times New Roman" w:hAnsi="Times New Roman" w:eastAsia="宋体"/>
+                <w:color w:val="000000"/>
+                <w:sz w:val="18"/>
+              </w:rPr>
               <w:t xml:space="preserve">2067.3</w:t>
             </w:r>
           </w:p>
         </w:tc>
         <w:tc>
           <w:tcPr>
-            <w:tcW w:type="dxa" w:w="1146"/>
-          </w:tcPr>
-          <w:p>
-            <w:pPr>
-              <w:pStyle w:val="Compact"/>
-            </w:pPr>
-            <w:r>
+            <w:tcW w:type="dxa" w:w="1167"/>
+          </w:tcPr>
+          <w:p>
+            <w:pPr>
+              <w:pStyle w:val="Compact"/>
+              <w:spacing w:before="0" w:after="0"/>
+            </w:pPr>
+            <w:r>
+              <w:rPr>
+                <w:rFonts w:ascii="Times New Roman" w:hAnsi="Times New Roman" w:eastAsia="宋体"/>
+                <w:color w:val="000000"/>
+                <w:sz w:val="18"/>
+              </w:rPr>
               <w:t xml:space="preserve">206.74</w:t>
             </w:r>
           </w:p>
         </w:tc>
         <w:tc>
           <w:tcPr>
-            <w:tcW w:type="dxa" w:w="1592"/>
-          </w:tcPr>
-          <w:p>
-            <w:pPr>
-              <w:pStyle w:val="Compact"/>
-            </w:pPr>
-            <w:r>
+            <w:tcW w:type="dxa" w:w="1548"/>
+          </w:tcPr>
+          <w:p>
+            <w:pPr>
+              <w:pStyle w:val="Compact"/>
+              <w:spacing w:before="0" w:after="0"/>
+            </w:pPr>
+            <w:r>
+              <w:rPr>
+                <w:rFonts w:ascii="Times New Roman" w:hAnsi="Times New Roman" w:eastAsia="宋体"/>
+                <w:color w:val="000000"/>
+                <w:sz w:val="18"/>
+              </w:rPr>
               <w:t xml:space="preserve">2.3</w:t>
             </w:r>
           </w:p>
         </w:tc>
         <w:tc>
           <w:tcPr>
-            <w:tcW w:type="dxa" w:w="1592"/>
-          </w:tcPr>
-          <w:p>
-            <w:pPr>
-              <w:pStyle w:val="Compact"/>
-            </w:pPr>
-            <w:r>
+            <w:tcW w:type="dxa" w:w="1548"/>
+          </w:tcPr>
+          <w:p>
+            <w:pPr>
+              <w:pStyle w:val="Compact"/>
+              <w:spacing w:before="0" w:after="0"/>
+            </w:pPr>
+            <w:r>
+              <w:rPr>
+                <w:rFonts w:ascii="Times New Roman" w:hAnsi="Times New Roman" w:eastAsia="宋体"/>
+                <w:color w:val="000000"/>
+                <w:sz w:val="18"/>
+              </w:rPr>
               <w:t xml:space="preserve">641.5</w:t>
             </w:r>
           </w:p>
         </w:tc>
         <w:tc>
           <w:tcPr>
-            <w:tcW w:type="dxa" w:w="1592"/>
-          </w:tcPr>
-          <w:p>
-            <w:pPr>
-              <w:pStyle w:val="Compact"/>
-            </w:pPr>
-            <w:r>
+            <w:tcW w:type="dxa" w:w="1548"/>
+          </w:tcPr>
+          <w:p>
+            <w:pPr>
+              <w:pStyle w:val="Compact"/>
+              <w:spacing w:before="0" w:after="0"/>
+            </w:pPr>
+            <w:r>
+              <w:rPr>
+                <w:rFonts w:ascii="Times New Roman" w:hAnsi="Times New Roman" w:eastAsia="宋体"/>
+                <w:color w:val="000000"/>
+                <w:sz w:val="18"/>
+              </w:rPr>
               <w:t xml:space="preserve">434.8</w:t>
             </w:r>
           </w:p>
@@ -34856,15 +36181,18 @@
         </w:trPr>
         <w:tc>
           <w:tcPr>
-            <w:tcW w:type="dxa" w:w="1035"/>
-          </w:tcPr>
-          <w:p>
-            <w:pPr>
-              <w:pStyle w:val="Compact"/>
-            </w:pPr>
-            <w:r>
-              <w:rPr>
-                <w:rFonts w:hint="eastAsia"/>
+            <w:tcW w:type="dxa" w:w="1071"/>
+          </w:tcPr>
+          <w:p>
+            <w:pPr>
+              <w:pStyle w:val="Compact"/>
+              <w:spacing w:before="0" w:after="0"/>
+            </w:pPr>
+            <w:r>
+              <w:rPr>
+                <w:rFonts w:hint="eastAsia" w:ascii="Times New Roman" w:hAnsi="Times New Roman" w:eastAsia="宋体"/>
+                <w:color w:val="000000"/>
+                <w:sz w:val="18"/>
               </w:rPr>
               <w:t xml:space="preserve">t1→仓库</w:t>
             </w:r>
@@ -34872,78 +36200,114 @@
         </w:tc>
         <w:tc>
           <w:tcPr>
-            <w:tcW w:type="dxa" w:w="1035"/>
-          </w:tcPr>
-          <w:p>
-            <w:pPr>
-              <w:pStyle w:val="Compact"/>
-            </w:pPr>
-            <w:r>
+            <w:tcW w:type="dxa" w:w="1071"/>
+          </w:tcPr>
+          <w:p>
+            <w:pPr>
+              <w:pStyle w:val="Compact"/>
+              <w:spacing w:before="0" w:after="0"/>
+            </w:pPr>
+            <w:r>
+              <w:rPr>
+                <w:rFonts w:ascii="Times New Roman" w:hAnsi="Times New Roman" w:eastAsia="宋体"/>
+                <w:color w:val="000000"/>
+                <w:sz w:val="18"/>
+              </w:rPr>
               <w:t xml:space="preserve">3000.0</w:t>
             </w:r>
           </w:p>
         </w:tc>
         <w:tc>
           <w:tcPr>
-            <w:tcW w:type="dxa" w:w="1035"/>
-          </w:tcPr>
-          <w:p>
-            <w:pPr>
-              <w:pStyle w:val="Compact"/>
-            </w:pPr>
-            <w:r>
+            <w:tcW w:type="dxa" w:w="1071"/>
+          </w:tcPr>
+          <w:p>
+            <w:pPr>
+              <w:pStyle w:val="Compact"/>
+              <w:spacing w:before="0" w:after="0"/>
+            </w:pPr>
+            <w:r>
+              <w:rPr>
+                <w:rFonts w:ascii="Times New Roman" w:hAnsi="Times New Roman" w:eastAsia="宋体"/>
+                <w:color w:val="000000"/>
+                <w:sz w:val="18"/>
+              </w:rPr>
               <w:t xml:space="preserve">3000.0</w:t>
             </w:r>
           </w:p>
         </w:tc>
         <w:tc>
           <w:tcPr>
-            <w:tcW w:type="dxa" w:w="1146"/>
-          </w:tcPr>
-          <w:p>
-            <w:pPr>
-              <w:pStyle w:val="Compact"/>
-            </w:pPr>
-            <w:r>
+            <w:tcW w:type="dxa" w:w="1167"/>
+          </w:tcPr>
+          <w:p>
+            <w:pPr>
+              <w:pStyle w:val="Compact"/>
+              <w:spacing w:before="0" w:after="0"/>
+            </w:pPr>
+            <w:r>
+              <w:rPr>
+                <w:rFonts w:ascii="Times New Roman" w:hAnsi="Times New Roman" w:eastAsia="宋体"/>
+                <w:color w:val="000000"/>
+                <w:sz w:val="18"/>
+              </w:rPr>
               <w:t xml:space="preserve">300.00</w:t>
             </w:r>
           </w:p>
         </w:tc>
         <w:tc>
           <w:tcPr>
-            <w:tcW w:type="dxa" w:w="1592"/>
-          </w:tcPr>
-          <w:p>
-            <w:pPr>
-              <w:pStyle w:val="Compact"/>
-            </w:pPr>
-            <w:r>
+            <w:tcW w:type="dxa" w:w="1548"/>
+          </w:tcPr>
+          <w:p>
+            <w:pPr>
+              <w:pStyle w:val="Compact"/>
+              <w:spacing w:before="0" w:after="0"/>
+            </w:pPr>
+            <w:r>
+              <w:rPr>
+                <w:rFonts w:ascii="Times New Roman" w:hAnsi="Times New Roman" w:eastAsia="宋体"/>
+                <w:color w:val="000000"/>
+                <w:sz w:val="18"/>
+              </w:rPr>
               <w:t xml:space="preserve">0</w:t>
             </w:r>
           </w:p>
         </w:tc>
         <w:tc>
           <w:tcPr>
-            <w:tcW w:type="dxa" w:w="1592"/>
-          </w:tcPr>
-          <w:p>
-            <w:pPr>
-              <w:pStyle w:val="Compact"/>
-            </w:pPr>
-            <w:r>
+            <w:tcW w:type="dxa" w:w="1548"/>
+          </w:tcPr>
+          <w:p>
+            <w:pPr>
+              <w:pStyle w:val="Compact"/>
+              <w:spacing w:before="0" w:after="0"/>
+            </w:pPr>
+            <w:r>
+              <w:rPr>
+                <w:rFonts w:ascii="Times New Roman" w:hAnsi="Times New Roman" w:eastAsia="宋体"/>
+                <w:color w:val="000000"/>
+                <w:sz w:val="18"/>
+              </w:rPr>
               <w:t xml:space="preserve">434.8</w:t>
             </w:r>
           </w:p>
         </w:tc>
         <w:tc>
           <w:tcPr>
-            <w:tcW w:type="dxa" w:w="1592"/>
-          </w:tcPr>
-          <w:p>
-            <w:pPr>
-              <w:pStyle w:val="Compact"/>
-            </w:pPr>
-            <w:r>
+            <w:tcW w:type="dxa" w:w="1548"/>
+          </w:tcPr>
+          <w:p>
+            <w:pPr>
+              <w:pStyle w:val="Compact"/>
+              <w:spacing w:before="0" w:after="0"/>
+            </w:pPr>
+            <w:r>
+              <w:rPr>
+                <w:rFonts w:ascii="Times New Roman" w:hAnsi="Times New Roman" w:eastAsia="宋体"/>
+                <w:color w:val="000000"/>
+                <w:sz w:val="18"/>
+              </w:rPr>
               <w:t xml:space="preserve">134.8</w:t>
             </w:r>
           </w:p>
@@ -34955,17 +36319,20 @@
         </w:trPr>
         <w:tc>
           <w:tcPr>
-            <w:tcW w:type="dxa" w:w="1035"/>
-          </w:tcPr>
-          <w:p>
-            <w:pPr>
-              <w:pStyle w:val="Compact"/>
-            </w:pPr>
-            <w:r>
-              <w:rPr>
-                <w:rFonts w:hint="eastAsia"/>
+            <w:tcW w:type="dxa" w:w="1071"/>
+          </w:tcPr>
+          <w:p>
+            <w:pPr>
+              <w:pStyle w:val="Compact"/>
+              <w:spacing w:before="0" w:after="0"/>
+            </w:pPr>
+            <w:r>
+              <w:rPr>
+                <w:rFonts w:hint="eastAsia" w:ascii="Times New Roman" w:hAnsi="Times New Roman" w:eastAsia="宋体"/>
                 <w:b/>
                 <w:bCs/>
+                <w:color w:val="000000"/>
+                <w:sz w:val="18"/>
               </w:rPr>
               <w:t xml:space="preserve">合计</w:t>
             </w:r>
@@ -34973,16 +36340,20 @@
         </w:tc>
         <w:tc>
           <w:tcPr>
-            <w:tcW w:type="dxa" w:w="1035"/>
-          </w:tcPr>
-          <w:p>
-            <w:pPr>
-              <w:pStyle w:val="Compact"/>
-            </w:pPr>
-            <w:r>
-              <w:rPr>
+            <w:tcW w:type="dxa" w:w="1071"/>
+          </w:tcPr>
+          <w:p>
+            <w:pPr>
+              <w:pStyle w:val="Compact"/>
+              <w:spacing w:before="0" w:after="0"/>
+            </w:pPr>
+            <w:r>
+              <w:rPr>
+                <w:rFonts w:ascii="Times New Roman" w:hAnsi="Times New Roman" w:eastAsia="宋体"/>
                 <w:b/>
                 <w:bCs/>
+                <w:color w:val="000000"/>
+                <w:sz w:val="18"/>
               </w:rPr>
               <w:t xml:space="preserve">22687.2</w:t>
             </w:r>
@@ -34990,16 +36361,20 @@
         </w:tc>
         <w:tc>
           <w:tcPr>
-            <w:tcW w:type="dxa" w:w="1035"/>
-          </w:tcPr>
-          <w:p>
-            <w:pPr>
-              <w:pStyle w:val="Compact"/>
-            </w:pPr>
-            <w:r>
-              <w:rPr>
+            <w:tcW w:type="dxa" w:w="1071"/>
+          </w:tcPr>
+          <w:p>
+            <w:pPr>
+              <w:pStyle w:val="Compact"/>
+              <w:spacing w:before="0" w:after="0"/>
+            </w:pPr>
+            <w:r>
+              <w:rPr>
+                <w:rFonts w:ascii="Times New Roman" w:hAnsi="Times New Roman" w:eastAsia="宋体"/>
                 <w:b/>
                 <w:bCs/>
+                <w:color w:val="000000"/>
+                <w:sz w:val="18"/>
               </w:rPr>
               <w:t xml:space="preserve">33652.4</w:t>
             </w:r>
@@ -35007,16 +36382,20 @@
         </w:tc>
         <w:tc>
           <w:tcPr>
-            <w:tcW w:type="dxa" w:w="1146"/>
-          </w:tcPr>
-          <w:p>
-            <w:pPr>
-              <w:pStyle w:val="Compact"/>
-            </w:pPr>
-            <w:r>
-              <w:rPr>
+            <w:tcW w:type="dxa" w:w="1167"/>
+          </w:tcPr>
+          <w:p>
+            <w:pPr>
+              <w:pStyle w:val="Compact"/>
+              <w:spacing w:before="0" w:after="0"/>
+            </w:pPr>
+            <w:r>
+              <w:rPr>
+                <w:rFonts w:ascii="Times New Roman" w:hAnsi="Times New Roman" w:eastAsia="宋体"/>
                 <w:b/>
                 <w:bCs/>
+                <w:color w:val="000000"/>
+                <w:sz w:val="18"/>
               </w:rPr>
               <w:t xml:space="preserve">3365.25</w:t>
             </w:r>
@@ -35024,45 +36403,65 @@
         </w:tc>
         <w:tc>
           <w:tcPr>
-            <w:tcW w:type="dxa" w:w="1592"/>
-          </w:tcPr>
-          <w:p>
-            <w:pPr>
-              <w:pStyle w:val="Compact"/>
-            </w:pPr>
-            <w:r>
+            <w:tcW w:type="dxa" w:w="1548"/>
+          </w:tcPr>
+          <w:p>
+            <w:pPr>
+              <w:pStyle w:val="Compact"/>
+              <w:spacing w:before="0" w:after="0"/>
+            </w:pPr>
+            <w:r>
+              <w:rPr>
+                <w:rFonts w:ascii="Times New Roman" w:hAnsi="Times New Roman" w:eastAsia="宋体"/>
+                <w:color w:val="000000"/>
+                <w:sz w:val="18"/>
+              </w:rPr>
               <w:t xml:space="preserve">—</w:t>
             </w:r>
           </w:p>
         </w:tc>
         <w:tc>
           <w:tcPr>
-            <w:tcW w:type="dxa" w:w="1592"/>
-          </w:tcPr>
-          <w:p>
-            <w:pPr>
-              <w:pStyle w:val="Compact"/>
-            </w:pPr>
-            <w:r>
+            <w:tcW w:type="dxa" w:w="1548"/>
+          </w:tcPr>
+          <w:p>
+            <w:pPr>
+              <w:pStyle w:val="Compact"/>
+              <w:spacing w:before="0" w:after="0"/>
+            </w:pPr>
+            <w:r>
+              <w:rPr>
+                <w:rFonts w:ascii="Times New Roman" w:hAnsi="Times New Roman" w:eastAsia="宋体"/>
+                <w:color w:val="000000"/>
+                <w:sz w:val="18"/>
+              </w:rPr>
               <w:t xml:space="preserve">—</w:t>
             </w:r>
           </w:p>
         </w:tc>
         <w:tc>
           <w:tcPr>
-            <w:tcW w:type="dxa" w:w="1592"/>
-          </w:tcPr>
-          <w:p>
-            <w:pPr>
-              <w:pStyle w:val="Compact"/>
-            </w:pPr>
-            <w:r>
-              <w:rPr>
-                <w:rFonts w:hint="eastAsia"/>
+            <w:tcW w:type="dxa" w:w="1548"/>
+          </w:tcPr>
+          <w:p>
+            <w:pPr>
+              <w:pStyle w:val="Compact"/>
+              <w:spacing w:before="0" w:after="0"/>
+            </w:pPr>
+            <w:r>
+              <w:rPr>
+                <w:rFonts w:hint="eastAsia" w:ascii="Times New Roman" w:hAnsi="Times New Roman" w:eastAsia="宋体"/>
+                <w:color w:val="000000"/>
+                <w:sz w:val="18"/>
               </w:rPr>
               <w:t xml:space="preserve">余</w:t>
             </w:r>
             <w:r>
+              <w:rPr>
+                <w:rFonts w:ascii="Times New Roman" w:hAnsi="Times New Roman" w:eastAsia="宋体"/>
+                <w:color w:val="000000"/>
+                <w:sz w:val="18"/>
+              </w:rPr>
               <w:t xml:space="preserve"> 134.8</w:t>
             </w:r>
           </w:p>
@@ -35464,23 +36863,23 @@
     <w:tbl>
       <w:tblPr>
         <w:tblStyle w:val="Table"/>
+        <w:tblW w:w="9026" w:type="dxa"/>
         <w:jc w:val="center"/>
-        <w:tblLook w:firstRow="1" w:lastRow="0" w:firstColumn="0" w:lastColumn="0" w:noHBand="0" w:noVBand="0" w:val="0020"/>
+        <w:tblLayout w:type="fixed"/>
         <w:tblCellMar>
           <w:top w:w="0" w:type="dxa"/>
           <w:left w:w="45" w:type="dxa"/>
           <w:bottom w:w="0" w:type="dxa"/>
           <w:right w:w="45" w:type="dxa"/>
         </w:tblCellMar>
-        <w:tblLayout w:type="fixed"/>
-        <w:tblW w:w="9026" w:type="dxa"/>
+        <w:tblLook w:firstRow="1" w:lastRow="0" w:firstColumn="0" w:lastColumn="0" w:noHBand="0" w:noVBand="0" w:val="0020"/>
       </w:tblPr>
       <w:tblGrid>
-        <w:gridCol w:w="1584"/>
-        <w:gridCol w:w="1584"/>
-        <w:gridCol w:w="1584"/>
-        <w:gridCol w:w="1584"/>
-        <w:gridCol w:w="1584"/>
+        <w:gridCol w:w="3103"/>
+        <w:gridCol w:w="1385"/>
+        <w:gridCol w:w="1481"/>
+        <w:gridCol w:w="1481"/>
+        <w:gridCol w:w="1576"/>
       </w:tblGrid>
       <w:tr>
         <w:trPr>
@@ -35489,15 +36888,18 @@
         </w:trPr>
         <w:tc>
           <w:tcPr>
-            <w:tcW w:type="dxa" w:w="3319"/>
-          </w:tcPr>
-          <w:p>
-            <w:pPr>
-              <w:pStyle w:val="Compact"/>
-            </w:pPr>
-            <w:r>
-              <w:rPr>
-                <w:rFonts w:hint="eastAsia"/>
+            <w:tcW w:type="dxa" w:w="3103"/>
+          </w:tcPr>
+          <w:p>
+            <w:pPr>
+              <w:pStyle w:val="Compact"/>
+              <w:spacing w:before="0" w:after="0"/>
+            </w:pPr>
+            <w:r>
+              <w:rPr>
+                <w:rFonts w:hint="eastAsia" w:ascii="Times New Roman" w:hAnsi="Times New Roman" w:eastAsia="宋体"/>
+                <w:color w:val="000000"/>
+                <w:sz w:val="18"/>
               </w:rPr>
               <w:t xml:space="preserve">目标点数</w:t>
             </w:r>
@@ -35505,52 +36907,76 @@
         </w:tc>
         <w:tc>
           <w:tcPr>
-            <w:tcW w:type="dxa" w:w="1315"/>
-          </w:tcPr>
-          <w:p>
-            <w:pPr>
-              <w:pStyle w:val="Compact"/>
-            </w:pPr>
-            <w:r>
+            <w:tcW w:type="dxa" w:w="1385"/>
+          </w:tcPr>
+          <w:p>
+            <w:pPr>
+              <w:pStyle w:val="Compact"/>
+              <w:spacing w:before="0" w:after="0"/>
+            </w:pPr>
+            <w:r>
+              <w:rPr>
+                <w:rFonts w:ascii="Times New Roman" w:hAnsi="Times New Roman" w:eastAsia="宋体"/>
+                <w:color w:val="000000"/>
+                <w:sz w:val="18"/>
+              </w:rPr>
               <w:t xml:space="preserve">5</w:t>
             </w:r>
           </w:p>
         </w:tc>
         <w:tc>
           <w:tcPr>
-            <w:tcW w:type="dxa" w:w="1427"/>
-          </w:tcPr>
-          <w:p>
-            <w:pPr>
-              <w:pStyle w:val="Compact"/>
-            </w:pPr>
-            <w:r>
+            <w:tcW w:type="dxa" w:w="1481"/>
+          </w:tcPr>
+          <w:p>
+            <w:pPr>
+              <w:pStyle w:val="Compact"/>
+              <w:spacing w:before="0" w:after="0"/>
+            </w:pPr>
+            <w:r>
+              <w:rPr>
+                <w:rFonts w:ascii="Times New Roman" w:hAnsi="Times New Roman" w:eastAsia="宋体"/>
+                <w:color w:val="000000"/>
+                <w:sz w:val="18"/>
+              </w:rPr>
               <w:t xml:space="preserve">10</w:t>
             </w:r>
           </w:p>
         </w:tc>
         <w:tc>
           <w:tcPr>
-            <w:tcW w:type="dxa" w:w="1427"/>
-          </w:tcPr>
-          <w:p>
-            <w:pPr>
-              <w:pStyle w:val="Compact"/>
-            </w:pPr>
-            <w:r>
+            <w:tcW w:type="dxa" w:w="1481"/>
+          </w:tcPr>
+          <w:p>
+            <w:pPr>
+              <w:pStyle w:val="Compact"/>
+              <w:spacing w:before="0" w:after="0"/>
+            </w:pPr>
+            <w:r>
+              <w:rPr>
+                <w:rFonts w:ascii="Times New Roman" w:hAnsi="Times New Roman" w:eastAsia="宋体"/>
+                <w:color w:val="000000"/>
+                <w:sz w:val="18"/>
+              </w:rPr>
               <w:t xml:space="preserve">15</w:t>
             </w:r>
           </w:p>
         </w:tc>
         <w:tc>
           <w:tcPr>
-            <w:tcW w:type="dxa" w:w="1538"/>
-          </w:tcPr>
-          <w:p>
-            <w:pPr>
-              <w:pStyle w:val="Compact"/>
-            </w:pPr>
-            <w:r>
+            <w:tcW w:type="dxa" w:w="1576"/>
+          </w:tcPr>
+          <w:p>
+            <w:pPr>
+              <w:pStyle w:val="Compact"/>
+              <w:spacing w:before="0" w:after="0"/>
+            </w:pPr>
+            <w:r>
+              <w:rPr>
+                <w:rFonts w:ascii="Times New Roman" w:hAnsi="Times New Roman" w:eastAsia="宋体"/>
+                <w:color w:val="000000"/>
+                <w:sz w:val="18"/>
+              </w:rPr>
               <w:t xml:space="preserve">20</w:t>
             </w:r>
           </w:p>
@@ -35562,15 +36988,18 @@
         </w:trPr>
         <w:tc>
           <w:tcPr>
-            <w:tcW w:type="dxa" w:w="3319"/>
-          </w:tcPr>
-          <w:p>
-            <w:pPr>
-              <w:pStyle w:val="Compact"/>
-            </w:pPr>
-            <w:r>
-              <w:rPr>
-                <w:rFonts w:hint="eastAsia"/>
+            <w:tcW w:type="dxa" w:w="3103"/>
+          </w:tcPr>
+          <w:p>
+            <w:pPr>
+              <w:pStyle w:val="Compact"/>
+              <w:spacing w:before="0" w:after="0"/>
+            </w:pPr>
+            <w:r>
+              <w:rPr>
+                <w:rFonts w:hint="eastAsia" w:ascii="Times New Roman" w:hAnsi="Times New Roman" w:eastAsia="宋体"/>
+                <w:color w:val="000000"/>
+                <w:sz w:val="18"/>
               </w:rPr>
               <w:t xml:space="preserve">本方法（降级模式，ms）</w:t>
             </w:r>
@@ -35578,52 +37007,76 @@
         </w:tc>
         <w:tc>
           <w:tcPr>
-            <w:tcW w:type="dxa" w:w="1315"/>
-          </w:tcPr>
-          <w:p>
-            <w:pPr>
-              <w:pStyle w:val="Compact"/>
-            </w:pPr>
-            <w:r>
+            <w:tcW w:type="dxa" w:w="1385"/>
+          </w:tcPr>
+          <w:p>
+            <w:pPr>
+              <w:pStyle w:val="Compact"/>
+              <w:spacing w:before="0" w:after="0"/>
+            </w:pPr>
+            <w:r>
+              <w:rPr>
+                <w:rFonts w:ascii="Times New Roman" w:hAnsi="Times New Roman" w:eastAsia="宋体"/>
+                <w:color w:val="000000"/>
+                <w:sz w:val="18"/>
+              </w:rPr>
               <w:t xml:space="preserve">1.04</w:t>
             </w:r>
           </w:p>
         </w:tc>
         <w:tc>
           <w:tcPr>
-            <w:tcW w:type="dxa" w:w="1427"/>
-          </w:tcPr>
-          <w:p>
-            <w:pPr>
-              <w:pStyle w:val="Compact"/>
-            </w:pPr>
-            <w:r>
+            <w:tcW w:type="dxa" w:w="1481"/>
+          </w:tcPr>
+          <w:p>
+            <w:pPr>
+              <w:pStyle w:val="Compact"/>
+              <w:spacing w:before="0" w:after="0"/>
+            </w:pPr>
+            <w:r>
+              <w:rPr>
+                <w:rFonts w:ascii="Times New Roman" w:hAnsi="Times New Roman" w:eastAsia="宋体"/>
+                <w:color w:val="000000"/>
+                <w:sz w:val="18"/>
+              </w:rPr>
               <w:t xml:space="preserve">8.19</w:t>
             </w:r>
           </w:p>
         </w:tc>
         <w:tc>
           <w:tcPr>
-            <w:tcW w:type="dxa" w:w="1427"/>
-          </w:tcPr>
-          <w:p>
-            <w:pPr>
-              <w:pStyle w:val="Compact"/>
-            </w:pPr>
-            <w:r>
+            <w:tcW w:type="dxa" w:w="1481"/>
+          </w:tcPr>
+          <w:p>
+            <w:pPr>
+              <w:pStyle w:val="Compact"/>
+              <w:spacing w:before="0" w:after="0"/>
+            </w:pPr>
+            <w:r>
+              <w:rPr>
+                <w:rFonts w:ascii="Times New Roman" w:hAnsi="Times New Roman" w:eastAsia="宋体"/>
+                <w:color w:val="000000"/>
+                <w:sz w:val="18"/>
+              </w:rPr>
               <w:t xml:space="preserve">26.96</w:t>
             </w:r>
           </w:p>
         </w:tc>
         <w:tc>
           <w:tcPr>
-            <w:tcW w:type="dxa" w:w="1538"/>
-          </w:tcPr>
-          <w:p>
-            <w:pPr>
-              <w:pStyle w:val="Compact"/>
-            </w:pPr>
-            <w:r>
+            <w:tcW w:type="dxa" w:w="1576"/>
+          </w:tcPr>
+          <w:p>
+            <w:pPr>
+              <w:pStyle w:val="Compact"/>
+              <w:spacing w:before="0" w:after="0"/>
+            </w:pPr>
+            <w:r>
+              <w:rPr>
+                <w:rFonts w:ascii="Times New Roman" w:hAnsi="Times New Roman" w:eastAsia="宋体"/>
+                <w:color w:val="000000"/>
+                <w:sz w:val="18"/>
+              </w:rPr>
               <w:t xml:space="preserve">92.05</w:t>
             </w:r>
           </w:p>
@@ -35635,74 +37088,111 @@
         </w:trPr>
         <w:tc>
           <w:tcPr>
-            <w:tcW w:type="dxa" w:w="3319"/>
-          </w:tcPr>
-          <w:p>
-            <w:pPr>
-              <w:pStyle w:val="Compact"/>
-            </w:pPr>
-            <w:r>
+            <w:tcW w:type="dxa" w:w="3103"/>
+          </w:tcPr>
+          <w:p>
+            <w:pPr>
+              <w:pStyle w:val="Compact"/>
+              <w:spacing w:before="0" w:after="0"/>
+            </w:pPr>
+            <w:r>
+              <w:rPr>
+                <w:rFonts w:ascii="Times New Roman" w:hAnsi="Times New Roman" w:eastAsia="宋体"/>
+                <w:color w:val="000000"/>
+                <w:sz w:val="18"/>
+              </w:rPr>
               <w:t xml:space="preserve">CP-SAT </w:t>
             </w:r>
             <w:r>
               <w:rPr>
-                <w:rFonts w:hint="eastAsia"/>
+                <w:rFonts w:hint="eastAsia" w:ascii="Times New Roman" w:hAnsi="Times New Roman" w:eastAsia="宋体"/>
+                <w:color w:val="000000"/>
+                <w:sz w:val="18"/>
               </w:rPr>
               <w:t xml:space="preserve">几何精确解</w:t>
             </w:r>
             <w:r>
+              <w:rPr>
+                <w:rFonts w:ascii="Times New Roman" w:hAnsi="Times New Roman" w:eastAsia="宋体"/>
+                <w:color w:val="000000"/>
+                <w:sz w:val="18"/>
+              </w:rPr>
               <w:t xml:space="preserve"> (ms)</w:t>
             </w:r>
           </w:p>
         </w:tc>
         <w:tc>
           <w:tcPr>
-            <w:tcW w:type="dxa" w:w="1315"/>
-          </w:tcPr>
-          <w:p>
-            <w:pPr>
-              <w:pStyle w:val="Compact"/>
-            </w:pPr>
-            <w:r>
+            <w:tcW w:type="dxa" w:w="1385"/>
+          </w:tcPr>
+          <w:p>
+            <w:pPr>
+              <w:pStyle w:val="Compact"/>
+              <w:spacing w:before="0" w:after="0"/>
+            </w:pPr>
+            <w:r>
+              <w:rPr>
+                <w:rFonts w:ascii="Times New Roman" w:hAnsi="Times New Roman" w:eastAsia="宋体"/>
+                <w:color w:val="000000"/>
+                <w:sz w:val="18"/>
+              </w:rPr>
               <w:t xml:space="preserve">4.49</w:t>
             </w:r>
           </w:p>
         </w:tc>
         <w:tc>
           <w:tcPr>
-            <w:tcW w:type="dxa" w:w="1427"/>
-          </w:tcPr>
-          <w:p>
-            <w:pPr>
-              <w:pStyle w:val="Compact"/>
-            </w:pPr>
-            <w:r>
+            <w:tcW w:type="dxa" w:w="1481"/>
+          </w:tcPr>
+          <w:p>
+            <w:pPr>
+              <w:pStyle w:val="Compact"/>
+              <w:spacing w:before="0" w:after="0"/>
+            </w:pPr>
+            <w:r>
+              <w:rPr>
+                <w:rFonts w:ascii="Times New Roman" w:hAnsi="Times New Roman" w:eastAsia="宋体"/>
+                <w:color w:val="000000"/>
+                <w:sz w:val="18"/>
+              </w:rPr>
               <w:t xml:space="preserve">10.71</w:t>
             </w:r>
           </w:p>
         </w:tc>
         <w:tc>
           <w:tcPr>
-            <w:tcW w:type="dxa" w:w="1427"/>
-          </w:tcPr>
-          <w:p>
-            <w:pPr>
-              <w:pStyle w:val="Compact"/>
-            </w:pPr>
-            <w:r>
+            <w:tcW w:type="dxa" w:w="1481"/>
+          </w:tcPr>
+          <w:p>
+            <w:pPr>
+              <w:pStyle w:val="Compact"/>
+              <w:spacing w:before="0" w:after="0"/>
+            </w:pPr>
+            <w:r>
+              <w:rPr>
+                <w:rFonts w:ascii="Times New Roman" w:hAnsi="Times New Roman" w:eastAsia="宋体"/>
+                <w:color w:val="000000"/>
+                <w:sz w:val="18"/>
+              </w:rPr>
               <w:t xml:space="preserve">43.29</w:t>
             </w:r>
           </w:p>
         </w:tc>
         <w:tc>
           <w:tcPr>
-            <w:tcW w:type="dxa" w:w="1538"/>
-          </w:tcPr>
-          <w:p>
-            <w:pPr>
-              <w:pStyle w:val="Compact"/>
-            </w:pPr>
-            <w:r>
+            <w:tcW w:type="dxa" w:w="1576"/>
+          </w:tcPr>
+          <w:p>
+            <w:pPr>
+              <w:pStyle w:val="Compact"/>
+              <w:spacing w:before="0" w:after="0"/>
+            </w:pPr>
+            <w:r>
+              <w:rPr>
+                <w:rFonts w:ascii="Times New Roman" w:hAnsi="Times New Roman" w:eastAsia="宋体"/>
+                <w:color w:val="000000"/>
+                <w:sz w:val="18"/>
+              </w:rPr>
               <w:t xml:space="preserve">715.84</w:t>
             </w:r>
           </w:p>
@@ -35749,26 +37239,26 @@
     <w:tbl>
       <w:tblPr>
         <w:tblStyle w:val="Table"/>
+        <w:tblW w:w="9026" w:type="dxa"/>
         <w:jc w:val="center"/>
-        <w:tblLook w:firstRow="1" w:lastRow="0" w:firstColumn="0" w:lastColumn="0" w:noHBand="0" w:noVBand="0" w:val="0020"/>
+        <w:tblLayout w:type="fixed"/>
         <w:tblCellMar>
           <w:top w:w="0" w:type="dxa"/>
           <w:left w:w="45" w:type="dxa"/>
           <w:bottom w:w="0" w:type="dxa"/>
           <w:right w:w="45" w:type="dxa"/>
         </w:tblCellMar>
-        <w:tblLayout w:type="fixed"/>
-        <w:tblW w:w="9026" w:type="dxa"/>
+        <w:tblLook w:firstRow="1" w:lastRow="0" w:firstColumn="0" w:lastColumn="0" w:noHBand="0" w:noVBand="0" w:val="0020"/>
       </w:tblPr>
       <w:tblGrid>
-        <w:gridCol w:w="990"/>
-        <w:gridCol w:w="990"/>
-        <w:gridCol w:w="990"/>
-        <w:gridCol w:w="990"/>
-        <w:gridCol w:w="990"/>
-        <w:gridCol w:w="990"/>
-        <w:gridCol w:w="990"/>
-        <w:gridCol w:w="990"/>
+        <w:gridCol w:w="2464"/>
+        <w:gridCol w:w="937"/>
+        <w:gridCol w:w="937"/>
+        <w:gridCol w:w="937"/>
+        <w:gridCol w:w="937"/>
+        <w:gridCol w:w="937"/>
+        <w:gridCol w:w="937"/>
+        <w:gridCol w:w="937"/>
       </w:tblGrid>
       <w:tr>
         <w:trPr>
@@ -35777,15 +37267,18 @@
         </w:trPr>
         <w:tc>
           <w:tcPr>
-            <w:tcW w:type="dxa" w:w="2686"/>
-          </w:tcPr>
-          <w:p>
-            <w:pPr>
-              <w:pStyle w:val="Compact"/>
-            </w:pPr>
-            <w:r>
-              <w:rPr>
-                <w:rFonts w:hint="eastAsia"/>
+            <w:tcW w:type="dxa" w:w="2464"/>
+          </w:tcPr>
+          <w:p>
+            <w:pPr>
+              <w:pStyle w:val="Compact"/>
+              <w:spacing w:before="0" w:after="0"/>
+            </w:pPr>
+            <w:r>
+              <w:rPr>
+                <w:rFonts w:hint="eastAsia" w:ascii="Times New Roman" w:hAnsi="Times New Roman" w:eastAsia="宋体"/>
+                <w:color w:val="000000"/>
+                <w:sz w:val="18"/>
               </w:rPr>
               <w:t xml:space="preserve">目标点数</w:t>
             </w:r>
@@ -35793,91 +37286,133 @@
         </w:tc>
         <w:tc>
           <w:tcPr>
-            <w:tcW w:type="dxa" w:w="906"/>
-          </w:tcPr>
-          <w:p>
-            <w:pPr>
-              <w:pStyle w:val="Compact"/>
-            </w:pPr>
-            <w:r>
+            <w:tcW w:type="dxa" w:w="937"/>
+          </w:tcPr>
+          <w:p>
+            <w:pPr>
+              <w:pStyle w:val="Compact"/>
+              <w:spacing w:before="0" w:after="0"/>
+            </w:pPr>
+            <w:r>
+              <w:rPr>
+                <w:rFonts w:ascii="Times New Roman" w:hAnsi="Times New Roman" w:eastAsia="宋体"/>
+                <w:color w:val="000000"/>
+                <w:sz w:val="18"/>
+              </w:rPr>
               <w:t xml:space="preserve">14</w:t>
             </w:r>
           </w:p>
         </w:tc>
         <w:tc>
           <w:tcPr>
-            <w:tcW w:type="dxa" w:w="906"/>
-          </w:tcPr>
-          <w:p>
-            <w:pPr>
-              <w:pStyle w:val="Compact"/>
-            </w:pPr>
-            <w:r>
+            <w:tcW w:type="dxa" w:w="937"/>
+          </w:tcPr>
+          <w:p>
+            <w:pPr>
+              <w:pStyle w:val="Compact"/>
+              <w:spacing w:before="0" w:after="0"/>
+            </w:pPr>
+            <w:r>
+              <w:rPr>
+                <w:rFonts w:ascii="Times New Roman" w:hAnsi="Times New Roman" w:eastAsia="宋体"/>
+                <w:color w:val="000000"/>
+                <w:sz w:val="18"/>
+              </w:rPr>
               <w:t xml:space="preserve">15</w:t>
             </w:r>
           </w:p>
         </w:tc>
         <w:tc>
           <w:tcPr>
-            <w:tcW w:type="dxa" w:w="906"/>
-          </w:tcPr>
-          <w:p>
-            <w:pPr>
-              <w:pStyle w:val="Compact"/>
-            </w:pPr>
-            <w:r>
+            <w:tcW w:type="dxa" w:w="937"/>
+          </w:tcPr>
+          <w:p>
+            <w:pPr>
+              <w:pStyle w:val="Compact"/>
+              <w:spacing w:before="0" w:after="0"/>
+            </w:pPr>
+            <w:r>
+              <w:rPr>
+                <w:rFonts w:ascii="Times New Roman" w:hAnsi="Times New Roman" w:eastAsia="宋体"/>
+                <w:color w:val="000000"/>
+                <w:sz w:val="18"/>
+              </w:rPr>
               <w:t xml:space="preserve">16</w:t>
             </w:r>
           </w:p>
         </w:tc>
         <w:tc>
           <w:tcPr>
-            <w:tcW w:type="dxa" w:w="906"/>
-          </w:tcPr>
-          <w:p>
-            <w:pPr>
-              <w:pStyle w:val="Compact"/>
-            </w:pPr>
-            <w:r>
+            <w:tcW w:type="dxa" w:w="937"/>
+          </w:tcPr>
+          <w:p>
+            <w:pPr>
+              <w:pStyle w:val="Compact"/>
+              <w:spacing w:before="0" w:after="0"/>
+            </w:pPr>
+            <w:r>
+              <w:rPr>
+                <w:rFonts w:ascii="Times New Roman" w:hAnsi="Times New Roman" w:eastAsia="宋体"/>
+                <w:color w:val="000000"/>
+                <w:sz w:val="18"/>
+              </w:rPr>
               <w:t xml:space="preserve">17</w:t>
             </w:r>
           </w:p>
         </w:tc>
         <w:tc>
           <w:tcPr>
-            <w:tcW w:type="dxa" w:w="906"/>
-          </w:tcPr>
-          <w:p>
-            <w:pPr>
-              <w:pStyle w:val="Compact"/>
-            </w:pPr>
-            <w:r>
+            <w:tcW w:type="dxa" w:w="937"/>
+          </w:tcPr>
+          <w:p>
+            <w:pPr>
+              <w:pStyle w:val="Compact"/>
+              <w:spacing w:before="0" w:after="0"/>
+            </w:pPr>
+            <w:r>
+              <w:rPr>
+                <w:rFonts w:ascii="Times New Roman" w:hAnsi="Times New Roman" w:eastAsia="宋体"/>
+                <w:color w:val="000000"/>
+                <w:sz w:val="18"/>
+              </w:rPr>
               <w:t xml:space="preserve">18</w:t>
             </w:r>
           </w:p>
         </w:tc>
         <w:tc>
           <w:tcPr>
-            <w:tcW w:type="dxa" w:w="906"/>
-          </w:tcPr>
-          <w:p>
-            <w:pPr>
-              <w:pStyle w:val="Compact"/>
-            </w:pPr>
-            <w:r>
+            <w:tcW w:type="dxa" w:w="937"/>
+          </w:tcPr>
+          <w:p>
+            <w:pPr>
+              <w:pStyle w:val="Compact"/>
+              <w:spacing w:before="0" w:after="0"/>
+            </w:pPr>
+            <w:r>
+              <w:rPr>
+                <w:rFonts w:ascii="Times New Roman" w:hAnsi="Times New Roman" w:eastAsia="宋体"/>
+                <w:color w:val="000000"/>
+                <w:sz w:val="18"/>
+              </w:rPr>
               <w:t xml:space="preserve">19</w:t>
             </w:r>
           </w:p>
         </w:tc>
         <w:tc>
           <w:tcPr>
-            <w:tcW w:type="dxa" w:w="906"/>
-          </w:tcPr>
-          <w:p>
-            <w:pPr>
-              <w:pStyle w:val="Compact"/>
-            </w:pPr>
-            <w:r>
+            <w:tcW w:type="dxa" w:w="937"/>
+          </w:tcPr>
+          <w:p>
+            <w:pPr>
+              <w:pStyle w:val="Compact"/>
+              <w:spacing w:before="0" w:after="0"/>
+            </w:pPr>
+            <w:r>
+              <w:rPr>
+                <w:rFonts w:ascii="Times New Roman" w:hAnsi="Times New Roman" w:eastAsia="宋体"/>
+                <w:color w:val="000000"/>
+                <w:sz w:val="18"/>
+              </w:rPr>
               <w:t xml:space="preserve">20</w:t>
             </w:r>
           </w:p>
@@ -35889,110 +37424,160 @@
         </w:trPr>
         <w:tc>
           <w:tcPr>
-            <w:tcW w:type="dxa" w:w="2686"/>
-          </w:tcPr>
-          <w:p>
-            <w:pPr>
-              <w:pStyle w:val="Compact"/>
-            </w:pPr>
-            <w:r>
-              <w:rPr>
-                <w:rFonts w:hint="eastAsia"/>
+            <w:tcW w:type="dxa" w:w="2464"/>
+          </w:tcPr>
+          <w:p>
+            <w:pPr>
+              <w:pStyle w:val="Compact"/>
+              <w:spacing w:before="0" w:after="0"/>
+            </w:pPr>
+            <w:r>
+              <w:rPr>
+                <w:rFonts w:hint="eastAsia" w:ascii="Times New Roman" w:hAnsi="Times New Roman" w:eastAsia="宋体"/>
+                <w:color w:val="000000"/>
+                <w:sz w:val="18"/>
               </w:rPr>
               <w:t xml:space="preserve">精确模式耗时中位</w:t>
             </w:r>
             <w:r>
+              <w:rPr>
+                <w:rFonts w:ascii="Times New Roman" w:hAnsi="Times New Roman" w:eastAsia="宋体"/>
+                <w:color w:val="000000"/>
+                <w:sz w:val="18"/>
+              </w:rPr>
               <w:t xml:space="preserve"> (s)</w:t>
             </w:r>
           </w:p>
         </w:tc>
         <w:tc>
           <w:tcPr>
-            <w:tcW w:type="dxa" w:w="906"/>
-          </w:tcPr>
-          <w:p>
-            <w:pPr>
-              <w:pStyle w:val="Compact"/>
-            </w:pPr>
-            <w:r>
+            <w:tcW w:type="dxa" w:w="937"/>
+          </w:tcPr>
+          <w:p>
+            <w:pPr>
+              <w:pStyle w:val="Compact"/>
+              <w:spacing w:before="0" w:after="0"/>
+            </w:pPr>
+            <w:r>
+              <w:rPr>
+                <w:rFonts w:ascii="Times New Roman" w:hAnsi="Times New Roman" w:eastAsia="宋体"/>
+                <w:color w:val="000000"/>
+                <w:sz w:val="18"/>
+              </w:rPr>
               <w:t xml:space="preserve">0.053</w:t>
             </w:r>
           </w:p>
         </w:tc>
         <w:tc>
           <w:tcPr>
-            <w:tcW w:type="dxa" w:w="906"/>
-          </w:tcPr>
-          <w:p>
-            <w:pPr>
-              <w:pStyle w:val="Compact"/>
-            </w:pPr>
-            <w:r>
+            <w:tcW w:type="dxa" w:w="937"/>
+          </w:tcPr>
+          <w:p>
+            <w:pPr>
+              <w:pStyle w:val="Compact"/>
+              <w:spacing w:before="0" w:after="0"/>
+            </w:pPr>
+            <w:r>
+              <w:rPr>
+                <w:rFonts w:ascii="Times New Roman" w:hAnsi="Times New Roman" w:eastAsia="宋体"/>
+                <w:color w:val="000000"/>
+                <w:sz w:val="18"/>
+              </w:rPr>
               <w:t xml:space="preserve">0.071</w:t>
             </w:r>
           </w:p>
         </w:tc>
         <w:tc>
           <w:tcPr>
-            <w:tcW w:type="dxa" w:w="906"/>
-          </w:tcPr>
-          <w:p>
-            <w:pPr>
-              <w:pStyle w:val="Compact"/>
-            </w:pPr>
-            <w:r>
+            <w:tcW w:type="dxa" w:w="937"/>
+          </w:tcPr>
+          <w:p>
+            <w:pPr>
+              <w:pStyle w:val="Compact"/>
+              <w:spacing w:before="0" w:after="0"/>
+            </w:pPr>
+            <w:r>
+              <w:rPr>
+                <w:rFonts w:ascii="Times New Roman" w:hAnsi="Times New Roman" w:eastAsia="宋体"/>
+                <w:color w:val="000000"/>
+                <w:sz w:val="18"/>
+              </w:rPr>
               <w:t xml:space="preserve">0.112</w:t>
             </w:r>
           </w:p>
         </w:tc>
         <w:tc>
           <w:tcPr>
-            <w:tcW w:type="dxa" w:w="906"/>
-          </w:tcPr>
-          <w:p>
-            <w:pPr>
-              <w:pStyle w:val="Compact"/>
-            </w:pPr>
-            <w:r>
+            <w:tcW w:type="dxa" w:w="937"/>
+          </w:tcPr>
+          <w:p>
+            <w:pPr>
+              <w:pStyle w:val="Compact"/>
+              <w:spacing w:before="0" w:after="0"/>
+            </w:pPr>
+            <w:r>
+              <w:rPr>
+                <w:rFonts w:ascii="Times New Roman" w:hAnsi="Times New Roman" w:eastAsia="宋体"/>
+                <w:color w:val="000000"/>
+                <w:sz w:val="18"/>
+              </w:rPr>
               <w:t xml:space="preserve">0.206</w:t>
             </w:r>
           </w:p>
         </w:tc>
         <w:tc>
           <w:tcPr>
-            <w:tcW w:type="dxa" w:w="906"/>
-          </w:tcPr>
-          <w:p>
-            <w:pPr>
-              <w:pStyle w:val="Compact"/>
-            </w:pPr>
-            <w:r>
+            <w:tcW w:type="dxa" w:w="937"/>
+          </w:tcPr>
+          <w:p>
+            <w:pPr>
+              <w:pStyle w:val="Compact"/>
+              <w:spacing w:before="0" w:after="0"/>
+            </w:pPr>
+            <w:r>
+              <w:rPr>
+                <w:rFonts w:ascii="Times New Roman" w:hAnsi="Times New Roman" w:eastAsia="宋体"/>
+                <w:color w:val="000000"/>
+                <w:sz w:val="18"/>
+              </w:rPr>
               <w:t xml:space="preserve">0.421</w:t>
             </w:r>
           </w:p>
         </w:tc>
         <w:tc>
           <w:tcPr>
-            <w:tcW w:type="dxa" w:w="906"/>
-          </w:tcPr>
-          <w:p>
-            <w:pPr>
-              <w:pStyle w:val="Compact"/>
-            </w:pPr>
-            <w:r>
+            <w:tcW w:type="dxa" w:w="937"/>
+          </w:tcPr>
+          <w:p>
+            <w:pPr>
+              <w:pStyle w:val="Compact"/>
+              <w:spacing w:before="0" w:after="0"/>
+            </w:pPr>
+            <w:r>
+              <w:rPr>
+                <w:rFonts w:ascii="Times New Roman" w:hAnsi="Times New Roman" w:eastAsia="宋体"/>
+                <w:color w:val="000000"/>
+                <w:sz w:val="18"/>
+              </w:rPr>
               <w:t xml:space="preserve">0.743</w:t>
             </w:r>
           </w:p>
         </w:tc>
         <w:tc>
           <w:tcPr>
-            <w:tcW w:type="dxa" w:w="906"/>
-          </w:tcPr>
-          <w:p>
-            <w:pPr>
-              <w:pStyle w:val="Compact"/>
-            </w:pPr>
-            <w:r>
+            <w:tcW w:type="dxa" w:w="937"/>
+          </w:tcPr>
+          <w:p>
+            <w:pPr>
+              <w:pStyle w:val="Compact"/>
+              <w:spacing w:before="0" w:after="0"/>
+            </w:pPr>
+            <w:r>
+              <w:rPr>
+                <w:rFonts w:ascii="Times New Roman" w:hAnsi="Times New Roman" w:eastAsia="宋体"/>
+                <w:color w:val="000000"/>
+                <w:sz w:val="18"/>
+              </w:rPr>
               <w:t xml:space="preserve">1.774</w:t>
             </w:r>
           </w:p>
@@ -36004,110 +37589,160 @@
         </w:trPr>
         <w:tc>
           <w:tcPr>
-            <w:tcW w:type="dxa" w:w="2686"/>
-          </w:tcPr>
-          <w:p>
-            <w:pPr>
-              <w:pStyle w:val="Compact"/>
-            </w:pPr>
-            <w:r>
-              <w:rPr>
-                <w:rFonts w:hint="eastAsia"/>
+            <w:tcW w:type="dxa" w:w="2464"/>
+          </w:tcPr>
+          <w:p>
+            <w:pPr>
+              <w:pStyle w:val="Compact"/>
+              <w:spacing w:before="0" w:after="0"/>
+            </w:pPr>
+            <w:r>
+              <w:rPr>
+                <w:rFonts w:hint="eastAsia" w:ascii="Times New Roman" w:hAnsi="Times New Roman" w:eastAsia="宋体"/>
+                <w:color w:val="000000"/>
+                <w:sz w:val="18"/>
               </w:rPr>
               <w:t xml:space="preserve">精确模式峰值内存</w:t>
             </w:r>
             <w:r>
+              <w:rPr>
+                <w:rFonts w:ascii="Times New Roman" w:hAnsi="Times New Roman" w:eastAsia="宋体"/>
+                <w:color w:val="000000"/>
+                <w:sz w:val="18"/>
+              </w:rPr>
               <w:t xml:space="preserve"> (MB)</w:t>
             </w:r>
           </w:p>
         </w:tc>
         <w:tc>
           <w:tcPr>
-            <w:tcW w:type="dxa" w:w="906"/>
-          </w:tcPr>
-          <w:p>
-            <w:pPr>
-              <w:pStyle w:val="Compact"/>
-            </w:pPr>
-            <w:r>
+            <w:tcW w:type="dxa" w:w="937"/>
+          </w:tcPr>
+          <w:p>
+            <w:pPr>
+              <w:pStyle w:val="Compact"/>
+              <w:spacing w:before="0" w:after="0"/>
+            </w:pPr>
+            <w:r>
+              <w:rPr>
+                <w:rFonts w:ascii="Times New Roman" w:hAnsi="Times New Roman" w:eastAsia="宋体"/>
+                <w:color w:val="000000"/>
+                <w:sz w:val="18"/>
+              </w:rPr>
               <w:t xml:space="preserve">2.5</w:t>
             </w:r>
           </w:p>
         </w:tc>
         <w:tc>
           <w:tcPr>
-            <w:tcW w:type="dxa" w:w="906"/>
-          </w:tcPr>
-          <w:p>
-            <w:pPr>
-              <w:pStyle w:val="Compact"/>
-            </w:pPr>
-            <w:r>
+            <w:tcW w:type="dxa" w:w="937"/>
+          </w:tcPr>
+          <w:p>
+            <w:pPr>
+              <w:pStyle w:val="Compact"/>
+              <w:spacing w:before="0" w:after="0"/>
+            </w:pPr>
+            <w:r>
+              <w:rPr>
+                <w:rFonts w:ascii="Times New Roman" w:hAnsi="Times New Roman" w:eastAsia="宋体"/>
+                <w:color w:val="000000"/>
+                <w:sz w:val="18"/>
+              </w:rPr>
               <w:t xml:space="preserve">5.2</w:t>
             </w:r>
           </w:p>
         </w:tc>
         <w:tc>
           <w:tcPr>
-            <w:tcW w:type="dxa" w:w="906"/>
-          </w:tcPr>
-          <w:p>
-            <w:pPr>
-              <w:pStyle w:val="Compact"/>
-            </w:pPr>
-            <w:r>
+            <w:tcW w:type="dxa" w:w="937"/>
+          </w:tcPr>
+          <w:p>
+            <w:pPr>
+              <w:pStyle w:val="Compact"/>
+              <w:spacing w:before="0" w:after="0"/>
+            </w:pPr>
+            <w:r>
+              <w:rPr>
+                <w:rFonts w:ascii="Times New Roman" w:hAnsi="Times New Roman" w:eastAsia="宋体"/>
+                <w:color w:val="000000"/>
+                <w:sz w:val="18"/>
+              </w:rPr>
               <w:t xml:space="preserve">9.5</w:t>
             </w:r>
           </w:p>
         </w:tc>
         <w:tc>
           <w:tcPr>
-            <w:tcW w:type="dxa" w:w="906"/>
-          </w:tcPr>
-          <w:p>
-            <w:pPr>
-              <w:pStyle w:val="Compact"/>
-            </w:pPr>
-            <w:r>
+            <w:tcW w:type="dxa" w:w="937"/>
+          </w:tcPr>
+          <w:p>
+            <w:pPr>
+              <w:pStyle w:val="Compact"/>
+              <w:spacing w:before="0" w:after="0"/>
+            </w:pPr>
+            <w:r>
+              <w:rPr>
+                <w:rFonts w:ascii="Times New Roman" w:hAnsi="Times New Roman" w:eastAsia="宋体"/>
+                <w:color w:val="000000"/>
+                <w:sz w:val="18"/>
+              </w:rPr>
               <w:t xml:space="preserve">19.1</w:t>
             </w:r>
           </w:p>
         </w:tc>
         <w:tc>
           <w:tcPr>
-            <w:tcW w:type="dxa" w:w="906"/>
-          </w:tcPr>
-          <w:p>
-            <w:pPr>
-              <w:pStyle w:val="Compact"/>
-            </w:pPr>
-            <w:r>
+            <w:tcW w:type="dxa" w:w="937"/>
+          </w:tcPr>
+          <w:p>
+            <w:pPr>
+              <w:pStyle w:val="Compact"/>
+              <w:spacing w:before="0" w:after="0"/>
+            </w:pPr>
+            <w:r>
+              <w:rPr>
+                <w:rFonts w:ascii="Times New Roman" w:hAnsi="Times New Roman" w:eastAsia="宋体"/>
+                <w:color w:val="000000"/>
+                <w:sz w:val="18"/>
+              </w:rPr>
               <w:t xml:space="preserve">36.7</w:t>
             </w:r>
           </w:p>
         </w:tc>
         <w:tc>
           <w:tcPr>
-            <w:tcW w:type="dxa" w:w="906"/>
-          </w:tcPr>
-          <w:p>
-            <w:pPr>
-              <w:pStyle w:val="Compact"/>
-            </w:pPr>
-            <w:r>
+            <w:tcW w:type="dxa" w:w="937"/>
+          </w:tcPr>
+          <w:p>
+            <w:pPr>
+              <w:pStyle w:val="Compact"/>
+              <w:spacing w:before="0" w:after="0"/>
+            </w:pPr>
+            <w:r>
+              <w:rPr>
+                <w:rFonts w:ascii="Times New Roman" w:hAnsi="Times New Roman" w:eastAsia="宋体"/>
+                <w:color w:val="000000"/>
+                <w:sz w:val="18"/>
+              </w:rPr>
               <w:t xml:space="preserve">75.4</w:t>
             </w:r>
           </w:p>
         </w:tc>
         <w:tc>
           <w:tcPr>
-            <w:tcW w:type="dxa" w:w="906"/>
-          </w:tcPr>
-          <w:p>
-            <w:pPr>
-              <w:pStyle w:val="Compact"/>
-            </w:pPr>
-            <w:r>
+            <w:tcW w:type="dxa" w:w="937"/>
+          </w:tcPr>
+          <w:p>
+            <w:pPr>
+              <w:pStyle w:val="Compact"/>
+              <w:spacing w:before="0" w:after="0"/>
+            </w:pPr>
+            <w:r>
+              <w:rPr>
+                <w:rFonts w:ascii="Times New Roman" w:hAnsi="Times New Roman" w:eastAsia="宋体"/>
+                <w:color w:val="000000"/>
+                <w:sz w:val="18"/>
+              </w:rPr>
               <w:t xml:space="preserve">155.8</w:t>
             </w:r>
           </w:p>
@@ -37208,21 +38843,10 @@
           </m:r>
           <m:r>
             <m:rPr>
+              <m:nor/>
               <m:sty m:val="p"/>
             </m:rPr>
-            <m:t>E</m:t>
-          </m:r>
-          <m:r>
-            <m:rPr>
-              <m:sty m:val="p"/>
-            </m:rPr>
-            <m:t>E</m:t>
-          </m:r>
-          <m:r>
-            <m:rPr>
-              <m:sty m:val="p"/>
-            </m:rPr>
-            <m:t>D</m:t>
+            <m:t>EED</m:t>
           </m:r>
           <m:r>
             <m:rPr>
@@ -37292,21 +38916,10 @@
           </m:r>
           <m:r>
             <m:rPr>
+              <m:nor/>
               <m:sty m:val="p"/>
             </m:rPr>
-            <m:t>E</m:t>
-          </m:r>
-          <m:r>
-            <m:rPr>
-              <m:sty m:val="p"/>
-            </m:rPr>
-            <m:t>E</m:t>
-          </m:r>
-          <m:r>
-            <m:rPr>
-              <m:sty m:val="p"/>
-            </m:rPr>
-            <m:t>D</m:t>
+            <m:t>EED</m:t>
           </m:r>
           <m:r>
             <m:rPr>
@@ -37358,21 +38971,10 @@
           </m:r>
           <m:r>
             <m:rPr>
+              <m:nor/>
               <m:sty m:val="p"/>
             </m:rPr>
-            <m:t>E</m:t>
-          </m:r>
-          <m:r>
-            <m:rPr>
-              <m:sty m:val="p"/>
-            </m:rPr>
-            <m:t>E</m:t>
-          </m:r>
-          <m:r>
-            <m:rPr>
-              <m:sty m:val="p"/>
-            </m:rPr>
-            <m:t>D</m:t>
+            <m:t>EED</m:t>
           </m:r>
           <m:r>
             <m:rPr>
@@ -38331,24 +39933,24 @@
     <w:tbl>
       <w:tblPr>
         <w:tblStyle w:val="Table"/>
+        <w:tblW w:w="9026" w:type="dxa"/>
         <w:jc w:val="center"/>
-        <w:tblLook w:firstRow="1" w:lastRow="0" w:firstColumn="0" w:lastColumn="0" w:noHBand="0" w:noVBand="0" w:val="0020"/>
+        <w:tblLayout w:type="fixed"/>
         <w:tblCellMar>
           <w:top w:w="0" w:type="dxa"/>
           <w:left w:w="45" w:type="dxa"/>
           <w:bottom w:w="0" w:type="dxa"/>
           <w:right w:w="45" w:type="dxa"/>
         </w:tblCellMar>
-        <w:tblLayout w:type="fixed"/>
-        <w:tblW w:w="9026" w:type="dxa"/>
+        <w:tblLook w:firstRow="1" w:lastRow="0" w:firstColumn="0" w:lastColumn="0" w:noHBand="0" w:noVBand="0" w:val="0020"/>
       </w:tblPr>
       <w:tblGrid>
-        <w:gridCol w:w="1320"/>
-        <w:gridCol w:w="1320"/>
-        <w:gridCol w:w="1320"/>
-        <w:gridCol w:w="1320"/>
-        <w:gridCol w:w="1320"/>
-        <w:gridCol w:w="1320"/>
+        <w:gridCol w:w="1152"/>
+        <w:gridCol w:w="1152"/>
+        <w:gridCol w:w="2042"/>
+        <w:gridCol w:w="1152"/>
+        <w:gridCol w:w="1152"/>
+        <w:gridCol w:w="2376"/>
       </w:tblGrid>
       <w:tr>
         <w:trPr>
